--- a/02.06.2026/automationElectronics/Labs/RGR/4_RGR.docx
+++ b/02.06.2026/automationElectronics/Labs/RGR/4_RGR.docx
@@ -172,7 +172,43 @@
                 <w:szCs w:val="31"/>
                 <w:lang w:eastAsia="ru-RU"/>
               </w:rPr>
-              <w:t xml:space="preserve">Расчётно-графическая работа </w:t>
+              <w:t>Расчётно-графическ</w:t>
+            </w:r>
+            <w:r>
+              <w:rPr>
+                <w:rFonts w:eastAsia="Times New Roman"/>
+                <w:color w:val="000000"/>
+                <w:szCs w:val="31"/>
+                <w:lang w:eastAsia="ru-RU"/>
+              </w:rPr>
+              <w:t>ие</w:t>
+            </w:r>
+            <w:r>
+              <w:rPr>
+                <w:rFonts w:eastAsia="Times New Roman"/>
+                <w:color w:val="000000"/>
+                <w:szCs w:val="31"/>
+                <w:lang w:eastAsia="ru-RU"/>
+              </w:rPr>
+              <w:t xml:space="preserve"> работ</w:t>
+            </w:r>
+            <w:r>
+              <w:rPr>
+                <w:rFonts w:eastAsia="Times New Roman"/>
+                <w:color w:val="000000"/>
+                <w:szCs w:val="31"/>
+                <w:lang w:eastAsia="ru-RU"/>
+              </w:rPr>
+              <w:t>ы</w:t>
+            </w:r>
+            <w:r>
+              <w:rPr>
+                <w:rFonts w:eastAsia="Times New Roman"/>
+                <w:color w:val="000000"/>
+                <w:szCs w:val="31"/>
+                <w:lang w:eastAsia="ru-RU"/>
+              </w:rPr>
+              <w:t xml:space="preserve"> </w:t>
             </w:r>
             <w:r>
               <w:rPr>
@@ -181,6 +217,14 @@
                 <w:lang w:eastAsia="ru-RU"/>
               </w:rPr>
               <w:t>№4</w:t>
+            </w:r>
+            <w:r>
+              <w:rPr>
+                <w:rFonts w:eastAsia="Times New Roman"/>
+                <w:color w:val="000000"/>
+                <w:lang w:eastAsia="ru-RU"/>
+              </w:rPr>
+              <w:t>,5 и 6</w:t>
             </w:r>
           </w:p>
           <w:p>
@@ -385,27 +429,7 @@
                 <w:szCs w:val="24"/>
                 <w:lang w:eastAsia="ru-RU"/>
               </w:rPr>
-              <w:t xml:space="preserve">Рамешк </w:t>
-            </w:r>
-            <w:proofErr w:type="spellStart"/>
-            <w:r>
-              <w:rPr>
-                <w:rFonts w:eastAsia="Times New Roman"/>
-                <w:color w:val="000000"/>
-                <w:szCs w:val="24"/>
-                <w:lang w:eastAsia="ru-RU"/>
-              </w:rPr>
-              <w:t>Асли</w:t>
-            </w:r>
-            <w:proofErr w:type="spellEnd"/>
-            <w:r>
-              <w:rPr>
-                <w:rFonts w:eastAsia="Times New Roman"/>
-                <w:color w:val="000000"/>
-                <w:szCs w:val="24"/>
-                <w:lang w:eastAsia="ru-RU"/>
-              </w:rPr>
-              <w:t xml:space="preserve"> А.М.</w:t>
+              <w:t>Рамешк Асли А.М.</w:t>
             </w:r>
           </w:p>
         </w:tc>
@@ -544,19 +568,8 @@
                 <w:szCs w:val="24"/>
                 <w:lang w:eastAsia="ru-RU"/>
               </w:rPr>
-              <w:t xml:space="preserve">Вахрушев </w:t>
+              <w:t>Вахрушев В.Ю.</w:t>
             </w:r>
-            <w:proofErr w:type="gramStart"/>
-            <w:r>
-              <w:rPr>
-                <w:rFonts w:eastAsia="Times New Roman"/>
-                <w:color w:val="000000"/>
-                <w:szCs w:val="24"/>
-                <w:lang w:eastAsia="ru-RU"/>
-              </w:rPr>
-              <w:t>В.Ю.</w:t>
-            </w:r>
-            <w:proofErr w:type="gramEnd"/>
           </w:p>
         </w:tc>
       </w:tr>
@@ -592,6 +605,7 @@
     </w:p>
     <w:p>
       <w:pPr>
+        <w:spacing w:line="240" w:lineRule="auto"/>
         <w:ind w:firstLine="0"/>
         <w:jc w:val="center"/>
         <w:rPr>
@@ -605,6 +619,14 @@
     </w:p>
     <w:sdt>
       <w:sdtPr>
+        <w:rPr>
+          <w:rFonts w:ascii="Times New Roman" w:eastAsiaTheme="minorHAnsi" w:hAnsi="Times New Roman" w:cs="Times New Roman"/>
+          <w:color w:val="auto"/>
+          <w:sz w:val="28"/>
+          <w:szCs w:val="28"/>
+          <w:lang w:eastAsia="en-US"/>
+          <w14:ligatures w14:val="standardContextual"/>
+        </w:rPr>
         <w:id w:val="875894359"/>
         <w:docPartObj>
           <w:docPartGallery w:val="Table of Contents"/>
@@ -613,20 +635,15 @@
       </w:sdtPr>
       <w:sdtEndPr>
         <w:rPr>
-          <w:rFonts w:ascii="Times New Roman" w:eastAsiaTheme="minorHAnsi" w:hAnsi="Times New Roman" w:cs="Times New Roman"/>
           <w:b/>
           <w:bCs/>
-          <w:color w:val="auto"/>
-          <w:sz w:val="28"/>
-          <w:szCs w:val="28"/>
-          <w:lang w:eastAsia="en-US"/>
-          <w14:ligatures w14:val="standardContextual"/>
         </w:rPr>
       </w:sdtEndPr>
       <w:sdtContent>
         <w:p>
           <w:pPr>
             <w:pStyle w:val="af"/>
+            <w:spacing w:line="240" w:lineRule="auto"/>
             <w:rPr>
               <w:color w:val="auto"/>
               <w:lang w:val="en-US"/>
@@ -640,6 +657,7 @@
               <w:tab w:val="left" w:pos="1200"/>
               <w:tab w:val="right" w:leader="dot" w:pos="9350"/>
             </w:tabs>
+            <w:spacing w:line="240" w:lineRule="auto"/>
             <w:rPr>
               <w:rFonts w:asciiTheme="minorHAnsi" w:eastAsiaTheme="minorEastAsia" w:hAnsiTheme="minorHAnsi" w:cstheme="minorBidi"/>
               <w:noProof/>
@@ -735,6 +753,9 @@
           </w:hyperlink>
         </w:p>
         <w:p>
+          <w:pPr>
+            <w:spacing w:line="240" w:lineRule="auto"/>
+          </w:pPr>
           <w:r>
             <w:rPr>
               <w:b/>
@@ -747,6 +768,7 @@
     </w:sdt>
     <w:p>
       <w:pPr>
+        <w:spacing w:line="240" w:lineRule="auto"/>
         <w:ind w:firstLine="0"/>
         <w:jc w:val="center"/>
         <w:rPr>
@@ -1203,15 +1225,7 @@
         <w:ind w:left="0" w:firstLine="720"/>
       </w:pPr>
       <w:r>
-        <w:t>Найти схемные функции KU(p), KU(</w:t>
-      </w:r>
-      <w:proofErr w:type="spellStart"/>
-      <w:r>
-        <w:t>jω</w:t>
-      </w:r>
-      <w:proofErr w:type="spellEnd"/>
-      <w:r>
-        <w:t>), KU(ω), φ(ω), h(t) для схемы (рисунок 1).</w:t>
+        <w:t>Найти схемные функции KU(p), KU(jω), KU(ω), φ(ω), h(t) для схемы (рисунок 1).</w:t>
       </w:r>
     </w:p>
     <w:p>
@@ -1224,15 +1238,7 @@
         <w:ind w:left="0" w:firstLine="720"/>
       </w:pPr>
       <w:r>
-        <w:t xml:space="preserve">Представить временную диаграмму работы схемы, если на её вход поступает последовательность прямоугольных импульсов с амплитудой </w:t>
-      </w:r>
-      <w:proofErr w:type="spellStart"/>
-      <w:r>
-        <w:t>Um</w:t>
-      </w:r>
-      <w:proofErr w:type="spellEnd"/>
-      <w:r>
-        <w:t>, периодом T и скважностью q.</w:t>
+        <w:t>Представить временную диаграмму работы схемы, если на её вход поступает последовательность прямоугольных импульсов с амплитудой Um, периодом T и скважностью q.</w:t>
       </w:r>
       <w:r>
         <w:br w:type="page"/>
@@ -2000,11 +2006,7 @@
     </w:p>
     <w:p>
       <w:r>
-        <w:t xml:space="preserve">Подставим </w:t>
-      </w:r>
-      <w:proofErr w:type="spellStart"/>
-      <w:r>
-        <w:t>Z</w:t>
+        <w:t>Подставим Z</w:t>
       </w:r>
       <w:r>
         <w:rPr>
@@ -2012,7 +2014,6 @@
         </w:rPr>
         <w:t>вых</w:t>
       </w:r>
-      <w:proofErr w:type="spellEnd"/>
       <w:r>
         <w:t xml:space="preserve"> в формулу делителя:</w:t>
       </w:r>
@@ -2996,6 +2997,7 @@
       </w:pPr>
       <w:r>
         <w:rPr>
+          <w:noProof/>
           <w:lang w:val="en-US"/>
         </w:rPr>
         <w:drawing>
@@ -3050,13 +3052,8 @@
     </w:p>
     <w:p>
       <w:r>
-        <w:t xml:space="preserve">Аргумент передаточной функции (ФЧХ), рассчитанный с помощью прикладной программы </w:t>
-      </w:r>
-      <w:proofErr w:type="spellStart"/>
-      <w:r>
-        <w:t>Mathcad</w:t>
-      </w:r>
-      <w:proofErr w:type="spellEnd"/>
+        <w:t>Аргумент передаточной функции (ФЧХ), рассчитанный с помощью прикладной программы Mathcad</w:t>
+      </w:r>
       <w:r>
         <w:t>:</w:t>
       </w:r>
@@ -3468,6 +3465,7 @@
       <w:r>
         <w:rPr>
           <w:rFonts w:eastAsiaTheme="minorEastAsia"/>
+          <w:noProof/>
         </w:rPr>
         <w:lastRenderedPageBreak/>
         <w:drawing>
@@ -3542,7 +3540,7 @@
           <w:szCs w:val="24"/>
           <w:lang w:eastAsia="ru-RU"/>
         </w:rPr>
-        <w:t>Анализируя полученные графики, можно сделать, что исследуемая цепь является фильтром низкой частоты. Он будет пропускать гармонические сигналы на частотах от 1 до приблизительно 1295 рад</w:t>
+        <w:t>Анализируя полученные графики, можно сделать, что исследуемая цепь является фильтром низкой частоты. Он будет пропускать гармонические сигналы на частотах от 1 до 1295 рад</w:t>
       </w:r>
       <w:r>
         <w:rPr>
@@ -3558,7 +3556,23 @@
           <w:szCs w:val="24"/>
           <w:lang w:eastAsia="ru-RU"/>
         </w:rPr>
-        <w:t>с (около 206 Гц).</w:t>
+        <w:t>с (</w:t>
+      </w:r>
+      <w:r>
+        <w:rPr>
+          <w:rFonts w:eastAsia="Times New Roman"/>
+          <w:szCs w:val="24"/>
+          <w:lang w:eastAsia="ru-RU"/>
+        </w:rPr>
+        <w:t>примерно</w:t>
+      </w:r>
+      <w:r>
+        <w:rPr>
+          <w:rFonts w:eastAsia="Times New Roman"/>
+          <w:szCs w:val="24"/>
+          <w:lang w:eastAsia="ru-RU"/>
+        </w:rPr>
+        <w:t xml:space="preserve"> 206 Гц).</w:t>
       </w:r>
     </w:p>
     <w:p>
@@ -3857,13 +3871,7 @@
             <w:rPr>
               <w:rFonts w:ascii="Cambria Math" w:eastAsiaTheme="minorEastAsia" w:hAnsi="Cambria Math"/>
             </w:rPr>
-            <m:t>=0</m:t>
-          </m:r>
-          <m:r>
-            <w:rPr>
-              <w:rFonts w:ascii="Cambria Math" w:eastAsiaTheme="minorEastAsia" w:hAnsi="Cambria Math"/>
-            </w:rPr>
-            <m:t>,</m:t>
+            <m:t>=0,</m:t>
           </m:r>
         </m:oMath>
       </m:oMathPara>
@@ -3960,11 +3968,6 @@
       </m:oMathPara>
     </w:p>
     <w:p>
-      <w:pPr>
-        <w:rPr>
-          <w:lang w:val="en-US"/>
-        </w:rPr>
-      </w:pPr>
       <w:r>
         <w:t>Тогда оригинал переходной функции h(t) равен:</w:t>
       </w:r>
@@ -4135,6 +4138,7 @@
       <w:r>
         <w:rPr>
           <w:rFonts w:eastAsiaTheme="minorEastAsia"/>
+          <w:noProof/>
         </w:rPr>
         <w:drawing>
           <wp:inline distT="0" distB="0" distL="0" distR="0" wp14:anchorId="0CAE593E" wp14:editId="72D02469">
@@ -4763,16 +4767,8 @@
         <w:rPr>
           <w:rFonts w:eastAsiaTheme="minorEastAsia"/>
         </w:rPr>
-        <w:t xml:space="preserve">Построим входной периодический сигнал по первым 100 гармоникам (n = 100) при помощи прикладной программы </w:t>
-      </w:r>
-      <w:proofErr w:type="spellStart"/>
-      <w:r>
-        <w:rPr>
-          <w:rFonts w:eastAsiaTheme="minorEastAsia"/>
-        </w:rPr>
-        <w:t>Mathcad</w:t>
-      </w:r>
-      <w:proofErr w:type="spellEnd"/>
+        <w:t>Построим входной периодический сигнал по первым 100 гармоникам (n = 100) при помощи прикладной программы Mathcad</w:t>
+      </w:r>
       <w:r>
         <w:rPr>
           <w:rFonts w:eastAsiaTheme="minorEastAsia"/>
@@ -4791,6 +4787,9 @@
         <w:pStyle w:val="a4"/>
       </w:pPr>
       <w:r>
+        <w:rPr>
+          <w:noProof/>
+        </w:rPr>
         <w:lastRenderedPageBreak/>
         <w:drawing>
           <wp:inline distT="0" distB="0" distL="0" distR="0" wp14:anchorId="526AF542" wp14:editId="240F8A01">
@@ -5708,27 +5707,10 @@
         <w:t>Поскольку постоянная времени τ = 771,9 мкс значительно превышает период входного сигнала T = 6 мкс</w:t>
       </w:r>
       <w:r>
-        <w:t>.</w:t>
-      </w:r>
-      <w:r>
-        <w:t xml:space="preserve"> </w:t>
-      </w:r>
-      <w:r>
-        <w:t>К</w:t>
-      </w:r>
-      <w:r>
-        <w:t>онденсатор не успевает зарядиться и разрядиться за один период. В результате выходной сигнал практически постоянен и равен K₀·</w:t>
-      </w:r>
-      <w:proofErr w:type="spellStart"/>
-      <w:r>
-        <w:t>Um</w:t>
-      </w:r>
-      <w:proofErr w:type="spellEnd"/>
-      <w:r>
-        <w:t>/q = 0,594·25/1,5 ≈ 9,9 В</w:t>
-      </w:r>
-      <w:r>
-        <w:t xml:space="preserve"> </w:t>
+        <w:t>, к</w:t>
+      </w:r>
+      <w:r>
+        <w:t xml:space="preserve">онденсатор не успевает зарядиться и разрядиться за один период. В результате выходной сигнал практически постоянен и равен K₀·Um/q = 0,594·25/1,5 ≈ 9,9 В </w:t>
       </w:r>
       <w:r>
         <w:t>–</w:t>
@@ -5807,12 +5789,9309 @@
     </w:p>
     <w:p>
       <w:pPr>
-        <w:spacing w:before="120" w:after="120"/>
-        <w:ind w:firstLine="708"/>
-        <w:rPr>
-          <w:rFonts w:eastAsia="Times New Roman"/>
-          <w:szCs w:val="24"/>
+        <w:pStyle w:val="1"/>
+        <w:tabs>
+          <w:tab w:val="left" w:pos="270"/>
+        </w:tabs>
+        <w:ind w:left="0" w:firstLine="720"/>
+        <w:rPr>
+          <w:lang w:eastAsia="ru-RU"/>
+        </w:rPr>
+      </w:pPr>
+      <w:r>
+        <w:rPr>
+          <w:lang w:eastAsia="ru-RU"/>
+        </w:rPr>
+        <w:lastRenderedPageBreak/>
+        <w:t xml:space="preserve">Задача 5. </w:t>
+      </w:r>
+      <w:r>
+        <w:rPr>
+          <w:lang w:eastAsia="ru-RU"/>
+        </w:rPr>
+        <w:t>Расчет диодного ограничителя</w:t>
+      </w:r>
+    </w:p>
+    <w:p>
+      <w:pPr>
+        <w:rPr>
+          <w:lang w:eastAsia="ru-RU"/>
+        </w:rPr>
+      </w:pPr>
+      <w:r>
+        <w:rPr>
+          <w:lang w:eastAsia="ru-RU"/>
+        </w:rPr>
+        <w:t>Исходная схема изображена на рисунке 1.</w:t>
+      </w:r>
+    </w:p>
+    <w:p>
+      <w:pPr>
+        <w:pStyle w:val="a4"/>
+        <w:rPr>
+          <w:lang w:eastAsia="ru-RU"/>
+        </w:rPr>
+      </w:pPr>
+      <w:r>
+        <w:rPr>
+          <w:noProof/>
+        </w:rPr>
+        <w:drawing>
+          <wp:inline distT="0" distB="0" distL="0" distR="0" wp14:anchorId="18ECA40D" wp14:editId="495E333B">
+            <wp:extent cx="5674360" cy="3317240"/>
+            <wp:effectExtent l="0" t="0" r="2540" b="0"/>
+            <wp:docPr id="1" name="Рисунок 1"/>
+            <wp:cNvGraphicFramePr>
+              <a:graphicFrameLocks xmlns:a="http://schemas.openxmlformats.org/drawingml/2006/main" noChangeAspect="1"/>
+            </wp:cNvGraphicFramePr>
+            <a:graphic xmlns:a="http://schemas.openxmlformats.org/drawingml/2006/main">
+              <a:graphicData uri="http://schemas.openxmlformats.org/drawingml/2006/picture">
+                <pic:pic xmlns:pic="http://schemas.openxmlformats.org/drawingml/2006/picture">
+                  <pic:nvPicPr>
+                    <pic:cNvPr id="1" name="Рисунок 1"/>
+                    <pic:cNvPicPr>
+                      <a:picLocks noChangeAspect="1"/>
+                    </pic:cNvPicPr>
+                  </pic:nvPicPr>
+                  <pic:blipFill rotWithShape="1">
+                    <a:blip r:embed="rId12"/>
+                    <a:srcRect l="3761" t="35639" r="80311" b="47806"/>
+                    <a:stretch/>
+                  </pic:blipFill>
+                  <pic:spPr bwMode="auto">
+                    <a:xfrm>
+                      <a:off x="0" y="0"/>
+                      <a:ext cx="5674360" cy="3317240"/>
+                    </a:xfrm>
+                    <a:prstGeom prst="rect">
+                      <a:avLst/>
+                    </a:prstGeom>
+                    <a:ln>
+                      <a:noFill/>
+                    </a:ln>
+                    <a:extLst>
+                      <a:ext uri="{53640926-AAD7-44D8-BBD7-CCE9431645EC}">
+                        <a14:shadowObscured xmlns:a14="http://schemas.microsoft.com/office/drawing/2010/main"/>
+                      </a:ext>
+                    </a:extLst>
+                  </pic:spPr>
+                </pic:pic>
+              </a:graphicData>
+            </a:graphic>
+          </wp:inline>
+        </w:drawing>
+      </w:r>
+    </w:p>
+    <w:p>
+      <w:pPr>
+        <w:pStyle w:val="a4"/>
+        <w:rPr>
+          <w:lang w:eastAsia="ru-RU"/>
+        </w:rPr>
+      </w:pPr>
+      <w:r>
+        <w:rPr>
+          <w:lang w:eastAsia="ru-RU"/>
+        </w:rPr>
+        <w:t>Рисунок 1. Исходная схема</w:t>
+      </w:r>
+    </w:p>
+    <w:p>
+      <w:pPr>
+        <w:rPr>
+          <w:lang w:eastAsia="ru-RU"/>
+        </w:rPr>
+      </w:pPr>
+      <w:r>
+        <w:rPr>
+          <w:lang w:eastAsia="ru-RU"/>
+        </w:rPr>
+        <w:t>Параметры схема:</w:t>
+      </w:r>
+    </w:p>
+    <w:p>
+      <w:pPr>
+        <w:spacing w:line="240" w:lineRule="auto"/>
+        <w:rPr>
+          <w:lang w:eastAsia="ru-RU"/>
+        </w:rPr>
+      </w:pPr>
+      <m:oMath>
+        <m:sSub>
+          <m:sSubPr>
+            <m:ctrlPr>
+              <w:rPr>
+                <w:rFonts w:ascii="Cambria Math" w:hAnsi="Cambria Math"/>
+                <w:i/>
+                <w:lang w:val="en-US" w:eastAsia="ru-RU"/>
+              </w:rPr>
+            </m:ctrlPr>
+          </m:sSubPr>
+          <m:e>
+            <m:r>
+              <w:rPr>
+                <w:rFonts w:ascii="Cambria Math" w:hAnsi="Cambria Math"/>
+                <w:lang w:val="en-US" w:eastAsia="ru-RU"/>
+              </w:rPr>
+              <m:t>t</m:t>
+            </m:r>
+          </m:e>
+          <m:sub>
+            <m:r>
+              <w:rPr>
+                <w:rFonts w:ascii="Cambria Math" w:hAnsi="Cambria Math"/>
+                <w:lang w:eastAsia="ru-RU"/>
+              </w:rPr>
+              <m:t>ф доп</m:t>
+            </m:r>
+          </m:sub>
+        </m:sSub>
+        <m:r>
+          <w:rPr>
+            <w:rFonts w:ascii="Cambria Math" w:hAnsi="Cambria Math"/>
+            <w:lang w:eastAsia="ru-RU"/>
+          </w:rPr>
+          <m:t>=2.5 мкс</m:t>
+        </m:r>
+      </m:oMath>
+      <w:r>
+        <w:rPr>
+          <w:lang w:eastAsia="ru-RU"/>
+        </w:rPr>
+        <w:t>;</w:t>
+      </w:r>
+    </w:p>
+    <w:p>
+      <w:pPr>
+        <w:spacing w:line="240" w:lineRule="auto"/>
+        <w:rPr>
+          <w:lang w:eastAsia="ru-RU"/>
+        </w:rPr>
+      </w:pPr>
+      <m:oMath>
+        <m:sSub>
+          <m:sSubPr>
+            <m:ctrlPr>
+              <w:rPr>
+                <w:rFonts w:ascii="Cambria Math" w:hAnsi="Cambria Math"/>
+                <w:i/>
+                <w:lang w:val="en-US" w:eastAsia="ru-RU"/>
+              </w:rPr>
+            </m:ctrlPr>
+          </m:sSubPr>
+          <m:e>
+            <m:r>
+              <w:rPr>
+                <w:rFonts w:ascii="Cambria Math" w:hAnsi="Cambria Math"/>
+                <w:lang w:val="en-US" w:eastAsia="ru-RU"/>
+              </w:rPr>
+              <m:t>t</m:t>
+            </m:r>
+          </m:e>
+          <m:sub>
+            <m:r>
+              <w:rPr>
+                <w:rFonts w:ascii="Cambria Math" w:hAnsi="Cambria Math"/>
+                <w:lang w:eastAsia="ru-RU"/>
+              </w:rPr>
+              <m:t>ф вх</m:t>
+            </m:r>
+          </m:sub>
+        </m:sSub>
+        <m:r>
+          <w:rPr>
+            <w:rFonts w:ascii="Cambria Math" w:hAnsi="Cambria Math"/>
+            <w:lang w:eastAsia="ru-RU"/>
+          </w:rPr>
+          <m:t>=2.3 мкс</m:t>
+        </m:r>
+      </m:oMath>
+      <w:r>
+        <w:rPr>
+          <w:lang w:eastAsia="ru-RU"/>
+        </w:rPr>
+        <w:t>;</w:t>
+      </w:r>
+    </w:p>
+    <w:p>
+      <w:pPr>
+        <w:spacing w:line="240" w:lineRule="auto"/>
+        <w:rPr>
+          <w:lang w:eastAsia="ru-RU"/>
+        </w:rPr>
+      </w:pPr>
+      <m:oMath>
+        <m:sSub>
+          <m:sSubPr>
+            <m:ctrlPr>
+              <w:rPr>
+                <w:rFonts w:ascii="Cambria Math" w:hAnsi="Cambria Math"/>
+                <w:i/>
+                <w:lang w:val="en-US" w:eastAsia="ru-RU"/>
+              </w:rPr>
+            </m:ctrlPr>
+          </m:sSubPr>
+          <m:e>
+            <m:r>
+              <w:rPr>
+                <w:rFonts w:ascii="Cambria Math" w:hAnsi="Cambria Math"/>
+                <w:lang w:val="en-US" w:eastAsia="ru-RU"/>
+              </w:rPr>
+              <m:t>t</m:t>
+            </m:r>
+          </m:e>
+          <m:sub>
+            <m:r>
+              <w:rPr>
+                <w:rFonts w:ascii="Cambria Math" w:hAnsi="Cambria Math"/>
+                <w:lang w:eastAsia="ru-RU"/>
+              </w:rPr>
+              <m:t>u</m:t>
+            </m:r>
+          </m:sub>
+        </m:sSub>
+        <m:r>
+          <w:rPr>
+            <w:rFonts w:ascii="Cambria Math" w:hAnsi="Cambria Math"/>
+            <w:lang w:eastAsia="ru-RU"/>
+          </w:rPr>
+          <m:t>=</m:t>
+        </m:r>
+        <m:r>
+          <w:rPr>
+            <w:rFonts w:ascii="Cambria Math" w:hAnsi="Cambria Math"/>
+            <w:lang w:eastAsia="ru-RU"/>
+          </w:rPr>
+          <m:t>80</m:t>
+        </m:r>
+        <m:r>
+          <w:rPr>
+            <w:rFonts w:ascii="Cambria Math" w:hAnsi="Cambria Math"/>
+            <w:lang w:eastAsia="ru-RU"/>
+          </w:rPr>
+          <m:t xml:space="preserve"> мкс</m:t>
+        </m:r>
+      </m:oMath>
+      <w:r>
+        <w:rPr>
+          <w:lang w:eastAsia="ru-RU"/>
+        </w:rPr>
+        <w:t>;</w:t>
+      </w:r>
+    </w:p>
+    <w:p>
+      <w:pPr>
+        <w:spacing w:line="240" w:lineRule="auto"/>
+        <w:rPr>
+          <w:lang w:eastAsia="ru-RU"/>
+        </w:rPr>
+      </w:pPr>
+      <m:oMath>
+        <m:sSub>
+          <m:sSubPr>
+            <m:ctrlPr>
+              <w:rPr>
+                <w:rFonts w:ascii="Cambria Math" w:hAnsi="Cambria Math"/>
+                <w:i/>
+                <w:lang w:val="en-US" w:eastAsia="ru-RU"/>
+              </w:rPr>
+            </m:ctrlPr>
+          </m:sSubPr>
+          <m:e>
+            <m:r>
+              <w:rPr>
+                <w:rFonts w:ascii="Cambria Math" w:hAnsi="Cambria Math"/>
+                <w:lang w:val="en-US" w:eastAsia="ru-RU"/>
+              </w:rPr>
+              <m:t>U</m:t>
+            </m:r>
+          </m:e>
+          <m:sub>
+            <m:r>
+              <w:rPr>
+                <w:rFonts w:ascii="Cambria Math" w:hAnsi="Cambria Math"/>
+                <w:lang w:eastAsia="ru-RU"/>
+              </w:rPr>
+              <m:t xml:space="preserve">вых </m:t>
+            </m:r>
+            <m:r>
+              <w:rPr>
+                <w:rFonts w:ascii="Cambria Math" w:hAnsi="Cambria Math"/>
+                <w:lang w:val="en-US" w:eastAsia="ru-RU"/>
+              </w:rPr>
+              <m:t>m</m:t>
+            </m:r>
+          </m:sub>
+        </m:sSub>
+        <m:r>
+          <w:rPr>
+            <w:rFonts w:ascii="Cambria Math" w:hAnsi="Cambria Math"/>
+            <w:lang w:eastAsia="ru-RU"/>
+          </w:rPr>
+          <m:t>=</m:t>
+        </m:r>
+        <m:r>
+          <w:rPr>
+            <w:rFonts w:ascii="Cambria Math" w:hAnsi="Cambria Math"/>
+            <w:lang w:eastAsia="ru-RU"/>
+          </w:rPr>
+          <m:t>4</m:t>
+        </m:r>
+        <m:r>
+          <w:rPr>
+            <w:rFonts w:ascii="Cambria Math" w:hAnsi="Cambria Math"/>
+            <w:lang w:eastAsia="ru-RU"/>
+          </w:rPr>
+          <m:t xml:space="preserve"> В</m:t>
+        </m:r>
+      </m:oMath>
+      <w:r>
+        <w:rPr>
+          <w:lang w:eastAsia="ru-RU"/>
+        </w:rPr>
+        <w:t>;</w:t>
+      </w:r>
+    </w:p>
+    <w:p>
+      <w:pPr>
+        <w:spacing w:line="240" w:lineRule="auto"/>
+        <w:rPr>
+          <w:lang w:eastAsia="ru-RU"/>
+        </w:rPr>
+      </w:pPr>
+      <m:oMath>
+        <m:sSub>
+          <m:sSubPr>
+            <m:ctrlPr>
+              <w:rPr>
+                <w:rFonts w:ascii="Cambria Math" w:hAnsi="Cambria Math"/>
+                <w:i/>
+                <w:lang w:val="en-US" w:eastAsia="ru-RU"/>
+              </w:rPr>
+            </m:ctrlPr>
+          </m:sSubPr>
+          <m:e>
+            <m:r>
+              <w:rPr>
+                <w:rFonts w:ascii="Cambria Math" w:hAnsi="Cambria Math"/>
+                <w:lang w:val="en-US" w:eastAsia="ru-RU"/>
+              </w:rPr>
+              <m:t>R</m:t>
+            </m:r>
+          </m:e>
+          <m:sub>
+            <m:r>
+              <w:rPr>
+                <w:rFonts w:ascii="Cambria Math" w:hAnsi="Cambria Math"/>
+                <w:lang w:eastAsia="ru-RU"/>
+              </w:rPr>
+              <m:t>н</m:t>
+            </m:r>
+          </m:sub>
+        </m:sSub>
+        <m:r>
+          <w:rPr>
+            <w:rFonts w:ascii="Cambria Math" w:hAnsi="Cambria Math"/>
+            <w:lang w:eastAsia="ru-RU"/>
+          </w:rPr>
+          <m:t>=3.</m:t>
+        </m:r>
+        <m:r>
+          <w:rPr>
+            <w:rFonts w:ascii="Cambria Math" w:hAnsi="Cambria Math"/>
+            <w:lang w:eastAsia="ru-RU"/>
+          </w:rPr>
+          <m:t>6</m:t>
+        </m:r>
+        <m:r>
+          <w:rPr>
+            <w:rFonts w:ascii="Cambria Math" w:hAnsi="Cambria Math"/>
+            <w:lang w:eastAsia="ru-RU"/>
+          </w:rPr>
+          <m:t xml:space="preserve"> кОм</m:t>
+        </m:r>
+      </m:oMath>
+      <w:r>
+        <w:rPr>
+          <w:lang w:eastAsia="ru-RU"/>
+        </w:rPr>
+        <w:t>;</w:t>
+      </w:r>
+    </w:p>
+    <w:p>
+      <w:pPr>
+        <w:spacing w:line="240" w:lineRule="auto"/>
+        <w:rPr>
+          <w:lang w:eastAsia="ru-RU"/>
+        </w:rPr>
+      </w:pPr>
+      <m:oMath>
+        <m:sSub>
+          <m:sSubPr>
+            <m:ctrlPr>
+              <w:rPr>
+                <w:rFonts w:ascii="Cambria Math" w:hAnsi="Cambria Math"/>
+                <w:i/>
+                <w:lang w:val="en-US" w:eastAsia="ru-RU"/>
+              </w:rPr>
+            </m:ctrlPr>
+          </m:sSubPr>
+          <m:e>
+            <m:r>
+              <w:rPr>
+                <w:rFonts w:ascii="Cambria Math" w:hAnsi="Cambria Math"/>
+                <w:lang w:eastAsia="ru-RU"/>
+              </w:rPr>
+              <m:t>C</m:t>
+            </m:r>
+          </m:e>
+          <m:sub>
+            <m:r>
+              <w:rPr>
+                <w:rFonts w:ascii="Cambria Math" w:hAnsi="Cambria Math"/>
+                <w:lang w:eastAsia="ru-RU"/>
+              </w:rPr>
+              <m:t>н</m:t>
+            </m:r>
+          </m:sub>
+        </m:sSub>
+        <m:r>
+          <w:rPr>
+            <w:rFonts w:ascii="Cambria Math" w:hAnsi="Cambria Math"/>
+            <w:lang w:eastAsia="ru-RU"/>
+          </w:rPr>
+          <m:t>=2</m:t>
+        </m:r>
+        <m:r>
+          <w:rPr>
+            <w:rFonts w:ascii="Cambria Math" w:hAnsi="Cambria Math"/>
+            <w:lang w:eastAsia="ru-RU"/>
+          </w:rPr>
+          <m:t>4</m:t>
+        </m:r>
+        <m:r>
+          <w:rPr>
+            <w:rFonts w:ascii="Cambria Math" w:hAnsi="Cambria Math"/>
+            <w:lang w:eastAsia="ru-RU"/>
+          </w:rPr>
+          <m:t xml:space="preserve"> пФ</m:t>
+        </m:r>
+      </m:oMath>
+      <w:r>
+        <w:rPr>
+          <w:lang w:eastAsia="ru-RU"/>
+        </w:rPr>
+        <w:t>.</w:t>
+      </w:r>
+    </w:p>
+    <w:p>
+      <w:pPr>
+        <w:spacing w:line="259" w:lineRule="auto"/>
+        <w:ind w:firstLine="0"/>
+        <w:jc w:val="left"/>
+        <w:rPr>
+          <w:lang w:eastAsia="ru-RU"/>
+        </w:rPr>
+      </w:pPr>
+      <w:r>
+        <w:rPr>
+          <w:lang w:eastAsia="ru-RU"/>
+        </w:rPr>
+        <w:br w:type="page"/>
+      </w:r>
+    </w:p>
+    <w:p>
+      <w:pPr>
+        <w:rPr>
+          <w:lang w:eastAsia="ru-RU"/>
+        </w:rPr>
+      </w:pPr>
+      <w:r>
+        <w:rPr>
+          <w:lang w:eastAsia="ru-RU"/>
+        </w:rPr>
+        <w:lastRenderedPageBreak/>
+        <w:t>Задание:</w:t>
+      </w:r>
+    </w:p>
+    <w:p>
+      <w:pPr>
+        <w:rPr>
+          <w:lang w:eastAsia="ru-RU"/>
+        </w:rPr>
+      </w:pPr>
+      <w:r>
+        <w:rPr>
+          <w:lang w:eastAsia="ru-RU"/>
+        </w:rPr>
+        <w:t>1.  Исходя из заданного значения амплитуды выходного напряжения, выбрать источники постоянного напряжения.</w:t>
+      </w:r>
+    </w:p>
+    <w:p>
+      <w:pPr>
+        <w:rPr>
+          <w:lang w:eastAsia="ru-RU"/>
+        </w:rPr>
+      </w:pPr>
+      <w:r>
+        <w:rPr>
+          <w:lang w:eastAsia="ru-RU"/>
+        </w:rPr>
+        <w:t>2. На основании анализа работы схемы выбрать тип диода, который должен работать в более широком частотном диапазоне, чем частота следования импульсов, и иметь допустимое обратное напряжение, превышающее уровень ограничения. Определив тип диодов, следует выбрать дополнительные резисторы и проверить правильность выбора элементов.</w:t>
+      </w:r>
+    </w:p>
+    <w:p>
+      <w:pPr>
+        <w:rPr>
+          <w:lang w:eastAsia="ru-RU"/>
+        </w:rPr>
+      </w:pPr>
+      <w:r>
+        <w:rPr>
+          <w:lang w:eastAsia="ru-RU"/>
+        </w:rPr>
+        <w:t xml:space="preserve">3. Рассчитать коэффициенты передачи от источника входного сигнала (переменную составляющую) и от источников постоянного напряжения на выход схемы. Зная остаточный ток закрытого диода (обратный ток) и остаточное напряжение на открытом диоде (прямое напряжение), необходимо оценить их влияние на выходной сигнал. Результатом расчета на данном этапе является характеристика </w:t>
+      </w:r>
+      <m:oMath>
+        <m:sSub>
+          <m:sSubPr>
+            <m:ctrlPr>
+              <w:rPr>
+                <w:rFonts w:ascii="Cambria Math" w:hAnsi="Cambria Math"/>
+                <w:i/>
+                <w:lang w:val="en-US" w:eastAsia="ru-RU"/>
+              </w:rPr>
+            </m:ctrlPr>
+          </m:sSubPr>
+          <m:e>
+            <m:r>
+              <w:rPr>
+                <w:rFonts w:ascii="Cambria Math" w:hAnsi="Cambria Math"/>
+                <w:lang w:eastAsia="ru-RU"/>
+              </w:rPr>
+              <m:t xml:space="preserve"> </m:t>
+            </m:r>
+            <m:r>
+              <w:rPr>
+                <w:rFonts w:ascii="Cambria Math" w:hAnsi="Cambria Math"/>
+                <w:lang w:val="en-US" w:eastAsia="ru-RU"/>
+              </w:rPr>
+              <m:t>U</m:t>
+            </m:r>
+          </m:e>
+          <m:sub>
+            <m:r>
+              <w:rPr>
+                <w:rFonts w:ascii="Cambria Math" w:hAnsi="Cambria Math"/>
+                <w:lang w:eastAsia="ru-RU"/>
+              </w:rPr>
+              <m:t>вых</m:t>
+            </m:r>
+          </m:sub>
+        </m:sSub>
+        <m:r>
+          <w:rPr>
+            <w:rFonts w:ascii="Cambria Math" w:hAnsi="Cambria Math"/>
+            <w:lang w:eastAsia="ru-RU"/>
+          </w:rPr>
+          <m:t>=</m:t>
+        </m:r>
+        <m:r>
+          <w:rPr>
+            <w:rFonts w:ascii="Cambria Math" w:hAnsi="Cambria Math"/>
+            <w:lang w:val="en-US" w:eastAsia="ru-RU"/>
+          </w:rPr>
+          <m:t>f</m:t>
+        </m:r>
+        <m:r>
+          <w:rPr>
+            <w:rFonts w:ascii="Cambria Math" w:hAnsi="Cambria Math"/>
+            <w:lang w:eastAsia="ru-RU"/>
+          </w:rPr>
+          <m:t>(</m:t>
+        </m:r>
+        <m:sSub>
+          <m:sSubPr>
+            <m:ctrlPr>
+              <w:rPr>
+                <w:rFonts w:ascii="Cambria Math" w:hAnsi="Cambria Math"/>
+                <w:i/>
+                <w:lang w:val="en-US" w:eastAsia="ru-RU"/>
+              </w:rPr>
+            </m:ctrlPr>
+          </m:sSubPr>
+          <m:e>
+            <m:r>
+              <w:rPr>
+                <w:rFonts w:ascii="Cambria Math" w:hAnsi="Cambria Math"/>
+                <w:lang w:eastAsia="ru-RU"/>
+              </w:rPr>
+              <m:t xml:space="preserve"> </m:t>
+            </m:r>
+            <m:r>
+              <w:rPr>
+                <w:rFonts w:ascii="Cambria Math" w:hAnsi="Cambria Math"/>
+                <w:lang w:val="en-US" w:eastAsia="ru-RU"/>
+              </w:rPr>
+              <m:t>U</m:t>
+            </m:r>
+          </m:e>
+          <m:sub>
+            <m:r>
+              <w:rPr>
+                <w:rFonts w:ascii="Cambria Math" w:hAnsi="Cambria Math"/>
+                <w:lang w:eastAsia="ru-RU"/>
+              </w:rPr>
+              <m:t>вх</m:t>
+            </m:r>
+          </m:sub>
+        </m:sSub>
+        <m:r>
+          <w:rPr>
+            <w:rFonts w:ascii="Cambria Math" w:hAnsi="Cambria Math"/>
+            <w:lang w:eastAsia="ru-RU"/>
+          </w:rPr>
+          <m:t>)</m:t>
+        </m:r>
+      </m:oMath>
+      <w:r>
+        <w:rPr>
+          <w:lang w:eastAsia="ru-RU"/>
+        </w:rPr>
+        <w:t>.</w:t>
+      </w:r>
+    </w:p>
+    <w:p>
+      <w:pPr>
+        <w:rPr>
+          <w:i/>
+          <w:lang w:eastAsia="ru-RU"/>
+        </w:rPr>
+      </w:pPr>
+      <w:r>
+        <w:rPr>
+          <w:lang w:eastAsia="ru-RU"/>
+        </w:rPr>
+        <w:t xml:space="preserve">4. На основании полученных данных и характеристики «вход-выход» далее привести временную диаграмму схемы, включающую </w:t>
+      </w:r>
+      <m:oMath>
+        <m:sSub>
+          <m:sSubPr>
+            <m:ctrlPr>
+              <w:rPr>
+                <w:rFonts w:ascii="Cambria Math" w:hAnsi="Cambria Math"/>
+                <w:i/>
+                <w:lang w:val="en-US" w:eastAsia="ru-RU"/>
+              </w:rPr>
+            </m:ctrlPr>
+          </m:sSubPr>
+          <m:e>
+            <m:r>
+              <w:rPr>
+                <w:rFonts w:ascii="Cambria Math" w:hAnsi="Cambria Math"/>
+                <w:lang w:eastAsia="ru-RU"/>
+              </w:rPr>
+              <m:t xml:space="preserve"> </m:t>
+            </m:r>
+            <m:r>
+              <w:rPr>
+                <w:rFonts w:ascii="Cambria Math" w:hAnsi="Cambria Math"/>
+                <w:lang w:val="en-US" w:eastAsia="ru-RU"/>
+              </w:rPr>
+              <m:t>U</m:t>
+            </m:r>
+          </m:e>
+          <m:sub>
+            <m:r>
+              <w:rPr>
+                <w:rFonts w:ascii="Cambria Math" w:hAnsi="Cambria Math"/>
+                <w:lang w:eastAsia="ru-RU"/>
+              </w:rPr>
+              <m:t>вх</m:t>
+            </m:r>
+          </m:sub>
+        </m:sSub>
+        <m:d>
+          <m:dPr>
+            <m:ctrlPr>
+              <w:rPr>
+                <w:rFonts w:ascii="Cambria Math" w:hAnsi="Cambria Math"/>
+                <w:i/>
+                <w:lang w:eastAsia="ru-RU"/>
+              </w:rPr>
+            </m:ctrlPr>
+          </m:dPr>
+          <m:e>
+            <m:r>
+              <w:rPr>
+                <w:rFonts w:ascii="Cambria Math" w:hAnsi="Cambria Math"/>
+                <w:lang w:val="en-US" w:eastAsia="ru-RU"/>
+              </w:rPr>
+              <m:t>t</m:t>
+            </m:r>
+            <m:ctrlPr>
+              <w:rPr>
+                <w:rFonts w:ascii="Cambria Math" w:hAnsi="Cambria Math"/>
+                <w:i/>
+                <w:lang w:val="en-US" w:eastAsia="ru-RU"/>
+              </w:rPr>
+            </m:ctrlPr>
+          </m:e>
+        </m:d>
+      </m:oMath>
+      <w:r>
+        <w:rPr>
+          <w:lang w:eastAsia="ru-RU"/>
+        </w:rPr>
+        <w:t xml:space="preserve"> и </w:t>
+      </w:r>
+      <m:oMath>
+        <m:sSub>
+          <m:sSubPr>
+            <m:ctrlPr>
+              <w:rPr>
+                <w:rFonts w:ascii="Cambria Math" w:hAnsi="Cambria Math"/>
+                <w:i/>
+                <w:lang w:val="en-US" w:eastAsia="ru-RU"/>
+              </w:rPr>
+            </m:ctrlPr>
+          </m:sSubPr>
+          <m:e>
+            <m:r>
+              <w:rPr>
+                <w:rFonts w:ascii="Cambria Math" w:hAnsi="Cambria Math"/>
+                <w:lang w:val="en-US" w:eastAsia="ru-RU"/>
+              </w:rPr>
+              <m:t xml:space="preserve"> U</m:t>
+            </m:r>
+          </m:e>
+          <m:sub>
+            <m:r>
+              <w:rPr>
+                <w:rFonts w:ascii="Cambria Math" w:hAnsi="Cambria Math"/>
+                <w:lang w:eastAsia="ru-RU"/>
+              </w:rPr>
+              <m:t>вых</m:t>
+            </m:r>
+          </m:sub>
+        </m:sSub>
+        <m:d>
+          <m:dPr>
+            <m:ctrlPr>
+              <w:rPr>
+                <w:rFonts w:ascii="Cambria Math" w:hAnsi="Cambria Math"/>
+                <w:i/>
+                <w:lang w:eastAsia="ru-RU"/>
+              </w:rPr>
+            </m:ctrlPr>
+          </m:dPr>
+          <m:e>
+            <m:r>
+              <w:rPr>
+                <w:rFonts w:ascii="Cambria Math" w:hAnsi="Cambria Math"/>
+                <w:lang w:val="en-US" w:eastAsia="ru-RU"/>
+              </w:rPr>
+              <m:t>t</m:t>
+            </m:r>
+            <m:ctrlPr>
+              <w:rPr>
+                <w:rFonts w:ascii="Cambria Math" w:hAnsi="Cambria Math"/>
+                <w:i/>
+                <w:lang w:val="en-US" w:eastAsia="ru-RU"/>
+              </w:rPr>
+            </m:ctrlPr>
+          </m:e>
+        </m:d>
+      </m:oMath>
+      <w:r>
+        <w:rPr>
+          <w:lang w:eastAsia="ru-RU"/>
+        </w:rPr>
+        <w:t>.</w:t>
+      </w:r>
+    </w:p>
+    <w:p>
+      <w:pPr>
+        <w:spacing w:line="259" w:lineRule="auto"/>
+        <w:ind w:firstLine="0"/>
+        <w:jc w:val="left"/>
+        <w:rPr>
+          <w:i/>
+          <w:lang w:eastAsia="ru-RU"/>
+        </w:rPr>
+      </w:pPr>
+      <w:r>
+        <w:rPr>
+          <w:i/>
+          <w:lang w:eastAsia="ru-RU"/>
+        </w:rPr>
+        <w:br w:type="page"/>
+      </w:r>
+    </w:p>
+    <w:p>
+      <w:pPr>
+        <w:rPr>
+          <w:b/>
+          <w:iCs/>
+          <w:lang w:eastAsia="ru-RU"/>
+        </w:rPr>
+      </w:pPr>
+      <w:r>
+        <w:rPr>
+          <w:b/>
+          <w:iCs/>
+          <w:lang w:eastAsia="ru-RU"/>
+        </w:rPr>
+        <w:lastRenderedPageBreak/>
+        <w:t>Решение:</w:t>
+      </w:r>
+    </w:p>
+    <w:p>
+      <w:pPr>
+        <w:rPr>
+          <w:lang w:eastAsia="ru-RU"/>
+        </w:rPr>
+      </w:pPr>
+      <w:r>
+        <w:rPr>
+          <w:lang w:eastAsia="ru-RU"/>
+        </w:rPr>
+        <w:t>Частота следования импульсов находится по формуле 1:</w:t>
+      </w:r>
+    </w:p>
+    <w:tbl>
+      <w:tblPr>
+        <w:tblStyle w:val="ad"/>
+        <w:tblW w:w="10165" w:type="dxa"/>
+        <w:tblBorders>
+          <w:top w:val="none" w:sz="0" w:space="0" w:color="auto"/>
+          <w:left w:val="none" w:sz="0" w:space="0" w:color="auto"/>
+          <w:bottom w:val="none" w:sz="0" w:space="0" w:color="auto"/>
+          <w:right w:val="none" w:sz="0" w:space="0" w:color="auto"/>
+          <w:insideH w:val="none" w:sz="0" w:space="0" w:color="auto"/>
+          <w:insideV w:val="none" w:sz="0" w:space="0" w:color="auto"/>
+        </w:tblBorders>
+        <w:tblLook w:val="0480" w:firstRow="0" w:lastRow="0" w:firstColumn="1" w:lastColumn="0" w:noHBand="0" w:noVBand="1"/>
+      </w:tblPr>
+      <w:tblGrid>
+        <w:gridCol w:w="9622"/>
+        <w:gridCol w:w="543"/>
+      </w:tblGrid>
+      <w:tr>
+        <w:trPr>
+          <w:trHeight w:val="683"/>
+        </w:trPr>
+        <w:tc>
+          <w:tcPr>
+            <w:tcW w:w="9715" w:type="dxa"/>
+          </w:tcPr>
+          <w:p>
+            <w:pPr>
+              <w:jc w:val="center"/>
+              <w:rPr>
+                <w:rFonts w:eastAsiaTheme="minorEastAsia"/>
+                <w:lang w:eastAsia="ru-RU"/>
+              </w:rPr>
+            </w:pPr>
+            <m:oMathPara>
+              <m:oMathParaPr>
+                <m:jc m:val="center"/>
+              </m:oMathParaPr>
+              <m:oMath>
+                <m:r>
+                  <w:rPr>
+                    <w:rFonts w:ascii="Cambria Math" w:hAnsi="Cambria Math"/>
+                    <w:lang w:eastAsia="ru-RU"/>
+                  </w:rPr>
+                  <m:t>f=</m:t>
+                </m:r>
+                <m:f>
+                  <m:fPr>
+                    <m:ctrlPr>
+                      <w:rPr>
+                        <w:rFonts w:ascii="Cambria Math" w:hAnsi="Cambria Math"/>
+                        <w:lang w:eastAsia="ru-RU"/>
+                      </w:rPr>
+                    </m:ctrlPr>
+                  </m:fPr>
+                  <m:num>
+                    <m:r>
+                      <w:rPr>
+                        <w:rFonts w:ascii="Cambria Math" w:hAnsi="Cambria Math"/>
+                        <w:lang w:eastAsia="ru-RU"/>
+                      </w:rPr>
+                      <m:t>1</m:t>
+                    </m:r>
+                    <m:ctrlPr>
+                      <w:rPr>
+                        <w:rFonts w:ascii="Cambria Math" w:hAnsi="Cambria Math"/>
+                        <w:i/>
+                        <w:lang w:eastAsia="ru-RU"/>
+                      </w:rPr>
+                    </m:ctrlPr>
+                  </m:num>
+                  <m:den>
+                    <m:r>
+                      <w:rPr>
+                        <w:rFonts w:ascii="Cambria Math" w:hAnsi="Cambria Math"/>
+                        <w:lang w:eastAsia="ru-RU"/>
+                      </w:rPr>
+                      <m:t>2</m:t>
+                    </m:r>
+                    <m:r>
+                      <m:rPr>
+                        <m:sty m:val="p"/>
+                      </m:rPr>
+                      <w:rPr>
+                        <w:rFonts w:ascii="Cambria Math" w:hAnsi="Cambria Math"/>
+                        <w:lang w:eastAsia="ru-RU"/>
+                      </w:rPr>
+                      <m:t>⋅</m:t>
+                    </m:r>
+                    <m:sSub>
+                      <m:sSubPr>
+                        <m:ctrlPr>
+                          <w:rPr>
+                            <w:rFonts w:ascii="Cambria Math" w:hAnsi="Cambria Math"/>
+                            <w:i/>
+                            <w:lang w:eastAsia="ru-RU"/>
+                          </w:rPr>
+                        </m:ctrlPr>
+                      </m:sSubPr>
+                      <m:e>
+                        <m:r>
+                          <w:rPr>
+                            <w:rFonts w:ascii="Cambria Math" w:hAnsi="Cambria Math"/>
+                            <w:lang w:eastAsia="ru-RU"/>
+                          </w:rPr>
+                          <m:t>t</m:t>
+                        </m:r>
+                        <m:ctrlPr>
+                          <w:rPr>
+                            <w:rFonts w:ascii="Cambria Math" w:hAnsi="Cambria Math"/>
+                            <w:lang w:eastAsia="ru-RU"/>
+                          </w:rPr>
+                        </m:ctrlPr>
+                      </m:e>
+                      <m:sub>
+                        <m:r>
+                          <w:rPr>
+                            <w:rFonts w:ascii="Cambria Math" w:hAnsi="Cambria Math"/>
+                            <w:lang w:eastAsia="ru-RU"/>
+                          </w:rPr>
+                          <m:t>u</m:t>
+                        </m:r>
+                      </m:sub>
+                    </m:sSub>
+                    <m:ctrlPr>
+                      <w:rPr>
+                        <w:rFonts w:ascii="Cambria Math" w:hAnsi="Cambria Math"/>
+                        <w:i/>
+                        <w:lang w:eastAsia="ru-RU"/>
+                      </w:rPr>
+                    </m:ctrlPr>
+                  </m:den>
+                </m:f>
+                <m:r>
+                  <w:rPr>
+                    <w:rFonts w:ascii="Cambria Math" w:hAnsi="Cambria Math"/>
+                    <w:lang w:eastAsia="ru-RU"/>
+                  </w:rPr>
+                  <m:t>=</m:t>
+                </m:r>
+                <m:f>
+                  <m:fPr>
+                    <m:ctrlPr>
+                      <w:rPr>
+                        <w:rFonts w:ascii="Cambria Math" w:hAnsi="Cambria Math"/>
+                        <w:lang w:eastAsia="ru-RU"/>
+                      </w:rPr>
+                    </m:ctrlPr>
+                  </m:fPr>
+                  <m:num>
+                    <m:r>
+                      <w:rPr>
+                        <w:rFonts w:ascii="Cambria Math" w:hAnsi="Cambria Math"/>
+                        <w:lang w:eastAsia="ru-RU"/>
+                      </w:rPr>
+                      <m:t>1</m:t>
+                    </m:r>
+                    <m:ctrlPr>
+                      <w:rPr>
+                        <w:rFonts w:ascii="Cambria Math" w:hAnsi="Cambria Math"/>
+                        <w:i/>
+                        <w:lang w:eastAsia="ru-RU"/>
+                      </w:rPr>
+                    </m:ctrlPr>
+                  </m:num>
+                  <m:den>
+                    <m:r>
+                      <w:rPr>
+                        <w:rFonts w:ascii="Cambria Math" w:hAnsi="Cambria Math"/>
+                        <w:lang w:eastAsia="ru-RU"/>
+                      </w:rPr>
+                      <m:t>2</m:t>
+                    </m:r>
+                    <m:r>
+                      <m:rPr>
+                        <m:sty m:val="p"/>
+                      </m:rPr>
+                      <w:rPr>
+                        <w:rFonts w:ascii="Cambria Math" w:hAnsi="Cambria Math"/>
+                        <w:lang w:eastAsia="ru-RU"/>
+                      </w:rPr>
+                      <m:t>⋅</m:t>
+                    </m:r>
+                    <m:r>
+                      <w:rPr>
+                        <w:rFonts w:ascii="Cambria Math" w:hAnsi="Cambria Math"/>
+                        <w:lang w:eastAsia="ru-RU"/>
+                      </w:rPr>
+                      <m:t>80</m:t>
+                    </m:r>
+                    <m:r>
+                      <m:rPr>
+                        <m:sty m:val="p"/>
+                      </m:rPr>
+                      <w:rPr>
+                        <w:rFonts w:ascii="Cambria Math" w:hAnsi="Cambria Math"/>
+                        <w:lang w:eastAsia="ru-RU"/>
+                      </w:rPr>
+                      <m:t>⋅</m:t>
+                    </m:r>
+                    <m:sSup>
+                      <m:sSupPr>
+                        <m:ctrlPr>
+                          <w:rPr>
+                            <w:rFonts w:ascii="Cambria Math" w:hAnsi="Cambria Math"/>
+                            <w:i/>
+                            <w:lang w:eastAsia="ru-RU"/>
+                          </w:rPr>
+                        </m:ctrlPr>
+                      </m:sSupPr>
+                      <m:e>
+                        <m:r>
+                          <w:rPr>
+                            <w:rFonts w:ascii="Cambria Math" w:hAnsi="Cambria Math"/>
+                            <w:lang w:eastAsia="ru-RU"/>
+                          </w:rPr>
+                          <m:t>10</m:t>
+                        </m:r>
+                        <m:ctrlPr>
+                          <w:rPr>
+                            <w:rFonts w:ascii="Cambria Math" w:hAnsi="Cambria Math"/>
+                            <w:lang w:eastAsia="ru-RU"/>
+                          </w:rPr>
+                        </m:ctrlPr>
+                      </m:e>
+                      <m:sup>
+                        <m:r>
+                          <w:rPr>
+                            <w:rFonts w:ascii="Cambria Math" w:hAnsi="Cambria Math"/>
+                            <w:lang w:eastAsia="ru-RU"/>
+                          </w:rPr>
+                          <m:t>-6</m:t>
+                        </m:r>
+                      </m:sup>
+                    </m:sSup>
+                    <m:ctrlPr>
+                      <w:rPr>
+                        <w:rFonts w:ascii="Cambria Math" w:hAnsi="Cambria Math"/>
+                        <w:i/>
+                        <w:lang w:eastAsia="ru-RU"/>
+                      </w:rPr>
+                    </m:ctrlPr>
+                  </m:den>
+                </m:f>
+                <m:r>
+                  <w:rPr>
+                    <w:rFonts w:ascii="Cambria Math" w:hAnsi="Cambria Math"/>
+                    <w:lang w:eastAsia="ru-RU"/>
+                  </w:rPr>
+                  <m:t>=6250</m:t>
+                </m:r>
+                <m:r>
+                  <m:rPr>
+                    <m:nor/>
+                  </m:rPr>
+                  <w:rPr>
+                    <w:rFonts w:ascii="Cambria Math" w:hAnsi="Cambria Math"/>
+                    <w:lang w:eastAsia="ru-RU"/>
+                  </w:rPr>
+                  <m:t xml:space="preserve"> Г</m:t>
+                </m:r>
+                <m:r>
+                  <m:rPr>
+                    <m:nor/>
+                  </m:rPr>
+                  <w:rPr>
+                    <w:rFonts w:ascii="Cambria Math" w:hAnsi="Cambria Math"/>
+                    <w:lang w:eastAsia="ru-RU"/>
+                  </w:rPr>
+                  <m:t>ц</m:t>
+                </m:r>
+              </m:oMath>
+            </m:oMathPara>
+          </w:p>
+        </w:tc>
+        <w:tc>
+          <w:tcPr>
+            <w:tcW w:w="450" w:type="dxa"/>
+          </w:tcPr>
+          <w:p>
+            <w:pPr>
+              <w:ind w:firstLine="0"/>
+              <w:jc w:val="center"/>
+              <w:rPr>
+                <w:lang w:eastAsia="ru-RU"/>
+              </w:rPr>
+            </w:pPr>
+            <w:r>
+              <w:rPr>
+                <w:lang w:eastAsia="ru-RU"/>
+              </w:rPr>
+              <w:t>(1)</w:t>
+            </w:r>
+          </w:p>
+        </w:tc>
+      </w:tr>
+    </w:tbl>
+    <w:p>
+      <w:pPr>
+        <w:rPr>
+          <w:lang w:eastAsia="ru-RU"/>
+        </w:rPr>
+      </w:pPr>
+    </w:p>
+    <w:p>
+      <w:pPr>
+        <w:rPr>
+          <w:lang w:eastAsia="ru-RU"/>
+        </w:rPr>
+      </w:pPr>
+      <w:r>
+        <w:rPr>
+          <w:lang w:eastAsia="ru-RU"/>
+        </w:rPr>
+        <w:t>Амплитуда входного сигнала находится по формуле 2:</w:t>
+      </w:r>
+    </w:p>
+    <w:tbl>
+      <w:tblPr>
+        <w:tblStyle w:val="ad"/>
+        <w:tblW w:w="10165" w:type="dxa"/>
+        <w:tblBorders>
+          <w:top w:val="none" w:sz="0" w:space="0" w:color="auto"/>
+          <w:left w:val="none" w:sz="0" w:space="0" w:color="auto"/>
+          <w:bottom w:val="none" w:sz="0" w:space="0" w:color="auto"/>
+          <w:right w:val="none" w:sz="0" w:space="0" w:color="auto"/>
+          <w:insideH w:val="none" w:sz="0" w:space="0" w:color="auto"/>
+          <w:insideV w:val="none" w:sz="0" w:space="0" w:color="auto"/>
+        </w:tblBorders>
+        <w:tblLook w:val="0480" w:firstRow="0" w:lastRow="0" w:firstColumn="1" w:lastColumn="0" w:noHBand="0" w:noVBand="1"/>
+      </w:tblPr>
+      <w:tblGrid>
+        <w:gridCol w:w="9622"/>
+        <w:gridCol w:w="543"/>
+      </w:tblGrid>
+      <w:tr>
+        <w:trPr>
+          <w:trHeight w:val="683"/>
+        </w:trPr>
+        <w:tc>
+          <w:tcPr>
+            <w:tcW w:w="9622" w:type="dxa"/>
+          </w:tcPr>
+          <w:p>
+            <w:pPr>
+              <w:jc w:val="center"/>
+              <w:rPr>
+                <w:rFonts w:eastAsiaTheme="minorEastAsia"/>
+                <w:lang w:eastAsia="ru-RU"/>
+              </w:rPr>
+            </w:pPr>
+            <m:oMathPara>
+              <m:oMathParaPr>
+                <m:jc m:val="center"/>
+              </m:oMathParaPr>
+              <m:oMath>
+                <m:sSub>
+                  <m:sSubPr>
+                    <m:ctrlPr>
+                      <w:rPr>
+                        <w:rFonts w:ascii="Cambria Math" w:eastAsiaTheme="minorEastAsia" w:hAnsi="Cambria Math"/>
+                        <w:i/>
+                        <w:lang w:eastAsia="ru-RU"/>
+                      </w:rPr>
+                    </m:ctrlPr>
+                  </m:sSubPr>
+                  <m:e>
+                    <m:r>
+                      <w:rPr>
+                        <w:rFonts w:ascii="Cambria Math" w:eastAsiaTheme="minorEastAsia" w:hAnsi="Cambria Math"/>
+                        <w:lang w:eastAsia="ru-RU"/>
+                      </w:rPr>
+                      <m:t>U</m:t>
+                    </m:r>
+                  </m:e>
+                  <m:sub>
+                    <m:r>
+                      <m:rPr>
+                        <m:nor/>
+                      </m:rPr>
+                      <w:rPr>
+                        <w:rFonts w:ascii="Cambria Math" w:eastAsiaTheme="minorEastAsia" w:hAnsi="Cambria Math"/>
+                        <w:lang w:eastAsia="ru-RU"/>
+                      </w:rPr>
+                      <m:t>вх</m:t>
+                    </m:r>
+                    <m:r>
+                      <w:rPr>
+                        <w:rFonts w:ascii="Cambria Math" w:eastAsiaTheme="minorEastAsia" w:hAnsi="Cambria Math"/>
+                        <w:lang w:eastAsia="ru-RU"/>
+                      </w:rPr>
+                      <m:t>m</m:t>
+                    </m:r>
+                  </m:sub>
+                </m:sSub>
+                <m:r>
+                  <w:rPr>
+                    <w:rFonts w:ascii="Cambria Math" w:eastAsiaTheme="minorEastAsia" w:hAnsi="Cambria Math"/>
+                    <w:lang w:eastAsia="ru-RU"/>
+                  </w:rPr>
+                  <m:t>=</m:t>
+                </m:r>
+                <m:f>
+                  <m:fPr>
+                    <m:ctrlPr>
+                      <w:rPr>
+                        <w:rFonts w:ascii="Cambria Math" w:eastAsiaTheme="minorEastAsia" w:hAnsi="Cambria Math"/>
+                        <w:lang w:eastAsia="ru-RU"/>
+                      </w:rPr>
+                    </m:ctrlPr>
+                  </m:fPr>
+                  <m:num>
+                    <m:sSub>
+                      <m:sSubPr>
+                        <m:ctrlPr>
+                          <w:rPr>
+                            <w:rFonts w:ascii="Cambria Math" w:eastAsiaTheme="minorEastAsia" w:hAnsi="Cambria Math"/>
+                            <w:i/>
+                            <w:lang w:eastAsia="ru-RU"/>
+                          </w:rPr>
+                        </m:ctrlPr>
+                      </m:sSubPr>
+                      <m:e>
+                        <m:r>
+                          <w:rPr>
+                            <w:rFonts w:ascii="Cambria Math" w:eastAsiaTheme="minorEastAsia" w:hAnsi="Cambria Math"/>
+                            <w:lang w:eastAsia="ru-RU"/>
+                          </w:rPr>
+                          <m:t>U</m:t>
+                        </m:r>
+                      </m:e>
+                      <m:sub>
+                        <m:r>
+                          <m:rPr>
+                            <m:nor/>
+                          </m:rPr>
+                          <w:rPr>
+                            <w:rFonts w:ascii="Cambria Math" w:eastAsiaTheme="minorEastAsia" w:hAnsi="Cambria Math"/>
+                            <w:lang w:eastAsia="ru-RU"/>
+                          </w:rPr>
+                          <m:t>вых</m:t>
+                        </m:r>
+                        <m:r>
+                          <w:rPr>
+                            <w:rFonts w:ascii="Cambria Math" w:eastAsiaTheme="minorEastAsia" w:hAnsi="Cambria Math"/>
+                            <w:lang w:eastAsia="ru-RU"/>
+                          </w:rPr>
+                          <m:t>m</m:t>
+                        </m:r>
+                      </m:sub>
+                    </m:sSub>
+                    <m:ctrlPr>
+                      <w:rPr>
+                        <w:rFonts w:ascii="Cambria Math" w:eastAsiaTheme="minorEastAsia" w:hAnsi="Cambria Math"/>
+                        <w:i/>
+                        <w:lang w:eastAsia="ru-RU"/>
+                      </w:rPr>
+                    </m:ctrlPr>
+                  </m:num>
+                  <m:den>
+                    <m:r>
+                      <w:rPr>
+                        <w:rFonts w:ascii="Cambria Math" w:eastAsiaTheme="minorEastAsia" w:hAnsi="Cambria Math"/>
+                        <w:lang w:eastAsia="ru-RU"/>
+                      </w:rPr>
+                      <m:t>2</m:t>
+                    </m:r>
+                    <m:r>
+                      <m:rPr>
+                        <m:sty m:val="p"/>
+                      </m:rPr>
+                      <w:rPr>
+                        <w:rFonts w:ascii="Cambria Math" w:eastAsiaTheme="minorEastAsia" w:hAnsi="Cambria Math"/>
+                        <w:lang w:eastAsia="ru-RU"/>
+                      </w:rPr>
+                      <m:t>π</m:t>
+                    </m:r>
+                    <m:r>
+                      <w:rPr>
+                        <w:rFonts w:ascii="Cambria Math" w:eastAsiaTheme="minorEastAsia" w:hAnsi="Cambria Math"/>
+                        <w:lang w:eastAsia="ru-RU"/>
+                      </w:rPr>
+                      <m:t>f</m:t>
+                    </m:r>
+                    <m:r>
+                      <m:rPr>
+                        <m:sty m:val="p"/>
+                      </m:rPr>
+                      <w:rPr>
+                        <w:rFonts w:ascii="Cambria Math" w:eastAsiaTheme="minorEastAsia" w:hAnsi="Cambria Math"/>
+                        <w:lang w:eastAsia="ru-RU"/>
+                      </w:rPr>
+                      <m:t>⋅</m:t>
+                    </m:r>
+                    <m:sSub>
+                      <m:sSubPr>
+                        <m:ctrlPr>
+                          <w:rPr>
+                            <w:rFonts w:ascii="Cambria Math" w:eastAsiaTheme="minorEastAsia" w:hAnsi="Cambria Math"/>
+                            <w:i/>
+                            <w:lang w:eastAsia="ru-RU"/>
+                          </w:rPr>
+                        </m:ctrlPr>
+                      </m:sSubPr>
+                      <m:e>
+                        <m:r>
+                          <w:rPr>
+                            <w:rFonts w:ascii="Cambria Math" w:eastAsiaTheme="minorEastAsia" w:hAnsi="Cambria Math"/>
+                            <w:lang w:eastAsia="ru-RU"/>
+                          </w:rPr>
+                          <m:t>t</m:t>
+                        </m:r>
+                        <m:ctrlPr>
+                          <w:rPr>
+                            <w:rFonts w:ascii="Cambria Math" w:eastAsiaTheme="minorEastAsia" w:hAnsi="Cambria Math"/>
+                            <w:lang w:eastAsia="ru-RU"/>
+                          </w:rPr>
+                        </m:ctrlPr>
+                      </m:e>
+                      <m:sub>
+                        <m:r>
+                          <m:rPr>
+                            <m:nor/>
+                          </m:rPr>
+                          <w:rPr>
+                            <w:rFonts w:ascii="Cambria Math" w:eastAsiaTheme="minorEastAsia" w:hAnsi="Cambria Math"/>
+                            <w:lang w:eastAsia="ru-RU"/>
+                          </w:rPr>
+                          <m:t>ф вх</m:t>
+                        </m:r>
+                      </m:sub>
+                    </m:sSub>
+                    <m:ctrlPr>
+                      <w:rPr>
+                        <w:rFonts w:ascii="Cambria Math" w:eastAsiaTheme="minorEastAsia" w:hAnsi="Cambria Math"/>
+                        <w:i/>
+                        <w:lang w:eastAsia="ru-RU"/>
+                      </w:rPr>
+                    </m:ctrlPr>
+                  </m:den>
+                </m:f>
+                <m:r>
+                  <w:rPr>
+                    <w:rFonts w:ascii="Cambria Math" w:eastAsiaTheme="minorEastAsia" w:hAnsi="Cambria Math"/>
+                    <w:lang w:eastAsia="ru-RU"/>
+                  </w:rPr>
+                  <m:t>=</m:t>
+                </m:r>
+                <m:f>
+                  <m:fPr>
+                    <m:ctrlPr>
+                      <w:rPr>
+                        <w:rFonts w:ascii="Cambria Math" w:eastAsiaTheme="minorEastAsia" w:hAnsi="Cambria Math"/>
+                        <w:lang w:eastAsia="ru-RU"/>
+                      </w:rPr>
+                    </m:ctrlPr>
+                  </m:fPr>
+                  <m:num>
+                    <m:r>
+                      <w:rPr>
+                        <w:rFonts w:ascii="Cambria Math" w:eastAsiaTheme="minorEastAsia" w:hAnsi="Cambria Math"/>
+                        <w:lang w:eastAsia="ru-RU"/>
+                      </w:rPr>
+                      <m:t>4</m:t>
+                    </m:r>
+                    <m:ctrlPr>
+                      <w:rPr>
+                        <w:rFonts w:ascii="Cambria Math" w:eastAsiaTheme="minorEastAsia" w:hAnsi="Cambria Math"/>
+                        <w:i/>
+                        <w:lang w:eastAsia="ru-RU"/>
+                      </w:rPr>
+                    </m:ctrlPr>
+                  </m:num>
+                  <m:den>
+                    <m:r>
+                      <w:rPr>
+                        <w:rFonts w:ascii="Cambria Math" w:eastAsiaTheme="minorEastAsia" w:hAnsi="Cambria Math"/>
+                        <w:lang w:eastAsia="ru-RU"/>
+                      </w:rPr>
+                      <m:t>2</m:t>
+                    </m:r>
+                    <m:r>
+                      <m:rPr>
+                        <m:sty m:val="p"/>
+                      </m:rPr>
+                      <w:rPr>
+                        <w:rFonts w:ascii="Cambria Math" w:eastAsiaTheme="minorEastAsia" w:hAnsi="Cambria Math"/>
+                        <w:lang w:eastAsia="ru-RU"/>
+                      </w:rPr>
+                      <m:t>⋅π⋅</m:t>
+                    </m:r>
+                    <m:r>
+                      <w:rPr>
+                        <w:rFonts w:ascii="Cambria Math" w:eastAsiaTheme="minorEastAsia" w:hAnsi="Cambria Math"/>
+                        <w:lang w:eastAsia="ru-RU"/>
+                      </w:rPr>
+                      <m:t>6250</m:t>
+                    </m:r>
+                    <m:r>
+                      <m:rPr>
+                        <m:sty m:val="p"/>
+                      </m:rPr>
+                      <w:rPr>
+                        <w:rFonts w:ascii="Cambria Math" w:eastAsiaTheme="minorEastAsia" w:hAnsi="Cambria Math"/>
+                        <w:lang w:eastAsia="ru-RU"/>
+                      </w:rPr>
+                      <m:t>⋅</m:t>
+                    </m:r>
+                    <m:r>
+                      <w:rPr>
+                        <w:rFonts w:ascii="Cambria Math" w:eastAsiaTheme="minorEastAsia" w:hAnsi="Cambria Math"/>
+                        <w:lang w:eastAsia="ru-RU"/>
+                      </w:rPr>
+                      <m:t>2,3</m:t>
+                    </m:r>
+                    <m:r>
+                      <m:rPr>
+                        <m:sty m:val="p"/>
+                      </m:rPr>
+                      <w:rPr>
+                        <w:rFonts w:ascii="Cambria Math" w:eastAsiaTheme="minorEastAsia" w:hAnsi="Cambria Math"/>
+                        <w:lang w:eastAsia="ru-RU"/>
+                      </w:rPr>
+                      <m:t>⋅</m:t>
+                    </m:r>
+                    <m:sSup>
+                      <m:sSupPr>
+                        <m:ctrlPr>
+                          <w:rPr>
+                            <w:rFonts w:ascii="Cambria Math" w:eastAsiaTheme="minorEastAsia" w:hAnsi="Cambria Math"/>
+                            <w:i/>
+                            <w:lang w:eastAsia="ru-RU"/>
+                          </w:rPr>
+                        </m:ctrlPr>
+                      </m:sSupPr>
+                      <m:e>
+                        <m:r>
+                          <w:rPr>
+                            <w:rFonts w:ascii="Cambria Math" w:eastAsiaTheme="minorEastAsia" w:hAnsi="Cambria Math"/>
+                            <w:lang w:eastAsia="ru-RU"/>
+                          </w:rPr>
+                          <m:t>10</m:t>
+                        </m:r>
+                        <m:ctrlPr>
+                          <w:rPr>
+                            <w:rFonts w:ascii="Cambria Math" w:eastAsiaTheme="minorEastAsia" w:hAnsi="Cambria Math"/>
+                            <w:lang w:eastAsia="ru-RU"/>
+                          </w:rPr>
+                        </m:ctrlPr>
+                      </m:e>
+                      <m:sup>
+                        <m:r>
+                          <w:rPr>
+                            <w:rFonts w:ascii="Cambria Math" w:eastAsiaTheme="minorEastAsia" w:hAnsi="Cambria Math"/>
+                            <w:lang w:eastAsia="ru-RU"/>
+                          </w:rPr>
+                          <m:t>-6</m:t>
+                        </m:r>
+                      </m:sup>
+                    </m:sSup>
+                    <m:ctrlPr>
+                      <w:rPr>
+                        <w:rFonts w:ascii="Cambria Math" w:eastAsiaTheme="minorEastAsia" w:hAnsi="Cambria Math"/>
+                        <w:i/>
+                        <w:lang w:eastAsia="ru-RU"/>
+                      </w:rPr>
+                    </m:ctrlPr>
+                  </m:den>
+                </m:f>
+                <m:r>
+                  <w:rPr>
+                    <w:rFonts w:ascii="Cambria Math" w:eastAsiaTheme="minorEastAsia" w:hAnsi="Cambria Math"/>
+                    <w:lang w:eastAsia="ru-RU"/>
+                  </w:rPr>
+                  <m:t>=44,29</m:t>
+                </m:r>
+                <m:r>
+                  <w:rPr>
+                    <w:rFonts w:ascii="Cambria Math" w:eastAsiaTheme="minorEastAsia" w:hAnsi="Cambria Math"/>
+                    <w:lang w:eastAsia="ru-RU"/>
+                  </w:rPr>
+                  <m:t>1</m:t>
+                </m:r>
+                <m:r>
+                  <m:rPr>
+                    <m:nor/>
+                  </m:rPr>
+                  <w:rPr>
+                    <w:rFonts w:ascii="Cambria Math" w:eastAsiaTheme="minorEastAsia" w:hAnsi="Cambria Math"/>
+                    <w:lang w:eastAsia="ru-RU"/>
+                  </w:rPr>
+                  <m:t xml:space="preserve"> В</m:t>
+                </m:r>
+              </m:oMath>
+            </m:oMathPara>
+          </w:p>
+          <w:p>
+            <w:pPr>
+              <w:jc w:val="center"/>
+              <w:rPr>
+                <w:rFonts w:eastAsiaTheme="minorEastAsia"/>
+                <w:lang w:eastAsia="ru-RU"/>
+              </w:rPr>
+            </w:pPr>
+          </w:p>
+        </w:tc>
+        <w:tc>
+          <w:tcPr>
+            <w:tcW w:w="543" w:type="dxa"/>
+          </w:tcPr>
+          <w:p>
+            <w:pPr>
+              <w:ind w:firstLine="0"/>
+              <w:jc w:val="center"/>
+              <w:rPr>
+                <w:lang w:eastAsia="ru-RU"/>
+              </w:rPr>
+            </w:pPr>
+            <w:r>
+              <w:rPr>
+                <w:lang w:eastAsia="ru-RU"/>
+              </w:rPr>
+              <w:t>(</w:t>
+            </w:r>
+            <w:r>
+              <w:rPr>
+                <w:lang w:eastAsia="ru-RU"/>
+              </w:rPr>
+              <w:t>2</w:t>
+            </w:r>
+            <w:r>
+              <w:rPr>
+                <w:lang w:eastAsia="ru-RU"/>
+              </w:rPr>
+              <w:t>)</w:t>
+            </w:r>
+          </w:p>
+        </w:tc>
+      </w:tr>
+    </w:tbl>
+    <w:p>
+      <w:pPr>
+        <w:rPr>
+          <w:rFonts w:eastAsiaTheme="minorEastAsia"/>
+          <w:lang w:eastAsia="ru-RU"/>
+        </w:rPr>
+      </w:pPr>
+      <w:r>
+        <w:rPr>
+          <w:rFonts w:eastAsiaTheme="minorEastAsia"/>
+          <w:lang w:eastAsia="ru-RU"/>
+        </w:rPr>
+        <w:t>На основании полученных данных можно сделать вывод о том, что нам понадобятся диоды, рассчитанные на частоту не менее 6250 Гц и обратное напряжение не менее 44,29 В.</w:t>
+      </w:r>
+    </w:p>
+    <w:p>
+      <w:pPr>
+        <w:rPr>
+          <w:rFonts w:eastAsiaTheme="minorEastAsia"/>
+          <w:lang w:eastAsia="ru-RU"/>
+        </w:rPr>
+      </w:pPr>
+      <w:r>
+        <w:rPr>
+          <w:rFonts w:eastAsiaTheme="minorEastAsia"/>
+          <w:lang w:eastAsia="ru-RU"/>
+        </w:rPr>
+        <w:t>На основании полученных данных выбираем диоды КД213А со следующими параметрами:</w:t>
+      </w:r>
+    </w:p>
+    <w:p>
+      <w:pPr>
+        <w:spacing w:line="240" w:lineRule="auto"/>
+        <w:rPr>
+          <w:rFonts w:eastAsiaTheme="minorEastAsia"/>
+          <w:lang w:eastAsia="ru-RU"/>
+        </w:rPr>
+      </w:pPr>
+      <m:oMath>
+        <m:sSub>
+          <m:sSubPr>
+            <m:ctrlPr>
+              <w:rPr>
+                <w:rFonts w:ascii="Cambria Math" w:eastAsiaTheme="minorEastAsia" w:hAnsi="Cambria Math"/>
+                <w:i/>
+                <w:lang w:val="en-US" w:eastAsia="ru-RU"/>
+              </w:rPr>
+            </m:ctrlPr>
+          </m:sSubPr>
+          <m:e>
+            <m:r>
+              <w:rPr>
+                <w:rFonts w:ascii="Cambria Math" w:eastAsiaTheme="minorEastAsia" w:hAnsi="Cambria Math"/>
+                <w:lang w:val="en-US" w:eastAsia="ru-RU"/>
+              </w:rPr>
+              <m:t>U</m:t>
+            </m:r>
+          </m:e>
+          <m:sub>
+            <m:r>
+              <w:rPr>
+                <w:rFonts w:ascii="Cambria Math" w:eastAsiaTheme="minorEastAsia" w:hAnsi="Cambria Math"/>
+                <w:lang w:eastAsia="ru-RU"/>
+              </w:rPr>
+              <m:t>обр макс</m:t>
+            </m:r>
+          </m:sub>
+        </m:sSub>
+        <m:r>
+          <w:rPr>
+            <w:rFonts w:ascii="Cambria Math" w:eastAsiaTheme="minorEastAsia" w:hAnsi="Cambria Math"/>
+            <w:lang w:eastAsia="ru-RU"/>
+          </w:rPr>
+          <m:t>=200 В</m:t>
+        </m:r>
+      </m:oMath>
+      <w:r>
+        <w:rPr>
+          <w:rFonts w:eastAsiaTheme="minorEastAsia"/>
+          <w:lang w:eastAsia="ru-RU"/>
+        </w:rPr>
+        <w:t>;</w:t>
+      </w:r>
+    </w:p>
+    <w:p>
+      <w:pPr>
+        <w:spacing w:line="240" w:lineRule="auto"/>
+        <w:rPr>
+          <w:rFonts w:eastAsiaTheme="minorEastAsia"/>
+          <w:lang w:eastAsia="ru-RU"/>
+        </w:rPr>
+      </w:pPr>
+      <m:oMath>
+        <m:sSub>
+          <m:sSubPr>
+            <m:ctrlPr>
+              <w:rPr>
+                <w:rFonts w:ascii="Cambria Math" w:eastAsiaTheme="minorEastAsia" w:hAnsi="Cambria Math"/>
+                <w:i/>
+                <w:lang w:val="en-US" w:eastAsia="ru-RU"/>
+              </w:rPr>
+            </m:ctrlPr>
+          </m:sSubPr>
+          <m:e>
+            <m:r>
+              <w:rPr>
+                <w:rFonts w:ascii="Cambria Math" w:eastAsiaTheme="minorEastAsia" w:hAnsi="Cambria Math"/>
+                <w:lang w:val="en-US" w:eastAsia="ru-RU"/>
+              </w:rPr>
+              <m:t>I</m:t>
+            </m:r>
+          </m:e>
+          <m:sub>
+            <m:r>
+              <w:rPr>
+                <w:rFonts w:ascii="Cambria Math" w:eastAsiaTheme="minorEastAsia" w:hAnsi="Cambria Math"/>
+                <w:lang w:eastAsia="ru-RU"/>
+              </w:rPr>
+              <m:t>пр</m:t>
+            </m:r>
+          </m:sub>
+        </m:sSub>
+        <m:r>
+          <w:rPr>
+            <w:rFonts w:ascii="Cambria Math" w:eastAsiaTheme="minorEastAsia" w:hAnsi="Cambria Math"/>
+            <w:lang w:eastAsia="ru-RU"/>
+          </w:rPr>
+          <m:t>=10 А</m:t>
+        </m:r>
+      </m:oMath>
+      <w:r>
+        <w:rPr>
+          <w:rFonts w:eastAsiaTheme="minorEastAsia"/>
+          <w:lang w:eastAsia="ru-RU"/>
+        </w:rPr>
+        <w:t>;</w:t>
+      </w:r>
+    </w:p>
+    <w:p>
+      <w:pPr>
+        <w:spacing w:line="240" w:lineRule="auto"/>
+        <w:rPr>
+          <w:rFonts w:eastAsiaTheme="minorEastAsia"/>
+          <w:lang w:eastAsia="ru-RU"/>
+        </w:rPr>
+      </w:pPr>
+      <m:oMath>
+        <m:r>
+          <w:rPr>
+            <w:rFonts w:ascii="Cambria Math" w:eastAsiaTheme="minorEastAsia" w:hAnsi="Cambria Math"/>
+            <w:lang w:val="en-US" w:eastAsia="ru-RU"/>
+          </w:rPr>
+          <m:t>f</m:t>
+        </m:r>
+        <m:r>
+          <w:rPr>
+            <w:rFonts w:ascii="Cambria Math" w:eastAsiaTheme="minorEastAsia" w:hAnsi="Cambria Math"/>
+            <w:lang w:eastAsia="ru-RU"/>
+          </w:rPr>
+          <m:t>=100 кГц</m:t>
+        </m:r>
+      </m:oMath>
+      <w:r>
+        <w:rPr>
+          <w:rFonts w:eastAsiaTheme="minorEastAsia"/>
+          <w:lang w:eastAsia="ru-RU"/>
+        </w:rPr>
+        <w:t>;</w:t>
+      </w:r>
+    </w:p>
+    <w:p>
+      <w:pPr>
+        <w:spacing w:line="240" w:lineRule="auto"/>
+        <w:rPr>
+          <w:rFonts w:eastAsiaTheme="minorEastAsia"/>
+          <w:lang w:eastAsia="ru-RU"/>
+        </w:rPr>
+      </w:pPr>
+      <m:oMath>
+        <m:sSub>
+          <m:sSubPr>
+            <m:ctrlPr>
+              <w:rPr>
+                <w:rFonts w:ascii="Cambria Math" w:eastAsiaTheme="minorEastAsia" w:hAnsi="Cambria Math"/>
+                <w:i/>
+                <w:lang w:val="en-US" w:eastAsia="ru-RU"/>
+              </w:rPr>
+            </m:ctrlPr>
+          </m:sSubPr>
+          <m:e>
+            <m:r>
+              <w:rPr>
+                <w:rFonts w:ascii="Cambria Math" w:eastAsiaTheme="minorEastAsia" w:hAnsi="Cambria Math"/>
+                <w:lang w:val="en-US" w:eastAsia="ru-RU"/>
+              </w:rPr>
+              <m:t>U</m:t>
+            </m:r>
+          </m:e>
+          <m:sub>
+            <m:r>
+              <w:rPr>
+                <w:rFonts w:ascii="Cambria Math" w:eastAsiaTheme="minorEastAsia" w:hAnsi="Cambria Math"/>
+                <w:lang w:eastAsia="ru-RU"/>
+              </w:rPr>
+              <m:t>пр</m:t>
+            </m:r>
+          </m:sub>
+        </m:sSub>
+        <m:r>
+          <w:rPr>
+            <w:rFonts w:ascii="Cambria Math" w:eastAsiaTheme="minorEastAsia" w:hAnsi="Cambria Math"/>
+            <w:lang w:eastAsia="ru-RU"/>
+          </w:rPr>
+          <m:t>=1 В</m:t>
+        </m:r>
+      </m:oMath>
+      <w:r>
+        <w:rPr>
+          <w:rFonts w:eastAsiaTheme="minorEastAsia"/>
+          <w:lang w:eastAsia="ru-RU"/>
+        </w:rPr>
+        <w:t>;</w:t>
+      </w:r>
+    </w:p>
+    <w:p>
+      <w:pPr>
+        <w:spacing w:line="240" w:lineRule="auto"/>
+        <w:rPr>
+          <w:rFonts w:eastAsiaTheme="minorEastAsia"/>
+          <w:lang w:eastAsia="ru-RU"/>
+        </w:rPr>
+      </w:pPr>
+      <m:oMath>
+        <m:sSub>
+          <m:sSubPr>
+            <m:ctrlPr>
+              <w:rPr>
+                <w:rFonts w:ascii="Cambria Math" w:eastAsiaTheme="minorEastAsia" w:hAnsi="Cambria Math"/>
+                <w:i/>
+                <w:lang w:val="en-US" w:eastAsia="ru-RU"/>
+              </w:rPr>
+            </m:ctrlPr>
+          </m:sSubPr>
+          <m:e>
+            <m:r>
+              <w:rPr>
+                <w:rFonts w:ascii="Cambria Math" w:eastAsiaTheme="minorEastAsia" w:hAnsi="Cambria Math"/>
+                <w:lang w:val="en-US" w:eastAsia="ru-RU"/>
+              </w:rPr>
+              <m:t>I</m:t>
+            </m:r>
+          </m:e>
+          <m:sub>
+            <m:r>
+              <w:rPr>
+                <w:rFonts w:ascii="Cambria Math" w:eastAsiaTheme="minorEastAsia" w:hAnsi="Cambria Math"/>
+                <w:lang w:eastAsia="ru-RU"/>
+              </w:rPr>
+              <m:t>обр</m:t>
+            </m:r>
+          </m:sub>
+        </m:sSub>
+        <m:r>
+          <w:rPr>
+            <w:rFonts w:ascii="Cambria Math" w:eastAsiaTheme="minorEastAsia" w:hAnsi="Cambria Math"/>
+            <w:lang w:eastAsia="ru-RU"/>
+          </w:rPr>
+          <m:t>=200 мкА</m:t>
+        </m:r>
+      </m:oMath>
+      <w:r>
+        <w:rPr>
+          <w:rFonts w:eastAsiaTheme="minorEastAsia"/>
+          <w:lang w:eastAsia="ru-RU"/>
+        </w:rPr>
+        <w:t>;</w:t>
+      </w:r>
+    </w:p>
+    <w:p>
+      <w:pPr>
+        <w:spacing w:line="240" w:lineRule="auto"/>
+        <w:rPr>
+          <w:rFonts w:eastAsiaTheme="minorEastAsia"/>
+          <w:lang w:eastAsia="ru-RU"/>
+        </w:rPr>
+      </w:pPr>
+      <m:oMath>
+        <m:sSub>
+          <m:sSubPr>
+            <m:ctrlPr>
+              <w:rPr>
+                <w:rFonts w:ascii="Cambria Math" w:eastAsiaTheme="minorEastAsia" w:hAnsi="Cambria Math"/>
+                <w:i/>
+                <w:lang w:val="en-US" w:eastAsia="ru-RU"/>
+              </w:rPr>
+            </m:ctrlPr>
+          </m:sSubPr>
+          <m:e>
+            <m:r>
+              <w:rPr>
+                <w:rFonts w:ascii="Cambria Math" w:eastAsiaTheme="minorEastAsia" w:hAnsi="Cambria Math"/>
+                <w:lang w:val="en-US" w:eastAsia="ru-RU"/>
+              </w:rPr>
+              <m:t>R</m:t>
+            </m:r>
+          </m:e>
+          <m:sub>
+            <m:r>
+              <w:rPr>
+                <w:rFonts w:ascii="Cambria Math" w:eastAsiaTheme="minorEastAsia" w:hAnsi="Cambria Math"/>
+                <w:lang w:eastAsia="ru-RU"/>
+              </w:rPr>
+              <m:t>пр</m:t>
+            </m:r>
+          </m:sub>
+        </m:sSub>
+        <m:r>
+          <w:rPr>
+            <w:rFonts w:ascii="Cambria Math" w:eastAsiaTheme="minorEastAsia" w:hAnsi="Cambria Math"/>
+            <w:lang w:eastAsia="ru-RU"/>
+          </w:rPr>
+          <m:t>=0.1 Ом</m:t>
+        </m:r>
+      </m:oMath>
+      <w:r>
+        <w:rPr>
+          <w:rFonts w:eastAsiaTheme="minorEastAsia"/>
+          <w:lang w:eastAsia="ru-RU"/>
+        </w:rPr>
+        <w:t>;</w:t>
+      </w:r>
+    </w:p>
+    <w:p>
+      <w:pPr>
+        <w:spacing w:line="240" w:lineRule="auto"/>
+        <w:rPr>
+          <w:rFonts w:eastAsiaTheme="minorEastAsia"/>
+          <w:lang w:eastAsia="ru-RU"/>
+        </w:rPr>
+      </w:pPr>
+      <m:oMath>
+        <m:sSub>
+          <m:sSubPr>
+            <m:ctrlPr>
+              <w:rPr>
+                <w:rFonts w:ascii="Cambria Math" w:eastAsiaTheme="minorEastAsia" w:hAnsi="Cambria Math"/>
+                <w:i/>
+                <w:lang w:val="en-US" w:eastAsia="ru-RU"/>
+              </w:rPr>
+            </m:ctrlPr>
+          </m:sSubPr>
+          <m:e>
+            <m:r>
+              <w:rPr>
+                <w:rFonts w:ascii="Cambria Math" w:eastAsiaTheme="minorEastAsia" w:hAnsi="Cambria Math"/>
+                <w:lang w:val="en-US" w:eastAsia="ru-RU"/>
+              </w:rPr>
+              <m:t>R</m:t>
+            </m:r>
+          </m:e>
+          <m:sub>
+            <m:r>
+              <w:rPr>
+                <w:rFonts w:ascii="Cambria Math" w:eastAsiaTheme="minorEastAsia" w:hAnsi="Cambria Math"/>
+                <w:lang w:eastAsia="ru-RU"/>
+              </w:rPr>
+              <m:t>обр</m:t>
+            </m:r>
+          </m:sub>
+        </m:sSub>
+        <m:r>
+          <w:rPr>
+            <w:rFonts w:ascii="Cambria Math" w:eastAsiaTheme="minorEastAsia" w:hAnsi="Cambria Math"/>
+            <w:lang w:eastAsia="ru-RU"/>
+          </w:rPr>
+          <m:t>=1000 кОм</m:t>
+        </m:r>
+      </m:oMath>
+      <w:r>
+        <w:rPr>
+          <w:rFonts w:eastAsiaTheme="minorEastAsia"/>
+          <w:lang w:eastAsia="ru-RU"/>
+        </w:rPr>
+        <w:t>;</w:t>
+      </w:r>
+    </w:p>
+    <w:p>
+      <w:pPr>
+        <w:rPr>
+          <w:rFonts w:eastAsiaTheme="minorEastAsia"/>
+          <w:lang w:eastAsia="ru-RU"/>
+        </w:rPr>
+      </w:pPr>
+      <m:oMath>
+        <m:r>
+          <w:rPr>
+            <w:rFonts w:ascii="Cambria Math" w:eastAsiaTheme="minorEastAsia" w:hAnsi="Cambria Math"/>
+            <w:lang w:val="en-US" w:eastAsia="ru-RU"/>
+          </w:rPr>
+          <m:t>C</m:t>
+        </m:r>
+        <m:r>
+          <w:rPr>
+            <w:rFonts w:ascii="Cambria Math" w:eastAsiaTheme="minorEastAsia" w:hAnsi="Cambria Math"/>
+            <w:lang w:eastAsia="ru-RU"/>
+          </w:rPr>
+          <m:t>=550 пФ</m:t>
+        </m:r>
+      </m:oMath>
+      <w:r>
+        <w:rPr>
+          <w:rFonts w:eastAsiaTheme="minorEastAsia"/>
+          <w:lang w:eastAsia="ru-RU"/>
+        </w:rPr>
+        <w:t>.</w:t>
+      </w:r>
+    </w:p>
+    <w:p>
+      <w:pPr>
+        <w:rPr>
+          <w:rFonts w:eastAsiaTheme="minorEastAsia"/>
+          <w:lang w:eastAsia="ru-RU"/>
+        </w:rPr>
+      </w:pPr>
+    </w:p>
+    <w:p>
+      <w:pPr>
+        <w:rPr>
+          <w:rFonts w:eastAsiaTheme="minorEastAsia"/>
+          <w:lang w:eastAsia="ru-RU"/>
+        </w:rPr>
+      </w:pPr>
+      <w:r>
+        <w:rPr>
+          <w:rFonts w:eastAsiaTheme="minorEastAsia"/>
+          <w:lang w:eastAsia="ru-RU"/>
+        </w:rPr>
+        <w:lastRenderedPageBreak/>
+        <w:t>Рассчитаем коэффициент передачи напряжения при открытом диоде по формуле 3:</w:t>
+      </w:r>
+    </w:p>
+    <w:tbl>
+      <w:tblPr>
+        <w:tblStyle w:val="ad"/>
+        <w:tblW w:w="10165" w:type="dxa"/>
+        <w:tblBorders>
+          <w:top w:val="none" w:sz="0" w:space="0" w:color="auto"/>
+          <w:left w:val="none" w:sz="0" w:space="0" w:color="auto"/>
+          <w:bottom w:val="none" w:sz="0" w:space="0" w:color="auto"/>
+          <w:right w:val="none" w:sz="0" w:space="0" w:color="auto"/>
+          <w:insideH w:val="none" w:sz="0" w:space="0" w:color="auto"/>
+          <w:insideV w:val="none" w:sz="0" w:space="0" w:color="auto"/>
+        </w:tblBorders>
+        <w:tblLook w:val="0480" w:firstRow="0" w:lastRow="0" w:firstColumn="1" w:lastColumn="0" w:noHBand="0" w:noVBand="1"/>
+      </w:tblPr>
+      <w:tblGrid>
+        <w:gridCol w:w="9622"/>
+        <w:gridCol w:w="543"/>
+      </w:tblGrid>
+      <w:tr>
+        <w:trPr>
+          <w:trHeight w:val="683"/>
+        </w:trPr>
+        <w:tc>
+          <w:tcPr>
+            <w:tcW w:w="9622" w:type="dxa"/>
+          </w:tcPr>
+          <w:p>
+            <w:pPr>
+              <w:jc w:val="center"/>
+              <w:rPr>
+                <w:rFonts w:eastAsiaTheme="minorEastAsia"/>
+                <w:lang w:eastAsia="ru-RU"/>
+              </w:rPr>
+            </w:pPr>
+            <m:oMathPara>
+              <m:oMathParaPr>
+                <m:jc m:val="center"/>
+              </m:oMathParaPr>
+              <m:oMath>
+                <m:sSub>
+                  <m:sSubPr>
+                    <m:ctrlPr>
+                      <w:rPr>
+                        <w:rFonts w:ascii="Cambria Math" w:eastAsiaTheme="minorEastAsia" w:hAnsi="Cambria Math"/>
+                        <w:i/>
+                        <w:lang w:eastAsia="ru-RU"/>
+                      </w:rPr>
+                    </m:ctrlPr>
+                  </m:sSubPr>
+                  <m:e>
+                    <m:r>
+                      <w:rPr>
+                        <w:rFonts w:ascii="Cambria Math" w:eastAsiaTheme="minorEastAsia" w:hAnsi="Cambria Math"/>
+                        <w:lang w:eastAsia="ru-RU"/>
+                      </w:rPr>
+                      <m:t>K</m:t>
+                    </m:r>
+                  </m:e>
+                  <m:sub>
+                    <m:r>
+                      <w:rPr>
+                        <w:rFonts w:ascii="Cambria Math" w:eastAsiaTheme="minorEastAsia" w:hAnsi="Cambria Math"/>
+                        <w:lang w:eastAsia="ru-RU"/>
+                      </w:rPr>
+                      <m:t>U</m:t>
+                    </m:r>
+                    <m:r>
+                      <m:rPr>
+                        <m:nor/>
+                      </m:rPr>
+                      <w:rPr>
+                        <w:rFonts w:ascii="Cambria Math" w:eastAsiaTheme="minorEastAsia" w:hAnsi="Cambria Math"/>
+                        <w:lang w:eastAsia="ru-RU"/>
+                      </w:rPr>
+                      <m:t xml:space="preserve"> откр</m:t>
+                    </m:r>
+                  </m:sub>
+                </m:sSub>
+                <m:r>
+                  <w:rPr>
+                    <w:rFonts w:ascii="Cambria Math" w:eastAsiaTheme="minorEastAsia" w:hAnsi="Cambria Math"/>
+                    <w:lang w:eastAsia="ru-RU"/>
+                  </w:rPr>
+                  <m:t>=</m:t>
+                </m:r>
+                <m:f>
+                  <m:fPr>
+                    <m:ctrlPr>
+                      <w:rPr>
+                        <w:rFonts w:ascii="Cambria Math" w:eastAsiaTheme="minorEastAsia" w:hAnsi="Cambria Math"/>
+                        <w:i/>
+                        <w:lang w:eastAsia="ru-RU"/>
+                      </w:rPr>
+                    </m:ctrlPr>
+                  </m:fPr>
+                  <m:num>
+                    <m:sSub>
+                      <m:sSubPr>
+                        <m:ctrlPr>
+                          <w:rPr>
+                            <w:rFonts w:ascii="Cambria Math" w:eastAsiaTheme="minorEastAsia" w:hAnsi="Cambria Math"/>
+                            <w:i/>
+                            <w:lang w:val="en-US" w:eastAsia="ru-RU"/>
+                          </w:rPr>
+                        </m:ctrlPr>
+                      </m:sSubPr>
+                      <m:e>
+                        <m:r>
+                          <w:rPr>
+                            <w:rFonts w:ascii="Cambria Math" w:eastAsiaTheme="minorEastAsia" w:hAnsi="Cambria Math"/>
+                            <w:lang w:val="en-US" w:eastAsia="ru-RU"/>
+                          </w:rPr>
+                          <m:t>R</m:t>
+                        </m:r>
+                      </m:e>
+                      <m:sub>
+                        <m:r>
+                          <w:rPr>
+                            <w:rFonts w:ascii="Cambria Math" w:eastAsiaTheme="minorEastAsia" w:hAnsi="Cambria Math"/>
+                            <w:lang w:val="en-US" w:eastAsia="ru-RU"/>
+                          </w:rPr>
+                          <m:t>VD1 обр</m:t>
+                        </m:r>
+                      </m:sub>
+                    </m:sSub>
+                    <m:r>
+                      <w:rPr>
+                        <w:rFonts w:ascii="Cambria Math" w:eastAsiaTheme="minorEastAsia" w:hAnsi="Cambria Math"/>
+                        <w:lang w:val="en-US" w:eastAsia="ru-RU"/>
+                      </w:rPr>
+                      <m:t>+</m:t>
+                    </m:r>
+                    <m:sSub>
+                      <m:sSubPr>
+                        <m:ctrlPr>
+                          <w:rPr>
+                            <w:rFonts w:ascii="Cambria Math" w:eastAsiaTheme="minorEastAsia" w:hAnsi="Cambria Math"/>
+                            <w:i/>
+                            <w:lang w:val="en-US" w:eastAsia="ru-RU"/>
+                          </w:rPr>
+                        </m:ctrlPr>
+                      </m:sSubPr>
+                      <m:e>
+                        <m:r>
+                          <w:rPr>
+                            <w:rFonts w:ascii="Cambria Math" w:eastAsiaTheme="minorEastAsia" w:hAnsi="Cambria Math"/>
+                            <w:lang w:val="en-US" w:eastAsia="ru-RU"/>
+                          </w:rPr>
+                          <m:t>R</m:t>
+                        </m:r>
+                      </m:e>
+                      <m:sub>
+                        <m:r>
+                          <w:rPr>
+                            <w:rFonts w:ascii="Cambria Math" w:eastAsiaTheme="minorEastAsia" w:hAnsi="Cambria Math"/>
+                            <w:lang w:val="en-US" w:eastAsia="ru-RU"/>
+                          </w:rPr>
+                          <m:t>VD2 обр</m:t>
+                        </m:r>
+                      </m:sub>
+                    </m:sSub>
+                  </m:num>
+                  <m:den>
+                    <m:r>
+                      <w:rPr>
+                        <w:rFonts w:ascii="Cambria Math" w:eastAsiaTheme="minorEastAsia" w:hAnsi="Cambria Math"/>
+                        <w:lang w:eastAsia="ru-RU"/>
+                      </w:rPr>
+                      <m:t>2*</m:t>
+                    </m:r>
+                    <m:sSub>
+                      <m:sSubPr>
+                        <m:ctrlPr>
+                          <w:rPr>
+                            <w:rFonts w:ascii="Cambria Math" w:eastAsiaTheme="minorEastAsia" w:hAnsi="Cambria Math"/>
+                            <w:i/>
+                            <w:lang w:val="en-US" w:eastAsia="ru-RU"/>
+                          </w:rPr>
+                        </m:ctrlPr>
+                      </m:sSubPr>
+                      <m:e>
+                        <m:r>
+                          <w:rPr>
+                            <w:rFonts w:ascii="Cambria Math" w:eastAsiaTheme="minorEastAsia" w:hAnsi="Cambria Math"/>
+                            <w:lang w:val="en-US" w:eastAsia="ru-RU"/>
+                          </w:rPr>
+                          <m:t>R</m:t>
+                        </m:r>
+                      </m:e>
+                      <m:sub>
+                        <m:r>
+                          <w:rPr>
+                            <w:rFonts w:ascii="Cambria Math" w:eastAsiaTheme="minorEastAsia" w:hAnsi="Cambria Math"/>
+                            <w:lang w:val="en-US" w:eastAsia="ru-RU"/>
+                          </w:rPr>
+                          <m:t>н</m:t>
+                        </m:r>
+                      </m:sub>
+                    </m:sSub>
+                    <m:r>
+                      <w:rPr>
+                        <w:rFonts w:ascii="Cambria Math" w:eastAsiaTheme="minorEastAsia" w:hAnsi="Cambria Math"/>
+                        <w:lang w:val="en-US" w:eastAsia="ru-RU"/>
+                      </w:rPr>
+                      <m:t>+</m:t>
+                    </m:r>
+                    <m:sSub>
+                      <m:sSubPr>
+                        <m:ctrlPr>
+                          <w:rPr>
+                            <w:rFonts w:ascii="Cambria Math" w:eastAsiaTheme="minorEastAsia" w:hAnsi="Cambria Math"/>
+                            <w:i/>
+                            <w:lang w:val="en-US" w:eastAsia="ru-RU"/>
+                          </w:rPr>
+                        </m:ctrlPr>
+                      </m:sSubPr>
+                      <m:e>
+                        <m:r>
+                          <w:rPr>
+                            <w:rFonts w:ascii="Cambria Math" w:eastAsiaTheme="minorEastAsia" w:hAnsi="Cambria Math"/>
+                            <w:lang w:val="en-US" w:eastAsia="ru-RU"/>
+                          </w:rPr>
+                          <m:t>R</m:t>
+                        </m:r>
+                      </m:e>
+                      <m:sub>
+                        <m:r>
+                          <w:rPr>
+                            <w:rFonts w:ascii="Cambria Math" w:eastAsiaTheme="minorEastAsia" w:hAnsi="Cambria Math"/>
+                            <w:lang w:val="en-US" w:eastAsia="ru-RU"/>
+                          </w:rPr>
+                          <m:t>VD1 обр</m:t>
+                        </m:r>
+                      </m:sub>
+                    </m:sSub>
+                    <m:r>
+                      <w:rPr>
+                        <w:rFonts w:ascii="Cambria Math" w:eastAsiaTheme="minorEastAsia" w:hAnsi="Cambria Math"/>
+                        <w:lang w:val="en-US" w:eastAsia="ru-RU"/>
+                      </w:rPr>
+                      <m:t>+</m:t>
+                    </m:r>
+                    <m:sSub>
+                      <m:sSubPr>
+                        <m:ctrlPr>
+                          <w:rPr>
+                            <w:rFonts w:ascii="Cambria Math" w:eastAsiaTheme="minorEastAsia" w:hAnsi="Cambria Math"/>
+                            <w:i/>
+                            <w:lang w:val="en-US" w:eastAsia="ru-RU"/>
+                          </w:rPr>
+                        </m:ctrlPr>
+                      </m:sSubPr>
+                      <m:e>
+                        <m:r>
+                          <w:rPr>
+                            <w:rFonts w:ascii="Cambria Math" w:eastAsiaTheme="minorEastAsia" w:hAnsi="Cambria Math"/>
+                            <w:lang w:val="en-US" w:eastAsia="ru-RU"/>
+                          </w:rPr>
+                          <m:t>R</m:t>
+                        </m:r>
+                      </m:e>
+                      <m:sub>
+                        <m:r>
+                          <w:rPr>
+                            <w:rFonts w:ascii="Cambria Math" w:eastAsiaTheme="minorEastAsia" w:hAnsi="Cambria Math"/>
+                            <w:lang w:val="en-US" w:eastAsia="ru-RU"/>
+                          </w:rPr>
+                          <m:t>VD2 обр</m:t>
+                        </m:r>
+                      </m:sub>
+                    </m:sSub>
+                  </m:den>
+                </m:f>
+                <m:r>
+                  <w:rPr>
+                    <w:rFonts w:ascii="Cambria Math" w:eastAsiaTheme="minorEastAsia" w:hAnsi="Cambria Math"/>
+                    <w:lang w:eastAsia="ru-RU"/>
+                  </w:rPr>
+                  <m:t>=</m:t>
+                </m:r>
+                <m:f>
+                  <m:fPr>
+                    <m:ctrlPr>
+                      <w:rPr>
+                        <w:rFonts w:ascii="Cambria Math" w:eastAsiaTheme="minorEastAsia" w:hAnsi="Cambria Math"/>
+                        <w:lang w:eastAsia="ru-RU"/>
+                      </w:rPr>
+                    </m:ctrlPr>
+                  </m:fPr>
+                  <m:num>
+                    <m:r>
+                      <w:rPr>
+                        <w:rFonts w:ascii="Cambria Math" w:eastAsiaTheme="minorEastAsia" w:hAnsi="Cambria Math"/>
+                        <w:lang w:eastAsia="ru-RU"/>
+                      </w:rPr>
+                      <m:t>2</m:t>
+                    </m:r>
+                    <m:r>
+                      <m:rPr>
+                        <m:sty m:val="p"/>
+                      </m:rPr>
+                      <w:rPr>
+                        <w:rFonts w:ascii="Cambria Math" w:eastAsiaTheme="minorEastAsia" w:hAnsi="Cambria Math"/>
+                        <w:lang w:eastAsia="ru-RU"/>
+                      </w:rPr>
+                      <m:t>⋅</m:t>
+                    </m:r>
+                    <m:r>
+                      <w:rPr>
+                        <w:rFonts w:ascii="Cambria Math" w:eastAsiaTheme="minorEastAsia" w:hAnsi="Cambria Math"/>
+                        <w:lang w:eastAsia="ru-RU"/>
+                      </w:rPr>
+                      <m:t>1000</m:t>
+                    </m:r>
+                    <m:r>
+                      <m:rPr>
+                        <m:sty m:val="p"/>
+                      </m:rPr>
+                      <w:rPr>
+                        <w:rFonts w:ascii="Cambria Math" w:eastAsiaTheme="minorEastAsia" w:hAnsi="Cambria Math"/>
+                        <w:lang w:eastAsia="ru-RU"/>
+                      </w:rPr>
+                      <m:t>⋅</m:t>
+                    </m:r>
+                    <m:sSup>
+                      <m:sSupPr>
+                        <m:ctrlPr>
+                          <w:rPr>
+                            <w:rFonts w:ascii="Cambria Math" w:eastAsiaTheme="minorEastAsia" w:hAnsi="Cambria Math"/>
+                            <w:i/>
+                            <w:lang w:eastAsia="ru-RU"/>
+                          </w:rPr>
+                        </m:ctrlPr>
+                      </m:sSupPr>
+                      <m:e>
+                        <m:r>
+                          <w:rPr>
+                            <w:rFonts w:ascii="Cambria Math" w:eastAsiaTheme="minorEastAsia" w:hAnsi="Cambria Math"/>
+                            <w:lang w:eastAsia="ru-RU"/>
+                          </w:rPr>
+                          <m:t>10</m:t>
+                        </m:r>
+                        <m:ctrlPr>
+                          <w:rPr>
+                            <w:rFonts w:ascii="Cambria Math" w:eastAsiaTheme="minorEastAsia" w:hAnsi="Cambria Math"/>
+                            <w:lang w:eastAsia="ru-RU"/>
+                          </w:rPr>
+                        </m:ctrlPr>
+                      </m:e>
+                      <m:sup>
+                        <m:r>
+                          <w:rPr>
+                            <w:rFonts w:ascii="Cambria Math" w:eastAsiaTheme="minorEastAsia" w:hAnsi="Cambria Math"/>
+                            <w:lang w:eastAsia="ru-RU"/>
+                          </w:rPr>
+                          <m:t>3</m:t>
+                        </m:r>
+                      </m:sup>
+                    </m:sSup>
+                    <m:ctrlPr>
+                      <w:rPr>
+                        <w:rFonts w:ascii="Cambria Math" w:eastAsiaTheme="minorEastAsia" w:hAnsi="Cambria Math"/>
+                        <w:i/>
+                        <w:lang w:eastAsia="ru-RU"/>
+                      </w:rPr>
+                    </m:ctrlPr>
+                  </m:num>
+                  <m:den>
+                    <m:r>
+                      <w:rPr>
+                        <w:rFonts w:ascii="Cambria Math" w:eastAsiaTheme="minorEastAsia" w:hAnsi="Cambria Math"/>
+                        <w:lang w:eastAsia="ru-RU"/>
+                      </w:rPr>
+                      <m:t>2</m:t>
+                    </m:r>
+                    <m:r>
+                      <m:rPr>
+                        <m:sty m:val="p"/>
+                      </m:rPr>
+                      <w:rPr>
+                        <w:rFonts w:ascii="Cambria Math" w:eastAsiaTheme="minorEastAsia" w:hAnsi="Cambria Math"/>
+                        <w:lang w:eastAsia="ru-RU"/>
+                      </w:rPr>
+                      <m:t>⋅</m:t>
+                    </m:r>
+                    <m:r>
+                      <w:rPr>
+                        <w:rFonts w:ascii="Cambria Math" w:eastAsiaTheme="minorEastAsia" w:hAnsi="Cambria Math"/>
+                        <w:lang w:eastAsia="ru-RU"/>
+                      </w:rPr>
+                      <m:t>3600+2</m:t>
+                    </m:r>
+                    <m:r>
+                      <m:rPr>
+                        <m:sty m:val="p"/>
+                      </m:rPr>
+                      <w:rPr>
+                        <w:rFonts w:ascii="Cambria Math" w:eastAsiaTheme="minorEastAsia" w:hAnsi="Cambria Math"/>
+                        <w:lang w:eastAsia="ru-RU"/>
+                      </w:rPr>
+                      <m:t>⋅</m:t>
+                    </m:r>
+                    <m:r>
+                      <w:rPr>
+                        <w:rFonts w:ascii="Cambria Math" w:eastAsiaTheme="minorEastAsia" w:hAnsi="Cambria Math"/>
+                        <w:lang w:eastAsia="ru-RU"/>
+                      </w:rPr>
+                      <m:t>1000</m:t>
+                    </m:r>
+                    <m:r>
+                      <m:rPr>
+                        <m:sty m:val="p"/>
+                      </m:rPr>
+                      <w:rPr>
+                        <w:rFonts w:ascii="Cambria Math" w:eastAsiaTheme="minorEastAsia" w:hAnsi="Cambria Math"/>
+                        <w:lang w:eastAsia="ru-RU"/>
+                      </w:rPr>
+                      <m:t>⋅</m:t>
+                    </m:r>
+                    <m:sSup>
+                      <m:sSupPr>
+                        <m:ctrlPr>
+                          <w:rPr>
+                            <w:rFonts w:ascii="Cambria Math" w:eastAsiaTheme="minorEastAsia" w:hAnsi="Cambria Math"/>
+                            <w:i/>
+                            <w:lang w:eastAsia="ru-RU"/>
+                          </w:rPr>
+                        </m:ctrlPr>
+                      </m:sSupPr>
+                      <m:e>
+                        <m:r>
+                          <w:rPr>
+                            <w:rFonts w:ascii="Cambria Math" w:eastAsiaTheme="minorEastAsia" w:hAnsi="Cambria Math"/>
+                            <w:lang w:eastAsia="ru-RU"/>
+                          </w:rPr>
+                          <m:t>10</m:t>
+                        </m:r>
+                        <m:ctrlPr>
+                          <w:rPr>
+                            <w:rFonts w:ascii="Cambria Math" w:eastAsiaTheme="minorEastAsia" w:hAnsi="Cambria Math"/>
+                            <w:lang w:eastAsia="ru-RU"/>
+                          </w:rPr>
+                        </m:ctrlPr>
+                      </m:e>
+                      <m:sup>
+                        <m:r>
+                          <w:rPr>
+                            <w:rFonts w:ascii="Cambria Math" w:eastAsiaTheme="minorEastAsia" w:hAnsi="Cambria Math"/>
+                            <w:lang w:eastAsia="ru-RU"/>
+                          </w:rPr>
+                          <m:t>3</m:t>
+                        </m:r>
+                      </m:sup>
+                    </m:sSup>
+                    <m:ctrlPr>
+                      <w:rPr>
+                        <w:rFonts w:ascii="Cambria Math" w:eastAsiaTheme="minorEastAsia" w:hAnsi="Cambria Math"/>
+                        <w:i/>
+                        <w:lang w:eastAsia="ru-RU"/>
+                      </w:rPr>
+                    </m:ctrlPr>
+                  </m:den>
+                </m:f>
+                <m:r>
+                  <w:rPr>
+                    <w:rFonts w:ascii="Cambria Math" w:eastAsiaTheme="minorEastAsia" w:hAnsi="Cambria Math"/>
+                    <w:lang w:eastAsia="ru-RU"/>
+                  </w:rPr>
+                  <m:t>=0</m:t>
+                </m:r>
+                <m:r>
+                  <w:rPr>
+                    <w:rFonts w:ascii="Cambria Math" w:eastAsiaTheme="minorEastAsia" w:hAnsi="Cambria Math"/>
+                    <w:lang w:eastAsia="ru-RU"/>
+                  </w:rPr>
+                  <m:t>.</m:t>
+                </m:r>
+                <m:r>
+                  <w:rPr>
+                    <w:rFonts w:ascii="Cambria Math" w:eastAsiaTheme="minorEastAsia" w:hAnsi="Cambria Math"/>
+                    <w:lang w:eastAsia="ru-RU"/>
+                  </w:rPr>
+                  <m:t>996</m:t>
+                </m:r>
+              </m:oMath>
+            </m:oMathPara>
+          </w:p>
+          <w:p>
+            <w:pPr>
+              <w:jc w:val="center"/>
+              <w:rPr>
+                <w:rFonts w:eastAsiaTheme="minorEastAsia"/>
+                <w:lang w:eastAsia="ru-RU"/>
+              </w:rPr>
+            </w:pPr>
+          </w:p>
+        </w:tc>
+        <w:tc>
+          <w:tcPr>
+            <w:tcW w:w="543" w:type="dxa"/>
+          </w:tcPr>
+          <w:p>
+            <w:pPr>
+              <w:ind w:firstLine="0"/>
+              <w:jc w:val="center"/>
+              <w:rPr>
+                <w:lang w:eastAsia="ru-RU"/>
+              </w:rPr>
+            </w:pPr>
+            <w:r>
+              <w:rPr>
+                <w:lang w:eastAsia="ru-RU"/>
+              </w:rPr>
+              <w:t>(</w:t>
+            </w:r>
+            <w:r>
+              <w:rPr>
+                <w:lang w:val="en-US" w:eastAsia="ru-RU"/>
+              </w:rPr>
+              <w:t>3</w:t>
+            </w:r>
+            <w:r>
+              <w:rPr>
+                <w:lang w:eastAsia="ru-RU"/>
+              </w:rPr>
+              <w:t>)</w:t>
+            </w:r>
+          </w:p>
+        </w:tc>
+      </w:tr>
+    </w:tbl>
+    <w:p>
+      <w:pPr>
+        <w:rPr>
+          <w:rFonts w:eastAsiaTheme="minorEastAsia"/>
+          <w:lang w:eastAsia="ru-RU"/>
+        </w:rPr>
+      </w:pPr>
+      <w:r>
+        <w:rPr>
+          <w:rFonts w:eastAsiaTheme="minorEastAsia"/>
+          <w:lang w:eastAsia="ru-RU"/>
+        </w:rPr>
+        <w:t>Рассчитаем коэффициент передачи напряжения при закрытом диоде по формуле 4:</w:t>
+      </w:r>
+    </w:p>
+    <w:tbl>
+      <w:tblPr>
+        <w:tblStyle w:val="ad"/>
+        <w:tblW w:w="10165" w:type="dxa"/>
+        <w:tblBorders>
+          <w:top w:val="none" w:sz="0" w:space="0" w:color="auto"/>
+          <w:left w:val="none" w:sz="0" w:space="0" w:color="auto"/>
+          <w:bottom w:val="none" w:sz="0" w:space="0" w:color="auto"/>
+          <w:right w:val="none" w:sz="0" w:space="0" w:color="auto"/>
+          <w:insideH w:val="none" w:sz="0" w:space="0" w:color="auto"/>
+          <w:insideV w:val="none" w:sz="0" w:space="0" w:color="auto"/>
+        </w:tblBorders>
+        <w:tblLook w:val="0480" w:firstRow="0" w:lastRow="0" w:firstColumn="1" w:lastColumn="0" w:noHBand="0" w:noVBand="1"/>
+      </w:tblPr>
+      <w:tblGrid>
+        <w:gridCol w:w="9622"/>
+        <w:gridCol w:w="543"/>
+      </w:tblGrid>
+      <w:tr>
+        <w:trPr>
+          <w:trHeight w:val="683"/>
+        </w:trPr>
+        <w:tc>
+          <w:tcPr>
+            <w:tcW w:w="9622" w:type="dxa"/>
+          </w:tcPr>
+          <w:p>
+            <w:pPr>
+              <w:jc w:val="center"/>
+              <w:rPr>
+                <w:rFonts w:eastAsiaTheme="minorEastAsia"/>
+                <w:lang w:eastAsia="ru-RU"/>
+              </w:rPr>
+            </w:pPr>
+            <m:oMathPara>
+              <m:oMathParaPr>
+                <m:jc m:val="center"/>
+              </m:oMathParaPr>
+              <m:oMath>
+                <m:sSub>
+                  <m:sSubPr>
+                    <m:ctrlPr>
+                      <w:rPr>
+                        <w:rFonts w:ascii="Cambria Math" w:eastAsiaTheme="minorEastAsia" w:hAnsi="Cambria Math"/>
+                        <w:i/>
+                        <w:lang w:eastAsia="ru-RU"/>
+                      </w:rPr>
+                    </m:ctrlPr>
+                  </m:sSubPr>
+                  <m:e>
+                    <m:r>
+                      <w:rPr>
+                        <w:rFonts w:ascii="Cambria Math" w:eastAsiaTheme="minorEastAsia" w:hAnsi="Cambria Math"/>
+                        <w:lang w:eastAsia="ru-RU"/>
+                      </w:rPr>
+                      <m:t>K</m:t>
+                    </m:r>
+                  </m:e>
+                  <m:sub>
+                    <m:r>
+                      <w:rPr>
+                        <w:rFonts w:ascii="Cambria Math" w:eastAsiaTheme="minorEastAsia" w:hAnsi="Cambria Math"/>
+                        <w:lang w:eastAsia="ru-RU"/>
+                      </w:rPr>
+                      <m:t>U</m:t>
+                    </m:r>
+                    <m:r>
+                      <m:rPr>
+                        <m:nor/>
+                      </m:rPr>
+                      <w:rPr>
+                        <w:rFonts w:ascii="Cambria Math" w:eastAsiaTheme="minorEastAsia" w:hAnsi="Cambria Math"/>
+                        <w:lang w:eastAsia="ru-RU"/>
+                      </w:rPr>
+                      <m:t xml:space="preserve"> </m:t>
+                    </m:r>
+                    <m:r>
+                      <m:rPr>
+                        <m:nor/>
+                      </m:rPr>
+                      <w:rPr>
+                        <w:rFonts w:ascii="Cambria Math" w:eastAsiaTheme="minorEastAsia" w:hAnsi="Cambria Math"/>
+                        <w:lang w:eastAsia="ru-RU"/>
+                      </w:rPr>
+                      <m:t>закр</m:t>
+                    </m:r>
+                  </m:sub>
+                </m:sSub>
+                <m:r>
+                  <w:rPr>
+                    <w:rFonts w:ascii="Cambria Math" w:eastAsiaTheme="minorEastAsia" w:hAnsi="Cambria Math"/>
+                    <w:lang w:eastAsia="ru-RU"/>
+                  </w:rPr>
+                  <m:t>=</m:t>
+                </m:r>
+                <m:f>
+                  <m:fPr>
+                    <m:ctrlPr>
+                      <w:rPr>
+                        <w:rFonts w:ascii="Cambria Math" w:eastAsiaTheme="minorEastAsia" w:hAnsi="Cambria Math"/>
+                        <w:i/>
+                        <w:lang w:eastAsia="ru-RU"/>
+                      </w:rPr>
+                    </m:ctrlPr>
+                  </m:fPr>
+                  <m:num>
+                    <m:sSub>
+                      <m:sSubPr>
+                        <m:ctrlPr>
+                          <w:rPr>
+                            <w:rFonts w:ascii="Cambria Math" w:eastAsiaTheme="minorEastAsia" w:hAnsi="Cambria Math"/>
+                            <w:i/>
+                            <w:lang w:val="en-US" w:eastAsia="ru-RU"/>
+                          </w:rPr>
+                        </m:ctrlPr>
+                      </m:sSubPr>
+                      <m:e>
+                        <m:r>
+                          <w:rPr>
+                            <w:rFonts w:ascii="Cambria Math" w:eastAsiaTheme="minorEastAsia" w:hAnsi="Cambria Math"/>
+                            <w:lang w:val="en-US" w:eastAsia="ru-RU"/>
+                          </w:rPr>
+                          <m:t>R</m:t>
+                        </m:r>
+                      </m:e>
+                      <m:sub>
+                        <m:r>
+                          <w:rPr>
+                            <w:rFonts w:ascii="Cambria Math" w:eastAsiaTheme="minorEastAsia" w:hAnsi="Cambria Math"/>
+                            <w:lang w:val="en-US" w:eastAsia="ru-RU"/>
+                          </w:rPr>
+                          <m:t>VD</m:t>
+                        </m:r>
+                        <m:r>
+                          <w:rPr>
+                            <w:rFonts w:ascii="Cambria Math" w:eastAsiaTheme="minorEastAsia" w:hAnsi="Cambria Math"/>
+                            <w:lang w:eastAsia="ru-RU"/>
+                          </w:rPr>
+                          <m:t xml:space="preserve">1 </m:t>
+                        </m:r>
+                        <m:r>
+                          <w:rPr>
+                            <w:rFonts w:ascii="Cambria Math" w:eastAsiaTheme="minorEastAsia" w:hAnsi="Cambria Math"/>
+                            <w:lang w:eastAsia="ru-RU"/>
+                          </w:rPr>
+                          <m:t>пр</m:t>
+                        </m:r>
+                      </m:sub>
+                    </m:sSub>
+                    <m:r>
+                      <w:rPr>
+                        <w:rFonts w:ascii="Cambria Math" w:eastAsiaTheme="minorEastAsia" w:hAnsi="Cambria Math"/>
+                        <w:lang w:eastAsia="ru-RU"/>
+                      </w:rPr>
+                      <m:t>+</m:t>
+                    </m:r>
+                    <m:sSub>
+                      <m:sSubPr>
+                        <m:ctrlPr>
+                          <w:rPr>
+                            <w:rFonts w:ascii="Cambria Math" w:eastAsiaTheme="minorEastAsia" w:hAnsi="Cambria Math"/>
+                            <w:i/>
+                            <w:lang w:val="en-US" w:eastAsia="ru-RU"/>
+                          </w:rPr>
+                        </m:ctrlPr>
+                      </m:sSubPr>
+                      <m:e>
+                        <m:r>
+                          <w:rPr>
+                            <w:rFonts w:ascii="Cambria Math" w:eastAsiaTheme="minorEastAsia" w:hAnsi="Cambria Math"/>
+                            <w:lang w:val="en-US" w:eastAsia="ru-RU"/>
+                          </w:rPr>
+                          <m:t>R</m:t>
+                        </m:r>
+                      </m:e>
+                      <m:sub>
+                        <m:r>
+                          <w:rPr>
+                            <w:rFonts w:ascii="Cambria Math" w:eastAsiaTheme="minorEastAsia" w:hAnsi="Cambria Math"/>
+                            <w:lang w:val="en-US" w:eastAsia="ru-RU"/>
+                          </w:rPr>
+                          <m:t>VD</m:t>
+                        </m:r>
+                        <m:r>
+                          <w:rPr>
+                            <w:rFonts w:ascii="Cambria Math" w:eastAsiaTheme="minorEastAsia" w:hAnsi="Cambria Math"/>
+                            <w:lang w:eastAsia="ru-RU"/>
+                          </w:rPr>
+                          <m:t xml:space="preserve">2 </m:t>
+                        </m:r>
+                        <m:r>
+                          <w:rPr>
+                            <w:rFonts w:ascii="Cambria Math" w:eastAsiaTheme="minorEastAsia" w:hAnsi="Cambria Math"/>
+                            <w:lang w:eastAsia="ru-RU"/>
+                          </w:rPr>
+                          <m:t>пр</m:t>
+                        </m:r>
+                      </m:sub>
+                    </m:sSub>
+                  </m:num>
+                  <m:den>
+                    <m:r>
+                      <w:rPr>
+                        <w:rFonts w:ascii="Cambria Math" w:eastAsiaTheme="minorEastAsia" w:hAnsi="Cambria Math"/>
+                        <w:lang w:eastAsia="ru-RU"/>
+                      </w:rPr>
+                      <m:t>2*</m:t>
+                    </m:r>
+                    <m:sSub>
+                      <m:sSubPr>
+                        <m:ctrlPr>
+                          <w:rPr>
+                            <w:rFonts w:ascii="Cambria Math" w:eastAsiaTheme="minorEastAsia" w:hAnsi="Cambria Math"/>
+                            <w:i/>
+                            <w:lang w:val="en-US" w:eastAsia="ru-RU"/>
+                          </w:rPr>
+                        </m:ctrlPr>
+                      </m:sSubPr>
+                      <m:e>
+                        <m:r>
+                          <w:rPr>
+                            <w:rFonts w:ascii="Cambria Math" w:eastAsiaTheme="minorEastAsia" w:hAnsi="Cambria Math"/>
+                            <w:lang w:val="en-US" w:eastAsia="ru-RU"/>
+                          </w:rPr>
+                          <m:t>R</m:t>
+                        </m:r>
+                      </m:e>
+                      <m:sub>
+                        <m:r>
+                          <w:rPr>
+                            <w:rFonts w:ascii="Cambria Math" w:eastAsiaTheme="minorEastAsia" w:hAnsi="Cambria Math"/>
+                            <w:lang w:eastAsia="ru-RU"/>
+                          </w:rPr>
+                          <m:t>н</m:t>
+                        </m:r>
+                      </m:sub>
+                    </m:sSub>
+                    <m:r>
+                      <w:rPr>
+                        <w:rFonts w:ascii="Cambria Math" w:eastAsiaTheme="minorEastAsia" w:hAnsi="Cambria Math"/>
+                        <w:lang w:eastAsia="ru-RU"/>
+                      </w:rPr>
+                      <m:t>+</m:t>
+                    </m:r>
+                    <m:sSub>
+                      <m:sSubPr>
+                        <m:ctrlPr>
+                          <w:rPr>
+                            <w:rFonts w:ascii="Cambria Math" w:eastAsiaTheme="minorEastAsia" w:hAnsi="Cambria Math"/>
+                            <w:i/>
+                            <w:lang w:val="en-US" w:eastAsia="ru-RU"/>
+                          </w:rPr>
+                        </m:ctrlPr>
+                      </m:sSubPr>
+                      <m:e>
+                        <m:r>
+                          <w:rPr>
+                            <w:rFonts w:ascii="Cambria Math" w:eastAsiaTheme="minorEastAsia" w:hAnsi="Cambria Math"/>
+                            <w:lang w:val="en-US" w:eastAsia="ru-RU"/>
+                          </w:rPr>
+                          <m:t>R</m:t>
+                        </m:r>
+                      </m:e>
+                      <m:sub>
+                        <m:r>
+                          <w:rPr>
+                            <w:rFonts w:ascii="Cambria Math" w:eastAsiaTheme="minorEastAsia" w:hAnsi="Cambria Math"/>
+                            <w:lang w:val="en-US" w:eastAsia="ru-RU"/>
+                          </w:rPr>
+                          <m:t>VD</m:t>
+                        </m:r>
+                        <m:r>
+                          <w:rPr>
+                            <w:rFonts w:ascii="Cambria Math" w:eastAsiaTheme="minorEastAsia" w:hAnsi="Cambria Math"/>
+                            <w:lang w:eastAsia="ru-RU"/>
+                          </w:rPr>
+                          <m:t xml:space="preserve">1 </m:t>
+                        </m:r>
+                        <m:r>
+                          <w:rPr>
+                            <w:rFonts w:ascii="Cambria Math" w:eastAsiaTheme="minorEastAsia" w:hAnsi="Cambria Math"/>
+                            <w:lang w:eastAsia="ru-RU"/>
+                          </w:rPr>
+                          <m:t>пр</m:t>
+                        </m:r>
+                      </m:sub>
+                    </m:sSub>
+                    <m:r>
+                      <w:rPr>
+                        <w:rFonts w:ascii="Cambria Math" w:eastAsiaTheme="minorEastAsia" w:hAnsi="Cambria Math"/>
+                        <w:lang w:eastAsia="ru-RU"/>
+                      </w:rPr>
+                      <m:t>+</m:t>
+                    </m:r>
+                    <m:sSub>
+                      <m:sSubPr>
+                        <m:ctrlPr>
+                          <w:rPr>
+                            <w:rFonts w:ascii="Cambria Math" w:eastAsiaTheme="minorEastAsia" w:hAnsi="Cambria Math"/>
+                            <w:i/>
+                            <w:lang w:val="en-US" w:eastAsia="ru-RU"/>
+                          </w:rPr>
+                        </m:ctrlPr>
+                      </m:sSubPr>
+                      <m:e>
+                        <m:r>
+                          <w:rPr>
+                            <w:rFonts w:ascii="Cambria Math" w:eastAsiaTheme="minorEastAsia" w:hAnsi="Cambria Math"/>
+                            <w:lang w:val="en-US" w:eastAsia="ru-RU"/>
+                          </w:rPr>
+                          <m:t>R</m:t>
+                        </m:r>
+                      </m:e>
+                      <m:sub>
+                        <m:r>
+                          <w:rPr>
+                            <w:rFonts w:ascii="Cambria Math" w:eastAsiaTheme="minorEastAsia" w:hAnsi="Cambria Math"/>
+                            <w:lang w:val="en-US" w:eastAsia="ru-RU"/>
+                          </w:rPr>
+                          <m:t>VD</m:t>
+                        </m:r>
+                        <m:r>
+                          <w:rPr>
+                            <w:rFonts w:ascii="Cambria Math" w:eastAsiaTheme="minorEastAsia" w:hAnsi="Cambria Math"/>
+                            <w:lang w:eastAsia="ru-RU"/>
+                          </w:rPr>
+                          <m:t xml:space="preserve">2 </m:t>
+                        </m:r>
+                        <m:r>
+                          <w:rPr>
+                            <w:rFonts w:ascii="Cambria Math" w:eastAsiaTheme="minorEastAsia" w:hAnsi="Cambria Math"/>
+                            <w:lang w:eastAsia="ru-RU"/>
+                          </w:rPr>
+                          <m:t>пр</m:t>
+                        </m:r>
+                      </m:sub>
+                    </m:sSub>
+                  </m:den>
+                </m:f>
+                <m:r>
+                  <w:rPr>
+                    <w:rFonts w:ascii="Cambria Math" w:eastAsiaTheme="minorEastAsia" w:hAnsi="Cambria Math"/>
+                    <w:lang w:eastAsia="ru-RU"/>
+                  </w:rPr>
+                  <m:t>=</m:t>
+                </m:r>
+                <m:f>
+                  <m:fPr>
+                    <m:ctrlPr>
+                      <w:rPr>
+                        <w:rFonts w:ascii="Cambria Math" w:eastAsiaTheme="minorEastAsia" w:hAnsi="Cambria Math"/>
+                        <w:lang w:eastAsia="ru-RU"/>
+                      </w:rPr>
+                    </m:ctrlPr>
+                  </m:fPr>
+                  <m:num>
+                    <m:r>
+                      <w:rPr>
+                        <w:rFonts w:ascii="Cambria Math" w:eastAsiaTheme="minorEastAsia" w:hAnsi="Cambria Math"/>
+                        <w:lang w:eastAsia="ru-RU"/>
+                      </w:rPr>
+                      <m:t>2</m:t>
+                    </m:r>
+                    <m:r>
+                      <m:rPr>
+                        <m:sty m:val="p"/>
+                      </m:rPr>
+                      <w:rPr>
+                        <w:rFonts w:ascii="Cambria Math" w:eastAsiaTheme="minorEastAsia" w:hAnsi="Cambria Math"/>
+                        <w:lang w:eastAsia="ru-RU"/>
+                      </w:rPr>
+                      <m:t>⋅</m:t>
+                    </m:r>
+                    <m:r>
+                      <w:rPr>
+                        <w:rFonts w:ascii="Cambria Math" w:eastAsiaTheme="minorEastAsia" w:hAnsi="Cambria Math"/>
+                        <w:lang w:eastAsia="ru-RU"/>
+                      </w:rPr>
+                      <m:t>0</m:t>
+                    </m:r>
+                    <m:r>
+                      <w:rPr>
+                        <w:rFonts w:ascii="Cambria Math" w:eastAsiaTheme="minorEastAsia" w:hAnsi="Cambria Math"/>
+                        <w:lang w:eastAsia="ru-RU"/>
+                      </w:rPr>
+                      <m:t>.</m:t>
+                    </m:r>
+                    <m:r>
+                      <w:rPr>
+                        <w:rFonts w:ascii="Cambria Math" w:eastAsiaTheme="minorEastAsia" w:hAnsi="Cambria Math"/>
+                        <w:lang w:eastAsia="ru-RU"/>
+                      </w:rPr>
+                      <m:t>1</m:t>
+                    </m:r>
+                    <m:ctrlPr>
+                      <w:rPr>
+                        <w:rFonts w:ascii="Cambria Math" w:eastAsiaTheme="minorEastAsia" w:hAnsi="Cambria Math"/>
+                        <w:i/>
+                        <w:lang w:eastAsia="ru-RU"/>
+                      </w:rPr>
+                    </m:ctrlPr>
+                  </m:num>
+                  <m:den>
+                    <m:r>
+                      <w:rPr>
+                        <w:rFonts w:ascii="Cambria Math" w:eastAsiaTheme="minorEastAsia" w:hAnsi="Cambria Math"/>
+                        <w:lang w:eastAsia="ru-RU"/>
+                      </w:rPr>
+                      <m:t>2</m:t>
+                    </m:r>
+                    <m:r>
+                      <m:rPr>
+                        <m:sty m:val="p"/>
+                      </m:rPr>
+                      <w:rPr>
+                        <w:rFonts w:ascii="Cambria Math" w:eastAsiaTheme="minorEastAsia" w:hAnsi="Cambria Math"/>
+                        <w:lang w:eastAsia="ru-RU"/>
+                      </w:rPr>
+                      <m:t>⋅</m:t>
+                    </m:r>
+                    <m:r>
+                      <w:rPr>
+                        <w:rFonts w:ascii="Cambria Math" w:eastAsiaTheme="minorEastAsia" w:hAnsi="Cambria Math"/>
+                        <w:lang w:eastAsia="ru-RU"/>
+                      </w:rPr>
+                      <m:t>3600+2</m:t>
+                    </m:r>
+                    <m:r>
+                      <m:rPr>
+                        <m:sty m:val="p"/>
+                      </m:rPr>
+                      <w:rPr>
+                        <w:rFonts w:ascii="Cambria Math" w:eastAsiaTheme="minorEastAsia" w:hAnsi="Cambria Math"/>
+                        <w:lang w:eastAsia="ru-RU"/>
+                      </w:rPr>
+                      <m:t>⋅</m:t>
+                    </m:r>
+                    <m:r>
+                      <w:rPr>
+                        <w:rFonts w:ascii="Cambria Math" w:eastAsiaTheme="minorEastAsia" w:hAnsi="Cambria Math"/>
+                        <w:lang w:eastAsia="ru-RU"/>
+                      </w:rPr>
+                      <m:t>0</m:t>
+                    </m:r>
+                    <m:r>
+                      <w:rPr>
+                        <w:rFonts w:ascii="Cambria Math" w:eastAsiaTheme="minorEastAsia" w:hAnsi="Cambria Math"/>
+                        <w:lang w:eastAsia="ru-RU"/>
+                      </w:rPr>
+                      <m:t>.1</m:t>
+                    </m:r>
+                    <m:ctrlPr>
+                      <w:rPr>
+                        <w:rFonts w:ascii="Cambria Math" w:eastAsiaTheme="minorEastAsia" w:hAnsi="Cambria Math"/>
+                        <w:i/>
+                        <w:lang w:eastAsia="ru-RU"/>
+                      </w:rPr>
+                    </m:ctrlPr>
+                  </m:den>
+                </m:f>
+                <m:r>
+                  <w:rPr>
+                    <w:rFonts w:ascii="Cambria Math" w:eastAsiaTheme="minorEastAsia" w:hAnsi="Cambria Math"/>
+                    <w:lang w:eastAsia="ru-RU"/>
+                  </w:rPr>
+                  <m:t>=0</m:t>
+                </m:r>
+                <m:r>
+                  <w:rPr>
+                    <w:rFonts w:ascii="Cambria Math" w:eastAsiaTheme="minorEastAsia" w:hAnsi="Cambria Math"/>
+                    <w:lang w:eastAsia="ru-RU"/>
+                  </w:rPr>
+                  <m:t>.</m:t>
+                </m:r>
+                <m:r>
+                  <w:rPr>
+                    <w:rFonts w:ascii="Cambria Math" w:eastAsiaTheme="minorEastAsia" w:hAnsi="Cambria Math"/>
+                    <w:lang w:eastAsia="ru-RU"/>
+                  </w:rPr>
+                  <m:t>000028</m:t>
+                </m:r>
+              </m:oMath>
+            </m:oMathPara>
+          </w:p>
+          <w:p>
+            <w:pPr>
+              <w:jc w:val="center"/>
+              <w:rPr>
+                <w:rFonts w:eastAsiaTheme="minorEastAsia"/>
+                <w:lang w:eastAsia="ru-RU"/>
+              </w:rPr>
+            </w:pPr>
+          </w:p>
+        </w:tc>
+        <w:tc>
+          <w:tcPr>
+            <w:tcW w:w="543" w:type="dxa"/>
+          </w:tcPr>
+          <w:p>
+            <w:pPr>
+              <w:ind w:firstLine="0"/>
+              <w:jc w:val="center"/>
+              <w:rPr>
+                <w:lang w:eastAsia="ru-RU"/>
+              </w:rPr>
+            </w:pPr>
+            <w:r>
+              <w:rPr>
+                <w:lang w:eastAsia="ru-RU"/>
+              </w:rPr>
+              <w:t>(</w:t>
+            </w:r>
+            <w:r>
+              <w:rPr>
+                <w:lang w:eastAsia="ru-RU"/>
+              </w:rPr>
+              <w:t>4</w:t>
+            </w:r>
+            <w:r>
+              <w:rPr>
+                <w:lang w:eastAsia="ru-RU"/>
+              </w:rPr>
+              <w:t>)</w:t>
+            </w:r>
+          </w:p>
+        </w:tc>
+      </w:tr>
+    </w:tbl>
+    <w:p>
+      <w:pPr>
+        <w:rPr>
+          <w:rFonts w:eastAsiaTheme="minorEastAsia"/>
+          <w:lang w:eastAsia="ru-RU"/>
+        </w:rPr>
+      </w:pPr>
+      <w:r>
+        <w:rPr>
+          <w:rFonts w:eastAsiaTheme="minorEastAsia"/>
+          <w:lang w:eastAsia="ru-RU"/>
+        </w:rPr>
+        <w:t>Рассчитаем коэффициент передачи ЭДС при закрытом диоде по формуле 5:</w:t>
+      </w:r>
+    </w:p>
+    <w:tbl>
+      <w:tblPr>
+        <w:tblStyle w:val="ad"/>
+        <w:tblW w:w="10165" w:type="dxa"/>
+        <w:tblBorders>
+          <w:top w:val="none" w:sz="0" w:space="0" w:color="auto"/>
+          <w:left w:val="none" w:sz="0" w:space="0" w:color="auto"/>
+          <w:bottom w:val="none" w:sz="0" w:space="0" w:color="auto"/>
+          <w:right w:val="none" w:sz="0" w:space="0" w:color="auto"/>
+          <w:insideH w:val="none" w:sz="0" w:space="0" w:color="auto"/>
+          <w:insideV w:val="none" w:sz="0" w:space="0" w:color="auto"/>
+        </w:tblBorders>
+        <w:tblLook w:val="0480" w:firstRow="0" w:lastRow="0" w:firstColumn="1" w:lastColumn="0" w:noHBand="0" w:noVBand="1"/>
+      </w:tblPr>
+      <w:tblGrid>
+        <w:gridCol w:w="9622"/>
+        <w:gridCol w:w="543"/>
+      </w:tblGrid>
+      <w:tr>
+        <w:trPr>
+          <w:trHeight w:val="683"/>
+        </w:trPr>
+        <w:tc>
+          <w:tcPr>
+            <w:tcW w:w="9622" w:type="dxa"/>
+          </w:tcPr>
+          <w:p>
+            <w:pPr>
+              <w:jc w:val="center"/>
+              <w:rPr>
+                <w:rFonts w:eastAsiaTheme="minorEastAsia"/>
+                <w:lang w:eastAsia="ru-RU"/>
+              </w:rPr>
+            </w:pPr>
+            <m:oMathPara>
+              <m:oMathParaPr>
+                <m:jc m:val="center"/>
+              </m:oMathParaPr>
+              <m:oMath>
+                <m:sSub>
+                  <m:sSubPr>
+                    <m:ctrlPr>
+                      <w:rPr>
+                        <w:rFonts w:ascii="Cambria Math" w:eastAsiaTheme="minorEastAsia" w:hAnsi="Cambria Math"/>
+                        <w:i/>
+                        <w:lang w:eastAsia="ru-RU"/>
+                      </w:rPr>
+                    </m:ctrlPr>
+                  </m:sSubPr>
+                  <m:e>
+                    <m:r>
+                      <w:rPr>
+                        <w:rFonts w:ascii="Cambria Math" w:eastAsiaTheme="minorEastAsia" w:hAnsi="Cambria Math"/>
+                        <w:lang w:eastAsia="ru-RU"/>
+                      </w:rPr>
+                      <m:t>K</m:t>
+                    </m:r>
+                  </m:e>
+                  <m:sub>
+                    <m:r>
+                      <w:rPr>
+                        <w:rFonts w:ascii="Cambria Math" w:eastAsiaTheme="minorEastAsia" w:hAnsi="Cambria Math"/>
+                        <w:lang w:eastAsia="ru-RU"/>
+                      </w:rPr>
+                      <m:t>E</m:t>
+                    </m:r>
+                    <m:r>
+                      <m:rPr>
+                        <m:nor/>
+                      </m:rPr>
+                      <w:rPr>
+                        <w:rFonts w:ascii="Cambria Math" w:eastAsiaTheme="minorEastAsia" w:hAnsi="Cambria Math"/>
+                        <w:lang w:eastAsia="ru-RU"/>
+                      </w:rPr>
+                      <m:t xml:space="preserve"> закр</m:t>
+                    </m:r>
+                  </m:sub>
+                </m:sSub>
+                <m:r>
+                  <w:rPr>
+                    <w:rFonts w:ascii="Cambria Math" w:eastAsiaTheme="minorEastAsia" w:hAnsi="Cambria Math"/>
+                    <w:lang w:eastAsia="ru-RU"/>
+                  </w:rPr>
+                  <m:t>=</m:t>
+                </m:r>
+                <m:f>
+                  <m:fPr>
+                    <m:ctrlPr>
+                      <w:rPr>
+                        <w:rFonts w:ascii="Cambria Math" w:eastAsiaTheme="minorEastAsia" w:hAnsi="Cambria Math"/>
+                        <w:lang w:eastAsia="ru-RU"/>
+                      </w:rPr>
+                    </m:ctrlPr>
+                  </m:fPr>
+                  <m:num>
+                    <m:sSub>
+                      <m:sSubPr>
+                        <m:ctrlPr>
+                          <w:rPr>
+                            <w:rFonts w:ascii="Cambria Math" w:eastAsiaTheme="minorEastAsia" w:hAnsi="Cambria Math"/>
+                            <w:i/>
+                            <w:lang w:eastAsia="ru-RU"/>
+                          </w:rPr>
+                        </m:ctrlPr>
+                      </m:sSubPr>
+                      <m:e>
+                        <m:r>
+                          <w:rPr>
+                            <w:rFonts w:ascii="Cambria Math" w:eastAsiaTheme="minorEastAsia" w:hAnsi="Cambria Math"/>
+                            <w:lang w:eastAsia="ru-RU"/>
+                          </w:rPr>
+                          <m:t>R</m:t>
+                        </m:r>
+                      </m:e>
+                      <m:sub>
+                        <m:r>
+                          <w:rPr>
+                            <w:rFonts w:ascii="Cambria Math" w:eastAsiaTheme="minorEastAsia" w:hAnsi="Cambria Math"/>
+                            <w:lang w:val="en-US" w:eastAsia="ru-RU"/>
+                          </w:rPr>
+                          <m:t>VD</m:t>
+                        </m:r>
+                        <m:r>
+                          <w:rPr>
+                            <w:rFonts w:ascii="Cambria Math" w:eastAsiaTheme="minorEastAsia" w:hAnsi="Cambria Math"/>
+                            <w:lang w:eastAsia="ru-RU"/>
+                          </w:rPr>
+                          <m:t xml:space="preserve">1 </m:t>
+                        </m:r>
+                        <m:r>
+                          <w:rPr>
+                            <w:rFonts w:ascii="Cambria Math" w:eastAsiaTheme="minorEastAsia" w:hAnsi="Cambria Math"/>
+                            <w:lang w:eastAsia="ru-RU"/>
+                          </w:rPr>
+                          <m:t>пр</m:t>
+                        </m:r>
+                      </m:sub>
+                    </m:sSub>
+                    <m:r>
+                      <w:rPr>
+                        <w:rFonts w:ascii="Cambria Math" w:eastAsiaTheme="minorEastAsia" w:hAnsi="Cambria Math"/>
+                        <w:lang w:eastAsia="ru-RU"/>
+                      </w:rPr>
+                      <m:t>+2</m:t>
+                    </m:r>
+                    <m:r>
+                      <m:rPr>
+                        <m:sty m:val="p"/>
+                      </m:rPr>
+                      <w:rPr>
+                        <w:rFonts w:ascii="Cambria Math" w:eastAsiaTheme="minorEastAsia" w:hAnsi="Cambria Math"/>
+                        <w:lang w:eastAsia="ru-RU"/>
+                      </w:rPr>
+                      <m:t>⋅</m:t>
+                    </m:r>
+                    <m:sSub>
+                      <m:sSubPr>
+                        <m:ctrlPr>
+                          <w:rPr>
+                            <w:rFonts w:ascii="Cambria Math" w:eastAsiaTheme="minorEastAsia" w:hAnsi="Cambria Math"/>
+                            <w:i/>
+                            <w:lang w:eastAsia="ru-RU"/>
+                          </w:rPr>
+                        </m:ctrlPr>
+                      </m:sSubPr>
+                      <m:e>
+                        <m:r>
+                          <w:rPr>
+                            <w:rFonts w:ascii="Cambria Math" w:eastAsiaTheme="minorEastAsia" w:hAnsi="Cambria Math"/>
+                            <w:lang w:eastAsia="ru-RU"/>
+                          </w:rPr>
+                          <m:t>R</m:t>
+                        </m:r>
+                        <m:ctrlPr>
+                          <w:rPr>
+                            <w:rFonts w:ascii="Cambria Math" w:eastAsiaTheme="minorEastAsia" w:hAnsi="Cambria Math"/>
+                            <w:lang w:eastAsia="ru-RU"/>
+                          </w:rPr>
+                        </m:ctrlPr>
+                      </m:e>
+                      <m:sub>
+                        <m:r>
+                          <m:rPr>
+                            <m:nor/>
+                          </m:rPr>
+                          <w:rPr>
+                            <w:rFonts w:ascii="Cambria Math" w:eastAsiaTheme="minorEastAsia" w:hAnsi="Cambria Math"/>
+                            <w:lang w:eastAsia="ru-RU"/>
+                          </w:rPr>
+                          <m:t>н</m:t>
+                        </m:r>
+                      </m:sub>
+                    </m:sSub>
+                    <m:ctrlPr>
+                      <w:rPr>
+                        <w:rFonts w:ascii="Cambria Math" w:eastAsiaTheme="minorEastAsia" w:hAnsi="Cambria Math"/>
+                        <w:i/>
+                        <w:lang w:eastAsia="ru-RU"/>
+                      </w:rPr>
+                    </m:ctrlPr>
+                  </m:num>
+                  <m:den>
+                    <m:sSub>
+                      <m:sSubPr>
+                        <m:ctrlPr>
+                          <w:rPr>
+                            <w:rFonts w:ascii="Cambria Math" w:eastAsiaTheme="minorEastAsia" w:hAnsi="Cambria Math"/>
+                            <w:i/>
+                            <w:lang w:eastAsia="ru-RU"/>
+                          </w:rPr>
+                        </m:ctrlPr>
+                      </m:sSubPr>
+                      <m:e>
+                        <m:r>
+                          <w:rPr>
+                            <w:rFonts w:ascii="Cambria Math" w:eastAsiaTheme="minorEastAsia" w:hAnsi="Cambria Math"/>
+                            <w:lang w:eastAsia="ru-RU"/>
+                          </w:rPr>
+                          <m:t>R</m:t>
+                        </m:r>
+                      </m:e>
+                      <m:sub>
+                        <m:r>
+                          <w:rPr>
+                            <w:rFonts w:ascii="Cambria Math" w:eastAsiaTheme="minorEastAsia" w:hAnsi="Cambria Math"/>
+                            <w:lang w:val="en-US" w:eastAsia="ru-RU"/>
+                          </w:rPr>
+                          <m:t>VD</m:t>
+                        </m:r>
+                        <m:r>
+                          <w:rPr>
+                            <w:rFonts w:ascii="Cambria Math" w:eastAsiaTheme="minorEastAsia" w:hAnsi="Cambria Math"/>
+                            <w:lang w:val="en-US" w:eastAsia="ru-RU"/>
+                          </w:rPr>
+                          <m:t>2</m:t>
+                        </m:r>
+                        <m:r>
+                          <w:rPr>
+                            <w:rFonts w:ascii="Cambria Math" w:eastAsiaTheme="minorEastAsia" w:hAnsi="Cambria Math"/>
+                            <w:lang w:eastAsia="ru-RU"/>
+                          </w:rPr>
+                          <m:t xml:space="preserve"> </m:t>
+                        </m:r>
+                        <m:r>
+                          <w:rPr>
+                            <w:rFonts w:ascii="Cambria Math" w:eastAsiaTheme="minorEastAsia" w:hAnsi="Cambria Math"/>
+                            <w:lang w:eastAsia="ru-RU"/>
+                          </w:rPr>
+                          <m:t>пр</m:t>
+                        </m:r>
+                      </m:sub>
+                    </m:sSub>
+                    <m:r>
+                      <w:rPr>
+                        <w:rFonts w:ascii="Cambria Math" w:eastAsiaTheme="minorEastAsia" w:hAnsi="Cambria Math"/>
+                        <w:lang w:eastAsia="ru-RU"/>
+                      </w:rPr>
+                      <m:t>+</m:t>
+                    </m:r>
+                    <m:sSub>
+                      <m:sSubPr>
+                        <m:ctrlPr>
+                          <w:rPr>
+                            <w:rFonts w:ascii="Cambria Math" w:eastAsiaTheme="minorEastAsia" w:hAnsi="Cambria Math"/>
+                            <w:i/>
+                            <w:lang w:eastAsia="ru-RU"/>
+                          </w:rPr>
+                        </m:ctrlPr>
+                      </m:sSubPr>
+                      <m:e>
+                        <m:r>
+                          <w:rPr>
+                            <w:rFonts w:ascii="Cambria Math" w:eastAsiaTheme="minorEastAsia" w:hAnsi="Cambria Math"/>
+                            <w:lang w:eastAsia="ru-RU"/>
+                          </w:rPr>
+                          <m:t>R</m:t>
+                        </m:r>
+                      </m:e>
+                      <m:sub>
+                        <m:r>
+                          <w:rPr>
+                            <w:rFonts w:ascii="Cambria Math" w:eastAsiaTheme="minorEastAsia" w:hAnsi="Cambria Math"/>
+                            <w:lang w:val="en-US" w:eastAsia="ru-RU"/>
+                          </w:rPr>
+                          <m:t>VD</m:t>
+                        </m:r>
+                        <m:r>
+                          <w:rPr>
+                            <w:rFonts w:ascii="Cambria Math" w:eastAsiaTheme="minorEastAsia" w:hAnsi="Cambria Math"/>
+                            <w:lang w:eastAsia="ru-RU"/>
+                          </w:rPr>
+                          <m:t xml:space="preserve">1 </m:t>
+                        </m:r>
+                        <m:r>
+                          <w:rPr>
+                            <w:rFonts w:ascii="Cambria Math" w:eastAsiaTheme="minorEastAsia" w:hAnsi="Cambria Math"/>
+                            <w:lang w:eastAsia="ru-RU"/>
+                          </w:rPr>
+                          <m:t>пр</m:t>
+                        </m:r>
+                      </m:sub>
+                    </m:sSub>
+                    <m:r>
+                      <w:rPr>
+                        <w:rFonts w:ascii="Cambria Math" w:eastAsiaTheme="minorEastAsia" w:hAnsi="Cambria Math"/>
+                        <w:lang w:eastAsia="ru-RU"/>
+                      </w:rPr>
+                      <m:t>+2</m:t>
+                    </m:r>
+                    <m:r>
+                      <m:rPr>
+                        <m:sty m:val="p"/>
+                      </m:rPr>
+                      <w:rPr>
+                        <w:rFonts w:ascii="Cambria Math" w:eastAsiaTheme="minorEastAsia" w:hAnsi="Cambria Math"/>
+                        <w:lang w:eastAsia="ru-RU"/>
+                      </w:rPr>
+                      <m:t>⋅</m:t>
+                    </m:r>
+                    <m:sSub>
+                      <m:sSubPr>
+                        <m:ctrlPr>
+                          <w:rPr>
+                            <w:rFonts w:ascii="Cambria Math" w:eastAsiaTheme="minorEastAsia" w:hAnsi="Cambria Math"/>
+                            <w:i/>
+                            <w:lang w:eastAsia="ru-RU"/>
+                          </w:rPr>
+                        </m:ctrlPr>
+                      </m:sSubPr>
+                      <m:e>
+                        <m:r>
+                          <w:rPr>
+                            <w:rFonts w:ascii="Cambria Math" w:eastAsiaTheme="minorEastAsia" w:hAnsi="Cambria Math"/>
+                            <w:lang w:eastAsia="ru-RU"/>
+                          </w:rPr>
+                          <m:t>R</m:t>
+                        </m:r>
+                        <m:ctrlPr>
+                          <w:rPr>
+                            <w:rFonts w:ascii="Cambria Math" w:eastAsiaTheme="minorEastAsia" w:hAnsi="Cambria Math"/>
+                            <w:lang w:eastAsia="ru-RU"/>
+                          </w:rPr>
+                        </m:ctrlPr>
+                      </m:e>
+                      <m:sub>
+                        <m:r>
+                          <m:rPr>
+                            <m:nor/>
+                          </m:rPr>
+                          <w:rPr>
+                            <w:rFonts w:ascii="Cambria Math" w:eastAsiaTheme="minorEastAsia" w:hAnsi="Cambria Math"/>
+                            <w:lang w:eastAsia="ru-RU"/>
+                          </w:rPr>
+                          <m:t>н</m:t>
+                        </m:r>
+                      </m:sub>
+                    </m:sSub>
+                    <m:ctrlPr>
+                      <w:rPr>
+                        <w:rFonts w:ascii="Cambria Math" w:eastAsiaTheme="minorEastAsia" w:hAnsi="Cambria Math"/>
+                        <w:i/>
+                        <w:lang w:eastAsia="ru-RU"/>
+                      </w:rPr>
+                    </m:ctrlPr>
+                  </m:den>
+                </m:f>
+                <m:r>
+                  <w:rPr>
+                    <w:rFonts w:ascii="Cambria Math" w:eastAsiaTheme="minorEastAsia" w:hAnsi="Cambria Math"/>
+                    <w:lang w:eastAsia="ru-RU"/>
+                  </w:rPr>
+                  <m:t>=</m:t>
+                </m:r>
+                <m:f>
+                  <m:fPr>
+                    <m:ctrlPr>
+                      <w:rPr>
+                        <w:rFonts w:ascii="Cambria Math" w:eastAsiaTheme="minorEastAsia" w:hAnsi="Cambria Math"/>
+                        <w:lang w:eastAsia="ru-RU"/>
+                      </w:rPr>
+                    </m:ctrlPr>
+                  </m:fPr>
+                  <m:num>
+                    <m:r>
+                      <w:rPr>
+                        <w:rFonts w:ascii="Cambria Math" w:eastAsiaTheme="minorEastAsia" w:hAnsi="Cambria Math"/>
+                        <w:lang w:eastAsia="ru-RU"/>
+                      </w:rPr>
+                      <m:t>0,1+2</m:t>
+                    </m:r>
+                    <m:r>
+                      <m:rPr>
+                        <m:sty m:val="p"/>
+                      </m:rPr>
+                      <w:rPr>
+                        <w:rFonts w:ascii="Cambria Math" w:eastAsiaTheme="minorEastAsia" w:hAnsi="Cambria Math"/>
+                        <w:lang w:eastAsia="ru-RU"/>
+                      </w:rPr>
+                      <m:t>⋅</m:t>
+                    </m:r>
+                    <m:r>
+                      <w:rPr>
+                        <w:rFonts w:ascii="Cambria Math" w:eastAsiaTheme="minorEastAsia" w:hAnsi="Cambria Math"/>
+                        <w:lang w:eastAsia="ru-RU"/>
+                      </w:rPr>
+                      <m:t>3600</m:t>
+                    </m:r>
+                    <m:ctrlPr>
+                      <w:rPr>
+                        <w:rFonts w:ascii="Cambria Math" w:eastAsiaTheme="minorEastAsia" w:hAnsi="Cambria Math"/>
+                        <w:i/>
+                        <w:lang w:eastAsia="ru-RU"/>
+                      </w:rPr>
+                    </m:ctrlPr>
+                  </m:num>
+                  <m:den>
+                    <m:r>
+                      <w:rPr>
+                        <w:rFonts w:ascii="Cambria Math" w:eastAsiaTheme="minorEastAsia" w:hAnsi="Cambria Math"/>
+                        <w:lang w:eastAsia="ru-RU"/>
+                      </w:rPr>
+                      <m:t>1000</m:t>
+                    </m:r>
+                    <m:r>
+                      <m:rPr>
+                        <m:sty m:val="p"/>
+                      </m:rPr>
+                      <w:rPr>
+                        <w:rFonts w:ascii="Cambria Math" w:eastAsiaTheme="minorEastAsia" w:hAnsi="Cambria Math"/>
+                        <w:lang w:eastAsia="ru-RU"/>
+                      </w:rPr>
+                      <m:t>⋅</m:t>
+                    </m:r>
+                    <m:sSup>
+                      <m:sSupPr>
+                        <m:ctrlPr>
+                          <w:rPr>
+                            <w:rFonts w:ascii="Cambria Math" w:eastAsiaTheme="minorEastAsia" w:hAnsi="Cambria Math"/>
+                            <w:i/>
+                            <w:lang w:eastAsia="ru-RU"/>
+                          </w:rPr>
+                        </m:ctrlPr>
+                      </m:sSupPr>
+                      <m:e>
+                        <m:r>
+                          <w:rPr>
+                            <w:rFonts w:ascii="Cambria Math" w:eastAsiaTheme="minorEastAsia" w:hAnsi="Cambria Math"/>
+                            <w:lang w:eastAsia="ru-RU"/>
+                          </w:rPr>
+                          <m:t>10</m:t>
+                        </m:r>
+                        <m:ctrlPr>
+                          <w:rPr>
+                            <w:rFonts w:ascii="Cambria Math" w:eastAsiaTheme="minorEastAsia" w:hAnsi="Cambria Math"/>
+                            <w:lang w:eastAsia="ru-RU"/>
+                          </w:rPr>
+                        </m:ctrlPr>
+                      </m:e>
+                      <m:sup>
+                        <m:r>
+                          <w:rPr>
+                            <w:rFonts w:ascii="Cambria Math" w:eastAsiaTheme="minorEastAsia" w:hAnsi="Cambria Math"/>
+                            <w:lang w:eastAsia="ru-RU"/>
+                          </w:rPr>
+                          <m:t>3</m:t>
+                        </m:r>
+                      </m:sup>
+                    </m:sSup>
+                    <m:r>
+                      <w:rPr>
+                        <w:rFonts w:ascii="Cambria Math" w:eastAsiaTheme="minorEastAsia" w:hAnsi="Cambria Math"/>
+                        <w:lang w:eastAsia="ru-RU"/>
+                      </w:rPr>
+                      <m:t>+0</m:t>
+                    </m:r>
+                    <m:r>
+                      <w:rPr>
+                        <w:rFonts w:ascii="Cambria Math" w:eastAsiaTheme="minorEastAsia" w:hAnsi="Cambria Math"/>
+                        <w:lang w:eastAsia="ru-RU"/>
+                      </w:rPr>
+                      <m:t>.</m:t>
+                    </m:r>
+                    <m:r>
+                      <w:rPr>
+                        <w:rFonts w:ascii="Cambria Math" w:eastAsiaTheme="minorEastAsia" w:hAnsi="Cambria Math"/>
+                        <w:lang w:eastAsia="ru-RU"/>
+                      </w:rPr>
+                      <m:t>1+2</m:t>
+                    </m:r>
+                    <m:r>
+                      <m:rPr>
+                        <m:sty m:val="p"/>
+                      </m:rPr>
+                      <w:rPr>
+                        <w:rFonts w:ascii="Cambria Math" w:eastAsiaTheme="minorEastAsia" w:hAnsi="Cambria Math"/>
+                        <w:lang w:eastAsia="ru-RU"/>
+                      </w:rPr>
+                      <m:t>⋅</m:t>
+                    </m:r>
+                    <m:r>
+                      <w:rPr>
+                        <w:rFonts w:ascii="Cambria Math" w:eastAsiaTheme="minorEastAsia" w:hAnsi="Cambria Math"/>
+                        <w:lang w:eastAsia="ru-RU"/>
+                      </w:rPr>
+                      <m:t>3600</m:t>
+                    </m:r>
+                    <m:ctrlPr>
+                      <w:rPr>
+                        <w:rFonts w:ascii="Cambria Math" w:eastAsiaTheme="minorEastAsia" w:hAnsi="Cambria Math"/>
+                        <w:i/>
+                        <w:lang w:eastAsia="ru-RU"/>
+                      </w:rPr>
+                    </m:ctrlPr>
+                  </m:den>
+                </m:f>
+                <m:r>
+                  <w:rPr>
+                    <w:rFonts w:ascii="Cambria Math" w:eastAsiaTheme="minorEastAsia" w:hAnsi="Cambria Math"/>
+                    <w:lang w:eastAsia="ru-RU"/>
+                  </w:rPr>
+                  <m:t>=0</m:t>
+                </m:r>
+                <m:r>
+                  <w:rPr>
+                    <w:rFonts w:ascii="Cambria Math" w:eastAsiaTheme="minorEastAsia" w:hAnsi="Cambria Math"/>
+                    <w:lang w:eastAsia="ru-RU"/>
+                  </w:rPr>
+                  <m:t>.</m:t>
+                </m:r>
+                <m:r>
+                  <w:rPr>
+                    <w:rFonts w:ascii="Cambria Math" w:eastAsiaTheme="minorEastAsia" w:hAnsi="Cambria Math"/>
+                    <w:lang w:eastAsia="ru-RU"/>
+                  </w:rPr>
+                  <m:t>007</m:t>
+                </m:r>
+              </m:oMath>
+            </m:oMathPara>
+          </w:p>
+          <w:p>
+            <w:pPr>
+              <w:jc w:val="center"/>
+              <w:rPr>
+                <w:rFonts w:eastAsiaTheme="minorEastAsia"/>
+                <w:lang w:eastAsia="ru-RU"/>
+              </w:rPr>
+            </w:pPr>
+          </w:p>
+        </w:tc>
+        <w:tc>
+          <w:tcPr>
+            <w:tcW w:w="543" w:type="dxa"/>
+          </w:tcPr>
+          <w:p>
+            <w:pPr>
+              <w:ind w:firstLine="0"/>
+              <w:jc w:val="center"/>
+              <w:rPr>
+                <w:lang w:eastAsia="ru-RU"/>
+              </w:rPr>
+            </w:pPr>
+            <w:r>
+              <w:rPr>
+                <w:lang w:eastAsia="ru-RU"/>
+              </w:rPr>
+              <w:t>(</w:t>
+            </w:r>
+            <w:r>
+              <w:rPr>
+                <w:lang w:eastAsia="ru-RU"/>
+              </w:rPr>
+              <w:t>5</w:t>
+            </w:r>
+            <w:r>
+              <w:rPr>
+                <w:lang w:eastAsia="ru-RU"/>
+              </w:rPr>
+              <w:t>)</w:t>
+            </w:r>
+          </w:p>
+        </w:tc>
+      </w:tr>
+    </w:tbl>
+    <w:p>
+      <w:pPr>
+        <w:rPr>
+          <w:rFonts w:eastAsiaTheme="minorEastAsia"/>
+          <w:lang w:eastAsia="ru-RU"/>
+        </w:rPr>
+      </w:pPr>
+      <w:r>
+        <w:rPr>
+          <w:rFonts w:eastAsiaTheme="minorEastAsia"/>
+          <w:lang w:eastAsia="ru-RU"/>
+        </w:rPr>
+        <w:t>Рассчитаем коэффициент передачи ЭДС при открытом диоде по формуле 6:</w:t>
+      </w:r>
+    </w:p>
+    <w:tbl>
+      <w:tblPr>
+        <w:tblStyle w:val="ad"/>
+        <w:tblW w:w="10165" w:type="dxa"/>
+        <w:tblBorders>
+          <w:top w:val="none" w:sz="0" w:space="0" w:color="auto"/>
+          <w:left w:val="none" w:sz="0" w:space="0" w:color="auto"/>
+          <w:bottom w:val="none" w:sz="0" w:space="0" w:color="auto"/>
+          <w:right w:val="none" w:sz="0" w:space="0" w:color="auto"/>
+          <w:insideH w:val="none" w:sz="0" w:space="0" w:color="auto"/>
+          <w:insideV w:val="none" w:sz="0" w:space="0" w:color="auto"/>
+        </w:tblBorders>
+        <w:tblLook w:val="0480" w:firstRow="0" w:lastRow="0" w:firstColumn="1" w:lastColumn="0" w:noHBand="0" w:noVBand="1"/>
+      </w:tblPr>
+      <w:tblGrid>
+        <w:gridCol w:w="9622"/>
+        <w:gridCol w:w="543"/>
+      </w:tblGrid>
+      <w:tr>
+        <w:trPr>
+          <w:trHeight w:val="683"/>
+        </w:trPr>
+        <w:tc>
+          <w:tcPr>
+            <w:tcW w:w="9622" w:type="dxa"/>
+          </w:tcPr>
+          <w:p>
+            <w:pPr>
+              <w:ind w:firstLine="0"/>
+              <w:rPr>
+                <w:rFonts w:eastAsiaTheme="minorEastAsia"/>
+                <w:lang w:eastAsia="ru-RU"/>
+              </w:rPr>
+            </w:pPr>
+            <m:oMathPara>
+              <m:oMath>
+                <m:sSub>
+                  <m:sSubPr>
+                    <m:ctrlPr>
+                      <w:rPr>
+                        <w:rFonts w:ascii="Cambria Math" w:eastAsiaTheme="minorEastAsia" w:hAnsi="Cambria Math"/>
+                        <w:i/>
+                        <w:lang w:eastAsia="ru-RU"/>
+                      </w:rPr>
+                    </m:ctrlPr>
+                  </m:sSubPr>
+                  <m:e>
+                    <m:r>
+                      <w:rPr>
+                        <w:rFonts w:ascii="Cambria Math" w:eastAsiaTheme="minorEastAsia" w:hAnsi="Cambria Math"/>
+                        <w:lang w:eastAsia="ru-RU"/>
+                      </w:rPr>
+                      <m:t>K</m:t>
+                    </m:r>
+                  </m:e>
+                  <m:sub>
+                    <m:r>
+                      <w:rPr>
+                        <w:rFonts w:ascii="Cambria Math" w:eastAsiaTheme="minorEastAsia" w:hAnsi="Cambria Math"/>
+                        <w:lang w:eastAsia="ru-RU"/>
+                      </w:rPr>
+                      <m:t>E</m:t>
+                    </m:r>
+                    <m:r>
+                      <m:rPr>
+                        <m:nor/>
+                      </m:rPr>
+                      <w:rPr>
+                        <w:rFonts w:ascii="Cambria Math" w:eastAsiaTheme="minorEastAsia" w:hAnsi="Cambria Math"/>
+                        <w:lang w:eastAsia="ru-RU"/>
+                      </w:rPr>
+                      <m:t xml:space="preserve"> откр</m:t>
+                    </m:r>
+                  </m:sub>
+                </m:sSub>
+                <m:r>
+                  <w:rPr>
+                    <w:rFonts w:ascii="Cambria Math" w:eastAsiaTheme="minorEastAsia" w:hAnsi="Cambria Math"/>
+                    <w:lang w:eastAsia="ru-RU"/>
+                  </w:rPr>
+                  <m:t>=</m:t>
+                </m:r>
+                <m:f>
+                  <m:fPr>
+                    <m:ctrlPr>
+                      <w:rPr>
+                        <w:rFonts w:ascii="Cambria Math" w:eastAsiaTheme="minorEastAsia" w:hAnsi="Cambria Math"/>
+                        <w:lang w:eastAsia="ru-RU"/>
+                      </w:rPr>
+                    </m:ctrlPr>
+                  </m:fPr>
+                  <m:num>
+                    <m:sSub>
+                      <m:sSubPr>
+                        <m:ctrlPr>
+                          <w:rPr>
+                            <w:rFonts w:ascii="Cambria Math" w:eastAsiaTheme="minorEastAsia" w:hAnsi="Cambria Math"/>
+                            <w:i/>
+                            <w:lang w:eastAsia="ru-RU"/>
+                          </w:rPr>
+                        </m:ctrlPr>
+                      </m:sSubPr>
+                      <m:e>
+                        <m:r>
+                          <w:rPr>
+                            <w:rFonts w:ascii="Cambria Math" w:eastAsiaTheme="minorEastAsia" w:hAnsi="Cambria Math"/>
+                            <w:lang w:eastAsia="ru-RU"/>
+                          </w:rPr>
+                          <m:t>R</m:t>
+                        </m:r>
+                      </m:e>
+                      <m:sub>
+                        <m:r>
+                          <w:rPr>
+                            <w:rFonts w:ascii="Cambria Math" w:eastAsiaTheme="minorEastAsia" w:hAnsi="Cambria Math"/>
+                            <w:lang w:eastAsia="ru-RU"/>
+                          </w:rPr>
+                          <m:t>VD1</m:t>
+                        </m:r>
+                        <m:r>
+                          <m:rPr>
+                            <m:nor/>
+                          </m:rPr>
+                          <w:rPr>
+                            <w:rFonts w:ascii="Cambria Math" w:eastAsiaTheme="minorEastAsia" w:hAnsi="Cambria Math"/>
+                            <w:lang w:eastAsia="ru-RU"/>
+                          </w:rPr>
+                          <m:t>обр</m:t>
+                        </m:r>
+                      </m:sub>
+                    </m:sSub>
+                    <m:r>
+                      <w:rPr>
+                        <w:rFonts w:ascii="Cambria Math" w:eastAsiaTheme="minorEastAsia" w:hAnsi="Cambria Math"/>
+                        <w:lang w:eastAsia="ru-RU"/>
+                      </w:rPr>
+                      <m:t>+2</m:t>
+                    </m:r>
+                    <m:r>
+                      <m:rPr>
+                        <m:sty m:val="p"/>
+                      </m:rPr>
+                      <w:rPr>
+                        <w:rFonts w:ascii="Cambria Math" w:eastAsiaTheme="minorEastAsia" w:hAnsi="Cambria Math"/>
+                        <w:lang w:eastAsia="ru-RU"/>
+                      </w:rPr>
+                      <m:t>⋅</m:t>
+                    </m:r>
+                    <m:sSub>
+                      <m:sSubPr>
+                        <m:ctrlPr>
+                          <w:rPr>
+                            <w:rFonts w:ascii="Cambria Math" w:eastAsiaTheme="minorEastAsia" w:hAnsi="Cambria Math"/>
+                            <w:i/>
+                            <w:lang w:eastAsia="ru-RU"/>
+                          </w:rPr>
+                        </m:ctrlPr>
+                      </m:sSubPr>
+                      <m:e>
+                        <m:r>
+                          <w:rPr>
+                            <w:rFonts w:ascii="Cambria Math" w:eastAsiaTheme="minorEastAsia" w:hAnsi="Cambria Math"/>
+                            <w:lang w:eastAsia="ru-RU"/>
+                          </w:rPr>
+                          <m:t>R</m:t>
+                        </m:r>
+                        <m:ctrlPr>
+                          <w:rPr>
+                            <w:rFonts w:ascii="Cambria Math" w:eastAsiaTheme="minorEastAsia" w:hAnsi="Cambria Math"/>
+                            <w:lang w:eastAsia="ru-RU"/>
+                          </w:rPr>
+                        </m:ctrlPr>
+                      </m:e>
+                      <m:sub>
+                        <m:r>
+                          <m:rPr>
+                            <m:nor/>
+                          </m:rPr>
+                          <w:rPr>
+                            <w:rFonts w:ascii="Cambria Math" w:eastAsiaTheme="minorEastAsia" w:hAnsi="Cambria Math"/>
+                            <w:lang w:eastAsia="ru-RU"/>
+                          </w:rPr>
+                          <m:t>н</m:t>
+                        </m:r>
+                      </m:sub>
+                    </m:sSub>
+                    <m:ctrlPr>
+                      <w:rPr>
+                        <w:rFonts w:ascii="Cambria Math" w:eastAsiaTheme="minorEastAsia" w:hAnsi="Cambria Math"/>
+                        <w:i/>
+                        <w:lang w:eastAsia="ru-RU"/>
+                      </w:rPr>
+                    </m:ctrlPr>
+                  </m:num>
+                  <m:den>
+                    <m:sSub>
+                      <m:sSubPr>
+                        <m:ctrlPr>
+                          <w:rPr>
+                            <w:rFonts w:ascii="Cambria Math" w:eastAsiaTheme="minorEastAsia" w:hAnsi="Cambria Math"/>
+                            <w:i/>
+                            <w:lang w:eastAsia="ru-RU"/>
+                          </w:rPr>
+                        </m:ctrlPr>
+                      </m:sSubPr>
+                      <m:e>
+                        <m:r>
+                          <w:rPr>
+                            <w:rFonts w:ascii="Cambria Math" w:eastAsiaTheme="minorEastAsia" w:hAnsi="Cambria Math"/>
+                            <w:lang w:eastAsia="ru-RU"/>
+                          </w:rPr>
+                          <m:t>R</m:t>
+                        </m:r>
+                      </m:e>
+                      <m:sub>
+                        <m:r>
+                          <w:rPr>
+                            <w:rFonts w:ascii="Cambria Math" w:eastAsiaTheme="minorEastAsia" w:hAnsi="Cambria Math"/>
+                            <w:lang w:eastAsia="ru-RU"/>
+                          </w:rPr>
+                          <m:t>VD2</m:t>
+                        </m:r>
+                        <m:r>
+                          <m:rPr>
+                            <m:nor/>
+                          </m:rPr>
+                          <w:rPr>
+                            <w:rFonts w:ascii="Cambria Math" w:eastAsiaTheme="minorEastAsia" w:hAnsi="Cambria Math"/>
+                            <w:lang w:eastAsia="ru-RU"/>
+                          </w:rPr>
+                          <m:t>обр</m:t>
+                        </m:r>
+                      </m:sub>
+                    </m:sSub>
+                    <m:r>
+                      <w:rPr>
+                        <w:rFonts w:ascii="Cambria Math" w:eastAsiaTheme="minorEastAsia" w:hAnsi="Cambria Math"/>
+                        <w:lang w:eastAsia="ru-RU"/>
+                      </w:rPr>
+                      <m:t>+</m:t>
+                    </m:r>
+                    <m:sSub>
+                      <m:sSubPr>
+                        <m:ctrlPr>
+                          <w:rPr>
+                            <w:rFonts w:ascii="Cambria Math" w:eastAsiaTheme="minorEastAsia" w:hAnsi="Cambria Math"/>
+                            <w:i/>
+                            <w:lang w:eastAsia="ru-RU"/>
+                          </w:rPr>
+                        </m:ctrlPr>
+                      </m:sSubPr>
+                      <m:e>
+                        <m:r>
+                          <w:rPr>
+                            <w:rFonts w:ascii="Cambria Math" w:eastAsiaTheme="minorEastAsia" w:hAnsi="Cambria Math"/>
+                            <w:lang w:eastAsia="ru-RU"/>
+                          </w:rPr>
+                          <m:t>R</m:t>
+                        </m:r>
+                      </m:e>
+                      <m:sub>
+                        <m:r>
+                          <w:rPr>
+                            <w:rFonts w:ascii="Cambria Math" w:eastAsiaTheme="minorEastAsia" w:hAnsi="Cambria Math"/>
+                            <w:lang w:eastAsia="ru-RU"/>
+                          </w:rPr>
+                          <m:t>VD1</m:t>
+                        </m:r>
+                        <m:r>
+                          <m:rPr>
+                            <m:nor/>
+                          </m:rPr>
+                          <w:rPr>
+                            <w:rFonts w:ascii="Cambria Math" w:eastAsiaTheme="minorEastAsia" w:hAnsi="Cambria Math"/>
+                            <w:lang w:eastAsia="ru-RU"/>
+                          </w:rPr>
+                          <m:t>обр</m:t>
+                        </m:r>
+                      </m:sub>
+                    </m:sSub>
+                    <m:r>
+                      <w:rPr>
+                        <w:rFonts w:ascii="Cambria Math" w:eastAsiaTheme="minorEastAsia" w:hAnsi="Cambria Math"/>
+                        <w:lang w:eastAsia="ru-RU"/>
+                      </w:rPr>
+                      <m:t>+2</m:t>
+                    </m:r>
+                    <m:r>
+                      <m:rPr>
+                        <m:sty m:val="p"/>
+                      </m:rPr>
+                      <w:rPr>
+                        <w:rFonts w:ascii="Cambria Math" w:eastAsiaTheme="minorEastAsia" w:hAnsi="Cambria Math"/>
+                        <w:lang w:eastAsia="ru-RU"/>
+                      </w:rPr>
+                      <m:t>⋅</m:t>
+                    </m:r>
+                    <m:sSub>
+                      <m:sSubPr>
+                        <m:ctrlPr>
+                          <w:rPr>
+                            <w:rFonts w:ascii="Cambria Math" w:eastAsiaTheme="minorEastAsia" w:hAnsi="Cambria Math"/>
+                            <w:i/>
+                            <w:lang w:eastAsia="ru-RU"/>
+                          </w:rPr>
+                        </m:ctrlPr>
+                      </m:sSubPr>
+                      <m:e>
+                        <m:r>
+                          <w:rPr>
+                            <w:rFonts w:ascii="Cambria Math" w:eastAsiaTheme="minorEastAsia" w:hAnsi="Cambria Math"/>
+                            <w:lang w:eastAsia="ru-RU"/>
+                          </w:rPr>
+                          <m:t>R</m:t>
+                        </m:r>
+                        <m:ctrlPr>
+                          <w:rPr>
+                            <w:rFonts w:ascii="Cambria Math" w:eastAsiaTheme="minorEastAsia" w:hAnsi="Cambria Math"/>
+                            <w:lang w:eastAsia="ru-RU"/>
+                          </w:rPr>
+                        </m:ctrlPr>
+                      </m:e>
+                      <m:sub>
+                        <m:r>
+                          <m:rPr>
+                            <m:nor/>
+                          </m:rPr>
+                          <w:rPr>
+                            <w:rFonts w:ascii="Cambria Math" w:eastAsiaTheme="minorEastAsia" w:hAnsi="Cambria Math"/>
+                            <w:lang w:eastAsia="ru-RU"/>
+                          </w:rPr>
+                          <m:t>н</m:t>
+                        </m:r>
+                      </m:sub>
+                    </m:sSub>
+                    <m:ctrlPr>
+                      <w:rPr>
+                        <w:rFonts w:ascii="Cambria Math" w:eastAsiaTheme="minorEastAsia" w:hAnsi="Cambria Math"/>
+                        <w:i/>
+                        <w:lang w:eastAsia="ru-RU"/>
+                      </w:rPr>
+                    </m:ctrlPr>
+                  </m:den>
+                </m:f>
+                <m:r>
+                  <w:rPr>
+                    <w:rFonts w:ascii="Cambria Math" w:eastAsiaTheme="minorEastAsia" w:hAnsi="Cambria Math"/>
+                    <w:lang w:eastAsia="ru-RU"/>
+                  </w:rPr>
+                  <m:t>=</m:t>
+                </m:r>
+                <m:f>
+                  <m:fPr>
+                    <m:ctrlPr>
+                      <w:rPr>
+                        <w:rFonts w:ascii="Cambria Math" w:eastAsiaTheme="minorEastAsia" w:hAnsi="Cambria Math"/>
+                        <w:lang w:eastAsia="ru-RU"/>
+                      </w:rPr>
+                    </m:ctrlPr>
+                  </m:fPr>
+                  <m:num>
+                    <m:r>
+                      <w:rPr>
+                        <w:rFonts w:ascii="Cambria Math" w:eastAsiaTheme="minorEastAsia" w:hAnsi="Cambria Math"/>
+                        <w:lang w:eastAsia="ru-RU"/>
+                      </w:rPr>
+                      <m:t>1000</m:t>
+                    </m:r>
+                    <m:r>
+                      <m:rPr>
+                        <m:sty m:val="p"/>
+                      </m:rPr>
+                      <w:rPr>
+                        <w:rFonts w:ascii="Cambria Math" w:eastAsiaTheme="minorEastAsia" w:hAnsi="Cambria Math"/>
+                        <w:lang w:eastAsia="ru-RU"/>
+                      </w:rPr>
+                      <m:t>⋅</m:t>
+                    </m:r>
+                    <m:sSup>
+                      <m:sSupPr>
+                        <m:ctrlPr>
+                          <w:rPr>
+                            <w:rFonts w:ascii="Cambria Math" w:eastAsiaTheme="minorEastAsia" w:hAnsi="Cambria Math"/>
+                            <w:i/>
+                            <w:lang w:eastAsia="ru-RU"/>
+                          </w:rPr>
+                        </m:ctrlPr>
+                      </m:sSupPr>
+                      <m:e>
+                        <m:r>
+                          <w:rPr>
+                            <w:rFonts w:ascii="Cambria Math" w:eastAsiaTheme="minorEastAsia" w:hAnsi="Cambria Math"/>
+                            <w:lang w:eastAsia="ru-RU"/>
+                          </w:rPr>
+                          <m:t>10</m:t>
+                        </m:r>
+                        <m:ctrlPr>
+                          <w:rPr>
+                            <w:rFonts w:ascii="Cambria Math" w:eastAsiaTheme="minorEastAsia" w:hAnsi="Cambria Math"/>
+                            <w:lang w:eastAsia="ru-RU"/>
+                          </w:rPr>
+                        </m:ctrlPr>
+                      </m:e>
+                      <m:sup>
+                        <m:r>
+                          <w:rPr>
+                            <w:rFonts w:ascii="Cambria Math" w:eastAsiaTheme="minorEastAsia" w:hAnsi="Cambria Math"/>
+                            <w:lang w:eastAsia="ru-RU"/>
+                          </w:rPr>
+                          <m:t>3</m:t>
+                        </m:r>
+                      </m:sup>
+                    </m:sSup>
+                    <m:r>
+                      <w:rPr>
+                        <w:rFonts w:ascii="Cambria Math" w:eastAsiaTheme="minorEastAsia" w:hAnsi="Cambria Math"/>
+                        <w:lang w:eastAsia="ru-RU"/>
+                      </w:rPr>
+                      <m:t>+2</m:t>
+                    </m:r>
+                    <m:r>
+                      <m:rPr>
+                        <m:sty m:val="p"/>
+                      </m:rPr>
+                      <w:rPr>
+                        <w:rFonts w:ascii="Cambria Math" w:eastAsiaTheme="minorEastAsia" w:hAnsi="Cambria Math"/>
+                        <w:lang w:eastAsia="ru-RU"/>
+                      </w:rPr>
+                      <m:t>⋅</m:t>
+                    </m:r>
+                    <m:r>
+                      <w:rPr>
+                        <w:rFonts w:ascii="Cambria Math" w:eastAsiaTheme="minorEastAsia" w:hAnsi="Cambria Math"/>
+                        <w:lang w:eastAsia="ru-RU"/>
+                      </w:rPr>
+                      <m:t>3600</m:t>
+                    </m:r>
+                    <m:ctrlPr>
+                      <w:rPr>
+                        <w:rFonts w:ascii="Cambria Math" w:eastAsiaTheme="minorEastAsia" w:hAnsi="Cambria Math"/>
+                        <w:i/>
+                        <w:lang w:eastAsia="ru-RU"/>
+                      </w:rPr>
+                    </m:ctrlPr>
+                  </m:num>
+                  <m:den>
+                    <m:r>
+                      <w:rPr>
+                        <w:rFonts w:ascii="Cambria Math" w:eastAsiaTheme="minorEastAsia" w:hAnsi="Cambria Math"/>
+                        <w:lang w:eastAsia="ru-RU"/>
+                      </w:rPr>
+                      <m:t>1000</m:t>
+                    </m:r>
+                    <m:r>
+                      <m:rPr>
+                        <m:sty m:val="p"/>
+                      </m:rPr>
+                      <w:rPr>
+                        <w:rFonts w:ascii="Cambria Math" w:eastAsiaTheme="minorEastAsia" w:hAnsi="Cambria Math"/>
+                        <w:lang w:eastAsia="ru-RU"/>
+                      </w:rPr>
+                      <m:t>⋅</m:t>
+                    </m:r>
+                    <m:sSup>
+                      <m:sSupPr>
+                        <m:ctrlPr>
+                          <w:rPr>
+                            <w:rFonts w:ascii="Cambria Math" w:eastAsiaTheme="minorEastAsia" w:hAnsi="Cambria Math"/>
+                            <w:i/>
+                            <w:lang w:eastAsia="ru-RU"/>
+                          </w:rPr>
+                        </m:ctrlPr>
+                      </m:sSupPr>
+                      <m:e>
+                        <m:r>
+                          <w:rPr>
+                            <w:rFonts w:ascii="Cambria Math" w:eastAsiaTheme="minorEastAsia" w:hAnsi="Cambria Math"/>
+                            <w:lang w:eastAsia="ru-RU"/>
+                          </w:rPr>
+                          <m:t>10</m:t>
+                        </m:r>
+                        <m:ctrlPr>
+                          <w:rPr>
+                            <w:rFonts w:ascii="Cambria Math" w:eastAsiaTheme="minorEastAsia" w:hAnsi="Cambria Math"/>
+                            <w:lang w:eastAsia="ru-RU"/>
+                          </w:rPr>
+                        </m:ctrlPr>
+                      </m:e>
+                      <m:sup>
+                        <m:r>
+                          <w:rPr>
+                            <w:rFonts w:ascii="Cambria Math" w:eastAsiaTheme="minorEastAsia" w:hAnsi="Cambria Math"/>
+                            <w:lang w:eastAsia="ru-RU"/>
+                          </w:rPr>
+                          <m:t>3</m:t>
+                        </m:r>
+                      </m:sup>
+                    </m:sSup>
+                    <m:r>
+                      <w:rPr>
+                        <w:rFonts w:ascii="Cambria Math" w:eastAsiaTheme="minorEastAsia" w:hAnsi="Cambria Math"/>
+                        <w:lang w:eastAsia="ru-RU"/>
+                      </w:rPr>
+                      <m:t>+0.1+2</m:t>
+                    </m:r>
+                    <m:r>
+                      <m:rPr>
+                        <m:sty m:val="p"/>
+                      </m:rPr>
+                      <w:rPr>
+                        <w:rFonts w:ascii="Cambria Math" w:eastAsiaTheme="minorEastAsia" w:hAnsi="Cambria Math"/>
+                        <w:lang w:eastAsia="ru-RU"/>
+                      </w:rPr>
+                      <m:t>⋅</m:t>
+                    </m:r>
+                    <m:r>
+                      <w:rPr>
+                        <w:rFonts w:ascii="Cambria Math" w:eastAsiaTheme="minorEastAsia" w:hAnsi="Cambria Math"/>
+                        <w:lang w:eastAsia="ru-RU"/>
+                      </w:rPr>
+                      <m:t>3600</m:t>
+                    </m:r>
+                    <m:ctrlPr>
+                      <w:rPr>
+                        <w:rFonts w:ascii="Cambria Math" w:eastAsiaTheme="minorEastAsia" w:hAnsi="Cambria Math"/>
+                        <w:i/>
+                        <w:lang w:eastAsia="ru-RU"/>
+                      </w:rPr>
+                    </m:ctrlPr>
+                  </m:den>
+                </m:f>
+                <m:r>
+                  <w:rPr>
+                    <w:rFonts w:ascii="Cambria Math" w:eastAsiaTheme="minorEastAsia" w:hAnsi="Cambria Math"/>
+                    <w:lang w:eastAsia="ru-RU"/>
+                  </w:rPr>
+                  <m:t>=0.999</m:t>
+                </m:r>
+              </m:oMath>
+            </m:oMathPara>
+          </w:p>
+        </w:tc>
+        <w:tc>
+          <w:tcPr>
+            <w:tcW w:w="543" w:type="dxa"/>
+          </w:tcPr>
+          <w:p>
+            <w:pPr>
+              <w:ind w:firstLine="0"/>
+              <w:jc w:val="center"/>
+              <w:rPr>
+                <w:lang w:eastAsia="ru-RU"/>
+              </w:rPr>
+            </w:pPr>
+            <w:r>
+              <w:rPr>
+                <w:lang w:eastAsia="ru-RU"/>
+              </w:rPr>
+              <w:t>(</w:t>
+            </w:r>
+            <w:r>
+              <w:rPr>
+                <w:lang w:eastAsia="ru-RU"/>
+              </w:rPr>
+              <w:t>6</w:t>
+            </w:r>
+            <w:r>
+              <w:rPr>
+                <w:lang w:eastAsia="ru-RU"/>
+              </w:rPr>
+              <w:t>)</w:t>
+            </w:r>
+          </w:p>
+        </w:tc>
+      </w:tr>
+    </w:tbl>
+    <w:p>
+      <w:pPr>
+        <w:ind w:firstLine="0"/>
+        <w:rPr>
+          <w:rFonts w:eastAsiaTheme="minorEastAsia"/>
+          <w:i/>
           <w:lang w:val="en-US" w:eastAsia="ru-RU"/>
+        </w:rPr>
+      </w:pPr>
+      <m:oMathPara>
+        <m:oMath>
+          <m:sSub>
+            <m:sSubPr>
+              <m:ctrlPr>
+                <w:rPr>
+                  <w:rFonts w:ascii="Cambria Math" w:eastAsiaTheme="minorEastAsia" w:hAnsi="Cambria Math"/>
+                  <w:i/>
+                  <w:lang w:eastAsia="ru-RU"/>
+                </w:rPr>
+              </m:ctrlPr>
+            </m:sSubPr>
+            <m:e>
+              <m:r>
+                <w:rPr>
+                  <w:rFonts w:ascii="Cambria Math" w:eastAsiaTheme="minorEastAsia" w:hAnsi="Cambria Math"/>
+                  <w:lang w:val="en-US" w:eastAsia="ru-RU"/>
+                </w:rPr>
+                <m:t>K</m:t>
+              </m:r>
+            </m:e>
+            <m:sub>
+              <m:r>
+                <w:rPr>
+                  <w:rFonts w:ascii="Cambria Math" w:eastAsiaTheme="minorEastAsia" w:hAnsi="Cambria Math"/>
+                  <w:lang w:val="en-US" w:eastAsia="ru-RU"/>
+                </w:rPr>
+                <m:t>E0</m:t>
+              </m:r>
+            </m:sub>
+          </m:sSub>
+          <m:r>
+            <w:rPr>
+              <w:rFonts w:ascii="Cambria Math" w:eastAsiaTheme="minorEastAsia" w:hAnsi="Cambria Math"/>
+              <w:lang w:eastAsia="ru-RU"/>
+            </w:rPr>
+            <m:t>=</m:t>
+          </m:r>
+          <m:sSub>
+            <m:sSubPr>
+              <m:ctrlPr>
+                <w:rPr>
+                  <w:rFonts w:ascii="Cambria Math" w:eastAsiaTheme="minorEastAsia" w:hAnsi="Cambria Math"/>
+                  <w:i/>
+                  <w:lang w:eastAsia="ru-RU"/>
+                </w:rPr>
+              </m:ctrlPr>
+            </m:sSubPr>
+            <m:e>
+              <m:r>
+                <w:rPr>
+                  <w:rFonts w:ascii="Cambria Math" w:eastAsiaTheme="minorEastAsia" w:hAnsi="Cambria Math"/>
+                  <w:lang w:val="en-US" w:eastAsia="ru-RU"/>
+                </w:rPr>
+                <m:t>K</m:t>
+              </m:r>
+            </m:e>
+            <m:sub>
+              <m:r>
+                <w:rPr>
+                  <w:rFonts w:ascii="Cambria Math" w:eastAsiaTheme="minorEastAsia" w:hAnsi="Cambria Math"/>
+                  <w:lang w:val="en-US" w:eastAsia="ru-RU"/>
+                </w:rPr>
+                <m:t xml:space="preserve">U </m:t>
+              </m:r>
+              <m:r>
+                <w:rPr>
+                  <w:rFonts w:ascii="Cambria Math" w:eastAsiaTheme="minorEastAsia" w:hAnsi="Cambria Math"/>
+                  <w:lang w:eastAsia="ru-RU"/>
+                </w:rPr>
+                <m:t>закр</m:t>
+              </m:r>
+            </m:sub>
+          </m:sSub>
+          <m:r>
+            <w:rPr>
+              <w:rFonts w:ascii="Cambria Math" w:eastAsiaTheme="minorEastAsia" w:hAnsi="Cambria Math"/>
+              <w:lang w:eastAsia="ru-RU"/>
+            </w:rPr>
+            <m:t>=0.0000</m:t>
+          </m:r>
+          <m:r>
+            <w:rPr>
+              <w:rFonts w:ascii="Cambria Math" w:eastAsiaTheme="minorEastAsia" w:hAnsi="Cambria Math"/>
+              <w:lang w:eastAsia="ru-RU"/>
+            </w:rPr>
+            <m:t>2</m:t>
+          </m:r>
+          <m:r>
+            <w:rPr>
+              <w:rFonts w:ascii="Cambria Math" w:eastAsiaTheme="minorEastAsia" w:hAnsi="Cambria Math"/>
+              <w:lang w:val="en-US" w:eastAsia="ru-RU"/>
+            </w:rPr>
+            <m:t>8</m:t>
+          </m:r>
+        </m:oMath>
+      </m:oMathPara>
+    </w:p>
+    <w:p>
+      <w:pPr>
+        <w:rPr>
+          <w:lang w:eastAsia="ru-RU"/>
+        </w:rPr>
+      </w:pPr>
+      <w:r>
+        <w:rPr>
+          <w:lang w:eastAsia="ru-RU"/>
+        </w:rPr>
+        <w:t>Рассчитаем коэффициенты передачи тока по формулам 7 и 8:</w:t>
+      </w:r>
+    </w:p>
+    <w:tbl>
+      <w:tblPr>
+        <w:tblStyle w:val="ad"/>
+        <w:tblW w:w="10165" w:type="dxa"/>
+        <w:tblBorders>
+          <w:top w:val="none" w:sz="0" w:space="0" w:color="auto"/>
+          <w:left w:val="none" w:sz="0" w:space="0" w:color="auto"/>
+          <w:bottom w:val="none" w:sz="0" w:space="0" w:color="auto"/>
+          <w:right w:val="none" w:sz="0" w:space="0" w:color="auto"/>
+          <w:insideH w:val="none" w:sz="0" w:space="0" w:color="auto"/>
+          <w:insideV w:val="none" w:sz="0" w:space="0" w:color="auto"/>
+        </w:tblBorders>
+        <w:tblLook w:val="0480" w:firstRow="0" w:lastRow="0" w:firstColumn="1" w:lastColumn="0" w:noHBand="0" w:noVBand="1"/>
+      </w:tblPr>
+      <w:tblGrid>
+        <w:gridCol w:w="9622"/>
+        <w:gridCol w:w="543"/>
+      </w:tblGrid>
+      <w:tr>
+        <w:trPr>
+          <w:trHeight w:val="683"/>
+        </w:trPr>
+        <w:tc>
+          <w:tcPr>
+            <w:tcW w:w="9622" w:type="dxa"/>
+          </w:tcPr>
+          <w:p>
+            <w:pPr>
+              <w:ind w:firstLine="0"/>
+              <w:rPr>
+                <w:rFonts w:eastAsiaTheme="minorEastAsia"/>
+                <w:lang w:eastAsia="ru-RU"/>
+              </w:rPr>
+            </w:pPr>
+            <m:oMathPara>
+              <m:oMath>
+                <m:sSub>
+                  <m:sSubPr>
+                    <m:ctrlPr>
+                      <w:rPr>
+                        <w:rFonts w:ascii="Cambria Math" w:eastAsiaTheme="minorEastAsia" w:hAnsi="Cambria Math"/>
+                        <w:i/>
+                        <w:lang w:eastAsia="ru-RU"/>
+                      </w:rPr>
+                    </m:ctrlPr>
+                  </m:sSubPr>
+                  <m:e>
+                    <m:r>
+                      <w:rPr>
+                        <w:rFonts w:ascii="Cambria Math" w:eastAsiaTheme="minorEastAsia" w:hAnsi="Cambria Math"/>
+                        <w:lang w:eastAsia="ru-RU"/>
+                      </w:rPr>
+                      <m:t>K</m:t>
+                    </m:r>
+                  </m:e>
+                  <m:sub>
+                    <m:r>
+                      <w:rPr>
+                        <w:rFonts w:ascii="Cambria Math" w:eastAsiaTheme="minorEastAsia" w:hAnsi="Cambria Math"/>
+                        <w:lang w:eastAsia="ru-RU"/>
+                      </w:rPr>
+                      <m:t>I01</m:t>
+                    </m:r>
+                  </m:sub>
+                </m:sSub>
+                <m:r>
+                  <w:rPr>
+                    <w:rFonts w:ascii="Cambria Math" w:eastAsiaTheme="minorEastAsia" w:hAnsi="Cambria Math"/>
+                    <w:lang w:eastAsia="ru-RU"/>
+                  </w:rPr>
+                  <m:t>=</m:t>
+                </m:r>
+                <m:f>
+                  <m:fPr>
+                    <m:ctrlPr>
+                      <w:rPr>
+                        <w:rFonts w:ascii="Cambria Math" w:eastAsiaTheme="minorEastAsia" w:hAnsi="Cambria Math"/>
+                        <w:lang w:eastAsia="ru-RU"/>
+                      </w:rPr>
+                    </m:ctrlPr>
+                  </m:fPr>
+                  <m:num>
+                    <m:sSub>
+                      <m:sSubPr>
+                        <m:ctrlPr>
+                          <w:rPr>
+                            <w:rFonts w:ascii="Cambria Math" w:eastAsiaTheme="minorEastAsia" w:hAnsi="Cambria Math"/>
+                            <w:i/>
+                            <w:lang w:eastAsia="ru-RU"/>
+                          </w:rPr>
+                        </m:ctrlPr>
+                      </m:sSubPr>
+                      <m:e>
+                        <m:r>
+                          <w:rPr>
+                            <w:rFonts w:ascii="Cambria Math" w:eastAsiaTheme="minorEastAsia" w:hAnsi="Cambria Math"/>
+                            <w:lang w:eastAsia="ru-RU"/>
+                          </w:rPr>
+                          <m:t>R</m:t>
+                        </m:r>
+                      </m:e>
+                      <m:sub>
+                        <m:r>
+                          <w:rPr>
+                            <w:rFonts w:ascii="Cambria Math" w:eastAsiaTheme="minorEastAsia" w:hAnsi="Cambria Math"/>
+                            <w:lang w:eastAsia="ru-RU"/>
+                          </w:rPr>
+                          <m:t>VD1</m:t>
+                        </m:r>
+                        <m:r>
+                          <m:rPr>
+                            <m:nor/>
+                          </m:rPr>
+                          <w:rPr>
+                            <w:rFonts w:ascii="Cambria Math" w:eastAsiaTheme="minorEastAsia" w:hAnsi="Cambria Math"/>
+                            <w:lang w:eastAsia="ru-RU"/>
+                          </w:rPr>
+                          <m:t>обр</m:t>
+                        </m:r>
+                      </m:sub>
+                    </m:sSub>
+                    <m:r>
+                      <w:rPr>
+                        <w:rFonts w:ascii="Cambria Math" w:eastAsiaTheme="minorEastAsia" w:hAnsi="Cambria Math"/>
+                        <w:lang w:eastAsia="ru-RU"/>
+                      </w:rPr>
+                      <m:t>+</m:t>
+                    </m:r>
+                    <m:sSub>
+                      <m:sSubPr>
+                        <m:ctrlPr>
+                          <w:rPr>
+                            <w:rFonts w:ascii="Cambria Math" w:eastAsiaTheme="minorEastAsia" w:hAnsi="Cambria Math"/>
+                            <w:i/>
+                            <w:lang w:eastAsia="ru-RU"/>
+                          </w:rPr>
+                        </m:ctrlPr>
+                      </m:sSubPr>
+                      <m:e>
+                        <m:r>
+                          <w:rPr>
+                            <w:rFonts w:ascii="Cambria Math" w:eastAsiaTheme="minorEastAsia" w:hAnsi="Cambria Math"/>
+                            <w:lang w:eastAsia="ru-RU"/>
+                          </w:rPr>
+                          <m:t>R</m:t>
+                        </m:r>
+                      </m:e>
+                      <m:sub>
+                        <m:r>
+                          <w:rPr>
+                            <w:rFonts w:ascii="Cambria Math" w:eastAsiaTheme="minorEastAsia" w:hAnsi="Cambria Math"/>
+                            <w:lang w:eastAsia="ru-RU"/>
+                          </w:rPr>
+                          <m:t>VD2</m:t>
+                        </m:r>
+                        <m:r>
+                          <m:rPr>
+                            <m:nor/>
+                          </m:rPr>
+                          <w:rPr>
+                            <w:rFonts w:ascii="Cambria Math" w:eastAsiaTheme="minorEastAsia" w:hAnsi="Cambria Math"/>
+                            <w:lang w:eastAsia="ru-RU"/>
+                          </w:rPr>
+                          <m:t>обр</m:t>
+                        </m:r>
+                      </m:sub>
+                    </m:sSub>
+                    <m:ctrlPr>
+                      <w:rPr>
+                        <w:rFonts w:ascii="Cambria Math" w:eastAsiaTheme="minorEastAsia" w:hAnsi="Cambria Math"/>
+                        <w:i/>
+                        <w:lang w:eastAsia="ru-RU"/>
+                      </w:rPr>
+                    </m:ctrlPr>
+                  </m:num>
+                  <m:den>
+                    <m:r>
+                      <w:rPr>
+                        <w:rFonts w:ascii="Cambria Math" w:eastAsiaTheme="minorEastAsia" w:hAnsi="Cambria Math"/>
+                        <w:lang w:eastAsia="ru-RU"/>
+                      </w:rPr>
+                      <m:t>2</m:t>
+                    </m:r>
+                    <m:r>
+                      <m:rPr>
+                        <m:sty m:val="p"/>
+                      </m:rPr>
+                      <w:rPr>
+                        <w:rFonts w:ascii="Cambria Math" w:eastAsiaTheme="minorEastAsia" w:hAnsi="Cambria Math"/>
+                        <w:lang w:eastAsia="ru-RU"/>
+                      </w:rPr>
+                      <m:t>⋅</m:t>
+                    </m:r>
+                    <m:sSub>
+                      <m:sSubPr>
+                        <m:ctrlPr>
+                          <w:rPr>
+                            <w:rFonts w:ascii="Cambria Math" w:eastAsiaTheme="minorEastAsia" w:hAnsi="Cambria Math"/>
+                            <w:i/>
+                            <w:lang w:eastAsia="ru-RU"/>
+                          </w:rPr>
+                        </m:ctrlPr>
+                      </m:sSubPr>
+                      <m:e>
+                        <m:r>
+                          <w:rPr>
+                            <w:rFonts w:ascii="Cambria Math" w:eastAsiaTheme="minorEastAsia" w:hAnsi="Cambria Math"/>
+                            <w:lang w:eastAsia="ru-RU"/>
+                          </w:rPr>
+                          <m:t>R</m:t>
+                        </m:r>
+                        <m:ctrlPr>
+                          <w:rPr>
+                            <w:rFonts w:ascii="Cambria Math" w:eastAsiaTheme="minorEastAsia" w:hAnsi="Cambria Math"/>
+                            <w:lang w:eastAsia="ru-RU"/>
+                          </w:rPr>
+                        </m:ctrlPr>
+                      </m:e>
+                      <m:sub>
+                        <m:r>
+                          <m:rPr>
+                            <m:nor/>
+                          </m:rPr>
+                          <w:rPr>
+                            <w:rFonts w:ascii="Cambria Math" w:eastAsiaTheme="minorEastAsia" w:hAnsi="Cambria Math"/>
+                            <w:lang w:eastAsia="ru-RU"/>
+                          </w:rPr>
+                          <m:t>н</m:t>
+                        </m:r>
+                      </m:sub>
+                    </m:sSub>
+                    <m:r>
+                      <w:rPr>
+                        <w:rFonts w:ascii="Cambria Math" w:eastAsiaTheme="minorEastAsia" w:hAnsi="Cambria Math"/>
+                        <w:lang w:eastAsia="ru-RU"/>
+                      </w:rPr>
+                      <m:t>+</m:t>
+                    </m:r>
+                    <m:sSub>
+                      <m:sSubPr>
+                        <m:ctrlPr>
+                          <w:rPr>
+                            <w:rFonts w:ascii="Cambria Math" w:eastAsiaTheme="minorEastAsia" w:hAnsi="Cambria Math"/>
+                            <w:i/>
+                            <w:lang w:eastAsia="ru-RU"/>
+                          </w:rPr>
+                        </m:ctrlPr>
+                      </m:sSubPr>
+                      <m:e>
+                        <m:r>
+                          <w:rPr>
+                            <w:rFonts w:ascii="Cambria Math" w:eastAsiaTheme="minorEastAsia" w:hAnsi="Cambria Math"/>
+                            <w:lang w:eastAsia="ru-RU"/>
+                          </w:rPr>
+                          <m:t>R</m:t>
+                        </m:r>
+                      </m:e>
+                      <m:sub>
+                        <m:r>
+                          <w:rPr>
+                            <w:rFonts w:ascii="Cambria Math" w:eastAsiaTheme="minorEastAsia" w:hAnsi="Cambria Math"/>
+                            <w:lang w:eastAsia="ru-RU"/>
+                          </w:rPr>
+                          <m:t>VD1</m:t>
+                        </m:r>
+                        <m:r>
+                          <m:rPr>
+                            <m:nor/>
+                          </m:rPr>
+                          <w:rPr>
+                            <w:rFonts w:ascii="Cambria Math" w:eastAsiaTheme="minorEastAsia" w:hAnsi="Cambria Math"/>
+                            <w:lang w:eastAsia="ru-RU"/>
+                          </w:rPr>
+                          <m:t>обр</m:t>
+                        </m:r>
+                      </m:sub>
+                    </m:sSub>
+                    <m:r>
+                      <w:rPr>
+                        <w:rFonts w:ascii="Cambria Math" w:eastAsiaTheme="minorEastAsia" w:hAnsi="Cambria Math"/>
+                        <w:lang w:eastAsia="ru-RU"/>
+                      </w:rPr>
+                      <m:t>+</m:t>
+                    </m:r>
+                    <m:sSub>
+                      <m:sSubPr>
+                        <m:ctrlPr>
+                          <w:rPr>
+                            <w:rFonts w:ascii="Cambria Math" w:eastAsiaTheme="minorEastAsia" w:hAnsi="Cambria Math"/>
+                            <w:i/>
+                            <w:lang w:eastAsia="ru-RU"/>
+                          </w:rPr>
+                        </m:ctrlPr>
+                      </m:sSubPr>
+                      <m:e>
+                        <m:r>
+                          <w:rPr>
+                            <w:rFonts w:ascii="Cambria Math" w:eastAsiaTheme="minorEastAsia" w:hAnsi="Cambria Math"/>
+                            <w:lang w:eastAsia="ru-RU"/>
+                          </w:rPr>
+                          <m:t>R</m:t>
+                        </m:r>
+                      </m:e>
+                      <m:sub>
+                        <m:r>
+                          <w:rPr>
+                            <w:rFonts w:ascii="Cambria Math" w:eastAsiaTheme="minorEastAsia" w:hAnsi="Cambria Math"/>
+                            <w:lang w:eastAsia="ru-RU"/>
+                          </w:rPr>
+                          <m:t>VD2</m:t>
+                        </m:r>
+                        <m:r>
+                          <m:rPr>
+                            <m:nor/>
+                          </m:rPr>
+                          <w:rPr>
+                            <w:rFonts w:ascii="Cambria Math" w:eastAsiaTheme="minorEastAsia" w:hAnsi="Cambria Math"/>
+                            <w:lang w:eastAsia="ru-RU"/>
+                          </w:rPr>
+                          <m:t>обр</m:t>
+                        </m:r>
+                      </m:sub>
+                    </m:sSub>
+                    <m:ctrlPr>
+                      <w:rPr>
+                        <w:rFonts w:ascii="Cambria Math" w:eastAsiaTheme="minorEastAsia" w:hAnsi="Cambria Math"/>
+                        <w:i/>
+                        <w:lang w:eastAsia="ru-RU"/>
+                      </w:rPr>
+                    </m:ctrlPr>
+                  </m:den>
+                </m:f>
+              </m:oMath>
+            </m:oMathPara>
+          </w:p>
+          <w:p>
+            <w:pPr>
+              <w:ind w:firstLine="0"/>
+              <w:rPr>
+                <w:rFonts w:eastAsiaTheme="minorEastAsia"/>
+                <w:lang w:eastAsia="ru-RU"/>
+              </w:rPr>
+            </w:pPr>
+            <m:oMathPara>
+              <m:oMath>
+                <m:r>
+                  <w:rPr>
+                    <w:rFonts w:ascii="Cambria Math" w:eastAsiaTheme="minorEastAsia" w:hAnsi="Cambria Math"/>
+                    <w:lang w:eastAsia="ru-RU"/>
+                  </w:rPr>
+                  <m:t>=</m:t>
+                </m:r>
+                <m:f>
+                  <m:fPr>
+                    <m:ctrlPr>
+                      <w:rPr>
+                        <w:rFonts w:ascii="Cambria Math" w:eastAsiaTheme="minorEastAsia" w:hAnsi="Cambria Math"/>
+                        <w:lang w:eastAsia="ru-RU"/>
+                      </w:rPr>
+                    </m:ctrlPr>
+                  </m:fPr>
+                  <m:num>
+                    <m:r>
+                      <w:rPr>
+                        <w:rFonts w:ascii="Cambria Math" w:eastAsiaTheme="minorEastAsia" w:hAnsi="Cambria Math"/>
+                        <w:lang w:eastAsia="ru-RU"/>
+                      </w:rPr>
+                      <m:t>1000</m:t>
+                    </m:r>
+                    <m:r>
+                      <m:rPr>
+                        <m:sty m:val="p"/>
+                      </m:rPr>
+                      <w:rPr>
+                        <w:rFonts w:ascii="Cambria Math" w:eastAsiaTheme="minorEastAsia" w:hAnsi="Cambria Math"/>
+                        <w:lang w:eastAsia="ru-RU"/>
+                      </w:rPr>
+                      <m:t>⋅</m:t>
+                    </m:r>
+                    <m:sSup>
+                      <m:sSupPr>
+                        <m:ctrlPr>
+                          <w:rPr>
+                            <w:rFonts w:ascii="Cambria Math" w:eastAsiaTheme="minorEastAsia" w:hAnsi="Cambria Math"/>
+                            <w:i/>
+                            <w:lang w:eastAsia="ru-RU"/>
+                          </w:rPr>
+                        </m:ctrlPr>
+                      </m:sSupPr>
+                      <m:e>
+                        <m:r>
+                          <w:rPr>
+                            <w:rFonts w:ascii="Cambria Math" w:eastAsiaTheme="minorEastAsia" w:hAnsi="Cambria Math"/>
+                            <w:lang w:eastAsia="ru-RU"/>
+                          </w:rPr>
+                          <m:t>10</m:t>
+                        </m:r>
+                        <m:ctrlPr>
+                          <w:rPr>
+                            <w:rFonts w:ascii="Cambria Math" w:eastAsiaTheme="minorEastAsia" w:hAnsi="Cambria Math"/>
+                            <w:lang w:eastAsia="ru-RU"/>
+                          </w:rPr>
+                        </m:ctrlPr>
+                      </m:e>
+                      <m:sup>
+                        <m:r>
+                          <w:rPr>
+                            <w:rFonts w:ascii="Cambria Math" w:eastAsiaTheme="minorEastAsia" w:hAnsi="Cambria Math"/>
+                            <w:lang w:eastAsia="ru-RU"/>
+                          </w:rPr>
+                          <m:t>3</m:t>
+                        </m:r>
+                      </m:sup>
+                    </m:sSup>
+                    <m:r>
+                      <w:rPr>
+                        <w:rFonts w:ascii="Cambria Math" w:eastAsiaTheme="minorEastAsia" w:hAnsi="Cambria Math"/>
+                        <w:lang w:eastAsia="ru-RU"/>
+                      </w:rPr>
+                      <m:t>+1000</m:t>
+                    </m:r>
+                    <m:r>
+                      <m:rPr>
+                        <m:sty m:val="p"/>
+                      </m:rPr>
+                      <w:rPr>
+                        <w:rFonts w:ascii="Cambria Math" w:eastAsiaTheme="minorEastAsia" w:hAnsi="Cambria Math"/>
+                        <w:lang w:eastAsia="ru-RU"/>
+                      </w:rPr>
+                      <m:t>⋅</m:t>
+                    </m:r>
+                    <m:sSup>
+                      <m:sSupPr>
+                        <m:ctrlPr>
+                          <w:rPr>
+                            <w:rFonts w:ascii="Cambria Math" w:eastAsiaTheme="minorEastAsia" w:hAnsi="Cambria Math"/>
+                            <w:i/>
+                            <w:lang w:eastAsia="ru-RU"/>
+                          </w:rPr>
+                        </m:ctrlPr>
+                      </m:sSupPr>
+                      <m:e>
+                        <m:r>
+                          <w:rPr>
+                            <w:rFonts w:ascii="Cambria Math" w:eastAsiaTheme="minorEastAsia" w:hAnsi="Cambria Math"/>
+                            <w:lang w:eastAsia="ru-RU"/>
+                          </w:rPr>
+                          <m:t>10</m:t>
+                        </m:r>
+                        <m:ctrlPr>
+                          <w:rPr>
+                            <w:rFonts w:ascii="Cambria Math" w:eastAsiaTheme="minorEastAsia" w:hAnsi="Cambria Math"/>
+                            <w:lang w:eastAsia="ru-RU"/>
+                          </w:rPr>
+                        </m:ctrlPr>
+                      </m:e>
+                      <m:sup>
+                        <m:r>
+                          <w:rPr>
+                            <w:rFonts w:ascii="Cambria Math" w:eastAsiaTheme="minorEastAsia" w:hAnsi="Cambria Math"/>
+                            <w:lang w:eastAsia="ru-RU"/>
+                          </w:rPr>
+                          <m:t>3</m:t>
+                        </m:r>
+                      </m:sup>
+                    </m:sSup>
+                    <m:ctrlPr>
+                      <w:rPr>
+                        <w:rFonts w:ascii="Cambria Math" w:eastAsiaTheme="minorEastAsia" w:hAnsi="Cambria Math"/>
+                        <w:i/>
+                        <w:lang w:eastAsia="ru-RU"/>
+                      </w:rPr>
+                    </m:ctrlPr>
+                  </m:num>
+                  <m:den>
+                    <m:r>
+                      <w:rPr>
+                        <w:rFonts w:ascii="Cambria Math" w:eastAsiaTheme="minorEastAsia" w:hAnsi="Cambria Math"/>
+                        <w:lang w:eastAsia="ru-RU"/>
+                      </w:rPr>
+                      <m:t>2</m:t>
+                    </m:r>
+                    <m:r>
+                      <m:rPr>
+                        <m:sty m:val="p"/>
+                      </m:rPr>
+                      <w:rPr>
+                        <w:rFonts w:ascii="Cambria Math" w:eastAsiaTheme="minorEastAsia" w:hAnsi="Cambria Math"/>
+                        <w:lang w:eastAsia="ru-RU"/>
+                      </w:rPr>
+                      <m:t>⋅</m:t>
+                    </m:r>
+                    <m:r>
+                      <w:rPr>
+                        <w:rFonts w:ascii="Cambria Math" w:eastAsiaTheme="minorEastAsia" w:hAnsi="Cambria Math"/>
+                        <w:lang w:eastAsia="ru-RU"/>
+                      </w:rPr>
+                      <m:t>3600+1000</m:t>
+                    </m:r>
+                    <m:r>
+                      <m:rPr>
+                        <m:sty m:val="p"/>
+                      </m:rPr>
+                      <w:rPr>
+                        <w:rFonts w:ascii="Cambria Math" w:eastAsiaTheme="minorEastAsia" w:hAnsi="Cambria Math"/>
+                        <w:lang w:eastAsia="ru-RU"/>
+                      </w:rPr>
+                      <m:t>⋅</m:t>
+                    </m:r>
+                    <m:sSup>
+                      <m:sSupPr>
+                        <m:ctrlPr>
+                          <w:rPr>
+                            <w:rFonts w:ascii="Cambria Math" w:eastAsiaTheme="minorEastAsia" w:hAnsi="Cambria Math"/>
+                            <w:i/>
+                            <w:lang w:eastAsia="ru-RU"/>
+                          </w:rPr>
+                        </m:ctrlPr>
+                      </m:sSupPr>
+                      <m:e>
+                        <m:r>
+                          <w:rPr>
+                            <w:rFonts w:ascii="Cambria Math" w:eastAsiaTheme="minorEastAsia" w:hAnsi="Cambria Math"/>
+                            <w:lang w:eastAsia="ru-RU"/>
+                          </w:rPr>
+                          <m:t>10</m:t>
+                        </m:r>
+                        <m:ctrlPr>
+                          <w:rPr>
+                            <w:rFonts w:ascii="Cambria Math" w:eastAsiaTheme="minorEastAsia" w:hAnsi="Cambria Math"/>
+                            <w:lang w:eastAsia="ru-RU"/>
+                          </w:rPr>
+                        </m:ctrlPr>
+                      </m:e>
+                      <m:sup>
+                        <m:r>
+                          <w:rPr>
+                            <w:rFonts w:ascii="Cambria Math" w:eastAsiaTheme="minorEastAsia" w:hAnsi="Cambria Math"/>
+                            <w:lang w:eastAsia="ru-RU"/>
+                          </w:rPr>
+                          <m:t>3</m:t>
+                        </m:r>
+                      </m:sup>
+                    </m:sSup>
+                    <m:r>
+                      <w:rPr>
+                        <w:rFonts w:ascii="Cambria Math" w:eastAsiaTheme="minorEastAsia" w:hAnsi="Cambria Math"/>
+                        <w:lang w:eastAsia="ru-RU"/>
+                      </w:rPr>
+                      <m:t>+1000</m:t>
+                    </m:r>
+                    <m:r>
+                      <m:rPr>
+                        <m:sty m:val="p"/>
+                      </m:rPr>
+                      <w:rPr>
+                        <w:rFonts w:ascii="Cambria Math" w:eastAsiaTheme="minorEastAsia" w:hAnsi="Cambria Math"/>
+                        <w:lang w:eastAsia="ru-RU"/>
+                      </w:rPr>
+                      <m:t>⋅</m:t>
+                    </m:r>
+                    <m:sSup>
+                      <m:sSupPr>
+                        <m:ctrlPr>
+                          <w:rPr>
+                            <w:rFonts w:ascii="Cambria Math" w:eastAsiaTheme="minorEastAsia" w:hAnsi="Cambria Math"/>
+                            <w:i/>
+                            <w:lang w:eastAsia="ru-RU"/>
+                          </w:rPr>
+                        </m:ctrlPr>
+                      </m:sSupPr>
+                      <m:e>
+                        <m:r>
+                          <w:rPr>
+                            <w:rFonts w:ascii="Cambria Math" w:eastAsiaTheme="minorEastAsia" w:hAnsi="Cambria Math"/>
+                            <w:lang w:eastAsia="ru-RU"/>
+                          </w:rPr>
+                          <m:t>10</m:t>
+                        </m:r>
+                        <m:ctrlPr>
+                          <w:rPr>
+                            <w:rFonts w:ascii="Cambria Math" w:eastAsiaTheme="minorEastAsia" w:hAnsi="Cambria Math"/>
+                            <w:lang w:eastAsia="ru-RU"/>
+                          </w:rPr>
+                        </m:ctrlPr>
+                      </m:e>
+                      <m:sup>
+                        <m:r>
+                          <w:rPr>
+                            <w:rFonts w:ascii="Cambria Math" w:eastAsiaTheme="minorEastAsia" w:hAnsi="Cambria Math"/>
+                            <w:lang w:eastAsia="ru-RU"/>
+                          </w:rPr>
+                          <m:t>3</m:t>
+                        </m:r>
+                      </m:sup>
+                    </m:sSup>
+                    <m:ctrlPr>
+                      <w:rPr>
+                        <w:rFonts w:ascii="Cambria Math" w:eastAsiaTheme="minorEastAsia" w:hAnsi="Cambria Math"/>
+                        <w:i/>
+                        <w:lang w:eastAsia="ru-RU"/>
+                      </w:rPr>
+                    </m:ctrlPr>
+                  </m:den>
+                </m:f>
+                <m:r>
+                  <w:rPr>
+                    <w:rFonts w:ascii="Cambria Math" w:eastAsiaTheme="minorEastAsia" w:hAnsi="Cambria Math"/>
+                    <w:lang w:eastAsia="ru-RU"/>
+                  </w:rPr>
+                  <m:t>=0.996</m:t>
+                </m:r>
+              </m:oMath>
+            </m:oMathPara>
+          </w:p>
+          <w:p>
+            <w:pPr>
+              <w:ind w:firstLine="0"/>
+              <w:rPr>
+                <w:rFonts w:eastAsiaTheme="minorEastAsia"/>
+                <w:lang w:val="en-US" w:eastAsia="ru-RU"/>
+              </w:rPr>
+            </w:pPr>
+          </w:p>
+        </w:tc>
+        <w:tc>
+          <w:tcPr>
+            <w:tcW w:w="543" w:type="dxa"/>
+          </w:tcPr>
+          <w:p>
+            <w:pPr>
+              <w:ind w:firstLine="0"/>
+              <w:jc w:val="center"/>
+              <w:rPr>
+                <w:lang w:eastAsia="ru-RU"/>
+              </w:rPr>
+            </w:pPr>
+            <w:r>
+              <w:rPr>
+                <w:lang w:eastAsia="ru-RU"/>
+              </w:rPr>
+              <w:lastRenderedPageBreak/>
+              <w:t>(</w:t>
+            </w:r>
+            <w:r>
+              <w:rPr>
+                <w:lang w:eastAsia="ru-RU"/>
+              </w:rPr>
+              <w:t>7</w:t>
+            </w:r>
+            <w:r>
+              <w:rPr>
+                <w:lang w:eastAsia="ru-RU"/>
+              </w:rPr>
+              <w:t>)</w:t>
+            </w:r>
+          </w:p>
+        </w:tc>
+      </w:tr>
+      <w:tr>
+        <w:trPr>
+          <w:trHeight w:val="683"/>
+        </w:trPr>
+        <w:tc>
+          <w:tcPr>
+            <w:tcW w:w="9622" w:type="dxa"/>
+          </w:tcPr>
+          <w:p>
+            <w:pPr>
+              <w:ind w:firstLine="0"/>
+              <w:rPr>
+                <w:rFonts w:eastAsiaTheme="minorEastAsia"/>
+                <w:lang w:eastAsia="ru-RU"/>
+              </w:rPr>
+            </w:pPr>
+            <m:oMathPara>
+              <m:oMath>
+                <m:sSub>
+                  <m:sSubPr>
+                    <m:ctrlPr>
+                      <w:rPr>
+                        <w:rFonts w:ascii="Cambria Math" w:eastAsiaTheme="minorEastAsia" w:hAnsi="Cambria Math"/>
+                        <w:i/>
+                        <w:lang w:eastAsia="ru-RU"/>
+                      </w:rPr>
+                    </m:ctrlPr>
+                  </m:sSubPr>
+                  <m:e>
+                    <m:r>
+                      <w:rPr>
+                        <w:rFonts w:ascii="Cambria Math" w:eastAsiaTheme="minorEastAsia" w:hAnsi="Cambria Math"/>
+                        <w:lang w:eastAsia="ru-RU"/>
+                      </w:rPr>
+                      <m:t>K</m:t>
+                    </m:r>
+                  </m:e>
+                  <m:sub>
+                    <m:r>
+                      <w:rPr>
+                        <w:rFonts w:ascii="Cambria Math" w:eastAsiaTheme="minorEastAsia" w:hAnsi="Cambria Math"/>
+                        <w:lang w:eastAsia="ru-RU"/>
+                      </w:rPr>
+                      <m:t>I02</m:t>
+                    </m:r>
+                  </m:sub>
+                </m:sSub>
+                <m:r>
+                  <w:rPr>
+                    <w:rFonts w:ascii="Cambria Math" w:eastAsiaTheme="minorEastAsia" w:hAnsi="Cambria Math"/>
+                    <w:lang w:eastAsia="ru-RU"/>
+                  </w:rPr>
+                  <m:t>=</m:t>
+                </m:r>
+                <m:f>
+                  <m:fPr>
+                    <m:ctrlPr>
+                      <w:rPr>
+                        <w:rFonts w:ascii="Cambria Math" w:eastAsiaTheme="minorEastAsia" w:hAnsi="Cambria Math"/>
+                        <w:lang w:eastAsia="ru-RU"/>
+                      </w:rPr>
+                    </m:ctrlPr>
+                  </m:fPr>
+                  <m:num>
+                    <m:r>
+                      <w:rPr>
+                        <w:rFonts w:ascii="Cambria Math" w:eastAsiaTheme="minorEastAsia" w:hAnsi="Cambria Math"/>
+                        <w:lang w:eastAsia="ru-RU"/>
+                      </w:rPr>
+                      <m:t>2</m:t>
+                    </m:r>
+                    <m:r>
+                      <m:rPr>
+                        <m:sty m:val="p"/>
+                      </m:rPr>
+                      <w:rPr>
+                        <w:rFonts w:ascii="Cambria Math" w:eastAsiaTheme="minorEastAsia" w:hAnsi="Cambria Math"/>
+                        <w:lang w:eastAsia="ru-RU"/>
+                      </w:rPr>
+                      <m:t>⋅</m:t>
+                    </m:r>
+                    <m:sSub>
+                      <m:sSubPr>
+                        <m:ctrlPr>
+                          <w:rPr>
+                            <w:rFonts w:ascii="Cambria Math" w:eastAsiaTheme="minorEastAsia" w:hAnsi="Cambria Math"/>
+                            <w:i/>
+                            <w:lang w:eastAsia="ru-RU"/>
+                          </w:rPr>
+                        </m:ctrlPr>
+                      </m:sSubPr>
+                      <m:e>
+                        <m:r>
+                          <w:rPr>
+                            <w:rFonts w:ascii="Cambria Math" w:eastAsiaTheme="minorEastAsia" w:hAnsi="Cambria Math"/>
+                            <w:lang w:eastAsia="ru-RU"/>
+                          </w:rPr>
+                          <m:t>R</m:t>
+                        </m:r>
+                        <m:ctrlPr>
+                          <w:rPr>
+                            <w:rFonts w:ascii="Cambria Math" w:eastAsiaTheme="minorEastAsia" w:hAnsi="Cambria Math"/>
+                            <w:lang w:eastAsia="ru-RU"/>
+                          </w:rPr>
+                        </m:ctrlPr>
+                      </m:e>
+                      <m:sub>
+                        <m:r>
+                          <m:rPr>
+                            <m:nor/>
+                          </m:rPr>
+                          <w:rPr>
+                            <w:rFonts w:ascii="Cambria Math" w:eastAsiaTheme="minorEastAsia" w:hAnsi="Cambria Math"/>
+                            <w:lang w:eastAsia="ru-RU"/>
+                          </w:rPr>
+                          <m:t>н</m:t>
+                        </m:r>
+                      </m:sub>
+                    </m:sSub>
+                    <m:r>
+                      <m:rPr>
+                        <m:sty m:val="p"/>
+                      </m:rPr>
+                      <w:rPr>
+                        <w:rFonts w:ascii="Cambria Math" w:eastAsiaTheme="minorEastAsia" w:hAnsi="Cambria Math"/>
+                        <w:lang w:eastAsia="ru-RU"/>
+                      </w:rPr>
+                      <m:t>⋅</m:t>
+                    </m:r>
+                    <m:d>
+                      <m:dPr>
+                        <m:ctrlPr>
+                          <w:rPr>
+                            <w:rFonts w:ascii="Cambria Math" w:eastAsiaTheme="minorEastAsia" w:hAnsi="Cambria Math"/>
+                            <w:i/>
+                            <w:lang w:eastAsia="ru-RU"/>
+                          </w:rPr>
+                        </m:ctrlPr>
+                      </m:dPr>
+                      <m:e>
+                        <m:sSub>
+                          <m:sSubPr>
+                            <m:ctrlPr>
+                              <w:rPr>
+                                <w:rFonts w:ascii="Cambria Math" w:eastAsiaTheme="minorEastAsia" w:hAnsi="Cambria Math"/>
+                                <w:i/>
+                                <w:lang w:eastAsia="ru-RU"/>
+                              </w:rPr>
+                            </m:ctrlPr>
+                          </m:sSubPr>
+                          <m:e>
+                            <m:r>
+                              <w:rPr>
+                                <w:rFonts w:ascii="Cambria Math" w:eastAsiaTheme="minorEastAsia" w:hAnsi="Cambria Math"/>
+                                <w:lang w:eastAsia="ru-RU"/>
+                              </w:rPr>
+                              <m:t>R</m:t>
+                            </m:r>
+                          </m:e>
+                          <m:sub>
+                            <m:r>
+                              <w:rPr>
+                                <w:rFonts w:ascii="Cambria Math" w:eastAsiaTheme="minorEastAsia" w:hAnsi="Cambria Math"/>
+                                <w:lang w:eastAsia="ru-RU"/>
+                              </w:rPr>
+                              <m:t>VD2</m:t>
+                            </m:r>
+                            <m:r>
+                              <m:rPr>
+                                <m:nor/>
+                              </m:rPr>
+                              <w:rPr>
+                                <w:rFonts w:ascii="Cambria Math" w:eastAsiaTheme="minorEastAsia" w:hAnsi="Cambria Math"/>
+                                <w:lang w:eastAsia="ru-RU"/>
+                              </w:rPr>
+                              <m:t>обр</m:t>
+                            </m:r>
+                          </m:sub>
+                        </m:sSub>
+                        <m:r>
+                          <w:rPr>
+                            <w:rFonts w:ascii="Cambria Math" w:eastAsiaTheme="minorEastAsia" w:hAnsi="Cambria Math"/>
+                            <w:lang w:eastAsia="ru-RU"/>
+                          </w:rPr>
+                          <m:t>+</m:t>
+                        </m:r>
+                        <m:sSub>
+                          <m:sSubPr>
+                            <m:ctrlPr>
+                              <w:rPr>
+                                <w:rFonts w:ascii="Cambria Math" w:eastAsiaTheme="minorEastAsia" w:hAnsi="Cambria Math"/>
+                                <w:i/>
+                                <w:lang w:eastAsia="ru-RU"/>
+                              </w:rPr>
+                            </m:ctrlPr>
+                          </m:sSubPr>
+                          <m:e>
+                            <m:r>
+                              <w:rPr>
+                                <w:rFonts w:ascii="Cambria Math" w:eastAsiaTheme="minorEastAsia" w:hAnsi="Cambria Math"/>
+                                <w:lang w:eastAsia="ru-RU"/>
+                              </w:rPr>
+                              <m:t>R</m:t>
+                            </m:r>
+                          </m:e>
+                          <m:sub>
+                            <m:r>
+                              <w:rPr>
+                                <w:rFonts w:ascii="Cambria Math" w:eastAsiaTheme="minorEastAsia" w:hAnsi="Cambria Math"/>
+                                <w:lang w:eastAsia="ru-RU"/>
+                              </w:rPr>
+                              <m:t>VD1</m:t>
+                            </m:r>
+                            <m:r>
+                              <m:rPr>
+                                <m:nor/>
+                              </m:rPr>
+                              <w:rPr>
+                                <w:rFonts w:ascii="Cambria Math" w:eastAsiaTheme="minorEastAsia" w:hAnsi="Cambria Math"/>
+                                <w:lang w:eastAsia="ru-RU"/>
+                              </w:rPr>
+                              <m:t>обр</m:t>
+                            </m:r>
+                          </m:sub>
+                        </m:sSub>
+                      </m:e>
+                    </m:d>
+                    <m:ctrlPr>
+                      <w:rPr>
+                        <w:rFonts w:ascii="Cambria Math" w:eastAsiaTheme="minorEastAsia" w:hAnsi="Cambria Math"/>
+                        <w:i/>
+                        <w:lang w:eastAsia="ru-RU"/>
+                      </w:rPr>
+                    </m:ctrlPr>
+                  </m:num>
+                  <m:den>
+                    <m:r>
+                      <w:rPr>
+                        <w:rFonts w:ascii="Cambria Math" w:eastAsiaTheme="minorEastAsia" w:hAnsi="Cambria Math"/>
+                        <w:lang w:eastAsia="ru-RU"/>
+                      </w:rPr>
+                      <m:t>2</m:t>
+                    </m:r>
+                    <m:r>
+                      <m:rPr>
+                        <m:sty m:val="p"/>
+                      </m:rPr>
+                      <w:rPr>
+                        <w:rFonts w:ascii="Cambria Math" w:eastAsiaTheme="minorEastAsia" w:hAnsi="Cambria Math"/>
+                        <w:lang w:eastAsia="ru-RU"/>
+                      </w:rPr>
+                      <m:t>⋅</m:t>
+                    </m:r>
+                    <m:sSub>
+                      <m:sSubPr>
+                        <m:ctrlPr>
+                          <w:rPr>
+                            <w:rFonts w:ascii="Cambria Math" w:eastAsiaTheme="minorEastAsia" w:hAnsi="Cambria Math"/>
+                            <w:i/>
+                            <w:lang w:eastAsia="ru-RU"/>
+                          </w:rPr>
+                        </m:ctrlPr>
+                      </m:sSubPr>
+                      <m:e>
+                        <m:r>
+                          <w:rPr>
+                            <w:rFonts w:ascii="Cambria Math" w:eastAsiaTheme="minorEastAsia" w:hAnsi="Cambria Math"/>
+                            <w:lang w:eastAsia="ru-RU"/>
+                          </w:rPr>
+                          <m:t>R</m:t>
+                        </m:r>
+                        <m:ctrlPr>
+                          <w:rPr>
+                            <w:rFonts w:ascii="Cambria Math" w:eastAsiaTheme="minorEastAsia" w:hAnsi="Cambria Math"/>
+                            <w:lang w:eastAsia="ru-RU"/>
+                          </w:rPr>
+                        </m:ctrlPr>
+                      </m:e>
+                      <m:sub>
+                        <m:r>
+                          <m:rPr>
+                            <m:nor/>
+                          </m:rPr>
+                          <w:rPr>
+                            <w:rFonts w:ascii="Cambria Math" w:eastAsiaTheme="minorEastAsia" w:hAnsi="Cambria Math"/>
+                            <w:lang w:eastAsia="ru-RU"/>
+                          </w:rPr>
+                          <m:t>н</m:t>
+                        </m:r>
+                      </m:sub>
+                    </m:sSub>
+                    <m:r>
+                      <w:rPr>
+                        <w:rFonts w:ascii="Cambria Math" w:eastAsiaTheme="minorEastAsia" w:hAnsi="Cambria Math"/>
+                        <w:lang w:eastAsia="ru-RU"/>
+                      </w:rPr>
+                      <m:t>+</m:t>
+                    </m:r>
+                    <m:sSub>
+                      <m:sSubPr>
+                        <m:ctrlPr>
+                          <w:rPr>
+                            <w:rFonts w:ascii="Cambria Math" w:eastAsiaTheme="minorEastAsia" w:hAnsi="Cambria Math"/>
+                            <w:i/>
+                            <w:lang w:eastAsia="ru-RU"/>
+                          </w:rPr>
+                        </m:ctrlPr>
+                      </m:sSubPr>
+                      <m:e>
+                        <m:r>
+                          <w:rPr>
+                            <w:rFonts w:ascii="Cambria Math" w:eastAsiaTheme="minorEastAsia" w:hAnsi="Cambria Math"/>
+                            <w:lang w:eastAsia="ru-RU"/>
+                          </w:rPr>
+                          <m:t>R</m:t>
+                        </m:r>
+                      </m:e>
+                      <m:sub>
+                        <m:r>
+                          <w:rPr>
+                            <w:rFonts w:ascii="Cambria Math" w:eastAsiaTheme="minorEastAsia" w:hAnsi="Cambria Math"/>
+                            <w:lang w:eastAsia="ru-RU"/>
+                          </w:rPr>
+                          <m:t>VD2</m:t>
+                        </m:r>
+                        <m:r>
+                          <m:rPr>
+                            <m:nor/>
+                          </m:rPr>
+                          <w:rPr>
+                            <w:rFonts w:ascii="Cambria Math" w:eastAsiaTheme="minorEastAsia" w:hAnsi="Cambria Math"/>
+                            <w:lang w:eastAsia="ru-RU"/>
+                          </w:rPr>
+                          <m:t>обр</m:t>
+                        </m:r>
+                      </m:sub>
+                    </m:sSub>
+                    <m:r>
+                      <w:rPr>
+                        <w:rFonts w:ascii="Cambria Math" w:eastAsiaTheme="minorEastAsia" w:hAnsi="Cambria Math"/>
+                        <w:lang w:eastAsia="ru-RU"/>
+                      </w:rPr>
+                      <m:t>+</m:t>
+                    </m:r>
+                    <m:sSub>
+                      <m:sSubPr>
+                        <m:ctrlPr>
+                          <w:rPr>
+                            <w:rFonts w:ascii="Cambria Math" w:eastAsiaTheme="minorEastAsia" w:hAnsi="Cambria Math"/>
+                            <w:i/>
+                            <w:lang w:eastAsia="ru-RU"/>
+                          </w:rPr>
+                        </m:ctrlPr>
+                      </m:sSubPr>
+                      <m:e>
+                        <m:r>
+                          <w:rPr>
+                            <w:rFonts w:ascii="Cambria Math" w:eastAsiaTheme="minorEastAsia" w:hAnsi="Cambria Math"/>
+                            <w:lang w:eastAsia="ru-RU"/>
+                          </w:rPr>
+                          <m:t>R</m:t>
+                        </m:r>
+                      </m:e>
+                      <m:sub>
+                        <m:r>
+                          <w:rPr>
+                            <w:rFonts w:ascii="Cambria Math" w:eastAsiaTheme="minorEastAsia" w:hAnsi="Cambria Math"/>
+                            <w:lang w:eastAsia="ru-RU"/>
+                          </w:rPr>
+                          <m:t>VD1</m:t>
+                        </m:r>
+                        <m:r>
+                          <m:rPr>
+                            <m:nor/>
+                          </m:rPr>
+                          <w:rPr>
+                            <w:rFonts w:ascii="Cambria Math" w:eastAsiaTheme="minorEastAsia" w:hAnsi="Cambria Math"/>
+                            <w:lang w:eastAsia="ru-RU"/>
+                          </w:rPr>
+                          <m:t>обр</m:t>
+                        </m:r>
+                      </m:sub>
+                    </m:sSub>
+                    <m:ctrlPr>
+                      <w:rPr>
+                        <w:rFonts w:ascii="Cambria Math" w:eastAsiaTheme="minorEastAsia" w:hAnsi="Cambria Math"/>
+                        <w:i/>
+                        <w:lang w:eastAsia="ru-RU"/>
+                      </w:rPr>
+                    </m:ctrlPr>
+                  </m:den>
+                </m:f>
+                <m:r>
+                  <w:rPr>
+                    <w:rFonts w:ascii="Cambria Math" w:eastAsiaTheme="minorEastAsia" w:hAnsi="Cambria Math"/>
+                    <w:lang w:eastAsia="ru-RU"/>
+                  </w:rPr>
+                  <m:t>=</m:t>
+                </m:r>
+                <m:f>
+                  <m:fPr>
+                    <m:ctrlPr>
+                      <w:rPr>
+                        <w:rFonts w:ascii="Cambria Math" w:eastAsiaTheme="minorEastAsia" w:hAnsi="Cambria Math"/>
+                        <w:lang w:eastAsia="ru-RU"/>
+                      </w:rPr>
+                    </m:ctrlPr>
+                  </m:fPr>
+                  <m:num>
+                    <m:r>
+                      <w:rPr>
+                        <w:rFonts w:ascii="Cambria Math" w:eastAsiaTheme="minorEastAsia" w:hAnsi="Cambria Math"/>
+                        <w:lang w:eastAsia="ru-RU"/>
+                      </w:rPr>
+                      <m:t>7200</m:t>
+                    </m:r>
+                    <m:r>
+                      <m:rPr>
+                        <m:sty m:val="p"/>
+                      </m:rPr>
+                      <w:rPr>
+                        <w:rFonts w:ascii="Cambria Math" w:eastAsiaTheme="minorEastAsia" w:hAnsi="Cambria Math"/>
+                        <w:lang w:eastAsia="ru-RU"/>
+                      </w:rPr>
+                      <m:t>⋅</m:t>
+                    </m:r>
+                    <m:r>
+                      <w:rPr>
+                        <w:rFonts w:ascii="Cambria Math" w:eastAsiaTheme="minorEastAsia" w:hAnsi="Cambria Math"/>
+                        <w:lang w:eastAsia="ru-RU"/>
+                      </w:rPr>
+                      <m:t>2000</m:t>
+                    </m:r>
+                    <m:r>
+                      <m:rPr>
+                        <m:sty m:val="p"/>
+                      </m:rPr>
+                      <w:rPr>
+                        <w:rFonts w:ascii="Cambria Math" w:eastAsiaTheme="minorEastAsia" w:hAnsi="Cambria Math"/>
+                        <w:lang w:eastAsia="ru-RU"/>
+                      </w:rPr>
+                      <m:t>⋅</m:t>
+                    </m:r>
+                    <m:sSup>
+                      <m:sSupPr>
+                        <m:ctrlPr>
+                          <w:rPr>
+                            <w:rFonts w:ascii="Cambria Math" w:eastAsiaTheme="minorEastAsia" w:hAnsi="Cambria Math"/>
+                            <w:i/>
+                            <w:lang w:eastAsia="ru-RU"/>
+                          </w:rPr>
+                        </m:ctrlPr>
+                      </m:sSupPr>
+                      <m:e>
+                        <m:r>
+                          <w:rPr>
+                            <w:rFonts w:ascii="Cambria Math" w:eastAsiaTheme="minorEastAsia" w:hAnsi="Cambria Math"/>
+                            <w:lang w:eastAsia="ru-RU"/>
+                          </w:rPr>
+                          <m:t>10</m:t>
+                        </m:r>
+                        <m:ctrlPr>
+                          <w:rPr>
+                            <w:rFonts w:ascii="Cambria Math" w:eastAsiaTheme="minorEastAsia" w:hAnsi="Cambria Math"/>
+                            <w:lang w:eastAsia="ru-RU"/>
+                          </w:rPr>
+                        </m:ctrlPr>
+                      </m:e>
+                      <m:sup>
+                        <m:r>
+                          <w:rPr>
+                            <w:rFonts w:ascii="Cambria Math" w:eastAsiaTheme="minorEastAsia" w:hAnsi="Cambria Math"/>
+                            <w:lang w:eastAsia="ru-RU"/>
+                          </w:rPr>
+                          <m:t>3</m:t>
+                        </m:r>
+                      </m:sup>
+                    </m:sSup>
+                    <m:ctrlPr>
+                      <w:rPr>
+                        <w:rFonts w:ascii="Cambria Math" w:eastAsiaTheme="minorEastAsia" w:hAnsi="Cambria Math"/>
+                        <w:i/>
+                        <w:lang w:eastAsia="ru-RU"/>
+                      </w:rPr>
+                    </m:ctrlPr>
+                  </m:num>
+                  <m:den>
+                    <m:r>
+                      <w:rPr>
+                        <w:rFonts w:ascii="Cambria Math" w:eastAsiaTheme="minorEastAsia" w:hAnsi="Cambria Math"/>
+                        <w:lang w:eastAsia="ru-RU"/>
+                      </w:rPr>
+                      <m:t>7200+2000</m:t>
+                    </m:r>
+                    <m:r>
+                      <m:rPr>
+                        <m:sty m:val="p"/>
+                      </m:rPr>
+                      <w:rPr>
+                        <w:rFonts w:ascii="Cambria Math" w:eastAsiaTheme="minorEastAsia" w:hAnsi="Cambria Math"/>
+                        <w:lang w:eastAsia="ru-RU"/>
+                      </w:rPr>
+                      <m:t>⋅</m:t>
+                    </m:r>
+                    <m:sSup>
+                      <m:sSupPr>
+                        <m:ctrlPr>
+                          <w:rPr>
+                            <w:rFonts w:ascii="Cambria Math" w:eastAsiaTheme="minorEastAsia" w:hAnsi="Cambria Math"/>
+                            <w:i/>
+                            <w:lang w:eastAsia="ru-RU"/>
+                          </w:rPr>
+                        </m:ctrlPr>
+                      </m:sSupPr>
+                      <m:e>
+                        <m:r>
+                          <w:rPr>
+                            <w:rFonts w:ascii="Cambria Math" w:eastAsiaTheme="minorEastAsia" w:hAnsi="Cambria Math"/>
+                            <w:lang w:eastAsia="ru-RU"/>
+                          </w:rPr>
+                          <m:t>10</m:t>
+                        </m:r>
+                        <m:ctrlPr>
+                          <w:rPr>
+                            <w:rFonts w:ascii="Cambria Math" w:eastAsiaTheme="minorEastAsia" w:hAnsi="Cambria Math"/>
+                            <w:lang w:eastAsia="ru-RU"/>
+                          </w:rPr>
+                        </m:ctrlPr>
+                      </m:e>
+                      <m:sup>
+                        <m:r>
+                          <w:rPr>
+                            <w:rFonts w:ascii="Cambria Math" w:eastAsiaTheme="minorEastAsia" w:hAnsi="Cambria Math"/>
+                            <w:lang w:eastAsia="ru-RU"/>
+                          </w:rPr>
+                          <m:t>3</m:t>
+                        </m:r>
+                      </m:sup>
+                    </m:sSup>
+                    <m:ctrlPr>
+                      <w:rPr>
+                        <w:rFonts w:ascii="Cambria Math" w:eastAsiaTheme="minorEastAsia" w:hAnsi="Cambria Math"/>
+                        <w:i/>
+                        <w:lang w:eastAsia="ru-RU"/>
+                      </w:rPr>
+                    </m:ctrlPr>
+                  </m:den>
+                </m:f>
+                <m:r>
+                  <w:rPr>
+                    <w:rFonts w:ascii="Cambria Math" w:eastAsiaTheme="minorEastAsia" w:hAnsi="Cambria Math"/>
+                    <w:lang w:eastAsia="ru-RU"/>
+                  </w:rPr>
+                  <m:t>=7174.964</m:t>
+                </m:r>
+              </m:oMath>
+            </m:oMathPara>
+          </w:p>
+          <w:p>
+            <w:pPr>
+              <w:ind w:firstLine="0"/>
+              <w:rPr>
+                <w:rFonts w:eastAsiaTheme="minorEastAsia"/>
+                <w:lang w:eastAsia="ru-RU"/>
+              </w:rPr>
+            </w:pPr>
+          </w:p>
+        </w:tc>
+        <w:tc>
+          <w:tcPr>
+            <w:tcW w:w="543" w:type="dxa"/>
+          </w:tcPr>
+          <w:p>
+            <w:pPr>
+              <w:ind w:firstLine="0"/>
+              <w:jc w:val="center"/>
+              <w:rPr>
+                <w:lang w:val="en-US" w:eastAsia="ru-RU"/>
+              </w:rPr>
+            </w:pPr>
+            <w:r>
+              <w:rPr>
+                <w:lang w:val="en-US" w:eastAsia="ru-RU"/>
+              </w:rPr>
+              <w:t>(8)</w:t>
+            </w:r>
+          </w:p>
+        </w:tc>
+      </w:tr>
+    </w:tbl>
+    <w:p>
+      <w:pPr>
+        <w:rPr>
+          <w:lang w:eastAsia="ru-RU"/>
+        </w:rPr>
+      </w:pPr>
+      <w:r>
+        <w:rPr>
+          <w:lang w:eastAsia="ru-RU"/>
+        </w:rPr>
+        <w:t>Рассчитаем коэффициент передачи напряжения по формуле 9:</w:t>
+      </w:r>
+    </w:p>
+    <w:p>
+      <w:pPr>
+        <w:ind w:firstLine="0"/>
+        <w:rPr>
+          <w:rFonts w:eastAsiaTheme="minorEastAsia"/>
+          <w:i/>
+          <w:lang w:eastAsia="ru-RU"/>
+        </w:rPr>
+      </w:pPr>
+      <m:oMathPara>
+        <m:oMath>
+          <m:sSub>
+            <m:sSubPr>
+              <m:ctrlPr>
+                <w:rPr>
+                  <w:rFonts w:ascii="Cambria Math" w:eastAsiaTheme="minorEastAsia" w:hAnsi="Cambria Math"/>
+                  <w:i/>
+                  <w:lang w:eastAsia="ru-RU"/>
+                </w:rPr>
+              </m:ctrlPr>
+            </m:sSubPr>
+            <m:e>
+              <m:r>
+                <w:rPr>
+                  <w:rFonts w:ascii="Cambria Math" w:eastAsiaTheme="minorEastAsia" w:hAnsi="Cambria Math"/>
+                  <w:lang w:val="en-US" w:eastAsia="ru-RU"/>
+                </w:rPr>
+                <m:t>K</m:t>
+              </m:r>
+            </m:e>
+            <m:sub>
+              <m:r>
+                <w:rPr>
+                  <w:rFonts w:ascii="Cambria Math" w:eastAsiaTheme="minorEastAsia" w:hAnsi="Cambria Math"/>
+                  <w:lang w:val="en-US" w:eastAsia="ru-RU"/>
+                </w:rPr>
+                <m:t>U 01</m:t>
+              </m:r>
+            </m:sub>
+          </m:sSub>
+          <m:r>
+            <w:rPr>
+              <w:rFonts w:ascii="Cambria Math" w:eastAsiaTheme="minorEastAsia" w:hAnsi="Cambria Math"/>
+              <w:lang w:eastAsia="ru-RU"/>
+            </w:rPr>
+            <m:t>=</m:t>
+          </m:r>
+          <m:sSub>
+            <m:sSubPr>
+              <m:ctrlPr>
+                <w:rPr>
+                  <w:rFonts w:ascii="Cambria Math" w:eastAsiaTheme="minorEastAsia" w:hAnsi="Cambria Math"/>
+                  <w:i/>
+                  <w:lang w:eastAsia="ru-RU"/>
+                </w:rPr>
+              </m:ctrlPr>
+            </m:sSubPr>
+            <m:e>
+              <m:r>
+                <w:rPr>
+                  <w:rFonts w:ascii="Cambria Math" w:eastAsiaTheme="minorEastAsia" w:hAnsi="Cambria Math"/>
+                  <w:lang w:val="en-US" w:eastAsia="ru-RU"/>
+                </w:rPr>
+                <m:t>K</m:t>
+              </m:r>
+            </m:e>
+            <m:sub>
+              <m:r>
+                <w:rPr>
+                  <w:rFonts w:ascii="Cambria Math" w:eastAsiaTheme="minorEastAsia" w:hAnsi="Cambria Math"/>
+                  <w:lang w:val="en-US" w:eastAsia="ru-RU"/>
+                </w:rPr>
+                <m:t xml:space="preserve">U </m:t>
+              </m:r>
+              <m:r>
+                <w:rPr>
+                  <w:rFonts w:ascii="Cambria Math" w:eastAsiaTheme="minorEastAsia" w:hAnsi="Cambria Math"/>
+                  <w:lang w:eastAsia="ru-RU"/>
+                </w:rPr>
+                <m:t>закр</m:t>
+              </m:r>
+            </m:sub>
+          </m:sSub>
+          <m:r>
+            <w:rPr>
+              <w:rFonts w:ascii="Cambria Math" w:eastAsiaTheme="minorEastAsia" w:hAnsi="Cambria Math"/>
+              <w:lang w:eastAsia="ru-RU"/>
+            </w:rPr>
+            <m:t>=0.0000</m:t>
+          </m:r>
+          <m:r>
+            <w:rPr>
+              <w:rFonts w:ascii="Cambria Math" w:eastAsiaTheme="minorEastAsia" w:hAnsi="Cambria Math"/>
+              <w:lang w:eastAsia="ru-RU"/>
+            </w:rPr>
+            <m:t>2</m:t>
+          </m:r>
+          <m:r>
+            <w:rPr>
+              <w:rFonts w:ascii="Cambria Math" w:eastAsiaTheme="minorEastAsia" w:hAnsi="Cambria Math"/>
+              <w:lang w:val="en-US" w:eastAsia="ru-RU"/>
+            </w:rPr>
+            <m:t>8</m:t>
+          </m:r>
+        </m:oMath>
+      </m:oMathPara>
+    </w:p>
+    <w:tbl>
+      <w:tblPr>
+        <w:tblStyle w:val="ad"/>
+        <w:tblW w:w="10165" w:type="dxa"/>
+        <w:tblBorders>
+          <w:top w:val="none" w:sz="0" w:space="0" w:color="auto"/>
+          <w:left w:val="none" w:sz="0" w:space="0" w:color="auto"/>
+          <w:bottom w:val="none" w:sz="0" w:space="0" w:color="auto"/>
+          <w:right w:val="none" w:sz="0" w:space="0" w:color="auto"/>
+          <w:insideH w:val="none" w:sz="0" w:space="0" w:color="auto"/>
+          <w:insideV w:val="none" w:sz="0" w:space="0" w:color="auto"/>
+        </w:tblBorders>
+        <w:tblLook w:val="0480" w:firstRow="0" w:lastRow="0" w:firstColumn="1" w:lastColumn="0" w:noHBand="0" w:noVBand="1"/>
+      </w:tblPr>
+      <w:tblGrid>
+        <w:gridCol w:w="9622"/>
+        <w:gridCol w:w="543"/>
+      </w:tblGrid>
+      <w:tr>
+        <w:trPr>
+          <w:trHeight w:val="683"/>
+        </w:trPr>
+        <w:tc>
+          <w:tcPr>
+            <w:tcW w:w="9622" w:type="dxa"/>
+          </w:tcPr>
+          <w:p>
+            <w:pPr>
+              <w:ind w:firstLine="0"/>
+              <w:rPr>
+                <w:rFonts w:eastAsiaTheme="minorEastAsia"/>
+                <w:lang w:eastAsia="ru-RU"/>
+              </w:rPr>
+            </w:pPr>
+            <m:oMathPara>
+              <m:oMath>
+                <m:sSub>
+                  <m:sSubPr>
+                    <m:ctrlPr>
+                      <w:rPr>
+                        <w:rFonts w:ascii="Cambria Math" w:eastAsiaTheme="minorEastAsia" w:hAnsi="Cambria Math"/>
+                        <w:i/>
+                        <w:lang w:eastAsia="ru-RU"/>
+                      </w:rPr>
+                    </m:ctrlPr>
+                  </m:sSubPr>
+                  <m:e>
+                    <m:r>
+                      <w:rPr>
+                        <w:rFonts w:ascii="Cambria Math" w:eastAsiaTheme="minorEastAsia" w:hAnsi="Cambria Math"/>
+                        <w:lang w:eastAsia="ru-RU"/>
+                      </w:rPr>
+                      <m:t>K</m:t>
+                    </m:r>
+                  </m:e>
+                  <m:sub>
+                    <m:r>
+                      <w:rPr>
+                        <w:rFonts w:ascii="Cambria Math" w:eastAsiaTheme="minorEastAsia" w:hAnsi="Cambria Math"/>
+                        <w:lang w:eastAsia="ru-RU"/>
+                      </w:rPr>
+                      <m:t>U02</m:t>
+                    </m:r>
+                  </m:sub>
+                </m:sSub>
+                <m:r>
+                  <w:rPr>
+                    <w:rFonts w:ascii="Cambria Math" w:eastAsiaTheme="minorEastAsia" w:hAnsi="Cambria Math"/>
+                    <w:lang w:eastAsia="ru-RU"/>
+                  </w:rPr>
+                  <m:t>=</m:t>
+                </m:r>
+                <m:f>
+                  <m:fPr>
+                    <m:ctrlPr>
+                      <w:rPr>
+                        <w:rFonts w:ascii="Cambria Math" w:eastAsiaTheme="minorEastAsia" w:hAnsi="Cambria Math"/>
+                        <w:lang w:eastAsia="ru-RU"/>
+                      </w:rPr>
+                    </m:ctrlPr>
+                  </m:fPr>
+                  <m:num>
+                    <m:r>
+                      <w:rPr>
+                        <w:rFonts w:ascii="Cambria Math" w:eastAsiaTheme="minorEastAsia" w:hAnsi="Cambria Math"/>
+                        <w:lang w:eastAsia="ru-RU"/>
+                      </w:rPr>
+                      <m:t>2</m:t>
+                    </m:r>
+                    <m:r>
+                      <m:rPr>
+                        <m:sty m:val="p"/>
+                      </m:rPr>
+                      <w:rPr>
+                        <w:rFonts w:ascii="Cambria Math" w:eastAsiaTheme="minorEastAsia" w:hAnsi="Cambria Math"/>
+                        <w:lang w:eastAsia="ru-RU"/>
+                      </w:rPr>
+                      <m:t>⋅</m:t>
+                    </m:r>
+                    <m:sSub>
+                      <m:sSubPr>
+                        <m:ctrlPr>
+                          <w:rPr>
+                            <w:rFonts w:ascii="Cambria Math" w:eastAsiaTheme="minorEastAsia" w:hAnsi="Cambria Math"/>
+                            <w:i/>
+                            <w:lang w:eastAsia="ru-RU"/>
+                          </w:rPr>
+                        </m:ctrlPr>
+                      </m:sSubPr>
+                      <m:e>
+                        <m:r>
+                          <w:rPr>
+                            <w:rFonts w:ascii="Cambria Math" w:eastAsiaTheme="minorEastAsia" w:hAnsi="Cambria Math"/>
+                            <w:lang w:eastAsia="ru-RU"/>
+                          </w:rPr>
+                          <m:t>R</m:t>
+                        </m:r>
+                        <m:ctrlPr>
+                          <w:rPr>
+                            <w:rFonts w:ascii="Cambria Math" w:eastAsiaTheme="minorEastAsia" w:hAnsi="Cambria Math"/>
+                            <w:lang w:eastAsia="ru-RU"/>
+                          </w:rPr>
+                        </m:ctrlPr>
+                      </m:e>
+                      <m:sub>
+                        <m:r>
+                          <m:rPr>
+                            <m:nor/>
+                          </m:rPr>
+                          <w:rPr>
+                            <w:rFonts w:ascii="Cambria Math" w:eastAsiaTheme="minorEastAsia" w:hAnsi="Cambria Math"/>
+                            <w:lang w:eastAsia="ru-RU"/>
+                          </w:rPr>
+                          <m:t>н</m:t>
+                        </m:r>
+                      </m:sub>
+                    </m:sSub>
+                    <m:r>
+                      <m:rPr>
+                        <m:sty m:val="p"/>
+                      </m:rPr>
+                      <w:rPr>
+                        <w:rFonts w:ascii="Cambria Math" w:eastAsiaTheme="minorEastAsia" w:hAnsi="Cambria Math"/>
+                        <w:lang w:eastAsia="ru-RU"/>
+                      </w:rPr>
+                      <m:t>⋅</m:t>
+                    </m:r>
+                    <m:sSup>
+                      <m:sSupPr>
+                        <m:ctrlPr>
+                          <w:rPr>
+                            <w:rFonts w:ascii="Cambria Math" w:eastAsiaTheme="minorEastAsia" w:hAnsi="Cambria Math"/>
+                            <w:i/>
+                            <w:lang w:eastAsia="ru-RU"/>
+                          </w:rPr>
+                        </m:ctrlPr>
+                      </m:sSupPr>
+                      <m:e>
+                        <m:d>
+                          <m:dPr>
+                            <m:ctrlPr>
+                              <w:rPr>
+                                <w:rFonts w:ascii="Cambria Math" w:eastAsiaTheme="minorEastAsia" w:hAnsi="Cambria Math"/>
+                                <w:i/>
+                                <w:lang w:eastAsia="ru-RU"/>
+                              </w:rPr>
+                            </m:ctrlPr>
+                          </m:dPr>
+                          <m:e>
+                            <m:sSub>
+                              <m:sSubPr>
+                                <m:ctrlPr>
+                                  <w:rPr>
+                                    <w:rFonts w:ascii="Cambria Math" w:eastAsiaTheme="minorEastAsia" w:hAnsi="Cambria Math"/>
+                                    <w:i/>
+                                    <w:lang w:eastAsia="ru-RU"/>
+                                  </w:rPr>
+                                </m:ctrlPr>
+                              </m:sSubPr>
+                              <m:e>
+                                <m:r>
+                                  <w:rPr>
+                                    <w:rFonts w:ascii="Cambria Math" w:eastAsiaTheme="minorEastAsia" w:hAnsi="Cambria Math"/>
+                                    <w:lang w:eastAsia="ru-RU"/>
+                                  </w:rPr>
+                                  <m:t>R</m:t>
+                                </m:r>
+                              </m:e>
+                              <m:sub>
+                                <m:r>
+                                  <w:rPr>
+                                    <w:rFonts w:ascii="Cambria Math" w:eastAsiaTheme="minorEastAsia" w:hAnsi="Cambria Math"/>
+                                    <w:lang w:eastAsia="ru-RU"/>
+                                  </w:rPr>
+                                  <m:t>VD2</m:t>
+                                </m:r>
+                                <m:r>
+                                  <m:rPr>
+                                    <m:nor/>
+                                  </m:rPr>
+                                  <w:rPr>
+                                    <w:rFonts w:ascii="Cambria Math" w:eastAsiaTheme="minorEastAsia" w:hAnsi="Cambria Math"/>
+                                    <w:lang w:eastAsia="ru-RU"/>
+                                  </w:rPr>
+                                  <m:t>пр</m:t>
+                                </m:r>
+                              </m:sub>
+                            </m:sSub>
+                            <m:r>
+                              <w:rPr>
+                                <w:rFonts w:ascii="Cambria Math" w:eastAsiaTheme="minorEastAsia" w:hAnsi="Cambria Math"/>
+                                <w:lang w:eastAsia="ru-RU"/>
+                              </w:rPr>
+                              <m:t>+</m:t>
+                            </m:r>
+                            <m:sSub>
+                              <m:sSubPr>
+                                <m:ctrlPr>
+                                  <w:rPr>
+                                    <w:rFonts w:ascii="Cambria Math" w:eastAsiaTheme="minorEastAsia" w:hAnsi="Cambria Math"/>
+                                    <w:i/>
+                                    <w:lang w:eastAsia="ru-RU"/>
+                                  </w:rPr>
+                                </m:ctrlPr>
+                              </m:sSubPr>
+                              <m:e>
+                                <m:r>
+                                  <w:rPr>
+                                    <w:rFonts w:ascii="Cambria Math" w:eastAsiaTheme="minorEastAsia" w:hAnsi="Cambria Math"/>
+                                    <w:lang w:eastAsia="ru-RU"/>
+                                  </w:rPr>
+                                  <m:t>R</m:t>
+                                </m:r>
+                              </m:e>
+                              <m:sub>
+                                <m:r>
+                                  <w:rPr>
+                                    <w:rFonts w:ascii="Cambria Math" w:eastAsiaTheme="minorEastAsia" w:hAnsi="Cambria Math"/>
+                                    <w:lang w:eastAsia="ru-RU"/>
+                                  </w:rPr>
+                                  <m:t>VD1</m:t>
+                                </m:r>
+                                <m:r>
+                                  <m:rPr>
+                                    <m:nor/>
+                                  </m:rPr>
+                                  <w:rPr>
+                                    <w:rFonts w:ascii="Cambria Math" w:eastAsiaTheme="minorEastAsia" w:hAnsi="Cambria Math"/>
+                                    <w:lang w:eastAsia="ru-RU"/>
+                                  </w:rPr>
+                                  <m:t>пр</m:t>
+                                </m:r>
+                              </m:sub>
+                            </m:sSub>
+                          </m:e>
+                        </m:d>
+                        <m:ctrlPr>
+                          <w:rPr>
+                            <w:rFonts w:ascii="Cambria Math" w:eastAsiaTheme="minorEastAsia" w:hAnsi="Cambria Math"/>
+                            <w:lang w:eastAsia="ru-RU"/>
+                          </w:rPr>
+                        </m:ctrlPr>
+                      </m:e>
+                      <m:sup>
+                        <m:r>
+                          <w:rPr>
+                            <w:rFonts w:ascii="Cambria Math" w:eastAsiaTheme="minorEastAsia" w:hAnsi="Cambria Math"/>
+                            <w:lang w:eastAsia="ru-RU"/>
+                          </w:rPr>
+                          <m:t>2</m:t>
+                        </m:r>
+                      </m:sup>
+                    </m:sSup>
+                    <m:ctrlPr>
+                      <w:rPr>
+                        <w:rFonts w:ascii="Cambria Math" w:eastAsiaTheme="minorEastAsia" w:hAnsi="Cambria Math"/>
+                        <w:i/>
+                        <w:lang w:eastAsia="ru-RU"/>
+                      </w:rPr>
+                    </m:ctrlPr>
+                  </m:num>
+                  <m:den>
+                    <m:r>
+                      <w:rPr>
+                        <w:rFonts w:ascii="Cambria Math" w:eastAsiaTheme="minorEastAsia" w:hAnsi="Cambria Math"/>
+                        <w:lang w:eastAsia="ru-RU"/>
+                      </w:rPr>
+                      <m:t>2</m:t>
+                    </m:r>
+                    <m:r>
+                      <m:rPr>
+                        <m:sty m:val="p"/>
+                      </m:rPr>
+                      <w:rPr>
+                        <w:rFonts w:ascii="Cambria Math" w:eastAsiaTheme="minorEastAsia" w:hAnsi="Cambria Math"/>
+                        <w:lang w:eastAsia="ru-RU"/>
+                      </w:rPr>
+                      <m:t>⋅</m:t>
+                    </m:r>
+                    <m:sSub>
+                      <m:sSubPr>
+                        <m:ctrlPr>
+                          <w:rPr>
+                            <w:rFonts w:ascii="Cambria Math" w:eastAsiaTheme="minorEastAsia" w:hAnsi="Cambria Math"/>
+                            <w:i/>
+                            <w:lang w:eastAsia="ru-RU"/>
+                          </w:rPr>
+                        </m:ctrlPr>
+                      </m:sSubPr>
+                      <m:e>
+                        <m:r>
+                          <w:rPr>
+                            <w:rFonts w:ascii="Cambria Math" w:eastAsiaTheme="minorEastAsia" w:hAnsi="Cambria Math"/>
+                            <w:lang w:eastAsia="ru-RU"/>
+                          </w:rPr>
+                          <m:t>R</m:t>
+                        </m:r>
+                        <m:ctrlPr>
+                          <w:rPr>
+                            <w:rFonts w:ascii="Cambria Math" w:eastAsiaTheme="minorEastAsia" w:hAnsi="Cambria Math"/>
+                            <w:lang w:eastAsia="ru-RU"/>
+                          </w:rPr>
+                        </m:ctrlPr>
+                      </m:e>
+                      <m:sub>
+                        <m:r>
+                          <m:rPr>
+                            <m:nor/>
+                          </m:rPr>
+                          <w:rPr>
+                            <w:rFonts w:ascii="Cambria Math" w:eastAsiaTheme="minorEastAsia" w:hAnsi="Cambria Math"/>
+                            <w:lang w:eastAsia="ru-RU"/>
+                          </w:rPr>
+                          <m:t>н</m:t>
+                        </m:r>
+                      </m:sub>
+                    </m:sSub>
+                    <m:r>
+                      <w:rPr>
+                        <w:rFonts w:ascii="Cambria Math" w:eastAsiaTheme="minorEastAsia" w:hAnsi="Cambria Math"/>
+                        <w:lang w:eastAsia="ru-RU"/>
+                      </w:rPr>
+                      <m:t>+</m:t>
+                    </m:r>
+                    <m:sSub>
+                      <m:sSubPr>
+                        <m:ctrlPr>
+                          <w:rPr>
+                            <w:rFonts w:ascii="Cambria Math" w:eastAsiaTheme="minorEastAsia" w:hAnsi="Cambria Math"/>
+                            <w:i/>
+                            <w:lang w:eastAsia="ru-RU"/>
+                          </w:rPr>
+                        </m:ctrlPr>
+                      </m:sSubPr>
+                      <m:e>
+                        <m:r>
+                          <w:rPr>
+                            <w:rFonts w:ascii="Cambria Math" w:eastAsiaTheme="minorEastAsia" w:hAnsi="Cambria Math"/>
+                            <w:lang w:eastAsia="ru-RU"/>
+                          </w:rPr>
+                          <m:t>R</m:t>
+                        </m:r>
+                      </m:e>
+                      <m:sub>
+                        <m:r>
+                          <w:rPr>
+                            <w:rFonts w:ascii="Cambria Math" w:eastAsiaTheme="minorEastAsia" w:hAnsi="Cambria Math"/>
+                            <w:lang w:eastAsia="ru-RU"/>
+                          </w:rPr>
+                          <m:t>VD2</m:t>
+                        </m:r>
+                        <m:r>
+                          <m:rPr>
+                            <m:nor/>
+                          </m:rPr>
+                          <w:rPr>
+                            <w:rFonts w:ascii="Cambria Math" w:eastAsiaTheme="minorEastAsia" w:hAnsi="Cambria Math"/>
+                            <w:lang w:eastAsia="ru-RU"/>
+                          </w:rPr>
+                          <m:t>пр</m:t>
+                        </m:r>
+                      </m:sub>
+                    </m:sSub>
+                    <m:r>
+                      <w:rPr>
+                        <w:rFonts w:ascii="Cambria Math" w:eastAsiaTheme="minorEastAsia" w:hAnsi="Cambria Math"/>
+                        <w:lang w:eastAsia="ru-RU"/>
+                      </w:rPr>
+                      <m:t>+</m:t>
+                    </m:r>
+                    <m:sSub>
+                      <m:sSubPr>
+                        <m:ctrlPr>
+                          <w:rPr>
+                            <w:rFonts w:ascii="Cambria Math" w:eastAsiaTheme="minorEastAsia" w:hAnsi="Cambria Math"/>
+                            <w:i/>
+                            <w:lang w:eastAsia="ru-RU"/>
+                          </w:rPr>
+                        </m:ctrlPr>
+                      </m:sSubPr>
+                      <m:e>
+                        <m:r>
+                          <w:rPr>
+                            <w:rFonts w:ascii="Cambria Math" w:eastAsiaTheme="minorEastAsia" w:hAnsi="Cambria Math"/>
+                            <w:lang w:eastAsia="ru-RU"/>
+                          </w:rPr>
+                          <m:t>R</m:t>
+                        </m:r>
+                      </m:e>
+                      <m:sub>
+                        <m:r>
+                          <w:rPr>
+                            <w:rFonts w:ascii="Cambria Math" w:eastAsiaTheme="minorEastAsia" w:hAnsi="Cambria Math"/>
+                            <w:lang w:eastAsia="ru-RU"/>
+                          </w:rPr>
+                          <m:t>VD1</m:t>
+                        </m:r>
+                        <m:r>
+                          <m:rPr>
+                            <m:nor/>
+                          </m:rPr>
+                          <w:rPr>
+                            <w:rFonts w:ascii="Cambria Math" w:eastAsiaTheme="minorEastAsia" w:hAnsi="Cambria Math"/>
+                            <w:lang w:eastAsia="ru-RU"/>
+                          </w:rPr>
+                          <m:t>пр</m:t>
+                        </m:r>
+                      </m:sub>
+                    </m:sSub>
+                    <m:ctrlPr>
+                      <w:rPr>
+                        <w:rFonts w:ascii="Cambria Math" w:eastAsiaTheme="minorEastAsia" w:hAnsi="Cambria Math"/>
+                        <w:i/>
+                        <w:lang w:eastAsia="ru-RU"/>
+                      </w:rPr>
+                    </m:ctrlPr>
+                  </m:den>
+                </m:f>
+                <m:r>
+                  <w:rPr>
+                    <w:rFonts w:ascii="Cambria Math" w:eastAsiaTheme="minorEastAsia" w:hAnsi="Cambria Math"/>
+                    <w:lang w:eastAsia="ru-RU"/>
+                  </w:rPr>
+                  <m:t>=</m:t>
+                </m:r>
+                <m:f>
+                  <m:fPr>
+                    <m:ctrlPr>
+                      <w:rPr>
+                        <w:rFonts w:ascii="Cambria Math" w:eastAsiaTheme="minorEastAsia" w:hAnsi="Cambria Math"/>
+                        <w:lang w:eastAsia="ru-RU"/>
+                      </w:rPr>
+                    </m:ctrlPr>
+                  </m:fPr>
+                  <m:num>
+                    <m:r>
+                      <w:rPr>
+                        <w:rFonts w:ascii="Cambria Math" w:eastAsiaTheme="minorEastAsia" w:hAnsi="Cambria Math"/>
+                        <w:lang w:eastAsia="ru-RU"/>
+                      </w:rPr>
+                      <m:t>7200</m:t>
+                    </m:r>
+                    <m:r>
+                      <m:rPr>
+                        <m:sty m:val="p"/>
+                      </m:rPr>
+                      <w:rPr>
+                        <w:rFonts w:ascii="Cambria Math" w:eastAsiaTheme="minorEastAsia" w:hAnsi="Cambria Math"/>
+                        <w:lang w:eastAsia="ru-RU"/>
+                      </w:rPr>
+                      <m:t>⋅</m:t>
+                    </m:r>
+                    <m:sSup>
+                      <m:sSupPr>
+                        <m:ctrlPr>
+                          <w:rPr>
+                            <w:rFonts w:ascii="Cambria Math" w:eastAsiaTheme="minorEastAsia" w:hAnsi="Cambria Math"/>
+                            <w:i/>
+                            <w:lang w:eastAsia="ru-RU"/>
+                          </w:rPr>
+                        </m:ctrlPr>
+                      </m:sSupPr>
+                      <m:e>
+                        <m:d>
+                          <m:dPr>
+                            <m:ctrlPr>
+                              <w:rPr>
+                                <w:rFonts w:ascii="Cambria Math" w:eastAsiaTheme="minorEastAsia" w:hAnsi="Cambria Math"/>
+                                <w:i/>
+                                <w:lang w:eastAsia="ru-RU"/>
+                              </w:rPr>
+                            </m:ctrlPr>
+                          </m:dPr>
+                          <m:e>
+                            <m:r>
+                              <w:rPr>
+                                <w:rFonts w:ascii="Cambria Math" w:eastAsiaTheme="minorEastAsia" w:hAnsi="Cambria Math"/>
+                                <w:lang w:eastAsia="ru-RU"/>
+                              </w:rPr>
+                              <m:t>0.2</m:t>
+                            </m:r>
+                          </m:e>
+                        </m:d>
+                        <m:ctrlPr>
+                          <w:rPr>
+                            <w:rFonts w:ascii="Cambria Math" w:eastAsiaTheme="minorEastAsia" w:hAnsi="Cambria Math"/>
+                            <w:lang w:eastAsia="ru-RU"/>
+                          </w:rPr>
+                        </m:ctrlPr>
+                      </m:e>
+                      <m:sup>
+                        <m:r>
+                          <w:rPr>
+                            <w:rFonts w:ascii="Cambria Math" w:eastAsiaTheme="minorEastAsia" w:hAnsi="Cambria Math"/>
+                            <w:lang w:eastAsia="ru-RU"/>
+                          </w:rPr>
+                          <m:t>2</m:t>
+                        </m:r>
+                      </m:sup>
+                    </m:sSup>
+                    <m:ctrlPr>
+                      <w:rPr>
+                        <w:rFonts w:ascii="Cambria Math" w:eastAsiaTheme="minorEastAsia" w:hAnsi="Cambria Math"/>
+                        <w:i/>
+                        <w:lang w:eastAsia="ru-RU"/>
+                      </w:rPr>
+                    </m:ctrlPr>
+                  </m:num>
+                  <m:den>
+                    <m:r>
+                      <w:rPr>
+                        <w:rFonts w:ascii="Cambria Math" w:eastAsiaTheme="minorEastAsia" w:hAnsi="Cambria Math"/>
+                        <w:lang w:eastAsia="ru-RU"/>
+                      </w:rPr>
+                      <m:t>7200+0.2</m:t>
+                    </m:r>
+                    <m:ctrlPr>
+                      <w:rPr>
+                        <w:rFonts w:ascii="Cambria Math" w:eastAsiaTheme="minorEastAsia" w:hAnsi="Cambria Math"/>
+                        <w:i/>
+                        <w:lang w:eastAsia="ru-RU"/>
+                      </w:rPr>
+                    </m:ctrlPr>
+                  </m:den>
+                </m:f>
+                <m:r>
+                  <w:rPr>
+                    <w:rFonts w:ascii="Cambria Math" w:eastAsiaTheme="minorEastAsia" w:hAnsi="Cambria Math"/>
+                    <w:lang w:eastAsia="ru-RU"/>
+                  </w:rPr>
+                  <m:t>=</m:t>
+                </m:r>
+                <m:f>
+                  <m:fPr>
+                    <m:ctrlPr>
+                      <w:rPr>
+                        <w:rFonts w:ascii="Cambria Math" w:eastAsiaTheme="minorEastAsia" w:hAnsi="Cambria Math"/>
+                        <w:lang w:eastAsia="ru-RU"/>
+                      </w:rPr>
+                    </m:ctrlPr>
+                  </m:fPr>
+                  <m:num>
+                    <m:r>
+                      <w:rPr>
+                        <w:rFonts w:ascii="Cambria Math" w:eastAsiaTheme="minorEastAsia" w:hAnsi="Cambria Math"/>
+                        <w:lang w:eastAsia="ru-RU"/>
+                      </w:rPr>
+                      <m:t>7200</m:t>
+                    </m:r>
+                    <m:r>
+                      <m:rPr>
+                        <m:sty m:val="p"/>
+                      </m:rPr>
+                      <w:rPr>
+                        <w:rFonts w:ascii="Cambria Math" w:eastAsiaTheme="minorEastAsia" w:hAnsi="Cambria Math"/>
+                        <w:lang w:eastAsia="ru-RU"/>
+                      </w:rPr>
+                      <m:t>⋅</m:t>
+                    </m:r>
+                    <m:r>
+                      <w:rPr>
+                        <w:rFonts w:ascii="Cambria Math" w:eastAsiaTheme="minorEastAsia" w:hAnsi="Cambria Math"/>
+                        <w:lang w:eastAsia="ru-RU"/>
+                      </w:rPr>
+                      <m:t>0.04</m:t>
+                    </m:r>
+                    <m:ctrlPr>
+                      <w:rPr>
+                        <w:rFonts w:ascii="Cambria Math" w:eastAsiaTheme="minorEastAsia" w:hAnsi="Cambria Math"/>
+                        <w:i/>
+                        <w:lang w:eastAsia="ru-RU"/>
+                      </w:rPr>
+                    </m:ctrlPr>
+                  </m:num>
+                  <m:den>
+                    <m:r>
+                      <w:rPr>
+                        <w:rFonts w:ascii="Cambria Math" w:eastAsiaTheme="minorEastAsia" w:hAnsi="Cambria Math"/>
+                        <w:lang w:eastAsia="ru-RU"/>
+                      </w:rPr>
+                      <m:t>7200.2</m:t>
+                    </m:r>
+                    <m:ctrlPr>
+                      <w:rPr>
+                        <w:rFonts w:ascii="Cambria Math" w:eastAsiaTheme="minorEastAsia" w:hAnsi="Cambria Math"/>
+                        <w:i/>
+                        <w:lang w:eastAsia="ru-RU"/>
+                      </w:rPr>
+                    </m:ctrlPr>
+                  </m:den>
+                </m:f>
+                <m:r>
+                  <w:rPr>
+                    <w:rFonts w:ascii="Cambria Math" w:eastAsiaTheme="minorEastAsia" w:hAnsi="Cambria Math"/>
+                    <w:lang w:eastAsia="ru-RU"/>
+                  </w:rPr>
+                  <m:t>=0.040</m:t>
+                </m:r>
+              </m:oMath>
+            </m:oMathPara>
+          </w:p>
+          <w:p>
+            <w:pPr>
+              <w:ind w:firstLine="0"/>
+              <w:rPr>
+                <w:rFonts w:eastAsiaTheme="minorEastAsia"/>
+                <w:lang w:eastAsia="ru-RU"/>
+              </w:rPr>
+            </w:pPr>
+          </w:p>
+        </w:tc>
+        <w:tc>
+          <w:tcPr>
+            <w:tcW w:w="543" w:type="dxa"/>
+          </w:tcPr>
+          <w:p>
+            <w:pPr>
+              <w:ind w:firstLine="0"/>
+              <w:jc w:val="center"/>
+              <w:rPr>
+                <w:lang w:eastAsia="ru-RU"/>
+              </w:rPr>
+            </w:pPr>
+            <w:r>
+              <w:rPr>
+                <w:lang w:eastAsia="ru-RU"/>
+              </w:rPr>
+              <w:t>(</w:t>
+            </w:r>
+            <w:r>
+              <w:rPr>
+                <w:lang w:eastAsia="ru-RU"/>
+              </w:rPr>
+              <w:t>9</w:t>
+            </w:r>
+            <w:r>
+              <w:rPr>
+                <w:lang w:eastAsia="ru-RU"/>
+              </w:rPr>
+              <w:t>)</w:t>
+            </w:r>
+          </w:p>
+        </w:tc>
+      </w:tr>
+    </w:tbl>
+    <w:p>
+      <w:pPr>
+        <w:ind w:left="720" w:firstLine="0"/>
+        <w:rPr>
+          <w:rFonts w:eastAsiaTheme="minorEastAsia"/>
+          <w:lang w:eastAsia="ru-RU"/>
+        </w:rPr>
+      </w:pPr>
+      <w:r>
+        <w:rPr>
+          <w:rFonts w:eastAsiaTheme="minorEastAsia"/>
+          <w:lang w:eastAsia="ru-RU"/>
+        </w:rPr>
+        <w:t>Для второго уровня:</w:t>
+      </w:r>
+    </w:p>
+    <w:p>
+      <w:pPr>
+        <w:ind w:left="720" w:firstLine="0"/>
+        <w:rPr>
+          <w:rFonts w:eastAsiaTheme="minorEastAsia"/>
+          <w:lang w:eastAsia="ru-RU"/>
+        </w:rPr>
+      </w:pPr>
+      <m:oMathPara>
+        <m:oMathParaPr>
+          <m:jc m:val="left"/>
+        </m:oMathParaPr>
+        <m:oMath>
+          <m:sSub>
+            <m:sSubPr>
+              <m:ctrlPr>
+                <w:rPr>
+                  <w:rFonts w:ascii="Cambria Math" w:eastAsiaTheme="minorEastAsia" w:hAnsi="Cambria Math"/>
+                  <w:i/>
+                  <w:lang w:eastAsia="ru-RU"/>
+                </w:rPr>
+              </m:ctrlPr>
+            </m:sSubPr>
+            <m:e>
+              <m:r>
+                <w:rPr>
+                  <w:rFonts w:ascii="Cambria Math" w:eastAsiaTheme="minorEastAsia" w:hAnsi="Cambria Math"/>
+                  <w:lang w:val="en-US" w:eastAsia="ru-RU"/>
+                </w:rPr>
+                <m:t>K</m:t>
+              </m:r>
+            </m:e>
+            <m:sub>
+              <m:r>
+                <w:rPr>
+                  <w:rFonts w:ascii="Cambria Math" w:eastAsiaTheme="minorEastAsia" w:hAnsi="Cambria Math"/>
+                  <w:lang w:val="en-US" w:eastAsia="ru-RU"/>
+                </w:rPr>
+                <m:t>U 01</m:t>
+              </m:r>
+            </m:sub>
+          </m:sSub>
+          <m:r>
+            <w:rPr>
+              <w:rFonts w:ascii="Cambria Math" w:eastAsiaTheme="minorEastAsia" w:hAnsi="Cambria Math"/>
+              <w:lang w:eastAsia="ru-RU"/>
+            </w:rPr>
+            <m:t>=0.000</m:t>
+          </m:r>
+          <m:r>
+            <w:rPr>
+              <w:rFonts w:ascii="Cambria Math" w:eastAsiaTheme="minorEastAsia" w:hAnsi="Cambria Math"/>
+              <w:lang w:eastAsia="ru-RU"/>
+            </w:rPr>
+            <m:t>028</m:t>
+          </m:r>
+        </m:oMath>
+      </m:oMathPara>
+    </w:p>
+    <w:p>
+      <w:pPr>
+        <w:ind w:left="720" w:firstLine="0"/>
+        <w:rPr>
+          <w:rFonts w:eastAsiaTheme="minorEastAsia"/>
+          <w:lang w:eastAsia="ru-RU"/>
+        </w:rPr>
+      </w:pPr>
+      <m:oMathPara>
+        <m:oMathParaPr>
+          <m:jc m:val="left"/>
+        </m:oMathParaPr>
+        <m:oMath>
+          <m:sSub>
+            <m:sSubPr>
+              <m:ctrlPr>
+                <w:rPr>
+                  <w:rFonts w:ascii="Cambria Math" w:eastAsiaTheme="minorEastAsia" w:hAnsi="Cambria Math"/>
+                  <w:i/>
+                  <w:lang w:eastAsia="ru-RU"/>
+                </w:rPr>
+              </m:ctrlPr>
+            </m:sSubPr>
+            <m:e>
+              <m:r>
+                <w:rPr>
+                  <w:rFonts w:ascii="Cambria Math" w:eastAsiaTheme="minorEastAsia" w:hAnsi="Cambria Math"/>
+                  <w:lang w:val="en-US" w:eastAsia="ru-RU"/>
+                </w:rPr>
+                <m:t>K</m:t>
+              </m:r>
+            </m:e>
+            <m:sub>
+              <m:r>
+                <w:rPr>
+                  <w:rFonts w:ascii="Cambria Math" w:eastAsiaTheme="minorEastAsia" w:hAnsi="Cambria Math"/>
+                  <w:lang w:val="en-US" w:eastAsia="ru-RU"/>
+                </w:rPr>
+                <m:t>U 02</m:t>
+              </m:r>
+            </m:sub>
+          </m:sSub>
+          <m:r>
+            <w:rPr>
+              <w:rFonts w:ascii="Cambria Math" w:eastAsiaTheme="minorEastAsia" w:hAnsi="Cambria Math"/>
+              <w:lang w:eastAsia="ru-RU"/>
+            </w:rPr>
+            <m:t>=</m:t>
+          </m:r>
+          <m:r>
+            <m:rPr>
+              <m:sty m:val="p"/>
+            </m:rPr>
+            <w:rPr>
+              <w:rFonts w:ascii="Cambria Math" w:eastAsiaTheme="minorEastAsia" w:hAnsi="Cambria Math"/>
+              <w:lang w:eastAsia="ru-RU"/>
+            </w:rPr>
+            <m:t>0.</m:t>
+          </m:r>
+          <m:r>
+            <m:rPr>
+              <m:sty m:val="p"/>
+            </m:rPr>
+            <w:rPr>
+              <w:rFonts w:ascii="Cambria Math" w:eastAsiaTheme="minorEastAsia" w:hAnsi="Cambria Math"/>
+              <w:lang w:eastAsia="ru-RU"/>
+            </w:rPr>
+            <m:t>040</m:t>
+          </m:r>
+        </m:oMath>
+      </m:oMathPara>
+    </w:p>
+    <w:p>
+      <w:pPr>
+        <w:rPr>
+          <w:rFonts w:eastAsiaTheme="minorEastAsia"/>
+          <w:lang w:eastAsia="ru-RU"/>
+        </w:rPr>
+      </w:pPr>
+      <w:r>
+        <w:rPr>
+          <w:rFonts w:eastAsiaTheme="minorEastAsia"/>
+          <w:lang w:eastAsia="ru-RU"/>
+        </w:rPr>
+        <w:t>Характеристики «вход-выход» при закрытом диоде, на нулевом уровне и на уровне -</w:t>
+      </w:r>
+      <w:r>
+        <w:rPr>
+          <w:rFonts w:eastAsiaTheme="minorEastAsia"/>
+          <w:lang w:eastAsia="ru-RU"/>
+        </w:rPr>
+        <w:t>4</w:t>
+      </w:r>
+      <w:r>
+        <w:rPr>
+          <w:rFonts w:eastAsiaTheme="minorEastAsia"/>
+          <w:lang w:eastAsia="ru-RU"/>
+        </w:rPr>
+        <w:t xml:space="preserve"> В могут быть заданы по формулам </w:t>
+      </w:r>
+      <w:r>
+        <w:rPr>
+          <w:rFonts w:eastAsiaTheme="minorEastAsia"/>
+          <w:lang w:eastAsia="ru-RU"/>
+        </w:rPr>
+        <w:t>10</w:t>
+      </w:r>
+      <w:r>
+        <w:rPr>
+          <w:rFonts w:eastAsiaTheme="minorEastAsia"/>
+          <w:lang w:eastAsia="ru-RU"/>
+        </w:rPr>
+        <w:t>–12</w:t>
+      </w:r>
+      <w:r>
+        <w:rPr>
+          <w:rFonts w:eastAsiaTheme="minorEastAsia"/>
+          <w:lang w:eastAsia="ru-RU"/>
+        </w:rPr>
+        <w:t>:</w:t>
+      </w:r>
+    </w:p>
+    <w:tbl>
+      <w:tblPr>
+        <w:tblStyle w:val="ad"/>
+        <w:tblW w:w="11160" w:type="dxa"/>
+        <w:jc w:val="center"/>
+        <w:tblBorders>
+          <w:top w:val="none" w:sz="0" w:space="0" w:color="auto"/>
+          <w:left w:val="none" w:sz="0" w:space="0" w:color="auto"/>
+          <w:bottom w:val="none" w:sz="0" w:space="0" w:color="auto"/>
+          <w:right w:val="none" w:sz="0" w:space="0" w:color="auto"/>
+          <w:insideH w:val="none" w:sz="0" w:space="0" w:color="auto"/>
+          <w:insideV w:val="none" w:sz="0" w:space="0" w:color="auto"/>
+        </w:tblBorders>
+        <w:tblLook w:val="04A0" w:firstRow="1" w:lastRow="0" w:firstColumn="1" w:lastColumn="0" w:noHBand="0" w:noVBand="1"/>
+      </w:tblPr>
+      <w:tblGrid>
+        <w:gridCol w:w="10260"/>
+        <w:gridCol w:w="900"/>
+      </w:tblGrid>
+      <w:tr>
+        <w:trPr>
+          <w:jc w:val="center"/>
+        </w:trPr>
+        <w:tc>
+          <w:tcPr>
+            <w:tcW w:w="10260" w:type="dxa"/>
+            <w:vAlign w:val="center"/>
+            <w:hideMark/>
+          </w:tcPr>
+          <w:p>
+            <w:pPr>
+              <w:spacing w:after="160"/>
+              <w:rPr>
+                <w:rFonts w:eastAsiaTheme="minorEastAsia"/>
+                <w:lang w:eastAsia="ru-RU"/>
+              </w:rPr>
+            </w:pPr>
+            <m:oMathPara>
+              <m:oMath>
+                <m:sSub>
+                  <m:sSubPr>
+                    <m:ctrlPr>
+                      <w:rPr>
+                        <w:rFonts w:ascii="Cambria Math" w:eastAsiaTheme="minorEastAsia" w:hAnsi="Cambria Math"/>
+                        <w:i/>
+                        <w:lang w:eastAsia="ru-RU"/>
+                      </w:rPr>
+                    </m:ctrlPr>
+                  </m:sSubPr>
+                  <m:e>
+                    <m:r>
+                      <w:rPr>
+                        <w:rFonts w:ascii="Cambria Math" w:eastAsiaTheme="minorEastAsia" w:hAnsi="Cambria Math"/>
+                        <w:lang w:eastAsia="ru-RU"/>
+                      </w:rPr>
+                      <m:t>U</m:t>
+                    </m:r>
+                  </m:e>
+                  <m:sub>
+                    <m:r>
+                      <m:rPr>
+                        <m:nor/>
+                      </m:rPr>
+                      <w:rPr>
+                        <w:rFonts w:ascii="Cambria Math" w:eastAsiaTheme="minorEastAsia" w:hAnsi="Cambria Math"/>
+                        <w:lang w:eastAsia="ru-RU"/>
+                      </w:rPr>
+                      <m:t>вых</m:t>
+                    </m:r>
+                    <m:r>
+                      <w:rPr>
+                        <w:rFonts w:ascii="Cambria Math" w:eastAsiaTheme="minorEastAsia" w:hAnsi="Cambria Math"/>
+                        <w:lang w:eastAsia="ru-RU"/>
+                      </w:rPr>
+                      <m:t>1</m:t>
+                    </m:r>
+                  </m:sub>
+                </m:sSub>
+                <m:r>
+                  <w:rPr>
+                    <w:rFonts w:ascii="Cambria Math" w:eastAsiaTheme="minorEastAsia" w:hAnsi="Cambria Math"/>
+                    <w:lang w:eastAsia="ru-RU"/>
+                  </w:rPr>
+                  <m:t>=</m:t>
+                </m:r>
+                <m:sSub>
+                  <m:sSubPr>
+                    <m:ctrlPr>
+                      <w:rPr>
+                        <w:rFonts w:ascii="Cambria Math" w:eastAsiaTheme="minorEastAsia" w:hAnsi="Cambria Math"/>
+                        <w:i/>
+                        <w:lang w:eastAsia="ru-RU"/>
+                      </w:rPr>
+                    </m:ctrlPr>
+                  </m:sSubPr>
+                  <m:e>
+                    <m:r>
+                      <w:rPr>
+                        <w:rFonts w:ascii="Cambria Math" w:eastAsiaTheme="minorEastAsia" w:hAnsi="Cambria Math"/>
+                        <w:lang w:eastAsia="ru-RU"/>
+                      </w:rPr>
+                      <m:t>K</m:t>
+                    </m:r>
+                  </m:e>
+                  <m:sub>
+                    <m:r>
+                      <w:rPr>
+                        <w:rFonts w:ascii="Cambria Math" w:eastAsiaTheme="minorEastAsia" w:hAnsi="Cambria Math"/>
+                        <w:lang w:eastAsia="ru-RU"/>
+                      </w:rPr>
+                      <m:t>U01</m:t>
+                    </m:r>
+                  </m:sub>
+                </m:sSub>
+                <m:r>
+                  <m:rPr>
+                    <m:sty m:val="p"/>
+                  </m:rPr>
+                  <w:rPr>
+                    <w:rFonts w:ascii="Cambria Math" w:eastAsiaTheme="minorEastAsia" w:hAnsi="Cambria Math"/>
+                    <w:lang w:eastAsia="ru-RU"/>
+                  </w:rPr>
+                  <m:t>⋅</m:t>
+                </m:r>
+                <m:sSub>
+                  <m:sSubPr>
+                    <m:ctrlPr>
+                      <w:rPr>
+                        <w:rFonts w:ascii="Cambria Math" w:eastAsiaTheme="minorEastAsia" w:hAnsi="Cambria Math"/>
+                        <w:i/>
+                        <w:lang w:eastAsia="ru-RU"/>
+                      </w:rPr>
+                    </m:ctrlPr>
+                  </m:sSubPr>
+                  <m:e>
+                    <m:r>
+                      <w:rPr>
+                        <w:rFonts w:ascii="Cambria Math" w:eastAsiaTheme="minorEastAsia" w:hAnsi="Cambria Math"/>
+                        <w:lang w:eastAsia="ru-RU"/>
+                      </w:rPr>
+                      <m:t>U</m:t>
+                    </m:r>
+                    <m:ctrlPr>
+                      <w:rPr>
+                        <w:rFonts w:ascii="Cambria Math" w:eastAsiaTheme="minorEastAsia" w:hAnsi="Cambria Math"/>
+                        <w:lang w:eastAsia="ru-RU"/>
+                      </w:rPr>
+                    </m:ctrlPr>
+                  </m:e>
+                  <m:sub>
+                    <m:r>
+                      <m:rPr>
+                        <m:nor/>
+                      </m:rPr>
+                      <w:rPr>
+                        <w:rFonts w:ascii="Cambria Math" w:eastAsiaTheme="minorEastAsia" w:hAnsi="Cambria Math"/>
+                        <w:lang w:eastAsia="ru-RU"/>
+                      </w:rPr>
+                      <m:t>вх</m:t>
+                    </m:r>
+                  </m:sub>
+                </m:sSub>
+                <m:r>
+                  <w:rPr>
+                    <w:rFonts w:ascii="Cambria Math" w:eastAsiaTheme="minorEastAsia" w:hAnsi="Cambria Math"/>
+                    <w:lang w:eastAsia="ru-RU"/>
+                  </w:rPr>
+                  <m:t>+</m:t>
+                </m:r>
+                <m:sSub>
+                  <m:sSubPr>
+                    <m:ctrlPr>
+                      <w:rPr>
+                        <w:rFonts w:ascii="Cambria Math" w:eastAsiaTheme="minorEastAsia" w:hAnsi="Cambria Math"/>
+                        <w:i/>
+                        <w:lang w:eastAsia="ru-RU"/>
+                      </w:rPr>
+                    </m:ctrlPr>
+                  </m:sSubPr>
+                  <m:e>
+                    <m:r>
+                      <w:rPr>
+                        <w:rFonts w:ascii="Cambria Math" w:eastAsiaTheme="minorEastAsia" w:hAnsi="Cambria Math"/>
+                        <w:lang w:eastAsia="ru-RU"/>
+                      </w:rPr>
+                      <m:t>K</m:t>
+                    </m:r>
+                  </m:e>
+                  <m:sub>
+                    <m:r>
+                      <w:rPr>
+                        <w:rFonts w:ascii="Cambria Math" w:eastAsiaTheme="minorEastAsia" w:hAnsi="Cambria Math"/>
+                        <w:lang w:eastAsia="ru-RU"/>
+                      </w:rPr>
+                      <m:t>E</m:t>
+                    </m:r>
+                    <m:r>
+                      <m:rPr>
+                        <m:nor/>
+                      </m:rPr>
+                      <w:rPr>
+                        <w:rFonts w:ascii="Cambria Math" w:eastAsiaTheme="minorEastAsia" w:hAnsi="Cambria Math"/>
+                        <w:lang w:eastAsia="ru-RU"/>
+                      </w:rPr>
+                      <m:t>закр</m:t>
+                    </m:r>
+                  </m:sub>
+                </m:sSub>
+                <m:r>
+                  <m:rPr>
+                    <m:sty m:val="p"/>
+                  </m:rPr>
+                  <w:rPr>
+                    <w:rFonts w:ascii="Cambria Math" w:eastAsiaTheme="minorEastAsia" w:hAnsi="Cambria Math"/>
+                    <w:lang w:eastAsia="ru-RU"/>
+                  </w:rPr>
+                  <m:t>⋅</m:t>
+                </m:r>
+                <m:r>
+                  <w:rPr>
+                    <w:rFonts w:ascii="Cambria Math" w:eastAsiaTheme="minorEastAsia" w:hAnsi="Cambria Math"/>
+                    <w:lang w:eastAsia="ru-RU"/>
+                  </w:rPr>
+                  <m:t>E-</m:t>
+                </m:r>
+                <m:sSub>
+                  <m:sSubPr>
+                    <m:ctrlPr>
+                      <w:rPr>
+                        <w:rFonts w:ascii="Cambria Math" w:eastAsiaTheme="minorEastAsia" w:hAnsi="Cambria Math"/>
+                        <w:i/>
+                        <w:lang w:eastAsia="ru-RU"/>
+                      </w:rPr>
+                    </m:ctrlPr>
+                  </m:sSubPr>
+                  <m:e>
+                    <m:r>
+                      <w:rPr>
+                        <w:rFonts w:ascii="Cambria Math" w:eastAsiaTheme="minorEastAsia" w:hAnsi="Cambria Math"/>
+                        <w:lang w:eastAsia="ru-RU"/>
+                      </w:rPr>
+                      <m:t>K</m:t>
+                    </m:r>
+                  </m:e>
+                  <m:sub>
+                    <m:r>
+                      <w:rPr>
+                        <w:rFonts w:ascii="Cambria Math" w:eastAsiaTheme="minorEastAsia" w:hAnsi="Cambria Math"/>
+                        <w:lang w:eastAsia="ru-RU"/>
+                      </w:rPr>
+                      <m:t>I01</m:t>
+                    </m:r>
+                  </m:sub>
+                </m:sSub>
+                <m:r>
+                  <m:rPr>
+                    <m:sty m:val="p"/>
+                  </m:rPr>
+                  <w:rPr>
+                    <w:rFonts w:ascii="Cambria Math" w:eastAsiaTheme="minorEastAsia" w:hAnsi="Cambria Math"/>
+                    <w:lang w:eastAsia="ru-RU"/>
+                  </w:rPr>
+                  <m:t>⋅</m:t>
+                </m:r>
+                <m:sSub>
+                  <m:sSubPr>
+                    <m:ctrlPr>
+                      <w:rPr>
+                        <w:rFonts w:ascii="Cambria Math" w:eastAsiaTheme="minorEastAsia" w:hAnsi="Cambria Math"/>
+                        <w:i/>
+                        <w:lang w:eastAsia="ru-RU"/>
+                      </w:rPr>
+                    </m:ctrlPr>
+                  </m:sSubPr>
+                  <m:e>
+                    <m:r>
+                      <w:rPr>
+                        <w:rFonts w:ascii="Cambria Math" w:eastAsiaTheme="minorEastAsia" w:hAnsi="Cambria Math"/>
+                        <w:lang w:eastAsia="ru-RU"/>
+                      </w:rPr>
+                      <m:t>I</m:t>
+                    </m:r>
+                    <m:ctrlPr>
+                      <w:rPr>
+                        <w:rFonts w:ascii="Cambria Math" w:eastAsiaTheme="minorEastAsia" w:hAnsi="Cambria Math"/>
+                        <w:lang w:eastAsia="ru-RU"/>
+                      </w:rPr>
+                    </m:ctrlPr>
+                  </m:e>
+                  <m:sub>
+                    <m:r>
+                      <w:rPr>
+                        <w:rFonts w:ascii="Cambria Math" w:eastAsiaTheme="minorEastAsia" w:hAnsi="Cambria Math"/>
+                        <w:lang w:eastAsia="ru-RU"/>
+                      </w:rPr>
+                      <m:t>0</m:t>
+                    </m:r>
+                  </m:sub>
+                </m:sSub>
+              </m:oMath>
+            </m:oMathPara>
+          </w:p>
+        </w:tc>
+        <w:tc>
+          <w:tcPr>
+            <w:tcW w:w="900" w:type="dxa"/>
+            <w:vAlign w:val="center"/>
+            <w:hideMark/>
+          </w:tcPr>
+          <w:p>
+            <w:pPr>
+              <w:spacing w:after="160"/>
+              <w:ind w:right="-917" w:firstLine="143"/>
+              <w:rPr>
+                <w:rFonts w:eastAsiaTheme="minorEastAsia"/>
+                <w:lang w:eastAsia="ru-RU"/>
+              </w:rPr>
+            </w:pPr>
+            <w:r>
+              <w:rPr>
+                <w:rFonts w:eastAsiaTheme="minorEastAsia"/>
+                <w:lang w:eastAsia="ru-RU"/>
+              </w:rPr>
+              <w:t>(10)</w:t>
+            </w:r>
+          </w:p>
+        </w:tc>
+      </w:tr>
+      <w:tr>
+        <w:trPr>
+          <w:jc w:val="center"/>
+        </w:trPr>
+        <w:tc>
+          <w:tcPr>
+            <w:tcW w:w="10260" w:type="dxa"/>
+            <w:vAlign w:val="center"/>
+            <w:hideMark/>
+          </w:tcPr>
+          <w:p>
+            <w:pPr>
+              <w:spacing w:after="160"/>
+              <w:rPr>
+                <w:rFonts w:eastAsiaTheme="minorEastAsia"/>
+                <w:lang w:eastAsia="ru-RU"/>
+              </w:rPr>
+            </w:pPr>
+            <m:oMathPara>
+              <m:oMath>
+                <m:sSub>
+                  <m:sSubPr>
+                    <m:ctrlPr>
+                      <w:rPr>
+                        <w:rFonts w:ascii="Cambria Math" w:eastAsiaTheme="minorEastAsia" w:hAnsi="Cambria Math"/>
+                        <w:i/>
+                        <w:lang w:eastAsia="ru-RU"/>
+                      </w:rPr>
+                    </m:ctrlPr>
+                  </m:sSubPr>
+                  <m:e>
+                    <m:r>
+                      <w:rPr>
+                        <w:rFonts w:ascii="Cambria Math" w:eastAsiaTheme="minorEastAsia" w:hAnsi="Cambria Math"/>
+                        <w:lang w:eastAsia="ru-RU"/>
+                      </w:rPr>
+                      <m:t>U</m:t>
+                    </m:r>
+                  </m:e>
+                  <m:sub>
+                    <m:r>
+                      <m:rPr>
+                        <m:nor/>
+                      </m:rPr>
+                      <w:rPr>
+                        <w:rFonts w:ascii="Cambria Math" w:eastAsiaTheme="minorEastAsia" w:hAnsi="Cambria Math"/>
+                        <w:lang w:eastAsia="ru-RU"/>
+                      </w:rPr>
+                      <m:t>вых</m:t>
+                    </m:r>
+                    <m:r>
+                      <w:rPr>
+                        <w:rFonts w:ascii="Cambria Math" w:eastAsiaTheme="minorEastAsia" w:hAnsi="Cambria Math"/>
+                        <w:lang w:eastAsia="ru-RU"/>
+                      </w:rPr>
+                      <m:t>2</m:t>
+                    </m:r>
+                  </m:sub>
+                </m:sSub>
+                <m:r>
+                  <w:rPr>
+                    <w:rFonts w:ascii="Cambria Math" w:eastAsiaTheme="minorEastAsia" w:hAnsi="Cambria Math"/>
+                    <w:lang w:eastAsia="ru-RU"/>
+                  </w:rPr>
+                  <m:t>=</m:t>
+                </m:r>
+                <m:sSub>
+                  <m:sSubPr>
+                    <m:ctrlPr>
+                      <w:rPr>
+                        <w:rFonts w:ascii="Cambria Math" w:eastAsiaTheme="minorEastAsia" w:hAnsi="Cambria Math"/>
+                        <w:i/>
+                        <w:lang w:eastAsia="ru-RU"/>
+                      </w:rPr>
+                    </m:ctrlPr>
+                  </m:sSubPr>
+                  <m:e>
+                    <m:r>
+                      <w:rPr>
+                        <w:rFonts w:ascii="Cambria Math" w:eastAsiaTheme="minorEastAsia" w:hAnsi="Cambria Math"/>
+                        <w:lang w:eastAsia="ru-RU"/>
+                      </w:rPr>
+                      <m:t>K</m:t>
+                    </m:r>
+                  </m:e>
+                  <m:sub>
+                    <m:r>
+                      <w:rPr>
+                        <w:rFonts w:ascii="Cambria Math" w:eastAsiaTheme="minorEastAsia" w:hAnsi="Cambria Math"/>
+                        <w:lang w:eastAsia="ru-RU"/>
+                      </w:rPr>
+                      <m:t>U02</m:t>
+                    </m:r>
+                  </m:sub>
+                </m:sSub>
+                <m:r>
+                  <m:rPr>
+                    <m:sty m:val="p"/>
+                  </m:rPr>
+                  <w:rPr>
+                    <w:rFonts w:ascii="Cambria Math" w:eastAsiaTheme="minorEastAsia" w:hAnsi="Cambria Math"/>
+                    <w:lang w:eastAsia="ru-RU"/>
+                  </w:rPr>
+                  <m:t>⋅</m:t>
+                </m:r>
+                <m:sSub>
+                  <m:sSubPr>
+                    <m:ctrlPr>
+                      <w:rPr>
+                        <w:rFonts w:ascii="Cambria Math" w:eastAsiaTheme="minorEastAsia" w:hAnsi="Cambria Math"/>
+                        <w:i/>
+                        <w:lang w:eastAsia="ru-RU"/>
+                      </w:rPr>
+                    </m:ctrlPr>
+                  </m:sSubPr>
+                  <m:e>
+                    <m:r>
+                      <w:rPr>
+                        <w:rFonts w:ascii="Cambria Math" w:eastAsiaTheme="minorEastAsia" w:hAnsi="Cambria Math"/>
+                        <w:lang w:eastAsia="ru-RU"/>
+                      </w:rPr>
+                      <m:t>U</m:t>
+                    </m:r>
+                    <m:ctrlPr>
+                      <w:rPr>
+                        <w:rFonts w:ascii="Cambria Math" w:eastAsiaTheme="minorEastAsia" w:hAnsi="Cambria Math"/>
+                        <w:lang w:eastAsia="ru-RU"/>
+                      </w:rPr>
+                    </m:ctrlPr>
+                  </m:e>
+                  <m:sub>
+                    <m:r>
+                      <m:rPr>
+                        <m:nor/>
+                      </m:rPr>
+                      <w:rPr>
+                        <w:rFonts w:ascii="Cambria Math" w:eastAsiaTheme="minorEastAsia" w:hAnsi="Cambria Math"/>
+                        <w:lang w:eastAsia="ru-RU"/>
+                      </w:rPr>
+                      <m:t>вх</m:t>
+                    </m:r>
+                  </m:sub>
+                </m:sSub>
+                <m:r>
+                  <w:rPr>
+                    <w:rFonts w:ascii="Cambria Math" w:eastAsiaTheme="minorEastAsia" w:hAnsi="Cambria Math"/>
+                    <w:lang w:eastAsia="ru-RU"/>
+                  </w:rPr>
+                  <m:t>+</m:t>
+                </m:r>
+                <m:sSub>
+                  <m:sSubPr>
+                    <m:ctrlPr>
+                      <w:rPr>
+                        <w:rFonts w:ascii="Cambria Math" w:eastAsiaTheme="minorEastAsia" w:hAnsi="Cambria Math"/>
+                        <w:i/>
+                        <w:lang w:eastAsia="ru-RU"/>
+                      </w:rPr>
+                    </m:ctrlPr>
+                  </m:sSubPr>
+                  <m:e>
+                    <m:r>
+                      <w:rPr>
+                        <w:rFonts w:ascii="Cambria Math" w:eastAsiaTheme="minorEastAsia" w:hAnsi="Cambria Math"/>
+                        <w:lang w:eastAsia="ru-RU"/>
+                      </w:rPr>
+                      <m:t>K</m:t>
+                    </m:r>
+                  </m:e>
+                  <m:sub>
+                    <m:r>
+                      <w:rPr>
+                        <w:rFonts w:ascii="Cambria Math" w:eastAsiaTheme="minorEastAsia" w:hAnsi="Cambria Math"/>
+                        <w:lang w:eastAsia="ru-RU"/>
+                      </w:rPr>
+                      <m:t>E</m:t>
+                    </m:r>
+                    <m:r>
+                      <m:rPr>
+                        <m:nor/>
+                      </m:rPr>
+                      <w:rPr>
+                        <w:rFonts w:ascii="Cambria Math" w:eastAsiaTheme="minorEastAsia" w:hAnsi="Cambria Math"/>
+                        <w:lang w:eastAsia="ru-RU"/>
+                      </w:rPr>
+                      <m:t>откр</m:t>
+                    </m:r>
+                  </m:sub>
+                </m:sSub>
+                <m:r>
+                  <m:rPr>
+                    <m:sty m:val="p"/>
+                  </m:rPr>
+                  <w:rPr>
+                    <w:rFonts w:ascii="Cambria Math" w:eastAsiaTheme="minorEastAsia" w:hAnsi="Cambria Math"/>
+                    <w:lang w:eastAsia="ru-RU"/>
+                  </w:rPr>
+                  <m:t>⋅</m:t>
+                </m:r>
+                <m:r>
+                  <w:rPr>
+                    <w:rFonts w:ascii="Cambria Math" w:eastAsiaTheme="minorEastAsia" w:hAnsi="Cambria Math"/>
+                    <w:lang w:eastAsia="ru-RU"/>
+                  </w:rPr>
+                  <m:t>E-</m:t>
+                </m:r>
+                <m:sSub>
+                  <m:sSubPr>
+                    <m:ctrlPr>
+                      <w:rPr>
+                        <w:rFonts w:ascii="Cambria Math" w:eastAsiaTheme="minorEastAsia" w:hAnsi="Cambria Math"/>
+                        <w:i/>
+                        <w:lang w:eastAsia="ru-RU"/>
+                      </w:rPr>
+                    </m:ctrlPr>
+                  </m:sSubPr>
+                  <m:e>
+                    <m:r>
+                      <w:rPr>
+                        <w:rFonts w:ascii="Cambria Math" w:eastAsiaTheme="minorEastAsia" w:hAnsi="Cambria Math"/>
+                        <w:lang w:eastAsia="ru-RU"/>
+                      </w:rPr>
+                      <m:t>K</m:t>
+                    </m:r>
+                  </m:e>
+                  <m:sub>
+                    <m:r>
+                      <w:rPr>
+                        <w:rFonts w:ascii="Cambria Math" w:eastAsiaTheme="minorEastAsia" w:hAnsi="Cambria Math"/>
+                        <w:lang w:eastAsia="ru-RU"/>
+                      </w:rPr>
+                      <m:t>I02</m:t>
+                    </m:r>
+                  </m:sub>
+                </m:sSub>
+                <m:r>
+                  <m:rPr>
+                    <m:sty m:val="p"/>
+                  </m:rPr>
+                  <w:rPr>
+                    <w:rFonts w:ascii="Cambria Math" w:eastAsiaTheme="minorEastAsia" w:hAnsi="Cambria Math"/>
+                    <w:lang w:eastAsia="ru-RU"/>
+                  </w:rPr>
+                  <m:t>⋅</m:t>
+                </m:r>
+                <m:r>
+                  <w:rPr>
+                    <w:rFonts w:ascii="Cambria Math" w:eastAsiaTheme="minorEastAsia" w:hAnsi="Cambria Math"/>
+                    <w:lang w:eastAsia="ru-RU"/>
+                  </w:rPr>
+                  <m:t>I</m:t>
+                </m:r>
+              </m:oMath>
+            </m:oMathPara>
+          </w:p>
+        </w:tc>
+        <w:tc>
+          <w:tcPr>
+            <w:tcW w:w="900" w:type="dxa"/>
+            <w:vAlign w:val="center"/>
+            <w:hideMark/>
+          </w:tcPr>
+          <w:p>
+            <w:pPr>
+              <w:spacing w:after="160"/>
+              <w:ind w:right="-917" w:firstLine="143"/>
+              <w:rPr>
+                <w:rFonts w:eastAsiaTheme="minorEastAsia"/>
+                <w:lang w:eastAsia="ru-RU"/>
+              </w:rPr>
+            </w:pPr>
+            <w:r>
+              <w:rPr>
+                <w:rFonts w:eastAsiaTheme="minorEastAsia"/>
+                <w:lang w:eastAsia="ru-RU"/>
+              </w:rPr>
+              <w:t>(11)</w:t>
+            </w:r>
+          </w:p>
+        </w:tc>
+      </w:tr>
+      <w:tr>
+        <w:trPr>
+          <w:jc w:val="center"/>
+        </w:trPr>
+        <w:tc>
+          <w:tcPr>
+            <w:tcW w:w="10260" w:type="dxa"/>
+            <w:vAlign w:val="center"/>
+            <w:hideMark/>
+          </w:tcPr>
+          <w:p>
+            <w:pPr>
+              <w:spacing w:after="160"/>
+              <w:rPr>
+                <w:rFonts w:eastAsiaTheme="minorEastAsia"/>
+                <w:lang w:eastAsia="ru-RU"/>
+              </w:rPr>
+            </w:pPr>
+            <m:oMathPara>
+              <m:oMath>
+                <m:sSub>
+                  <m:sSubPr>
+                    <m:ctrlPr>
+                      <w:rPr>
+                        <w:rFonts w:ascii="Cambria Math" w:eastAsiaTheme="minorEastAsia" w:hAnsi="Cambria Math"/>
+                        <w:i/>
+                        <w:lang w:eastAsia="ru-RU"/>
+                      </w:rPr>
+                    </m:ctrlPr>
+                  </m:sSubPr>
+                  <m:e>
+                    <m:r>
+                      <w:rPr>
+                        <w:rFonts w:ascii="Cambria Math" w:eastAsiaTheme="minorEastAsia" w:hAnsi="Cambria Math"/>
+                        <w:lang w:eastAsia="ru-RU"/>
+                      </w:rPr>
+                      <m:t>U</m:t>
+                    </m:r>
+                  </m:e>
+                  <m:sub>
+                    <m:r>
+                      <m:rPr>
+                        <m:nor/>
+                      </m:rPr>
+                      <w:rPr>
+                        <w:rFonts w:ascii="Cambria Math" w:eastAsiaTheme="minorEastAsia" w:hAnsi="Cambria Math"/>
+                        <w:lang w:eastAsia="ru-RU"/>
+                      </w:rPr>
+                      <m:t>вых</m:t>
+                    </m:r>
+                    <m:r>
+                      <w:rPr>
+                        <w:rFonts w:ascii="Cambria Math" w:eastAsiaTheme="minorEastAsia" w:hAnsi="Cambria Math"/>
+                        <w:lang w:eastAsia="ru-RU"/>
+                      </w:rPr>
+                      <m:t>3</m:t>
+                    </m:r>
+                  </m:sub>
+                </m:sSub>
+                <m:r>
+                  <w:rPr>
+                    <w:rFonts w:ascii="Cambria Math" w:eastAsiaTheme="minorEastAsia" w:hAnsi="Cambria Math"/>
+                    <w:lang w:eastAsia="ru-RU"/>
+                  </w:rPr>
+                  <m:t>=</m:t>
+                </m:r>
+                <m:sSub>
+                  <m:sSubPr>
+                    <m:ctrlPr>
+                      <w:rPr>
+                        <w:rFonts w:ascii="Cambria Math" w:eastAsiaTheme="minorEastAsia" w:hAnsi="Cambria Math"/>
+                        <w:i/>
+                        <w:lang w:eastAsia="ru-RU"/>
+                      </w:rPr>
+                    </m:ctrlPr>
+                  </m:sSubPr>
+                  <m:e>
+                    <m:r>
+                      <w:rPr>
+                        <w:rFonts w:ascii="Cambria Math" w:eastAsiaTheme="minorEastAsia" w:hAnsi="Cambria Math"/>
+                        <w:lang w:eastAsia="ru-RU"/>
+                      </w:rPr>
+                      <m:t>K</m:t>
+                    </m:r>
+                  </m:e>
+                  <m:sub>
+                    <m:r>
+                      <w:rPr>
+                        <w:rFonts w:ascii="Cambria Math" w:eastAsiaTheme="minorEastAsia" w:hAnsi="Cambria Math"/>
+                        <w:lang w:eastAsia="ru-RU"/>
+                      </w:rPr>
+                      <m:t>U</m:t>
+                    </m:r>
+                    <m:r>
+                      <m:rPr>
+                        <m:nor/>
+                      </m:rPr>
+                      <w:rPr>
+                        <w:rFonts w:ascii="Cambria Math" w:eastAsiaTheme="minorEastAsia" w:hAnsi="Cambria Math"/>
+                        <w:lang w:eastAsia="ru-RU"/>
+                      </w:rPr>
+                      <m:t>откр</m:t>
+                    </m:r>
+                  </m:sub>
+                </m:sSub>
+                <m:r>
+                  <m:rPr>
+                    <m:sty m:val="p"/>
+                  </m:rPr>
+                  <w:rPr>
+                    <w:rFonts w:ascii="Cambria Math" w:eastAsiaTheme="minorEastAsia" w:hAnsi="Cambria Math"/>
+                    <w:lang w:eastAsia="ru-RU"/>
+                  </w:rPr>
+                  <m:t>⋅</m:t>
+                </m:r>
+                <m:sSub>
+                  <m:sSubPr>
+                    <m:ctrlPr>
+                      <w:rPr>
+                        <w:rFonts w:ascii="Cambria Math" w:eastAsiaTheme="minorEastAsia" w:hAnsi="Cambria Math"/>
+                        <w:i/>
+                        <w:lang w:eastAsia="ru-RU"/>
+                      </w:rPr>
+                    </m:ctrlPr>
+                  </m:sSubPr>
+                  <m:e>
+                    <m:r>
+                      <w:rPr>
+                        <w:rFonts w:ascii="Cambria Math" w:eastAsiaTheme="minorEastAsia" w:hAnsi="Cambria Math"/>
+                        <w:lang w:eastAsia="ru-RU"/>
+                      </w:rPr>
+                      <m:t>U</m:t>
+                    </m:r>
+                    <m:ctrlPr>
+                      <w:rPr>
+                        <w:rFonts w:ascii="Cambria Math" w:eastAsiaTheme="minorEastAsia" w:hAnsi="Cambria Math"/>
+                        <w:lang w:eastAsia="ru-RU"/>
+                      </w:rPr>
+                    </m:ctrlPr>
+                  </m:e>
+                  <m:sub>
+                    <m:r>
+                      <m:rPr>
+                        <m:nor/>
+                      </m:rPr>
+                      <w:rPr>
+                        <w:rFonts w:ascii="Cambria Math" w:eastAsiaTheme="minorEastAsia" w:hAnsi="Cambria Math"/>
+                        <w:lang w:eastAsia="ru-RU"/>
+                      </w:rPr>
+                      <m:t>вх</m:t>
+                    </m:r>
+                  </m:sub>
+                </m:sSub>
+                <m:r>
+                  <w:rPr>
+                    <w:rFonts w:ascii="Cambria Math" w:eastAsiaTheme="minorEastAsia" w:hAnsi="Cambria Math"/>
+                    <w:lang w:eastAsia="ru-RU"/>
+                  </w:rPr>
+                  <m:t>+</m:t>
+                </m:r>
+                <m:sSub>
+                  <m:sSubPr>
+                    <m:ctrlPr>
+                      <w:rPr>
+                        <w:rFonts w:ascii="Cambria Math" w:eastAsiaTheme="minorEastAsia" w:hAnsi="Cambria Math"/>
+                        <w:i/>
+                        <w:lang w:eastAsia="ru-RU"/>
+                      </w:rPr>
+                    </m:ctrlPr>
+                  </m:sSubPr>
+                  <m:e>
+                    <m:r>
+                      <w:rPr>
+                        <w:rFonts w:ascii="Cambria Math" w:eastAsiaTheme="minorEastAsia" w:hAnsi="Cambria Math"/>
+                        <w:lang w:eastAsia="ru-RU"/>
+                      </w:rPr>
+                      <m:t>K</m:t>
+                    </m:r>
+                  </m:e>
+                  <m:sub>
+                    <m:r>
+                      <w:rPr>
+                        <w:rFonts w:ascii="Cambria Math" w:eastAsiaTheme="minorEastAsia" w:hAnsi="Cambria Math"/>
+                        <w:lang w:eastAsia="ru-RU"/>
+                      </w:rPr>
+                      <m:t>E</m:t>
+                    </m:r>
+                    <m:r>
+                      <m:rPr>
+                        <m:nor/>
+                      </m:rPr>
+                      <w:rPr>
+                        <w:rFonts w:ascii="Cambria Math" w:eastAsiaTheme="minorEastAsia" w:hAnsi="Cambria Math"/>
+                        <w:lang w:eastAsia="ru-RU"/>
+                      </w:rPr>
+                      <m:t>откр</m:t>
+                    </m:r>
+                  </m:sub>
+                </m:sSub>
+                <m:r>
+                  <m:rPr>
+                    <m:sty m:val="p"/>
+                  </m:rPr>
+                  <w:rPr>
+                    <w:rFonts w:ascii="Cambria Math" w:eastAsiaTheme="minorEastAsia" w:hAnsi="Cambria Math"/>
+                    <w:lang w:eastAsia="ru-RU"/>
+                  </w:rPr>
+                  <m:t>⋅</m:t>
+                </m:r>
+                <m:r>
+                  <w:rPr>
+                    <w:rFonts w:ascii="Cambria Math" w:eastAsiaTheme="minorEastAsia" w:hAnsi="Cambria Math"/>
+                    <w:lang w:eastAsia="ru-RU"/>
+                  </w:rPr>
+                  <m:t>E-</m:t>
+                </m:r>
+                <m:sSub>
+                  <m:sSubPr>
+                    <m:ctrlPr>
+                      <w:rPr>
+                        <w:rFonts w:ascii="Cambria Math" w:eastAsiaTheme="minorEastAsia" w:hAnsi="Cambria Math"/>
+                        <w:i/>
+                        <w:lang w:eastAsia="ru-RU"/>
+                      </w:rPr>
+                    </m:ctrlPr>
+                  </m:sSubPr>
+                  <m:e>
+                    <m:r>
+                      <w:rPr>
+                        <w:rFonts w:ascii="Cambria Math" w:eastAsiaTheme="minorEastAsia" w:hAnsi="Cambria Math"/>
+                        <w:lang w:eastAsia="ru-RU"/>
+                      </w:rPr>
+                      <m:t>K</m:t>
+                    </m:r>
+                  </m:e>
+                  <m:sub>
+                    <m:r>
+                      <w:rPr>
+                        <w:rFonts w:ascii="Cambria Math" w:eastAsiaTheme="minorEastAsia" w:hAnsi="Cambria Math"/>
+                        <w:lang w:eastAsia="ru-RU"/>
+                      </w:rPr>
+                      <m:t>U</m:t>
+                    </m:r>
+                    <m:r>
+                      <m:rPr>
+                        <m:nor/>
+                      </m:rPr>
+                      <w:rPr>
+                        <w:rFonts w:ascii="Cambria Math" w:eastAsiaTheme="minorEastAsia" w:hAnsi="Cambria Math"/>
+                        <w:lang w:eastAsia="ru-RU"/>
+                      </w:rPr>
+                      <m:t>закр</m:t>
+                    </m:r>
+                  </m:sub>
+                </m:sSub>
+                <m:r>
+                  <m:rPr>
+                    <m:sty m:val="p"/>
+                  </m:rPr>
+                  <w:rPr>
+                    <w:rFonts w:ascii="Cambria Math" w:eastAsiaTheme="minorEastAsia" w:hAnsi="Cambria Math"/>
+                    <w:lang w:eastAsia="ru-RU"/>
+                  </w:rPr>
+                  <m:t>⋅</m:t>
+                </m:r>
+                <m:sSub>
+                  <m:sSubPr>
+                    <m:ctrlPr>
+                      <w:rPr>
+                        <w:rFonts w:ascii="Cambria Math" w:eastAsiaTheme="minorEastAsia" w:hAnsi="Cambria Math"/>
+                        <w:i/>
+                        <w:lang w:eastAsia="ru-RU"/>
+                      </w:rPr>
+                    </m:ctrlPr>
+                  </m:sSubPr>
+                  <m:e>
+                    <m:r>
+                      <w:rPr>
+                        <w:rFonts w:ascii="Cambria Math" w:eastAsiaTheme="minorEastAsia" w:hAnsi="Cambria Math"/>
+                        <w:lang w:eastAsia="ru-RU"/>
+                      </w:rPr>
+                      <m:t>U</m:t>
+                    </m:r>
+                    <m:ctrlPr>
+                      <w:rPr>
+                        <w:rFonts w:ascii="Cambria Math" w:eastAsiaTheme="minorEastAsia" w:hAnsi="Cambria Math"/>
+                        <w:lang w:eastAsia="ru-RU"/>
+                      </w:rPr>
+                    </m:ctrlPr>
+                  </m:e>
+                  <m:sub>
+                    <m:r>
+                      <w:rPr>
+                        <w:rFonts w:ascii="Cambria Math" w:eastAsiaTheme="minorEastAsia" w:hAnsi="Cambria Math"/>
+                        <w:lang w:eastAsia="ru-RU"/>
+                      </w:rPr>
+                      <m:t>0</m:t>
+                    </m:r>
+                  </m:sub>
+                </m:sSub>
+              </m:oMath>
+            </m:oMathPara>
+          </w:p>
+        </w:tc>
+        <w:tc>
+          <w:tcPr>
+            <w:tcW w:w="900" w:type="dxa"/>
+            <w:vAlign w:val="center"/>
+            <w:hideMark/>
+          </w:tcPr>
+          <w:p>
+            <w:pPr>
+              <w:spacing w:after="160"/>
+              <w:ind w:right="-917" w:firstLine="143"/>
+              <w:rPr>
+                <w:rFonts w:eastAsiaTheme="minorEastAsia"/>
+                <w:lang w:eastAsia="ru-RU"/>
+              </w:rPr>
+            </w:pPr>
+            <w:r>
+              <w:rPr>
+                <w:rFonts w:eastAsiaTheme="minorEastAsia"/>
+                <w:lang w:eastAsia="ru-RU"/>
+              </w:rPr>
+              <w:t>(12)</w:t>
+            </w:r>
+          </w:p>
+        </w:tc>
+      </w:tr>
+    </w:tbl>
+    <w:p>
+      <w:pPr>
+        <w:rPr>
+          <w:rFonts w:eastAsiaTheme="minorEastAsia"/>
+          <w:lang w:eastAsia="ru-RU"/>
+        </w:rPr>
+      </w:pPr>
+      <w:r>
+        <w:rPr>
+          <w:rFonts w:eastAsiaTheme="minorEastAsia"/>
+          <w:lang w:eastAsia="ru-RU"/>
+        </w:rPr>
+        <w:t>Подставим числа и получим характеристики:</w:t>
+      </w:r>
+    </w:p>
+    <w:p>
+      <w:pPr>
+        <w:rPr>
+          <w:rFonts w:eastAsiaTheme="minorEastAsia"/>
+          <w:lang w:eastAsia="ru-RU"/>
+        </w:rPr>
+      </w:pPr>
+      <m:oMathPara>
+        <m:oMath>
+          <m:sSub>
+            <m:sSubPr>
+              <m:ctrlPr>
+                <w:rPr>
+                  <w:rFonts w:ascii="Cambria Math" w:eastAsiaTheme="minorEastAsia" w:hAnsi="Cambria Math"/>
+                  <w:i/>
+                  <w:lang w:eastAsia="ru-RU"/>
+                </w:rPr>
+              </m:ctrlPr>
+            </m:sSubPr>
+            <m:e>
+              <m:r>
+                <w:rPr>
+                  <w:rFonts w:ascii="Cambria Math" w:eastAsiaTheme="minorEastAsia" w:hAnsi="Cambria Math"/>
+                  <w:lang w:eastAsia="ru-RU"/>
+                </w:rPr>
+                <m:t>U</m:t>
+              </m:r>
+            </m:e>
+            <m:sub>
+              <m:r>
+                <m:rPr>
+                  <m:nor/>
+                </m:rPr>
+                <w:rPr>
+                  <w:rFonts w:ascii="Cambria Math" w:eastAsiaTheme="minorEastAsia" w:hAnsi="Cambria Math"/>
+                  <w:lang w:eastAsia="ru-RU"/>
+                </w:rPr>
+                <m:t>вых</m:t>
+              </m:r>
+              <m:r>
+                <w:rPr>
+                  <w:rFonts w:ascii="Cambria Math" w:eastAsiaTheme="minorEastAsia" w:hAnsi="Cambria Math"/>
+                  <w:lang w:eastAsia="ru-RU"/>
+                </w:rPr>
+                <m:t>1</m:t>
+              </m:r>
+            </m:sub>
+          </m:sSub>
+          <m:r>
+            <w:rPr>
+              <w:rFonts w:ascii="Cambria Math" w:eastAsiaTheme="minorEastAsia" w:hAnsi="Cambria Math"/>
+              <w:lang w:eastAsia="ru-RU"/>
+            </w:rPr>
+            <m:t>=0.000028</m:t>
+          </m:r>
+          <m:r>
+            <m:rPr>
+              <m:sty m:val="p"/>
+            </m:rPr>
+            <w:rPr>
+              <w:rFonts w:ascii="Cambria Math" w:eastAsiaTheme="minorEastAsia" w:hAnsi="Cambria Math"/>
+              <w:lang w:eastAsia="ru-RU"/>
+            </w:rPr>
+            <m:t>⋅</m:t>
+          </m:r>
+          <m:sSub>
+            <m:sSubPr>
+              <m:ctrlPr>
+                <w:rPr>
+                  <w:rFonts w:ascii="Cambria Math" w:eastAsiaTheme="minorEastAsia" w:hAnsi="Cambria Math"/>
+                  <w:i/>
+                  <w:lang w:eastAsia="ru-RU"/>
+                </w:rPr>
+              </m:ctrlPr>
+            </m:sSubPr>
+            <m:e>
+              <m:r>
+                <w:rPr>
+                  <w:rFonts w:ascii="Cambria Math" w:eastAsiaTheme="minorEastAsia" w:hAnsi="Cambria Math"/>
+                  <w:lang w:eastAsia="ru-RU"/>
+                </w:rPr>
+                <m:t>U</m:t>
+              </m:r>
+              <m:ctrlPr>
+                <w:rPr>
+                  <w:rFonts w:ascii="Cambria Math" w:eastAsiaTheme="minorEastAsia" w:hAnsi="Cambria Math"/>
+                  <w:lang w:eastAsia="ru-RU"/>
+                </w:rPr>
+              </m:ctrlPr>
+            </m:e>
+            <m:sub>
+              <m:r>
+                <m:rPr>
+                  <m:nor/>
+                </m:rPr>
+                <w:rPr>
+                  <w:rFonts w:ascii="Cambria Math" w:eastAsiaTheme="minorEastAsia" w:hAnsi="Cambria Math"/>
+                  <w:lang w:eastAsia="ru-RU"/>
+                </w:rPr>
+                <m:t>вх</m:t>
+              </m:r>
+            </m:sub>
+          </m:sSub>
+          <m:r>
+            <w:rPr>
+              <w:rFonts w:ascii="Cambria Math" w:eastAsiaTheme="minorEastAsia" w:hAnsi="Cambria Math"/>
+              <w:lang w:eastAsia="ru-RU"/>
+            </w:rPr>
+            <m:t>+0.007</m:t>
+          </m:r>
+          <m:r>
+            <m:rPr>
+              <m:sty m:val="p"/>
+            </m:rPr>
+            <w:rPr>
+              <w:rFonts w:ascii="Cambria Math" w:eastAsiaTheme="minorEastAsia" w:hAnsi="Cambria Math"/>
+              <w:lang w:eastAsia="ru-RU"/>
+            </w:rPr>
+            <m:t>⋅</m:t>
+          </m:r>
+          <m:d>
+            <m:dPr>
+              <m:ctrlPr>
+                <w:rPr>
+                  <w:rFonts w:ascii="Cambria Math" w:eastAsiaTheme="minorEastAsia" w:hAnsi="Cambria Math"/>
+                  <w:i/>
+                  <w:lang w:eastAsia="ru-RU"/>
+                </w:rPr>
+              </m:ctrlPr>
+            </m:dPr>
+            <m:e>
+              <m:r>
+                <w:rPr>
+                  <w:rFonts w:ascii="Cambria Math" w:eastAsiaTheme="minorEastAsia" w:hAnsi="Cambria Math"/>
+                  <w:lang w:eastAsia="ru-RU"/>
+                </w:rPr>
+                <m:t>-4</m:t>
+              </m:r>
+            </m:e>
+          </m:d>
+          <m:r>
+            <w:rPr>
+              <w:rFonts w:ascii="Cambria Math" w:eastAsiaTheme="minorEastAsia" w:hAnsi="Cambria Math"/>
+              <w:lang w:eastAsia="ru-RU"/>
+            </w:rPr>
+            <m:t>-0.996</m:t>
+          </m:r>
+          <m:r>
+            <m:rPr>
+              <m:sty m:val="p"/>
+            </m:rPr>
+            <w:rPr>
+              <w:rFonts w:ascii="Cambria Math" w:eastAsiaTheme="minorEastAsia" w:hAnsi="Cambria Math"/>
+              <w:lang w:eastAsia="ru-RU"/>
+            </w:rPr>
+            <m:t>⋅</m:t>
+          </m:r>
+          <m:r>
+            <w:rPr>
+              <w:rFonts w:ascii="Cambria Math" w:eastAsiaTheme="minorEastAsia" w:hAnsi="Cambria Math"/>
+              <w:lang w:eastAsia="ru-RU"/>
+            </w:rPr>
+            <m:t>0.0002=0.000028</m:t>
+          </m:r>
+          <m:r>
+            <m:rPr>
+              <m:sty m:val="p"/>
+            </m:rPr>
+            <w:rPr>
+              <w:rFonts w:ascii="Cambria Math" w:eastAsiaTheme="minorEastAsia" w:hAnsi="Cambria Math"/>
+              <w:lang w:eastAsia="ru-RU"/>
+            </w:rPr>
+            <m:t>⋅</m:t>
+          </m:r>
+          <m:sSub>
+            <m:sSubPr>
+              <m:ctrlPr>
+                <w:rPr>
+                  <w:rFonts w:ascii="Cambria Math" w:eastAsiaTheme="minorEastAsia" w:hAnsi="Cambria Math"/>
+                  <w:i/>
+                  <w:lang w:eastAsia="ru-RU"/>
+                </w:rPr>
+              </m:ctrlPr>
+            </m:sSubPr>
+            <m:e>
+              <m:r>
+                <w:rPr>
+                  <w:rFonts w:ascii="Cambria Math" w:eastAsiaTheme="minorEastAsia" w:hAnsi="Cambria Math"/>
+                  <w:lang w:eastAsia="ru-RU"/>
+                </w:rPr>
+                <m:t>U</m:t>
+              </m:r>
+              <m:ctrlPr>
+                <w:rPr>
+                  <w:rFonts w:ascii="Cambria Math" w:eastAsiaTheme="minorEastAsia" w:hAnsi="Cambria Math"/>
+                  <w:lang w:eastAsia="ru-RU"/>
+                </w:rPr>
+              </m:ctrlPr>
+            </m:e>
+            <m:sub>
+              <m:r>
+                <m:rPr>
+                  <m:nor/>
+                </m:rPr>
+                <w:rPr>
+                  <w:rFonts w:ascii="Cambria Math" w:eastAsiaTheme="minorEastAsia" w:hAnsi="Cambria Math"/>
+                  <w:lang w:eastAsia="ru-RU"/>
+                </w:rPr>
+                <m:t>вх</m:t>
+              </m:r>
+            </m:sub>
+          </m:sSub>
+          <m:r>
+            <w:rPr>
+              <w:rFonts w:ascii="Cambria Math" w:eastAsiaTheme="minorEastAsia" w:hAnsi="Cambria Math"/>
+              <w:lang w:eastAsia="ru-RU"/>
+            </w:rPr>
+            <m:t>-0.028</m:t>
+          </m:r>
+        </m:oMath>
+      </m:oMathPara>
+    </w:p>
+    <w:p>
+      <w:pPr>
+        <w:rPr>
+          <w:rFonts w:eastAsiaTheme="minorEastAsia"/>
+          <w:lang w:eastAsia="ru-RU"/>
+        </w:rPr>
+      </w:pPr>
+      <m:oMathPara>
+        <m:oMath>
+          <m:sSub>
+            <m:sSubPr>
+              <m:ctrlPr>
+                <w:rPr>
+                  <w:rFonts w:ascii="Cambria Math" w:eastAsiaTheme="minorEastAsia" w:hAnsi="Cambria Math"/>
+                  <w:i/>
+                  <w:lang w:eastAsia="ru-RU"/>
+                </w:rPr>
+              </m:ctrlPr>
+            </m:sSubPr>
+            <m:e>
+              <m:r>
+                <w:rPr>
+                  <w:rFonts w:ascii="Cambria Math" w:eastAsiaTheme="minorEastAsia" w:hAnsi="Cambria Math"/>
+                  <w:lang w:eastAsia="ru-RU"/>
+                </w:rPr>
+                <m:t>U</m:t>
+              </m:r>
+            </m:e>
+            <m:sub>
+              <m:r>
+                <m:rPr>
+                  <m:nor/>
+                </m:rPr>
+                <w:rPr>
+                  <w:rFonts w:ascii="Cambria Math" w:eastAsiaTheme="minorEastAsia" w:hAnsi="Cambria Math"/>
+                  <w:lang w:eastAsia="ru-RU"/>
+                </w:rPr>
+                <m:t>вых</m:t>
+              </m:r>
+              <m:r>
+                <w:rPr>
+                  <w:rFonts w:ascii="Cambria Math" w:eastAsiaTheme="minorEastAsia" w:hAnsi="Cambria Math"/>
+                  <w:lang w:eastAsia="ru-RU"/>
+                </w:rPr>
+                <m:t>2</m:t>
+              </m:r>
+            </m:sub>
+          </m:sSub>
+          <m:r>
+            <w:rPr>
+              <w:rFonts w:ascii="Cambria Math" w:eastAsiaTheme="minorEastAsia" w:hAnsi="Cambria Math"/>
+              <w:lang w:eastAsia="ru-RU"/>
+            </w:rPr>
+            <m:t>=0.040</m:t>
+          </m:r>
+          <m:r>
+            <m:rPr>
+              <m:sty m:val="p"/>
+            </m:rPr>
+            <w:rPr>
+              <w:rFonts w:ascii="Cambria Math" w:eastAsiaTheme="minorEastAsia" w:hAnsi="Cambria Math"/>
+              <w:lang w:eastAsia="ru-RU"/>
+            </w:rPr>
+            <m:t>⋅</m:t>
+          </m:r>
+          <m:sSub>
+            <m:sSubPr>
+              <m:ctrlPr>
+                <w:rPr>
+                  <w:rFonts w:ascii="Cambria Math" w:eastAsiaTheme="minorEastAsia" w:hAnsi="Cambria Math"/>
+                  <w:i/>
+                  <w:lang w:eastAsia="ru-RU"/>
+                </w:rPr>
+              </m:ctrlPr>
+            </m:sSubPr>
+            <m:e>
+              <m:r>
+                <w:rPr>
+                  <w:rFonts w:ascii="Cambria Math" w:eastAsiaTheme="minorEastAsia" w:hAnsi="Cambria Math"/>
+                  <w:lang w:eastAsia="ru-RU"/>
+                </w:rPr>
+                <m:t>U</m:t>
+              </m:r>
+              <m:ctrlPr>
+                <w:rPr>
+                  <w:rFonts w:ascii="Cambria Math" w:eastAsiaTheme="minorEastAsia" w:hAnsi="Cambria Math"/>
+                  <w:lang w:eastAsia="ru-RU"/>
+                </w:rPr>
+              </m:ctrlPr>
+            </m:e>
+            <m:sub>
+              <m:r>
+                <m:rPr>
+                  <m:nor/>
+                </m:rPr>
+                <w:rPr>
+                  <w:rFonts w:ascii="Cambria Math" w:eastAsiaTheme="minorEastAsia" w:hAnsi="Cambria Math"/>
+                  <w:lang w:eastAsia="ru-RU"/>
+                </w:rPr>
+                <m:t>вх</m:t>
+              </m:r>
+            </m:sub>
+          </m:sSub>
+          <m:r>
+            <w:rPr>
+              <w:rFonts w:ascii="Cambria Math" w:eastAsiaTheme="minorEastAsia" w:hAnsi="Cambria Math"/>
+              <w:lang w:eastAsia="ru-RU"/>
+            </w:rPr>
+            <m:t>+0.502-7174.964</m:t>
+          </m:r>
+          <m:r>
+            <m:rPr>
+              <m:sty m:val="p"/>
+            </m:rPr>
+            <w:rPr>
+              <w:rFonts w:ascii="Cambria Math" w:eastAsiaTheme="minorEastAsia" w:hAnsi="Cambria Math"/>
+              <w:lang w:eastAsia="ru-RU"/>
+            </w:rPr>
+            <m:t>⋅</m:t>
+          </m:r>
+          <m:r>
+            <w:rPr>
+              <w:rFonts w:ascii="Cambria Math" w:eastAsiaTheme="minorEastAsia" w:hAnsi="Cambria Math"/>
+              <w:lang w:eastAsia="ru-RU"/>
+            </w:rPr>
+            <m:t>0.0002=0.040</m:t>
+          </m:r>
+          <m:r>
+            <m:rPr>
+              <m:sty m:val="p"/>
+            </m:rPr>
+            <w:rPr>
+              <w:rFonts w:ascii="Cambria Math" w:eastAsiaTheme="minorEastAsia" w:hAnsi="Cambria Math"/>
+              <w:lang w:eastAsia="ru-RU"/>
+            </w:rPr>
+            <m:t>⋅</m:t>
+          </m:r>
+          <m:sSub>
+            <m:sSubPr>
+              <m:ctrlPr>
+                <w:rPr>
+                  <w:rFonts w:ascii="Cambria Math" w:eastAsiaTheme="minorEastAsia" w:hAnsi="Cambria Math"/>
+                  <w:i/>
+                  <w:lang w:eastAsia="ru-RU"/>
+                </w:rPr>
+              </m:ctrlPr>
+            </m:sSubPr>
+            <m:e>
+              <m:r>
+                <w:rPr>
+                  <w:rFonts w:ascii="Cambria Math" w:eastAsiaTheme="minorEastAsia" w:hAnsi="Cambria Math"/>
+                  <w:lang w:eastAsia="ru-RU"/>
+                </w:rPr>
+                <m:t>U</m:t>
+              </m:r>
+              <m:ctrlPr>
+                <w:rPr>
+                  <w:rFonts w:ascii="Cambria Math" w:eastAsiaTheme="minorEastAsia" w:hAnsi="Cambria Math"/>
+                  <w:lang w:eastAsia="ru-RU"/>
+                </w:rPr>
+              </m:ctrlPr>
+            </m:e>
+            <m:sub>
+              <m:r>
+                <m:rPr>
+                  <m:nor/>
+                </m:rPr>
+                <w:rPr>
+                  <w:rFonts w:ascii="Cambria Math" w:eastAsiaTheme="minorEastAsia" w:hAnsi="Cambria Math"/>
+                  <w:lang w:eastAsia="ru-RU"/>
+                </w:rPr>
+                <m:t>вх</m:t>
+              </m:r>
+            </m:sub>
+          </m:sSub>
+          <m:r>
+            <w:rPr>
+              <w:rFonts w:ascii="Cambria Math" w:eastAsiaTheme="minorEastAsia" w:hAnsi="Cambria Math"/>
+              <w:lang w:eastAsia="ru-RU"/>
+            </w:rPr>
+            <m:t>-0.933</m:t>
+          </m:r>
+        </m:oMath>
+      </m:oMathPara>
+    </w:p>
+    <w:p>
+      <w:pPr>
+        <w:rPr>
+          <w:rFonts w:eastAsiaTheme="minorEastAsia"/>
+          <w:lang w:eastAsia="ru-RU"/>
+        </w:rPr>
+      </w:pPr>
+      <m:oMathPara>
+        <m:oMath>
+          <m:sSub>
+            <m:sSubPr>
+              <m:ctrlPr>
+                <w:rPr>
+                  <w:rFonts w:ascii="Cambria Math" w:eastAsiaTheme="minorEastAsia" w:hAnsi="Cambria Math"/>
+                  <w:i/>
+                  <w:lang w:eastAsia="ru-RU"/>
+                </w:rPr>
+              </m:ctrlPr>
+            </m:sSubPr>
+            <m:e>
+              <m:r>
+                <w:rPr>
+                  <w:rFonts w:ascii="Cambria Math" w:eastAsiaTheme="minorEastAsia" w:hAnsi="Cambria Math"/>
+                  <w:lang w:eastAsia="ru-RU"/>
+                </w:rPr>
+                <m:t>U</m:t>
+              </m:r>
+            </m:e>
+            <m:sub>
+              <m:r>
+                <m:rPr>
+                  <m:nor/>
+                </m:rPr>
+                <w:rPr>
+                  <w:rFonts w:ascii="Cambria Math" w:eastAsiaTheme="minorEastAsia" w:hAnsi="Cambria Math"/>
+                  <w:lang w:eastAsia="ru-RU"/>
+                </w:rPr>
+                <m:t>вых</m:t>
+              </m:r>
+              <m:r>
+                <w:rPr>
+                  <w:rFonts w:ascii="Cambria Math" w:eastAsiaTheme="minorEastAsia" w:hAnsi="Cambria Math"/>
+                  <w:lang w:eastAsia="ru-RU"/>
+                </w:rPr>
+                <m:t>3</m:t>
+              </m:r>
+            </m:sub>
+          </m:sSub>
+          <m:r>
+            <w:rPr>
+              <w:rFonts w:ascii="Cambria Math" w:eastAsiaTheme="minorEastAsia" w:hAnsi="Cambria Math"/>
+              <w:lang w:eastAsia="ru-RU"/>
+            </w:rPr>
+            <m:t>=0.996</m:t>
+          </m:r>
+          <m:r>
+            <m:rPr>
+              <m:sty m:val="p"/>
+            </m:rPr>
+            <w:rPr>
+              <w:rFonts w:ascii="Cambria Math" w:eastAsiaTheme="minorEastAsia" w:hAnsi="Cambria Math"/>
+              <w:lang w:eastAsia="ru-RU"/>
+            </w:rPr>
+            <m:t>⋅</m:t>
+          </m:r>
+          <m:sSub>
+            <m:sSubPr>
+              <m:ctrlPr>
+                <w:rPr>
+                  <w:rFonts w:ascii="Cambria Math" w:eastAsiaTheme="minorEastAsia" w:hAnsi="Cambria Math"/>
+                  <w:i/>
+                  <w:lang w:eastAsia="ru-RU"/>
+                </w:rPr>
+              </m:ctrlPr>
+            </m:sSubPr>
+            <m:e>
+              <m:r>
+                <w:rPr>
+                  <w:rFonts w:ascii="Cambria Math" w:eastAsiaTheme="minorEastAsia" w:hAnsi="Cambria Math"/>
+                  <w:lang w:eastAsia="ru-RU"/>
+                </w:rPr>
+                <m:t>U</m:t>
+              </m:r>
+              <m:ctrlPr>
+                <w:rPr>
+                  <w:rFonts w:ascii="Cambria Math" w:eastAsiaTheme="minorEastAsia" w:hAnsi="Cambria Math"/>
+                  <w:lang w:eastAsia="ru-RU"/>
+                </w:rPr>
+              </m:ctrlPr>
+            </m:e>
+            <m:sub>
+              <m:r>
+                <m:rPr>
+                  <m:nor/>
+                </m:rPr>
+                <w:rPr>
+                  <w:rFonts w:ascii="Cambria Math" w:eastAsiaTheme="minorEastAsia" w:hAnsi="Cambria Math"/>
+                  <w:lang w:eastAsia="ru-RU"/>
+                </w:rPr>
+                <m:t>вх</m:t>
+              </m:r>
+            </m:sub>
+          </m:sSub>
+          <m:r>
+            <w:rPr>
+              <w:rFonts w:ascii="Cambria Math" w:eastAsiaTheme="minorEastAsia" w:hAnsi="Cambria Math"/>
+              <w:lang w:eastAsia="ru-RU"/>
+            </w:rPr>
+            <m:t>+0.999</m:t>
+          </m:r>
+          <m:r>
+            <m:rPr>
+              <m:sty m:val="p"/>
+            </m:rPr>
+            <w:rPr>
+              <w:rFonts w:ascii="Cambria Math" w:eastAsiaTheme="minorEastAsia" w:hAnsi="Cambria Math"/>
+              <w:lang w:eastAsia="ru-RU"/>
+            </w:rPr>
+            <m:t>⋅</m:t>
+          </m:r>
+          <m:r>
+            <w:rPr>
+              <w:rFonts w:ascii="Cambria Math" w:eastAsiaTheme="minorEastAsia" w:hAnsi="Cambria Math"/>
+              <w:lang w:eastAsia="ru-RU"/>
+            </w:rPr>
+            <m:t>0-0.000028</m:t>
+          </m:r>
+          <m:r>
+            <m:rPr>
+              <m:sty m:val="p"/>
+            </m:rPr>
+            <w:rPr>
+              <w:rFonts w:ascii="Cambria Math" w:eastAsiaTheme="minorEastAsia" w:hAnsi="Cambria Math"/>
+              <w:lang w:eastAsia="ru-RU"/>
+            </w:rPr>
+            <m:t>⋅</m:t>
+          </m:r>
+          <m:r>
+            <w:rPr>
+              <w:rFonts w:ascii="Cambria Math" w:eastAsiaTheme="minorEastAsia" w:hAnsi="Cambria Math"/>
+              <w:lang w:eastAsia="ru-RU"/>
+            </w:rPr>
+            <m:t>1=0.996</m:t>
+          </m:r>
+          <m:r>
+            <m:rPr>
+              <m:sty m:val="p"/>
+            </m:rPr>
+            <w:rPr>
+              <w:rFonts w:ascii="Cambria Math" w:eastAsiaTheme="minorEastAsia" w:hAnsi="Cambria Math"/>
+              <w:lang w:eastAsia="ru-RU"/>
+            </w:rPr>
+            <m:t>⋅</m:t>
+          </m:r>
+          <m:sSub>
+            <m:sSubPr>
+              <m:ctrlPr>
+                <w:rPr>
+                  <w:rFonts w:ascii="Cambria Math" w:eastAsiaTheme="minorEastAsia" w:hAnsi="Cambria Math"/>
+                  <w:i/>
+                  <w:lang w:eastAsia="ru-RU"/>
+                </w:rPr>
+              </m:ctrlPr>
+            </m:sSubPr>
+            <m:e>
+              <m:r>
+                <w:rPr>
+                  <w:rFonts w:ascii="Cambria Math" w:eastAsiaTheme="minorEastAsia" w:hAnsi="Cambria Math"/>
+                  <w:lang w:eastAsia="ru-RU"/>
+                </w:rPr>
+                <m:t>U</m:t>
+              </m:r>
+              <m:ctrlPr>
+                <w:rPr>
+                  <w:rFonts w:ascii="Cambria Math" w:eastAsiaTheme="minorEastAsia" w:hAnsi="Cambria Math"/>
+                  <w:lang w:eastAsia="ru-RU"/>
+                </w:rPr>
+              </m:ctrlPr>
+            </m:e>
+            <m:sub>
+              <m:r>
+                <m:rPr>
+                  <m:nor/>
+                </m:rPr>
+                <w:rPr>
+                  <w:rFonts w:ascii="Cambria Math" w:eastAsiaTheme="minorEastAsia" w:hAnsi="Cambria Math"/>
+                  <w:lang w:eastAsia="ru-RU"/>
+                </w:rPr>
+                <m:t>вх</m:t>
+              </m:r>
+            </m:sub>
+          </m:sSub>
+        </m:oMath>
+      </m:oMathPara>
+    </w:p>
+    <w:p>
+      <w:pPr>
+        <w:rPr>
+          <w:rFonts w:eastAsiaTheme="minorEastAsia"/>
+          <w:lang w:eastAsia="ru-RU"/>
+        </w:rPr>
+      </w:pPr>
+      <w:r>
+        <w:rPr>
+          <w:lang w:eastAsia="ru-RU"/>
+        </w:rPr>
+        <w:lastRenderedPageBreak/>
+        <w:t xml:space="preserve">Найдем пороговое напряжение. Для этого прировняем </w:t>
+      </w:r>
+      <m:oMath>
+        <m:sSub>
+          <m:sSubPr>
+            <m:ctrlPr>
+              <w:rPr>
+                <w:rFonts w:ascii="Cambria Math" w:hAnsi="Cambria Math"/>
+                <w:i/>
+                <w:lang w:eastAsia="ru-RU"/>
+              </w:rPr>
+            </m:ctrlPr>
+          </m:sSubPr>
+          <m:e>
+            <m:r>
+              <w:rPr>
+                <w:rFonts w:ascii="Cambria Math" w:hAnsi="Cambria Math"/>
+                <w:lang w:val="en-US" w:eastAsia="ru-RU"/>
+              </w:rPr>
+              <m:t>U</m:t>
+            </m:r>
+          </m:e>
+          <m:sub>
+            <m:r>
+              <w:rPr>
+                <w:rFonts w:ascii="Cambria Math" w:hAnsi="Cambria Math"/>
+                <w:lang w:eastAsia="ru-RU"/>
+              </w:rPr>
+              <m:t>вых1</m:t>
+            </m:r>
+          </m:sub>
+        </m:sSub>
+        <m:r>
+          <w:rPr>
+            <w:rFonts w:ascii="Cambria Math" w:hAnsi="Cambria Math"/>
+            <w:lang w:eastAsia="ru-RU"/>
+          </w:rPr>
+          <m:t xml:space="preserve"> </m:t>
+        </m:r>
+      </m:oMath>
+      <w:r>
+        <w:rPr>
+          <w:lang w:eastAsia="ru-RU"/>
+        </w:rPr>
+        <w:t xml:space="preserve">и </w:t>
+      </w:r>
+      <m:oMath>
+        <m:sSub>
+          <m:sSubPr>
+            <m:ctrlPr>
+              <w:rPr>
+                <w:rFonts w:ascii="Cambria Math" w:hAnsi="Cambria Math"/>
+                <w:i/>
+                <w:lang w:eastAsia="ru-RU"/>
+              </w:rPr>
+            </m:ctrlPr>
+          </m:sSubPr>
+          <m:e>
+            <m:r>
+              <w:rPr>
+                <w:rFonts w:ascii="Cambria Math" w:hAnsi="Cambria Math"/>
+                <w:lang w:val="en-US" w:eastAsia="ru-RU"/>
+              </w:rPr>
+              <m:t>U</m:t>
+            </m:r>
+          </m:e>
+          <m:sub>
+            <m:r>
+              <w:rPr>
+                <w:rFonts w:ascii="Cambria Math" w:hAnsi="Cambria Math"/>
+                <w:lang w:eastAsia="ru-RU"/>
+              </w:rPr>
+              <m:t>вых3</m:t>
+            </m:r>
+          </m:sub>
+        </m:sSub>
+      </m:oMath>
+      <w:r>
+        <w:rPr>
+          <w:lang w:eastAsia="ru-RU"/>
+        </w:rPr>
+        <w:t xml:space="preserve"> :</w:t>
+      </w:r>
+    </w:p>
+    <w:p>
+      <w:pPr>
+        <w:rPr>
+          <w:rFonts w:eastAsiaTheme="minorEastAsia"/>
+          <w:lang w:eastAsia="ru-RU"/>
+        </w:rPr>
+      </w:pPr>
+      <m:oMathPara>
+        <m:oMath>
+          <m:r>
+            <w:rPr>
+              <w:rFonts w:ascii="Cambria Math" w:eastAsiaTheme="minorEastAsia" w:hAnsi="Cambria Math"/>
+              <w:lang w:eastAsia="ru-RU"/>
+            </w:rPr>
+            <m:t>0.040</m:t>
+          </m:r>
+          <m:r>
+            <m:rPr>
+              <m:sty m:val="p"/>
+            </m:rPr>
+            <w:rPr>
+              <w:rFonts w:ascii="Cambria Math" w:eastAsiaTheme="minorEastAsia" w:hAnsi="Cambria Math"/>
+              <w:lang w:eastAsia="ru-RU"/>
+            </w:rPr>
+            <m:t>⋅</m:t>
+          </m:r>
+          <m:sSub>
+            <m:sSubPr>
+              <m:ctrlPr>
+                <w:rPr>
+                  <w:rFonts w:ascii="Cambria Math" w:eastAsiaTheme="minorEastAsia" w:hAnsi="Cambria Math"/>
+                  <w:i/>
+                  <w:lang w:eastAsia="ru-RU"/>
+                </w:rPr>
+              </m:ctrlPr>
+            </m:sSubPr>
+            <m:e>
+              <m:r>
+                <w:rPr>
+                  <w:rFonts w:ascii="Cambria Math" w:eastAsiaTheme="minorEastAsia" w:hAnsi="Cambria Math"/>
+                  <w:lang w:eastAsia="ru-RU"/>
+                </w:rPr>
+                <m:t>U</m:t>
+              </m:r>
+              <m:ctrlPr>
+                <w:rPr>
+                  <w:rFonts w:ascii="Cambria Math" w:eastAsiaTheme="minorEastAsia" w:hAnsi="Cambria Math"/>
+                  <w:lang w:eastAsia="ru-RU"/>
+                </w:rPr>
+              </m:ctrlPr>
+            </m:e>
+            <m:sub>
+              <m:r>
+                <m:rPr>
+                  <m:nor/>
+                </m:rPr>
+                <w:rPr>
+                  <w:rFonts w:ascii="Cambria Math" w:eastAsiaTheme="minorEastAsia" w:hAnsi="Cambria Math"/>
+                  <w:lang w:eastAsia="ru-RU"/>
+                </w:rPr>
+                <m:t>пор</m:t>
+              </m:r>
+            </m:sub>
+          </m:sSub>
+          <m:r>
+            <w:rPr>
+              <w:rFonts w:ascii="Cambria Math" w:eastAsiaTheme="minorEastAsia" w:hAnsi="Cambria Math"/>
+              <w:lang w:eastAsia="ru-RU"/>
+            </w:rPr>
+            <m:t>-0.933=0.996</m:t>
+          </m:r>
+          <m:r>
+            <m:rPr>
+              <m:sty m:val="p"/>
+            </m:rPr>
+            <w:rPr>
+              <w:rFonts w:ascii="Cambria Math" w:eastAsiaTheme="minorEastAsia" w:hAnsi="Cambria Math"/>
+              <w:lang w:eastAsia="ru-RU"/>
+            </w:rPr>
+            <m:t>⋅</m:t>
+          </m:r>
+          <m:sSub>
+            <m:sSubPr>
+              <m:ctrlPr>
+                <w:rPr>
+                  <w:rFonts w:ascii="Cambria Math" w:eastAsiaTheme="minorEastAsia" w:hAnsi="Cambria Math"/>
+                  <w:i/>
+                  <w:lang w:eastAsia="ru-RU"/>
+                </w:rPr>
+              </m:ctrlPr>
+            </m:sSubPr>
+            <m:e>
+              <m:r>
+                <w:rPr>
+                  <w:rFonts w:ascii="Cambria Math" w:eastAsiaTheme="minorEastAsia" w:hAnsi="Cambria Math"/>
+                  <w:lang w:eastAsia="ru-RU"/>
+                </w:rPr>
+                <m:t>U</m:t>
+              </m:r>
+              <m:ctrlPr>
+                <w:rPr>
+                  <w:rFonts w:ascii="Cambria Math" w:eastAsiaTheme="minorEastAsia" w:hAnsi="Cambria Math"/>
+                  <w:lang w:eastAsia="ru-RU"/>
+                </w:rPr>
+              </m:ctrlPr>
+            </m:e>
+            <m:sub>
+              <m:r>
+                <m:rPr>
+                  <m:nor/>
+                </m:rPr>
+                <w:rPr>
+                  <w:rFonts w:ascii="Cambria Math" w:eastAsiaTheme="minorEastAsia" w:hAnsi="Cambria Math"/>
+                  <w:lang w:eastAsia="ru-RU"/>
+                </w:rPr>
+                <m:t>пор</m:t>
+              </m:r>
+            </m:sub>
+          </m:sSub>
+        </m:oMath>
+      </m:oMathPara>
+    </w:p>
+    <w:p>
+      <w:pPr>
+        <w:rPr>
+          <w:rFonts w:eastAsiaTheme="minorEastAsia"/>
+          <w:lang w:eastAsia="ru-RU"/>
+        </w:rPr>
+      </w:pPr>
+      <m:oMathPara>
+        <m:oMath>
+          <m:r>
+            <w:rPr>
+              <w:rFonts w:ascii="Cambria Math" w:eastAsiaTheme="minorEastAsia" w:hAnsi="Cambria Math"/>
+              <w:lang w:eastAsia="ru-RU"/>
+            </w:rPr>
+            <m:t>-0.933=0.956</m:t>
+          </m:r>
+          <m:r>
+            <m:rPr>
+              <m:sty m:val="p"/>
+            </m:rPr>
+            <w:rPr>
+              <w:rFonts w:ascii="Cambria Math" w:eastAsiaTheme="minorEastAsia" w:hAnsi="Cambria Math"/>
+              <w:lang w:eastAsia="ru-RU"/>
+            </w:rPr>
+            <m:t>⋅</m:t>
+          </m:r>
+          <m:sSub>
+            <m:sSubPr>
+              <m:ctrlPr>
+                <w:rPr>
+                  <w:rFonts w:ascii="Cambria Math" w:eastAsiaTheme="minorEastAsia" w:hAnsi="Cambria Math"/>
+                  <w:i/>
+                  <w:lang w:eastAsia="ru-RU"/>
+                </w:rPr>
+              </m:ctrlPr>
+            </m:sSubPr>
+            <m:e>
+              <m:r>
+                <w:rPr>
+                  <w:rFonts w:ascii="Cambria Math" w:eastAsiaTheme="minorEastAsia" w:hAnsi="Cambria Math"/>
+                  <w:lang w:eastAsia="ru-RU"/>
+                </w:rPr>
+                <m:t>U</m:t>
+              </m:r>
+              <m:ctrlPr>
+                <w:rPr>
+                  <w:rFonts w:ascii="Cambria Math" w:eastAsiaTheme="minorEastAsia" w:hAnsi="Cambria Math"/>
+                  <w:lang w:eastAsia="ru-RU"/>
+                </w:rPr>
+              </m:ctrlPr>
+            </m:e>
+            <m:sub>
+              <m:r>
+                <m:rPr>
+                  <m:nor/>
+                </m:rPr>
+                <w:rPr>
+                  <w:rFonts w:ascii="Cambria Math" w:eastAsiaTheme="minorEastAsia" w:hAnsi="Cambria Math"/>
+                  <w:lang w:eastAsia="ru-RU"/>
+                </w:rPr>
+                <m:t>пор</m:t>
+              </m:r>
+            </m:sub>
+          </m:sSub>
+        </m:oMath>
+      </m:oMathPara>
+    </w:p>
+    <w:p>
+      <w:pPr>
+        <w:rPr>
+          <w:rFonts w:eastAsiaTheme="minorEastAsia"/>
+          <w:lang w:eastAsia="ru-RU"/>
+        </w:rPr>
+      </w:pPr>
+      <m:oMathPara>
+        <m:oMath>
+          <m:sSub>
+            <m:sSubPr>
+              <m:ctrlPr>
+                <w:rPr>
+                  <w:rFonts w:ascii="Cambria Math" w:eastAsiaTheme="minorEastAsia" w:hAnsi="Cambria Math"/>
+                  <w:i/>
+                  <w:lang w:eastAsia="ru-RU"/>
+                </w:rPr>
+              </m:ctrlPr>
+            </m:sSubPr>
+            <m:e>
+              <m:r>
+                <w:rPr>
+                  <w:rFonts w:ascii="Cambria Math" w:eastAsiaTheme="minorEastAsia" w:hAnsi="Cambria Math"/>
+                  <w:lang w:val="en-US" w:eastAsia="ru-RU"/>
+                </w:rPr>
+                <m:t>U</m:t>
+              </m:r>
+              <m:ctrlPr>
+                <w:rPr>
+                  <w:rFonts w:ascii="Cambria Math" w:eastAsiaTheme="minorEastAsia" w:hAnsi="Cambria Math"/>
+                  <w:i/>
+                  <w:lang w:val="en-US" w:eastAsia="ru-RU"/>
+                </w:rPr>
+              </m:ctrlPr>
+            </m:e>
+            <m:sub>
+              <m:r>
+                <m:rPr>
+                  <m:nor/>
+                </m:rPr>
+                <w:rPr>
+                  <w:rFonts w:ascii="Cambria Math" w:eastAsiaTheme="minorEastAsia" w:hAnsi="Cambria Math"/>
+                  <w:lang w:eastAsia="ru-RU"/>
+                </w:rPr>
+                <m:t>пор</m:t>
+              </m:r>
+            </m:sub>
+          </m:sSub>
+          <m:r>
+            <w:rPr>
+              <w:rFonts w:ascii="Cambria Math" w:eastAsiaTheme="minorEastAsia" w:hAnsi="Cambria Math"/>
+              <w:lang w:eastAsia="ru-RU"/>
+            </w:rPr>
+            <m:t>=</m:t>
+          </m:r>
+          <m:f>
+            <m:fPr>
+              <m:ctrlPr>
+                <w:rPr>
+                  <w:rFonts w:ascii="Cambria Math" w:eastAsiaTheme="minorEastAsia" w:hAnsi="Cambria Math"/>
+                  <w:lang w:eastAsia="ru-RU"/>
+                </w:rPr>
+              </m:ctrlPr>
+            </m:fPr>
+            <m:num>
+              <m:r>
+                <w:rPr>
+                  <w:rFonts w:ascii="Cambria Math" w:eastAsiaTheme="minorEastAsia" w:hAnsi="Cambria Math"/>
+                  <w:lang w:eastAsia="ru-RU"/>
+                </w:rPr>
+                <m:t>-0.933</m:t>
+              </m:r>
+              <m:ctrlPr>
+                <w:rPr>
+                  <w:rFonts w:ascii="Cambria Math" w:eastAsiaTheme="minorEastAsia" w:hAnsi="Cambria Math"/>
+                  <w:i/>
+                  <w:lang w:eastAsia="ru-RU"/>
+                </w:rPr>
+              </m:ctrlPr>
+            </m:num>
+            <m:den>
+              <m:r>
+                <w:rPr>
+                  <w:rFonts w:ascii="Cambria Math" w:eastAsiaTheme="minorEastAsia" w:hAnsi="Cambria Math"/>
+                  <w:lang w:eastAsia="ru-RU"/>
+                </w:rPr>
+                <m:t>0.956</m:t>
+              </m:r>
+              <m:ctrlPr>
+                <w:rPr>
+                  <w:rFonts w:ascii="Cambria Math" w:eastAsiaTheme="minorEastAsia" w:hAnsi="Cambria Math"/>
+                  <w:i/>
+                  <w:lang w:eastAsia="ru-RU"/>
+                </w:rPr>
+              </m:ctrlPr>
+            </m:den>
+          </m:f>
+          <m:r>
+            <w:rPr>
+              <w:rFonts w:ascii="Cambria Math" w:eastAsiaTheme="minorEastAsia" w:hAnsi="Cambria Math"/>
+              <w:lang w:eastAsia="ru-RU"/>
+            </w:rPr>
+            <m:t>=-0.976</m:t>
+          </m:r>
+          <m:r>
+            <m:rPr>
+              <m:nor/>
+            </m:rPr>
+            <w:rPr>
+              <w:rFonts w:ascii="Cambria Math" w:eastAsiaTheme="minorEastAsia" w:hAnsi="Cambria Math"/>
+              <w:lang w:eastAsia="ru-RU"/>
+            </w:rPr>
+            <m:t xml:space="preserve"> В</m:t>
+          </m:r>
+        </m:oMath>
+      </m:oMathPara>
+    </w:p>
+    <w:p>
+      <w:pPr>
+        <w:rPr>
+          <w:rFonts w:eastAsiaTheme="minorEastAsia"/>
+          <w:lang w:eastAsia="ru-RU"/>
+        </w:rPr>
+      </w:pPr>
+      <w:r>
+        <w:rPr>
+          <w:rFonts w:eastAsiaTheme="minorEastAsia"/>
+          <w:lang w:eastAsia="ru-RU"/>
+        </w:rPr>
+        <w:t>Составим систему уравнений, описывающую исследуемый диодный ограничитель</w:t>
+      </w:r>
+      <w:r>
+        <w:rPr>
+          <w:rFonts w:eastAsiaTheme="minorEastAsia"/>
+          <w:lang w:eastAsia="ru-RU"/>
+        </w:rPr>
+        <w:t xml:space="preserve"> (формула 13)</w:t>
+      </w:r>
+      <w:r>
+        <w:rPr>
+          <w:rFonts w:eastAsiaTheme="minorEastAsia"/>
+          <w:lang w:eastAsia="ru-RU"/>
+        </w:rPr>
+        <w:t>:</w:t>
+      </w:r>
+    </w:p>
+    <w:p>
+      <w:pPr>
+        <w:rPr>
+          <w:rFonts w:eastAsiaTheme="minorEastAsia"/>
+          <w:lang w:eastAsia="ru-RU"/>
+        </w:rPr>
+      </w:pPr>
+      <m:oMathPara>
+        <m:oMath>
+          <m:sSub>
+            <m:sSubPr>
+              <m:ctrlPr>
+                <w:rPr>
+                  <w:rFonts w:ascii="Cambria Math" w:eastAsiaTheme="minorEastAsia" w:hAnsi="Cambria Math"/>
+                  <w:i/>
+                  <w:lang w:eastAsia="ru-RU"/>
+                </w:rPr>
+              </m:ctrlPr>
+            </m:sSubPr>
+            <m:e>
+              <m:r>
+                <w:rPr>
+                  <w:rFonts w:ascii="Cambria Math" w:eastAsiaTheme="minorEastAsia" w:hAnsi="Cambria Math"/>
+                  <w:lang w:val="en-US" w:eastAsia="ru-RU"/>
+                </w:rPr>
+                <m:t>U</m:t>
+              </m:r>
+            </m:e>
+            <m:sub>
+              <m:r>
+                <w:rPr>
+                  <w:rFonts w:ascii="Cambria Math" w:eastAsiaTheme="minorEastAsia" w:hAnsi="Cambria Math"/>
+                  <w:lang w:eastAsia="ru-RU"/>
+                </w:rPr>
+                <m:t>вых</m:t>
+              </m:r>
+            </m:sub>
+          </m:sSub>
+          <m:r>
+            <w:rPr>
+              <w:rFonts w:ascii="Cambria Math" w:eastAsiaTheme="minorEastAsia" w:hAnsi="Cambria Math"/>
+              <w:lang w:eastAsia="ru-RU"/>
+            </w:rPr>
+            <m:t>=</m:t>
+          </m:r>
+          <m:d>
+            <m:dPr>
+              <m:begChr m:val="{"/>
+              <m:endChr m:val=""/>
+              <m:ctrlPr>
+                <w:rPr>
+                  <w:rFonts w:ascii="Cambria Math" w:eastAsiaTheme="minorEastAsia" w:hAnsi="Cambria Math"/>
+                  <w:i/>
+                  <w:lang w:eastAsia="ru-RU"/>
+                </w:rPr>
+              </m:ctrlPr>
+            </m:dPr>
+            <m:e>
+              <m:eqArr>
+                <m:eqArrPr>
+                  <m:ctrlPr>
+                    <w:rPr>
+                      <w:rFonts w:ascii="Cambria Math" w:eastAsiaTheme="minorEastAsia" w:hAnsi="Cambria Math"/>
+                      <w:i/>
+                      <w:lang w:eastAsia="ru-RU"/>
+                    </w:rPr>
+                  </m:ctrlPr>
+                </m:eqArrPr>
+                <m:e>
+                  <m:r>
+                    <w:rPr>
+                      <w:rFonts w:ascii="Cambria Math" w:eastAsiaTheme="minorEastAsia" w:hAnsi="Cambria Math"/>
+                      <w:lang w:eastAsia="ru-RU"/>
+                    </w:rPr>
+                    <m:t>0.000</m:t>
+                  </m:r>
+                  <m:r>
+                    <w:rPr>
+                      <w:rFonts w:ascii="Cambria Math" w:eastAsiaTheme="minorEastAsia" w:hAnsi="Cambria Math"/>
+                      <w:lang w:eastAsia="ru-RU"/>
+                    </w:rPr>
+                    <m:t>28</m:t>
+                  </m:r>
+                  <m:r>
+                    <m:rPr>
+                      <m:sty m:val="p"/>
+                    </m:rPr>
+                    <w:rPr>
+                      <w:rFonts w:ascii="Cambria Math" w:eastAsiaTheme="minorEastAsia" w:hAnsi="Cambria Math"/>
+                      <w:lang w:eastAsia="ru-RU"/>
+                    </w:rPr>
+                    <m:t>⋅</m:t>
+                  </m:r>
+                  <m:sSub>
+                    <m:sSubPr>
+                      <m:ctrlPr>
+                        <w:rPr>
+                          <w:rFonts w:ascii="Cambria Math" w:eastAsiaTheme="minorEastAsia" w:hAnsi="Cambria Math"/>
+                          <w:i/>
+                          <w:lang w:eastAsia="ru-RU"/>
+                        </w:rPr>
+                      </m:ctrlPr>
+                    </m:sSubPr>
+                    <m:e>
+                      <m:r>
+                        <w:rPr>
+                          <w:rFonts w:ascii="Cambria Math" w:eastAsiaTheme="minorEastAsia" w:hAnsi="Cambria Math"/>
+                          <w:lang w:val="en-US" w:eastAsia="ru-RU"/>
+                        </w:rPr>
+                        <m:t>U</m:t>
+                      </m:r>
+                    </m:e>
+                    <m:sub>
+                      <m:r>
+                        <w:rPr>
+                          <w:rFonts w:ascii="Cambria Math" w:eastAsiaTheme="minorEastAsia" w:hAnsi="Cambria Math"/>
+                          <w:lang w:eastAsia="ru-RU"/>
+                        </w:rPr>
+                        <m:t>вх</m:t>
+                      </m:r>
+                    </m:sub>
+                  </m:sSub>
+                  <m:r>
+                    <w:rPr>
+                      <w:rFonts w:ascii="Cambria Math" w:eastAsiaTheme="minorEastAsia" w:hAnsi="Cambria Math"/>
+                      <w:lang w:eastAsia="ru-RU"/>
+                    </w:rPr>
+                    <m:t>-</m:t>
+                  </m:r>
+                  <m:r>
+                    <w:rPr>
+                      <w:rFonts w:ascii="Cambria Math" w:eastAsiaTheme="minorEastAsia" w:hAnsi="Cambria Math"/>
+                      <w:lang w:eastAsia="ru-RU"/>
+                    </w:rPr>
+                    <m:t>0.028</m:t>
+                  </m:r>
+                  <m:r>
+                    <w:rPr>
+                      <w:rFonts w:ascii="Cambria Math" w:eastAsiaTheme="minorEastAsia" w:hAnsi="Cambria Math"/>
+                      <w:lang w:eastAsia="ru-RU"/>
+                    </w:rPr>
+                    <m:t xml:space="preserve">    при </m:t>
+                  </m:r>
+                  <m:sSub>
+                    <m:sSubPr>
+                      <m:ctrlPr>
+                        <w:rPr>
+                          <w:rFonts w:ascii="Cambria Math" w:eastAsiaTheme="minorEastAsia" w:hAnsi="Cambria Math"/>
+                          <w:i/>
+                          <w:lang w:eastAsia="ru-RU"/>
+                        </w:rPr>
+                      </m:ctrlPr>
+                    </m:sSubPr>
+                    <m:e>
+                      <m:r>
+                        <w:rPr>
+                          <w:rFonts w:ascii="Cambria Math" w:eastAsiaTheme="minorEastAsia" w:hAnsi="Cambria Math"/>
+                          <w:lang w:val="en-US" w:eastAsia="ru-RU"/>
+                        </w:rPr>
+                        <m:t>U</m:t>
+                      </m:r>
+                    </m:e>
+                    <m:sub>
+                      <m:r>
+                        <w:rPr>
+                          <w:rFonts w:ascii="Cambria Math" w:eastAsiaTheme="minorEastAsia" w:hAnsi="Cambria Math"/>
+                          <w:lang w:eastAsia="ru-RU"/>
+                        </w:rPr>
+                        <m:t>вх</m:t>
+                      </m:r>
+                    </m:sub>
+                  </m:sSub>
+                  <m:r>
+                    <w:rPr>
+                      <w:rFonts w:ascii="Cambria Math" w:eastAsiaTheme="minorEastAsia" w:hAnsi="Cambria Math"/>
+                      <w:lang w:val="en-US" w:eastAsia="ru-RU"/>
+                    </w:rPr>
+                    <m:t>&lt;-</m:t>
+                  </m:r>
+                  <m:r>
+                    <w:rPr>
+                      <w:rFonts w:ascii="Cambria Math" w:eastAsiaTheme="minorEastAsia" w:hAnsi="Cambria Math"/>
+                      <w:lang w:val="en-US" w:eastAsia="ru-RU"/>
+                    </w:rPr>
+                    <m:t>4</m:t>
+                  </m:r>
+                </m:e>
+                <m:e>
+                  <m:r>
+                    <w:rPr>
+                      <w:rFonts w:ascii="Cambria Math" w:eastAsiaTheme="minorEastAsia" w:hAnsi="Cambria Math"/>
+                      <w:lang w:eastAsia="ru-RU"/>
+                    </w:rPr>
+                    <m:t>0.</m:t>
+                  </m:r>
+                  <m:r>
+                    <w:rPr>
+                      <w:rFonts w:ascii="Cambria Math" w:eastAsiaTheme="minorEastAsia" w:hAnsi="Cambria Math"/>
+                      <w:lang w:eastAsia="ru-RU"/>
+                    </w:rPr>
+                    <m:t>200</m:t>
+                  </m:r>
+                  <m:r>
+                    <m:rPr>
+                      <m:sty m:val="p"/>
+                    </m:rPr>
+                    <w:rPr>
+                      <w:rFonts w:ascii="Cambria Math" w:eastAsiaTheme="minorEastAsia" w:hAnsi="Cambria Math"/>
+                      <w:lang w:eastAsia="ru-RU"/>
+                    </w:rPr>
+                    <m:t>⋅</m:t>
+                  </m:r>
+                  <m:sSub>
+                    <m:sSubPr>
+                      <m:ctrlPr>
+                        <w:rPr>
+                          <w:rFonts w:ascii="Cambria Math" w:eastAsiaTheme="minorEastAsia" w:hAnsi="Cambria Math"/>
+                          <w:i/>
+                          <w:lang w:eastAsia="ru-RU"/>
+                        </w:rPr>
+                      </m:ctrlPr>
+                    </m:sSubPr>
+                    <m:e>
+                      <m:r>
+                        <w:rPr>
+                          <w:rFonts w:ascii="Cambria Math" w:eastAsiaTheme="minorEastAsia" w:hAnsi="Cambria Math"/>
+                          <w:lang w:val="en-US" w:eastAsia="ru-RU"/>
+                        </w:rPr>
+                        <m:t>U</m:t>
+                      </m:r>
+                    </m:e>
+                    <m:sub>
+                      <m:r>
+                        <w:rPr>
+                          <w:rFonts w:ascii="Cambria Math" w:eastAsiaTheme="minorEastAsia" w:hAnsi="Cambria Math"/>
+                          <w:lang w:eastAsia="ru-RU"/>
+                        </w:rPr>
+                        <m:t>вх</m:t>
+                      </m:r>
+                    </m:sub>
+                  </m:sSub>
+                  <m:r>
+                    <w:rPr>
+                      <w:rFonts w:ascii="Cambria Math" w:eastAsiaTheme="minorEastAsia" w:hAnsi="Cambria Math"/>
+                      <w:lang w:eastAsia="ru-RU"/>
+                    </w:rPr>
+                    <m:t>-</m:t>
+                  </m:r>
+                  <m:r>
+                    <w:rPr>
+                      <w:rFonts w:ascii="Cambria Math" w:eastAsiaTheme="minorEastAsia" w:hAnsi="Cambria Math"/>
+                      <w:lang w:eastAsia="ru-RU"/>
+                    </w:rPr>
+                    <m:t xml:space="preserve">5.163 </m:t>
+                  </m:r>
+                  <m:r>
+                    <w:rPr>
+                      <w:rFonts w:ascii="Cambria Math" w:eastAsiaTheme="minorEastAsia" w:hAnsi="Cambria Math"/>
+                      <w:lang w:eastAsia="ru-RU"/>
+                    </w:rPr>
+                    <m:t xml:space="preserve">при </m:t>
+                  </m:r>
+                  <m:sSub>
+                    <m:sSubPr>
+                      <m:ctrlPr>
+                        <w:rPr>
+                          <w:rFonts w:ascii="Cambria Math" w:eastAsiaTheme="minorEastAsia" w:hAnsi="Cambria Math"/>
+                          <w:i/>
+                          <w:lang w:eastAsia="ru-RU"/>
+                        </w:rPr>
+                      </m:ctrlPr>
+                    </m:sSubPr>
+                    <m:e>
+                      <m:r>
+                        <w:rPr>
+                          <w:rFonts w:ascii="Cambria Math" w:eastAsiaTheme="minorEastAsia" w:hAnsi="Cambria Math"/>
+                          <w:lang w:val="en-US" w:eastAsia="ru-RU"/>
+                        </w:rPr>
+                        <m:t>U</m:t>
+                      </m:r>
+                    </m:e>
+                    <m:sub>
+                      <m:r>
+                        <w:rPr>
+                          <w:rFonts w:ascii="Cambria Math" w:eastAsiaTheme="minorEastAsia" w:hAnsi="Cambria Math"/>
+                          <w:lang w:eastAsia="ru-RU"/>
+                        </w:rPr>
+                        <m:t>вх</m:t>
+                      </m:r>
+                    </m:sub>
+                  </m:sSub>
+                  <m:r>
+                    <w:rPr>
+                      <w:rFonts w:ascii="Cambria Math" w:eastAsiaTheme="minorEastAsia" w:hAnsi="Cambria Math"/>
+                      <w:lang w:val="en-US" w:eastAsia="ru-RU"/>
+                    </w:rPr>
+                    <m:t>&gt;</m:t>
+                  </m:r>
+                  <m:r>
+                    <w:rPr>
+                      <w:rFonts w:ascii="Cambria Math" w:eastAsiaTheme="minorEastAsia" w:hAnsi="Cambria Math"/>
+                      <w:lang w:val="en-US" w:eastAsia="ru-RU"/>
+                    </w:rPr>
+                    <m:t>3</m:t>
+                  </m:r>
+                  <m:r>
+                    <w:rPr>
+                      <w:rFonts w:ascii="Cambria Math" w:eastAsiaTheme="minorEastAsia" w:hAnsi="Cambria Math"/>
+                      <w:lang w:eastAsia="ru-RU"/>
+                    </w:rPr>
+                    <m:t>.984</m:t>
+                  </m:r>
+                </m:e>
+                <m:e>
+                  <m:r>
+                    <w:rPr>
+                      <w:rFonts w:ascii="Cambria Math" w:eastAsiaTheme="minorEastAsia" w:hAnsi="Cambria Math"/>
+                      <w:lang w:eastAsia="ru-RU"/>
+                    </w:rPr>
+                    <m:t>0.99</m:t>
+                  </m:r>
+                  <m:r>
+                    <w:rPr>
+                      <w:rFonts w:ascii="Cambria Math" w:eastAsiaTheme="minorEastAsia" w:hAnsi="Cambria Math"/>
+                      <w:lang w:eastAsia="ru-RU"/>
+                    </w:rPr>
+                    <m:t>6</m:t>
+                  </m:r>
+                  <m:r>
+                    <m:rPr>
+                      <m:sty m:val="p"/>
+                    </m:rPr>
+                    <w:rPr>
+                      <w:rFonts w:ascii="Cambria Math" w:eastAsiaTheme="minorEastAsia" w:hAnsi="Cambria Math"/>
+                      <w:lang w:eastAsia="ru-RU"/>
+                    </w:rPr>
+                    <m:t>⋅</m:t>
+                  </m:r>
+                  <m:sSub>
+                    <m:sSubPr>
+                      <m:ctrlPr>
+                        <w:rPr>
+                          <w:rFonts w:ascii="Cambria Math" w:eastAsiaTheme="minorEastAsia" w:hAnsi="Cambria Math"/>
+                          <w:i/>
+                          <w:lang w:eastAsia="ru-RU"/>
+                        </w:rPr>
+                      </m:ctrlPr>
+                    </m:sSubPr>
+                    <m:e>
+                      <m:r>
+                        <w:rPr>
+                          <w:rFonts w:ascii="Cambria Math" w:eastAsiaTheme="minorEastAsia" w:hAnsi="Cambria Math"/>
+                          <w:lang w:val="en-US" w:eastAsia="ru-RU"/>
+                        </w:rPr>
+                        <m:t>U</m:t>
+                      </m:r>
+                    </m:e>
+                    <m:sub>
+                      <m:r>
+                        <w:rPr>
+                          <w:rFonts w:ascii="Cambria Math" w:eastAsiaTheme="minorEastAsia" w:hAnsi="Cambria Math"/>
+                          <w:lang w:eastAsia="ru-RU"/>
+                        </w:rPr>
+                        <m:t>вх</m:t>
+                      </m:r>
+                    </m:sub>
+                  </m:sSub>
+                  <m:r>
+                    <w:rPr>
+                      <w:rFonts w:ascii="Cambria Math" w:eastAsiaTheme="minorEastAsia" w:hAnsi="Cambria Math"/>
+                      <w:lang w:eastAsia="ru-RU"/>
+                    </w:rPr>
+                    <m:t xml:space="preserve">   при-</m:t>
+                  </m:r>
+                  <m:r>
+                    <w:rPr>
+                      <w:rFonts w:ascii="Cambria Math" w:eastAsiaTheme="minorEastAsia" w:hAnsi="Cambria Math"/>
+                      <w:lang w:eastAsia="ru-RU"/>
+                    </w:rPr>
+                    <m:t>4</m:t>
+                  </m:r>
+                  <m:r>
+                    <w:rPr>
+                      <w:rFonts w:ascii="Cambria Math" w:eastAsiaTheme="minorEastAsia" w:hAnsi="Cambria Math"/>
+                      <w:lang w:eastAsia="ru-RU"/>
+                    </w:rPr>
+                    <m:t>&lt;</m:t>
+                  </m:r>
+                  <m:sSub>
+                    <m:sSubPr>
+                      <m:ctrlPr>
+                        <w:rPr>
+                          <w:rFonts w:ascii="Cambria Math" w:eastAsiaTheme="minorEastAsia" w:hAnsi="Cambria Math"/>
+                          <w:i/>
+                          <w:lang w:eastAsia="ru-RU"/>
+                        </w:rPr>
+                      </m:ctrlPr>
+                    </m:sSubPr>
+                    <m:e>
+                      <m:r>
+                        <w:rPr>
+                          <w:rFonts w:ascii="Cambria Math" w:eastAsiaTheme="minorEastAsia" w:hAnsi="Cambria Math"/>
+                          <w:lang w:val="en-US" w:eastAsia="ru-RU"/>
+                        </w:rPr>
+                        <m:t>U</m:t>
+                      </m:r>
+                    </m:e>
+                    <m:sub>
+                      <m:r>
+                        <w:rPr>
+                          <w:rFonts w:ascii="Cambria Math" w:eastAsiaTheme="minorEastAsia" w:hAnsi="Cambria Math"/>
+                          <w:lang w:eastAsia="ru-RU"/>
+                        </w:rPr>
+                        <m:t>вх</m:t>
+                      </m:r>
+                    </m:sub>
+                  </m:sSub>
+                  <m:r>
+                    <w:rPr>
+                      <w:rFonts w:ascii="Cambria Math" w:eastAsiaTheme="minorEastAsia" w:hAnsi="Cambria Math"/>
+                      <w:lang w:eastAsia="ru-RU"/>
+                    </w:rPr>
+                    <m:t>&lt;</m:t>
+                  </m:r>
+                  <m:r>
+                    <w:rPr>
+                      <w:rFonts w:ascii="Cambria Math" w:eastAsiaTheme="minorEastAsia" w:hAnsi="Cambria Math"/>
+                      <w:lang w:val="en-US" w:eastAsia="ru-RU"/>
+                    </w:rPr>
+                    <m:t>0</m:t>
+                  </m:r>
+                </m:e>
+              </m:eqArr>
+            </m:e>
+          </m:d>
+        </m:oMath>
+      </m:oMathPara>
+    </w:p>
+    <w:p>
+      <w:pPr>
+        <w:rPr>
+          <w:rFonts w:eastAsiaTheme="minorEastAsia"/>
+          <w:lang w:eastAsia="ru-RU"/>
+        </w:rPr>
+      </w:pPr>
+      <w:r>
+        <w:rPr>
+          <w:rFonts w:eastAsiaTheme="minorEastAsia"/>
+          <w:lang w:eastAsia="ru-RU"/>
+        </w:rPr>
+        <w:t xml:space="preserve">При  </w:t>
+      </w:r>
+      <m:oMath>
+        <m:sSub>
+          <m:sSubPr>
+            <m:ctrlPr>
+              <w:rPr>
+                <w:rFonts w:ascii="Cambria Math" w:eastAsiaTheme="minorEastAsia" w:hAnsi="Cambria Math"/>
+                <w:i/>
+                <w:lang w:eastAsia="ru-RU"/>
+              </w:rPr>
+            </m:ctrlPr>
+          </m:sSubPr>
+          <m:e>
+            <m:r>
+              <w:rPr>
+                <w:rFonts w:ascii="Cambria Math" w:eastAsiaTheme="minorEastAsia" w:hAnsi="Cambria Math"/>
+                <w:lang w:val="en-US" w:eastAsia="ru-RU"/>
+              </w:rPr>
+              <m:t>U</m:t>
+            </m:r>
+          </m:e>
+          <m:sub>
+            <m:r>
+              <w:rPr>
+                <w:rFonts w:ascii="Cambria Math" w:eastAsiaTheme="minorEastAsia" w:hAnsi="Cambria Math"/>
+                <w:lang w:eastAsia="ru-RU"/>
+              </w:rPr>
+              <m:t>пор</m:t>
+            </m:r>
+          </m:sub>
+        </m:sSub>
+        <m:r>
+          <w:rPr>
+            <w:rFonts w:ascii="Cambria Math" w:eastAsiaTheme="minorEastAsia" w:hAnsi="Cambria Math"/>
+            <w:lang w:eastAsia="ru-RU"/>
+          </w:rPr>
+          <m:t>=</m:t>
+        </m:r>
+        <m:r>
+          <w:rPr>
+            <w:rFonts w:ascii="Cambria Math" w:eastAsiaTheme="minorEastAsia" w:hAnsi="Cambria Math"/>
+            <w:lang w:eastAsia="ru-RU"/>
+          </w:rPr>
+          <m:t>3.984</m:t>
+        </m:r>
+        <m:r>
+          <w:rPr>
+            <w:rFonts w:ascii="Cambria Math" w:eastAsiaTheme="minorEastAsia" w:hAnsi="Cambria Math"/>
+            <w:lang w:eastAsia="ru-RU"/>
+          </w:rPr>
+          <m:t xml:space="preserve"> В, </m:t>
+        </m:r>
+      </m:oMath>
+      <w:r>
+        <w:rPr>
+          <w:rFonts w:eastAsiaTheme="minorEastAsia"/>
+          <w:lang w:eastAsia="ru-RU"/>
+        </w:rPr>
+        <w:t xml:space="preserve"> </w:t>
+      </w:r>
+      <m:oMath>
+        <m:sSub>
+          <m:sSubPr>
+            <m:ctrlPr>
+              <w:rPr>
+                <w:rFonts w:ascii="Cambria Math" w:eastAsiaTheme="minorEastAsia" w:hAnsi="Cambria Math"/>
+                <w:i/>
+                <w:lang w:eastAsia="ru-RU"/>
+              </w:rPr>
+            </m:ctrlPr>
+          </m:sSubPr>
+          <m:e>
+            <m:r>
+              <w:rPr>
+                <w:rFonts w:ascii="Cambria Math" w:eastAsiaTheme="minorEastAsia" w:hAnsi="Cambria Math"/>
+                <w:lang w:val="en-US" w:eastAsia="ru-RU"/>
+              </w:rPr>
+              <m:t>U</m:t>
+            </m:r>
+          </m:e>
+          <m:sub>
+            <m:r>
+              <w:rPr>
+                <w:rFonts w:ascii="Cambria Math" w:eastAsiaTheme="minorEastAsia" w:hAnsi="Cambria Math"/>
+                <w:lang w:eastAsia="ru-RU"/>
+              </w:rPr>
+              <m:t>вых</m:t>
+            </m:r>
+          </m:sub>
+        </m:sSub>
+        <m:r>
+          <w:rPr>
+            <w:rFonts w:ascii="Cambria Math" w:eastAsiaTheme="minorEastAsia" w:hAnsi="Cambria Math"/>
+            <w:lang w:eastAsia="ru-RU"/>
+          </w:rPr>
+          <m:t>=</m:t>
+        </m:r>
+        <m:r>
+          <m:rPr>
+            <m:sty m:val="p"/>
+          </m:rPr>
+          <w:rPr>
+            <w:rFonts w:ascii="Cambria Math" w:eastAsiaTheme="minorEastAsia" w:hAnsi="Cambria Math"/>
+            <w:lang w:eastAsia="ru-RU"/>
+          </w:rPr>
+          <m:t xml:space="preserve"> </m:t>
+        </m:r>
+        <m:sSub>
+          <m:sSubPr>
+            <m:ctrlPr>
+              <w:rPr>
+                <w:rFonts w:ascii="Cambria Math" w:eastAsiaTheme="minorEastAsia" w:hAnsi="Cambria Math"/>
+                <w:i/>
+                <w:lang w:eastAsia="ru-RU"/>
+              </w:rPr>
+            </m:ctrlPr>
+          </m:sSubPr>
+          <m:e>
+            <m:r>
+              <w:rPr>
+                <w:rFonts w:ascii="Cambria Math" w:eastAsiaTheme="minorEastAsia" w:hAnsi="Cambria Math"/>
+                <w:lang w:val="en-US" w:eastAsia="ru-RU"/>
+              </w:rPr>
+              <m:t>U</m:t>
+            </m:r>
+          </m:e>
+          <m:sub>
+            <m:r>
+              <w:rPr>
+                <w:rFonts w:ascii="Cambria Math" w:eastAsiaTheme="minorEastAsia" w:hAnsi="Cambria Math"/>
+                <w:lang w:eastAsia="ru-RU"/>
+              </w:rPr>
+              <m:t>огр</m:t>
+            </m:r>
+          </m:sub>
+        </m:sSub>
+        <m:r>
+          <w:rPr>
+            <w:rFonts w:ascii="Cambria Math" w:eastAsiaTheme="minorEastAsia" w:hAnsi="Cambria Math"/>
+            <w:lang w:eastAsia="ru-RU"/>
+          </w:rPr>
+          <m:t>=-</m:t>
+        </m:r>
+        <m:r>
+          <w:rPr>
+            <w:rFonts w:ascii="Cambria Math" w:eastAsiaTheme="minorEastAsia" w:hAnsi="Cambria Math"/>
+            <w:lang w:eastAsia="ru-RU"/>
+          </w:rPr>
+          <m:t>3</m:t>
+        </m:r>
+        <m:r>
+          <w:rPr>
+            <w:rFonts w:ascii="Cambria Math" w:eastAsiaTheme="minorEastAsia" w:hAnsi="Cambria Math"/>
+            <w:lang w:eastAsia="ru-RU"/>
+          </w:rPr>
+          <m:t>.99</m:t>
+        </m:r>
+        <m:r>
+          <w:rPr>
+            <w:rFonts w:ascii="Cambria Math" w:eastAsiaTheme="minorEastAsia" w:hAnsi="Cambria Math"/>
+            <w:lang w:eastAsia="ru-RU"/>
+          </w:rPr>
+          <m:t>6</m:t>
+        </m:r>
+        <m:r>
+          <w:rPr>
+            <w:rFonts w:ascii="Cambria Math" w:eastAsiaTheme="minorEastAsia" w:hAnsi="Cambria Math"/>
+            <w:lang w:eastAsia="ru-RU"/>
+          </w:rPr>
+          <m:t xml:space="preserve"> В</m:t>
+        </m:r>
+      </m:oMath>
+      <w:r>
+        <w:rPr>
+          <w:rFonts w:eastAsiaTheme="minorEastAsia"/>
+          <w:lang w:eastAsia="ru-RU"/>
+        </w:rPr>
+        <w:t>.</w:t>
+      </w:r>
+    </w:p>
+    <w:p>
+      <w:pPr>
+        <w:rPr>
+          <w:rFonts w:eastAsiaTheme="minorEastAsia"/>
+          <w:lang w:val="en-US" w:eastAsia="ru-RU"/>
+        </w:rPr>
+      </w:pPr>
+      <w:r>
+        <w:rPr>
+          <w:rFonts w:eastAsiaTheme="minorEastAsia"/>
+          <w:lang w:eastAsia="ru-RU"/>
+        </w:rPr>
+        <w:t>Построим графики зависимостей выходного напряжения от входного (рисунок 1) и выходного напряжения от времени (рисунок 2).</w:t>
+      </w:r>
+    </w:p>
+    <w:p>
+      <w:pPr>
+        <w:rPr>
+          <w:rFonts w:eastAsiaTheme="minorEastAsia"/>
+          <w:lang w:eastAsia="ru-RU"/>
         </w:rPr>
       </w:pPr>
     </w:p>
@@ -6032,11 +15311,100 @@
       </w:rPr>
     </w:lvl>
   </w:abstractNum>
+  <w:abstractNum w:abstractNumId="2" w15:restartNumberingAfterBreak="0">
+    <w:nsid w:val="55DF1B0A"/>
+    <w:multiLevelType w:val="hybridMultilevel"/>
+    <w:tmpl w:val="B3D4779C"/>
+    <w:lvl w:ilvl="0" w:tplc="0419000F">
+      <w:start w:val="1"/>
+      <w:numFmt w:val="decimal"/>
+      <w:lvlText w:val="%1."/>
+      <w:lvlJc w:val="left"/>
+      <w:pPr>
+        <w:ind w:left="1428" w:hanging="360"/>
+      </w:pPr>
+    </w:lvl>
+    <w:lvl w:ilvl="1" w:tplc="04190019" w:tentative="1">
+      <w:start w:val="1"/>
+      <w:numFmt w:val="lowerLetter"/>
+      <w:lvlText w:val="%2."/>
+      <w:lvlJc w:val="left"/>
+      <w:pPr>
+        <w:ind w:left="2148" w:hanging="360"/>
+      </w:pPr>
+    </w:lvl>
+    <w:lvl w:ilvl="2" w:tplc="0419001B" w:tentative="1">
+      <w:start w:val="1"/>
+      <w:numFmt w:val="lowerRoman"/>
+      <w:lvlText w:val="%3."/>
+      <w:lvlJc w:val="right"/>
+      <w:pPr>
+        <w:ind w:left="2868" w:hanging="180"/>
+      </w:pPr>
+    </w:lvl>
+    <w:lvl w:ilvl="3" w:tplc="0419000F" w:tentative="1">
+      <w:start w:val="1"/>
+      <w:numFmt w:val="decimal"/>
+      <w:lvlText w:val="%4."/>
+      <w:lvlJc w:val="left"/>
+      <w:pPr>
+        <w:ind w:left="3588" w:hanging="360"/>
+      </w:pPr>
+    </w:lvl>
+    <w:lvl w:ilvl="4" w:tplc="04190019" w:tentative="1">
+      <w:start w:val="1"/>
+      <w:numFmt w:val="lowerLetter"/>
+      <w:lvlText w:val="%5."/>
+      <w:lvlJc w:val="left"/>
+      <w:pPr>
+        <w:ind w:left="4308" w:hanging="360"/>
+      </w:pPr>
+    </w:lvl>
+    <w:lvl w:ilvl="5" w:tplc="0419001B" w:tentative="1">
+      <w:start w:val="1"/>
+      <w:numFmt w:val="lowerRoman"/>
+      <w:lvlText w:val="%6."/>
+      <w:lvlJc w:val="right"/>
+      <w:pPr>
+        <w:ind w:left="5028" w:hanging="180"/>
+      </w:pPr>
+    </w:lvl>
+    <w:lvl w:ilvl="6" w:tplc="0419000F" w:tentative="1">
+      <w:start w:val="1"/>
+      <w:numFmt w:val="decimal"/>
+      <w:lvlText w:val="%7."/>
+      <w:lvlJc w:val="left"/>
+      <w:pPr>
+        <w:ind w:left="5748" w:hanging="360"/>
+      </w:pPr>
+    </w:lvl>
+    <w:lvl w:ilvl="7" w:tplc="04190019" w:tentative="1">
+      <w:start w:val="1"/>
+      <w:numFmt w:val="lowerLetter"/>
+      <w:lvlText w:val="%8."/>
+      <w:lvlJc w:val="left"/>
+      <w:pPr>
+        <w:ind w:left="6468" w:hanging="360"/>
+      </w:pPr>
+    </w:lvl>
+    <w:lvl w:ilvl="8" w:tplc="0419001B" w:tentative="1">
+      <w:start w:val="1"/>
+      <w:numFmt w:val="lowerRoman"/>
+      <w:lvlText w:val="%9."/>
+      <w:lvlJc w:val="right"/>
+      <w:pPr>
+        <w:ind w:left="7188" w:hanging="180"/>
+      </w:pPr>
+    </w:lvl>
+  </w:abstractNum>
   <w:num w:numId="1" w16cid:durableId="2140100388">
     <w:abstractNumId w:val="1"/>
   </w:num>
   <w:num w:numId="2" w16cid:durableId="1749960015">
     <w:abstractNumId w:val="0"/>
+  </w:num>
+  <w:num w:numId="3" w16cid:durableId="1287850813">
+    <w:abstractNumId w:val="2"/>
   </w:num>
 </w:numbering>
 </file>
@@ -6440,7 +15808,7 @@
   <w:style w:type="paragraph" w:default="1" w:styleId="a">
     <w:name w:val="Normal"/>
     <w:qFormat/>
-    <w:rsid w:val="00F62FA0"/>
+    <w:rsid w:val="004A710A"/>
     <w:pPr>
       <w:spacing w:line="360" w:lineRule="auto"/>
       <w:ind w:firstLine="720"/>
